--- a/rapport/Alvar de Paulis GYA första utkast.docx
+++ b/rapport/Alvar de Paulis GYA första utkast.docx
@@ -4,66 +4,283 @@
   <w:body>
     <w:p>
       <w:pPr>
+        <w:spacing w:before="240" w:line="360" w:lineRule="auto"/>
+        <w:rPr>
+          <w:rFonts w:eastAsia="Arial" w:cs="Times New Roman"/>
+          <w:noProof w:val="0"/>
+          <w:kern w:val="2"/>
+          <w:lang w:eastAsia="en-US"/>
+          <w14:ligatures w14:val="all"/>
+        </w:rPr>
+      </w:pPr>
+    </w:p>
+    <w:p>
+      <w:pPr>
+        <w:spacing w:before="240" w:after="0" w:line="360" w:lineRule="auto"/>
+        <w:jc w:val="center"/>
+        <w:rPr>
+          <w:rFonts w:eastAsia="Arial" w:cs="Times New Roman"/>
+          <w:noProof w:val="0"/>
+          <w:kern w:val="2"/>
+          <w:lang w:eastAsia="en-US"/>
+          <w14:ligatures w14:val="all"/>
+        </w:rPr>
+      </w:pPr>
+    </w:p>
+    <w:p>
+      <w:pPr>
+        <w:spacing w:before="240" w:after="0" w:line="360" w:lineRule="auto"/>
+        <w:jc w:val="right"/>
+        <w:rPr>
+          <w:rFonts w:eastAsia="Arial" w:cs="Times New Roman"/>
+          <w:noProof w:val="0"/>
+          <w:kern w:val="2"/>
+          <w:lang w:eastAsia="en-US"/>
+          <w14:ligatures w14:val="all"/>
+        </w:rPr>
+      </w:pPr>
+    </w:p>
+    <w:p>
+      <w:pPr>
+        <w:spacing w:before="240" w:after="0" w:line="360" w:lineRule="auto"/>
+        <w:jc w:val="center"/>
+        <w:rPr>
+          <w:rFonts w:eastAsia="Arial" w:cs="Times New Roman"/>
+          <w:noProof w:val="0"/>
+          <w:kern w:val="2"/>
+          <w:lang w:eastAsia="en-US"/>
+          <w14:ligatures w14:val="all"/>
+        </w:rPr>
+      </w:pPr>
+    </w:p>
+    <w:p>
+      <w:pPr>
+        <w:spacing w:before="240" w:after="0" w:line="360" w:lineRule="auto"/>
+        <w:jc w:val="center"/>
+        <w:rPr>
+          <w:rFonts w:eastAsia="Arial" w:cs="Times New Roman"/>
+          <w:noProof w:val="0"/>
+          <w:kern w:val="2"/>
+          <w:lang w:eastAsia="en-US"/>
+          <w14:ligatures w14:val="all"/>
+        </w:rPr>
+      </w:pPr>
+    </w:p>
+    <w:p>
+      <w:pPr>
+        <w:spacing w:before="240" w:after="0" w:line="360" w:lineRule="auto"/>
+        <w:jc w:val="center"/>
+        <w:rPr>
+          <w:rFonts w:eastAsia="Arial" w:cs="Times New Roman"/>
+          <w:noProof w:val="0"/>
+          <w:kern w:val="2"/>
+          <w:lang w:eastAsia="en-US"/>
+          <w14:ligatures w14:val="all"/>
+        </w:rPr>
+      </w:pPr>
+    </w:p>
+    <w:p>
+      <w:pPr>
+        <w:spacing w:before="240" w:after="0" w:line="360" w:lineRule="auto"/>
+        <w:jc w:val="center"/>
+        <w:rPr>
+          <w:rFonts w:eastAsia="Arial" w:cs="Times New Roman"/>
+          <w:noProof w:val="0"/>
+          <w:kern w:val="2"/>
+          <w:lang w:eastAsia="en-US"/>
+          <w14:ligatures w14:val="all"/>
+        </w:rPr>
+      </w:pPr>
+    </w:p>
+    <w:p>
+      <w:pPr>
+        <w:spacing w:before="240" w:after="0" w:line="360" w:lineRule="auto"/>
+        <w:jc w:val="center"/>
+        <w:rPr>
+          <w:rFonts w:eastAsia="Arial" w:cs="Times New Roman"/>
+          <w:noProof w:val="0"/>
+          <w:kern w:val="2"/>
+          <w:sz w:val="28"/>
+          <w:szCs w:val="28"/>
+          <w:lang w:eastAsia="en-US"/>
+          <w14:ligatures w14:val="all"/>
+        </w:rPr>
+      </w:pPr>
+      <w:r>
+        <w:rPr>
+          <w:rFonts w:eastAsia="Arial" w:cs="Times New Roman"/>
+          <w:noProof w:val="0"/>
+          <w:kern w:val="2"/>
+          <w:sz w:val="28"/>
+          <w:szCs w:val="28"/>
+          <w:lang w:eastAsia="en-US"/>
+          <w14:ligatures w14:val="all"/>
+        </w:rPr>
+        <w:t>Pedagogiskt spel som lär ut textbaserad programmering till mellanstadieelever</w:t>
+      </w:r>
+    </w:p>
+    <w:p>
+      <w:pPr>
+        <w:spacing w:before="240" w:after="0" w:line="360" w:lineRule="auto"/>
+        <w:jc w:val="center"/>
+        <w:rPr>
+          <w:rFonts w:eastAsia="Arial" w:cs="Times New Roman"/>
+          <w:noProof w:val="0"/>
+          <w:kern w:val="2"/>
+          <w:lang w:eastAsia="en-US"/>
+          <w14:ligatures w14:val="all"/>
+        </w:rPr>
+      </w:pPr>
+      <w:r>
+        <w:rPr>
+          <w:rFonts w:eastAsia="Arial" w:cs="Times New Roman"/>
+          <w:noProof w:val="0"/>
+          <w:kern w:val="2"/>
+          <w:lang w:eastAsia="en-US"/>
+          <w14:ligatures w14:val="all"/>
+        </w:rPr>
+        <w:t>Namn: Alvar de Paulis</w:t>
+      </w:r>
+      <w:r>
+        <w:rPr>
+          <w:rFonts w:eastAsia="Arial" w:cs="Times New Roman"/>
+          <w:noProof w:val="0"/>
+          <w:kern w:val="2"/>
+          <w:lang w:eastAsia="en-US"/>
+          <w14:ligatures w14:val="all"/>
+        </w:rPr>
+        <w:br/>
+        <w:t>Klass: TE23B</w:t>
+      </w:r>
+    </w:p>
+    <w:p>
+      <w:pPr>
+        <w:rPr>
+          <w:rFonts w:eastAsia="Arial" w:cs="Times New Roman"/>
+          <w:noProof w:val="0"/>
+          <w:kern w:val="2"/>
+          <w:lang w:eastAsia="en-US"/>
+          <w14:ligatures w14:val="all"/>
+        </w:rPr>
+      </w:pPr>
+      <w:r>
+        <w:rPr>
+          <w:rFonts w:eastAsia="Arial" w:cs="Times New Roman"/>
+          <w:noProof w:val="0"/>
+          <w:kern w:val="2"/>
+          <w:lang w:eastAsia="en-US"/>
+          <w14:ligatures w14:val="all"/>
+        </w:rPr>
+        <w:br w:type="page"/>
+      </w:r>
+    </w:p>
+    <w:p>
+      <w:pPr>
         <w:pStyle w:val="Heading1"/>
-        <w:rPr>
-          <w:rFonts w:asciiTheme="minorHAnsi" w:eastAsiaTheme="minorEastAsia" w:hAnsiTheme="minorHAnsi" w:cstheme="minorBidi"/>
+        <w:jc w:val="center"/>
+        <w:rPr>
+          <w:rFonts w:asciiTheme="minorHAnsi" w:eastAsiaTheme="minorEastAsia" w:hAnsiTheme="minorHAnsi" w:cs="Times New Roman"/>
           <w:b/>
           <w:bCs/>
         </w:rPr>
       </w:pPr>
       <w:r>
+        <w:rPr>
+          <w:rFonts w:asciiTheme="minorHAnsi" w:hAnsiTheme="minorHAnsi" w:cs="Times New Roman"/>
+        </w:rPr>
+        <w:lastRenderedPageBreak/>
         <w:t>Abstract</w:t>
       </w:r>
     </w:p>
     <w:p>
-      <w:r>
-        <w:rPr>
-          <w:highlight w:val="yellow"/>
-        </w:rPr>
-        <w:t>När jag går igenom texten för att hitta källor kommer jag också ändra vad jag skrivit baserat på vad källorna säger!! Det som är skrivet nu är grundat i grundläggande research; stycken som kräver en källa är be</w:t>
-      </w:r>
-      <w:r>
-        <w:rPr>
-          <w:highlight w:val="yellow"/>
-        </w:rPr>
-        <w:t>nägna att redigeras!!</w:t>
+      <w:pPr>
+        <w:rPr>
+          <w:rFonts w:eastAsiaTheme="majorEastAsia" w:cs="Times New Roman"/>
+          <w:color w:val="0F4761" w:themeColor="accent1" w:themeShade="BF"/>
+          <w:sz w:val="40"/>
+          <w:szCs w:val="40"/>
+        </w:rPr>
+      </w:pPr>
+      <w:r>
+        <w:rPr>
+          <w:rFonts w:cs="Times New Roman"/>
+        </w:rPr>
+        <w:br w:type="page"/>
       </w:r>
     </w:p>
     <w:p>
       <w:pPr>
         <w:pStyle w:val="Heading1"/>
-      </w:pPr>
-      <w:r>
+        <w:jc w:val="center"/>
+        <w:rPr>
+          <w:rFonts w:asciiTheme="minorHAnsi" w:hAnsiTheme="minorHAnsi" w:cs="Times New Roman"/>
+        </w:rPr>
+      </w:pPr>
+      <w:r>
+        <w:rPr>
+          <w:rFonts w:asciiTheme="minorHAnsi" w:hAnsiTheme="minorHAnsi" w:cs="Times New Roman"/>
+        </w:rPr>
+        <w:lastRenderedPageBreak/>
         <w:t>1</w:t>
       </w:r>
       <w:r>
+        <w:rPr>
+          <w:rFonts w:asciiTheme="minorHAnsi" w:hAnsiTheme="minorHAnsi" w:cs="Times New Roman"/>
+        </w:rPr>
         <w:t>.</w:t>
       </w:r>
       <w:r>
+        <w:rPr>
+          <w:rFonts w:asciiTheme="minorHAnsi" w:hAnsiTheme="minorHAnsi" w:cs="Times New Roman"/>
+        </w:rPr>
         <w:t xml:space="preserve"> </w:t>
       </w:r>
       <w:r>
+        <w:rPr>
+          <w:rFonts w:asciiTheme="minorHAnsi" w:hAnsiTheme="minorHAnsi" w:cs="Times New Roman"/>
+        </w:rPr>
         <w:t>Inledning</w:t>
       </w:r>
     </w:p>
     <w:p>
-      <w:r>
+      <w:pPr>
+        <w:rPr>
+          <w:rFonts w:cs="Times New Roman"/>
+        </w:rPr>
+      </w:pPr>
+      <w:r>
+        <w:rPr>
+          <w:rFonts w:cs="Times New Roman"/>
+        </w:rPr>
         <w:t xml:space="preserve">Det finns många </w:t>
       </w:r>
       <w:r>
+        <w:rPr>
+          <w:rFonts w:cs="Times New Roman"/>
+        </w:rPr>
         <w:t xml:space="preserve">pedagogiska verktyg </w:t>
       </w:r>
       <w:r>
+        <w:rPr>
+          <w:rFonts w:cs="Times New Roman"/>
+        </w:rPr>
         <w:t xml:space="preserve">som är skapade för att lära ut programmering till barn. Jag introducerades personligen till programmering </w:t>
       </w:r>
       <w:r>
+        <w:rPr>
+          <w:rFonts w:cs="Times New Roman"/>
+        </w:rPr>
         <w:t>i ung ålder via Scratch, som är en hemsida och ett blockbaserat programmeringsspråk</w:t>
       </w:r>
       <w:r>
+        <w:rPr>
+          <w:rFonts w:cs="Times New Roman"/>
+        </w:rPr>
         <w:t>. Det använder alltså "block" med kommandon som kan sättas efter varandra, istället för att kommandon skrivs med text, som i typiska programmeringsspråk</w:t>
       </w:r>
       <w:r>
         <w:rPr>
+          <w:rFonts w:cs="Times New Roman"/>
           <w:b/>
           <w:bCs/>
         </w:rPr>
@@ -71,76 +288,149 @@
       </w:r>
       <w:r>
         <w:rPr>
-          <w:rFonts w:ascii="Aptos" w:eastAsia="Aptos" w:hAnsi="Aptos" w:cs="Aptos"/>
+          <w:rFonts w:eastAsia="Aptos" w:cs="Times New Roman"/>
         </w:rPr>
         <w:t>[källa]</w:t>
       </w:r>
       <w:r>
+        <w:rPr>
+          <w:rFonts w:cs="Times New Roman"/>
+        </w:rPr>
         <w:t>.</w:t>
       </w:r>
       <w:r>
+        <w:rPr>
+          <w:rFonts w:cs="Times New Roman"/>
+        </w:rPr>
         <w:t xml:space="preserve"> Genom Scratch lärde jag mig grunderna i programmering</w:t>
       </w:r>
       <w:r>
+        <w:rPr>
+          <w:rFonts w:cs="Times New Roman"/>
+        </w:rPr>
         <w:t xml:space="preserve">, men </w:t>
       </w:r>
       <w:r>
+        <w:rPr>
+          <w:rFonts w:cs="Times New Roman"/>
+        </w:rPr>
         <w:t xml:space="preserve">då det fortfarande är skilt från </w:t>
       </w:r>
       <w:r>
+        <w:rPr>
+          <w:rFonts w:cs="Times New Roman"/>
+        </w:rPr>
         <w:t>textprogrammering</w:t>
       </w:r>
       <w:r>
+        <w:rPr>
+          <w:rFonts w:cs="Times New Roman"/>
+        </w:rPr>
         <w:t xml:space="preserve"> hindrades jag först från att programmera i moderna programmeringsspråk</w:t>
       </w:r>
       <w:r>
+        <w:rPr>
+          <w:rFonts w:cs="Times New Roman"/>
+        </w:rPr>
         <w:t>. Jag anser att det är e</w:t>
       </w:r>
       <w:r>
+        <w:rPr>
+          <w:rFonts w:cs="Times New Roman"/>
+        </w:rPr>
         <w:t>tt</w:t>
       </w:r>
       <w:r>
+        <w:rPr>
+          <w:rFonts w:cs="Times New Roman"/>
+        </w:rPr>
         <w:t xml:space="preserve"> onödig hinder, och vi</w:t>
       </w:r>
       <w:r>
+        <w:rPr>
+          <w:rFonts w:cs="Times New Roman"/>
+        </w:rPr>
         <w:t xml:space="preserve">ll därför skapa ett spel som ska lära ut programmering, men som använder </w:t>
       </w:r>
       <w:r>
+        <w:rPr>
+          <w:rFonts w:cs="Times New Roman"/>
+        </w:rPr>
         <w:t>text</w:t>
       </w:r>
       <w:r>
+        <w:rPr>
+          <w:rFonts w:cs="Times New Roman"/>
+        </w:rPr>
         <w:t>baserad</w:t>
       </w:r>
       <w:r>
+        <w:rPr>
+          <w:rFonts w:cs="Times New Roman"/>
+        </w:rPr>
         <w:t xml:space="preserve"> </w:t>
       </w:r>
       <w:r>
+        <w:rPr>
+          <w:rFonts w:cs="Times New Roman"/>
+        </w:rPr>
         <w:t>istället</w:t>
       </w:r>
       <w:r>
+        <w:rPr>
+          <w:rFonts w:cs="Times New Roman"/>
+        </w:rPr>
         <w:t xml:space="preserve"> för</w:t>
       </w:r>
       <w:r>
+        <w:rPr>
+          <w:rFonts w:cs="Times New Roman"/>
+        </w:rPr>
         <w:t xml:space="preserve"> </w:t>
       </w:r>
       <w:r>
+        <w:rPr>
+          <w:rFonts w:cs="Times New Roman"/>
+        </w:rPr>
         <w:t>block</w:t>
       </w:r>
       <w:r>
+        <w:rPr>
+          <w:rFonts w:cs="Times New Roman"/>
+        </w:rPr>
         <w:t>baserad kodning.</w:t>
       </w:r>
     </w:p>
     <w:p>
-      <w:r>
+      <w:pPr>
+        <w:rPr>
+          <w:rFonts w:cs="Times New Roman"/>
+        </w:rPr>
+      </w:pPr>
+      <w:r>
+        <w:rPr>
+          <w:rFonts w:cs="Times New Roman"/>
+          <w:highlight w:val="magenta"/>
+        </w:rPr>
         <w:t>Programmering har, sen det uppfanns, primärt skivits som text</w:t>
       </w:r>
       <w:r>
+        <w:rPr>
+          <w:rFonts w:cs="Times New Roman"/>
+          <w:highlight w:val="magenta"/>
+        </w:rPr>
         <w:t xml:space="preserve"> [källa]</w:t>
       </w:r>
       <w:r>
+        <w:rPr>
+          <w:rFonts w:cs="Times New Roman"/>
+        </w:rPr>
         <w:t>. För att en dator ska utföra olika kommandon skriver programmeraren de specifika ord och de specifika tecken som gäller i det använda programmeringsspråket. Det är effektivt och flexibelt</w:t>
       </w:r>
       <w:r>
+        <w:rPr>
+          <w:rFonts w:cs="Times New Roman"/>
+        </w:rPr>
         <w:t xml:space="preserve"> av flera anledningar:</w:t>
       </w:r>
     </w:p>
@@ -151,26 +441,62 @@
           <w:ilvl w:val="0"/>
           <w:numId w:val="3"/>
         </w:numPr>
-      </w:pPr>
-      <w:r>
+        <w:rPr>
+          <w:rFonts w:cs="Times New Roman"/>
+        </w:rPr>
+      </w:pPr>
+      <w:r>
+        <w:rPr>
+          <w:rFonts w:cs="Times New Roman"/>
+        </w:rPr>
         <w:t>D</w:t>
       </w:r>
       <w:r>
+        <w:rPr>
+          <w:rFonts w:cs="Times New Roman"/>
+        </w:rPr>
         <w:t>et låter programm</w:t>
       </w:r>
       <w:r>
+        <w:rPr>
+          <w:rFonts w:cs="Times New Roman"/>
+        </w:rPr>
         <w:t xml:space="preserve">eraren välja </w:t>
       </w:r>
       <w:r>
-        <w:t>programmeringsmiljö själv, eftersom det finns många program för att skriva och manipulera text, som har o</w:t>
-      </w:r>
-      <w:r>
+        <w:rPr>
+          <w:rFonts w:cs="Times New Roman"/>
+        </w:rPr>
+        <w:t xml:space="preserve">programmeringsmiljö själv, eftersom det finns många program för att skriva och </w:t>
+      </w:r>
+      <w:r>
+        <w:rPr>
+          <w:rFonts w:cs="Times New Roman"/>
+        </w:rPr>
+        <w:t>redigera</w:t>
+      </w:r>
+      <w:r>
+        <w:rPr>
+          <w:rFonts w:cs="Times New Roman"/>
+        </w:rPr>
+        <w:t xml:space="preserve"> text, som har o</w:t>
+      </w:r>
+      <w:r>
+        <w:rPr>
+          <w:rFonts w:cs="Times New Roman"/>
+        </w:rPr>
         <w:t>lika funktioner och gränssnitt</w:t>
       </w:r>
       <w:r>
+        <w:rPr>
+          <w:rFonts w:cs="Times New Roman"/>
+        </w:rPr>
         <w:t xml:space="preserve"> [källa]</w:t>
       </w:r>
       <w:r>
+        <w:rPr>
+          <w:rFonts w:cs="Times New Roman"/>
+        </w:rPr>
         <w:t>.</w:t>
       </w:r>
     </w:p>
@@ -181,14 +507,26 @@
           <w:ilvl w:val="0"/>
           <w:numId w:val="3"/>
         </w:numPr>
-      </w:pPr>
-      <w:r>
+        <w:rPr>
+          <w:rFonts w:cs="Times New Roman"/>
+        </w:rPr>
+      </w:pPr>
+      <w:r>
+        <w:rPr>
+          <w:rFonts w:cs="Times New Roman"/>
+        </w:rPr>
         <w:t>För en erfaren programmerare går det snabbare att skriva och ändra i koden, eftersom användaren inte behöver använda musen, till skillnad från blockbaserad programmering</w:t>
       </w:r>
       <w:r>
+        <w:rPr>
+          <w:rFonts w:cs="Times New Roman"/>
+        </w:rPr>
         <w:t xml:space="preserve"> [källa]</w:t>
       </w:r>
       <w:r>
+        <w:rPr>
+          <w:rFonts w:cs="Times New Roman"/>
+        </w:rPr>
         <w:t>.</w:t>
       </w:r>
     </w:p>
@@ -199,72 +537,153 @@
           <w:ilvl w:val="0"/>
           <w:numId w:val="3"/>
         </w:numPr>
-      </w:pPr>
-      <w:r>
+        <w:rPr>
+          <w:rFonts w:cs="Times New Roman"/>
+        </w:rPr>
+      </w:pPr>
+      <w:r>
+        <w:rPr>
+          <w:rFonts w:cs="Times New Roman"/>
+        </w:rPr>
         <w:t>Kod kan enkelt delas och visas på olika datorer och med olika program, eftersom i princip alla digitala enheter har möjlighet att lagra och visa text</w:t>
       </w:r>
       <w:r>
+        <w:rPr>
+          <w:rFonts w:cs="Times New Roman"/>
+        </w:rPr>
         <w:t xml:space="preserve"> [källa]</w:t>
       </w:r>
       <w:r>
+        <w:rPr>
+          <w:rFonts w:cs="Times New Roman"/>
+        </w:rPr>
         <w:t>.</w:t>
       </w:r>
     </w:p>
     <w:p>
+      <w:pPr>
+        <w:rPr>
+          <w:rFonts w:cs="Times New Roman"/>
+        </w:rPr>
+      </w:pPr>
       <w:hyperlink r:id="rId8">
         <w:r>
           <w:rPr>
             <w:rStyle w:val="Hyperlink"/>
+            <w:rFonts w:cs="Times New Roman"/>
+            <w:highlight w:val="yellow"/>
           </w:rPr>
           <w:t>https://cybersquare.medium.com/how-block-coding-revolutionized-coding-for-kids-f65713ea557a</w:t>
         </w:r>
       </w:hyperlink>
     </w:p>
     <w:p>
-      <w:r>
+      <w:pPr>
+        <w:rPr>
+          <w:rFonts w:cs="Times New Roman"/>
+        </w:rPr>
+      </w:pPr>
+      <w:r>
+        <w:rPr>
+          <w:rFonts w:cs="Times New Roman"/>
+        </w:rPr>
         <w:t>År 2003 släpptes första versionen av Scratch, skapat av MIT</w:t>
       </w:r>
       <w:r>
+        <w:rPr>
+          <w:rFonts w:cs="Times New Roman"/>
+        </w:rPr>
         <w:t xml:space="preserve"> [källa]</w:t>
       </w:r>
       <w:r>
+        <w:rPr>
+          <w:rFonts w:cs="Times New Roman"/>
+        </w:rPr>
         <w:t>. Det möjliggjorde programmering utan textkommandon, eftersom det istället bestod av block som användaren kunde dra med musen och sätta ihop som pussel</w:t>
       </w:r>
       <w:r>
+        <w:rPr>
+          <w:rFonts w:cs="Times New Roman"/>
+        </w:rPr>
         <w:t xml:space="preserve">bitar. Idén var att blocken skulle ta bort flera problem </w:t>
       </w:r>
       <w:r>
-        <w:t xml:space="preserve">som annars är vanliga för nybörjare inom programmering. </w:t>
-      </w:r>
-      <w:r>
+        <w:rPr>
+          <w:rFonts w:cs="Times New Roman"/>
+        </w:rPr>
+        <w:t xml:space="preserve">som annars är vanliga för nybörjare inom programmering. Bland annat är inte felstavningar ett problem, eftersom blocket inte går att bryta ner i mindre beståndsdelar. Det ska också vara lättare att </w:t>
+      </w:r>
+      <w:r>
+        <w:rPr>
+          <w:rFonts w:cs="Times New Roman"/>
+        </w:rPr>
+        <w:t>redigera</w:t>
+      </w:r>
+      <w:r>
+        <w:rPr>
+          <w:rFonts w:cs="Times New Roman"/>
+        </w:rPr>
+        <w:t xml:space="preserve"> koden i efterha</w:t>
+      </w:r>
+      <w:r>
+        <w:rPr>
+          <w:rFonts w:cs="Times New Roman"/>
+        </w:rPr>
+        <w:t>nd, eftersom block kan anses vara mer intuitiva att flytta på och sätta ihop än text är</w:t>
+      </w:r>
+      <w:r>
+        <w:rPr>
+          <w:rFonts w:cs="Times New Roman"/>
+        </w:rPr>
+        <w:t xml:space="preserve"> [källa]</w:t>
+      </w:r>
+      <w:r>
+        <w:rPr>
+          <w:rFonts w:cs="Times New Roman"/>
+        </w:rPr>
+        <w:t>.</w:t>
+      </w:r>
+    </w:p>
+    <w:p>
+      <w:pPr>
+        <w:rPr>
+          <w:rFonts w:cs="Times New Roman"/>
+        </w:rPr>
+      </w:pPr>
+      <w:r>
+        <w:rPr>
+          <w:rFonts w:cs="Times New Roman"/>
+        </w:rPr>
+        <w:t xml:space="preserve">I min upplevelse av att lära mig kodning har jag dock saknat ett mellansteg mellan blockprogrammering och textprogrammering. </w:t>
+      </w:r>
+      <w:r>
+        <w:rPr>
+          <w:rFonts w:cs="Times New Roman"/>
+        </w:rPr>
+        <w:t>Sätt för barn att lära sig programmering använder ofta block</w:t>
+      </w:r>
+      <w:r>
+        <w:rPr>
+          <w:rFonts w:cs="Times New Roman"/>
+        </w:rPr>
+        <w:t xml:space="preserve"> i kombination med element från </w:t>
+      </w:r>
+      <w:r>
+        <w:rPr>
+          <w:rFonts w:cs="Times New Roman"/>
+        </w:rPr>
+        <w:t xml:space="preserve">spel för att göra inlärningen mer </w:t>
+      </w:r>
+      <w:r>
+        <w:rPr>
+          <w:rFonts w:cs="Times New Roman"/>
+        </w:rPr>
         <w:lastRenderedPageBreak/>
-        <w:t>Bland annat är inte felstavningar ett problem, eftersom blocket inte går att bryta ner i mindre beståndsdelar. Det ska också vara lättare att manipulera koden i efterha</w:t>
-      </w:r>
-      <w:r>
-        <w:t>nd, eftersom block kan anses vara mer intuitiva att flytta på och sätta ihop än text är</w:t>
-      </w:r>
-      <w:r>
-        <w:t xml:space="preserve"> [källa]</w:t>
-      </w:r>
-      <w:r>
-        <w:t>.</w:t>
-      </w:r>
-    </w:p>
-    <w:p>
-      <w:r>
-        <w:t xml:space="preserve">I min upplevelse av att lära mig kodning har jag dock saknat ett mellansteg mellan blockprogrammering och textprogrammering. </w:t>
-      </w:r>
-      <w:r>
-        <w:t>Sätt för barn att lära sig programmering använder ofta block</w:t>
-      </w:r>
-      <w:r>
-        <w:t xml:space="preserve"> i kombination med element från </w:t>
-      </w:r>
-      <w:r>
-        <w:t xml:space="preserve">spel för att göra inlärningen mer engagerande, så kallad </w:t>
-      </w:r>
-      <w:r>
-        <w:rPr>
+        <w:t xml:space="preserve">engagerande, så kallad </w:t>
+      </w:r>
+      <w:r>
+        <w:rPr>
+          <w:rFonts w:cs="Times New Roman"/>
           <w:i/>
           <w:iCs/>
         </w:rPr>
@@ -272,63 +691,123 @@
       </w:r>
       <w:r>
         <w:rPr>
+          <w:rFonts w:cs="Times New Roman"/>
           <w:i/>
           <w:iCs/>
         </w:rPr>
         <w:t xml:space="preserve"> </w:t>
       </w:r>
       <w:r>
+        <w:rPr>
+          <w:rFonts w:cs="Times New Roman"/>
+        </w:rPr>
         <w:t>[källa]</w:t>
       </w:r>
       <w:r>
+        <w:rPr>
+          <w:rFonts w:cs="Times New Roman"/>
+        </w:rPr>
         <w:t xml:space="preserve">. </w:t>
       </w:r>
       <w:r>
+        <w:rPr>
+          <w:rFonts w:cs="Times New Roman"/>
+        </w:rPr>
         <w:t>Jag tror att ett mellanting, som använder enkla kommandon i ett specialdesignat programmeringsspråk, men som fortfarande utnyttjar gamification, skulle vara fördelaktigt för inlärning</w:t>
       </w:r>
       <w:r>
+        <w:rPr>
+          <w:rFonts w:cs="Times New Roman"/>
+        </w:rPr>
         <w:t>. Det skulle också lösa ett befintligt problem, nämligen att det är svårt efter att ha lärt sig blockprogrammering, gå direkt till ett "riktigt" programmeringsspråk.</w:t>
       </w:r>
     </w:p>
     <w:p>
-      <w:r>
+      <w:pPr>
+        <w:rPr>
+          <w:rFonts w:cs="Times New Roman"/>
+        </w:rPr>
+      </w:pPr>
+      <w:r>
+        <w:rPr>
+          <w:rFonts w:cs="Times New Roman"/>
+        </w:rPr>
         <w:t>Idén för projektet kommer från hypotesen att programmeringsgränssnitt som presenteras med block istället för textbaserade kommandon hindrar inlärningen mer än det gynnar den. Det ska undersökas genom att utveckla ett spel där programmeringen sker med text istället för block, för att lösa enkla pussel och avklara utmaningar. En figur ska styras i en bana för att nå ett mål, genom att användaren skriver kommandon i en textruta som sedan kontrollerar hur figuren rör på sig. Ett enkelt programmeringsspråk ska tas fram, och programmet ska kunna tolka kommandon som användaren skriver för att kunna utföra rätt handlingar, en så kallad interpreterare.</w:t>
       </w:r>
     </w:p>
     <w:p>
-      <w:r>
+      <w:pPr>
+        <w:rPr>
+          <w:rFonts w:cs="Times New Roman"/>
+        </w:rPr>
+      </w:pPr>
+      <w:r>
+        <w:rPr>
+          <w:rFonts w:cs="Times New Roman"/>
+        </w:rPr>
         <w:t>De</w:t>
       </w:r>
       <w:r>
+        <w:rPr>
+          <w:rFonts w:cs="Times New Roman"/>
+        </w:rPr>
         <w:t>n här rapporten</w:t>
       </w:r>
       <w:r>
+        <w:rPr>
+          <w:rFonts w:cs="Times New Roman"/>
+        </w:rPr>
         <w:t xml:space="preserve"> innefattar planeringen, designen och programmeringen av ett pedagogiskt spel som har högstadieelever som målgrupp, och som utvecklas i syfte att lära ut gru</w:t>
       </w:r>
       <w:r>
+        <w:rPr>
+          <w:rFonts w:cs="Times New Roman"/>
+        </w:rPr>
         <w:t xml:space="preserve">ndläggande principer inom programmering, samt att undersöka hur programmering kan introduceras på ett pedagogiskt sätt. </w:t>
       </w:r>
       <w:r>
+        <w:rPr>
+          <w:rFonts w:cs="Times New Roman"/>
+        </w:rPr>
         <w:t xml:space="preserve">I den här rapporten kommer processen för både utvecklingen och </w:t>
       </w:r>
       <w:r>
+        <w:rPr>
+          <w:rFonts w:cs="Times New Roman"/>
+        </w:rPr>
         <w:t>den experimentella användningen av det skapade programmet beskrivas.</w:t>
       </w:r>
       <w:r>
+        <w:rPr>
+          <w:rFonts w:cs="Times New Roman"/>
+        </w:rPr>
         <w:t xml:space="preserve"> Programmet ska också testas på en anonym klass i årskurs 7, för att undersöka hur pedagogiken fungerar i praktiken, och för att få värdefull information om elevernas upplevelse med gräns</w:t>
       </w:r>
       <w:r>
+        <w:rPr>
+          <w:rFonts w:cs="Times New Roman"/>
+        </w:rPr>
         <w:t>snittet. Utvecklingsprocessen och den experimentella användningen av projektet kommer utvärderas utifrån tekniska samt pedagogiska principer.</w:t>
       </w:r>
     </w:p>
     <w:p>
       <w:pPr>
         <w:pStyle w:val="Heading1"/>
-      </w:pPr>
-      <w:r>
+        <w:jc w:val="center"/>
+        <w:rPr>
+          <w:rFonts w:asciiTheme="minorHAnsi" w:hAnsiTheme="minorHAnsi" w:cs="Times New Roman"/>
+        </w:rPr>
+      </w:pPr>
+      <w:r>
+        <w:rPr>
+          <w:rFonts w:asciiTheme="minorHAnsi" w:hAnsiTheme="minorHAnsi" w:cs="Times New Roman"/>
+        </w:rPr>
         <w:t xml:space="preserve">1.1. </w:t>
       </w:r>
       <w:r>
+        <w:rPr>
+          <w:rFonts w:asciiTheme="minorHAnsi" w:hAnsiTheme="minorHAnsi" w:cs="Times New Roman"/>
+        </w:rPr>
         <w:t>Frågeställning</w:t>
       </w:r>
     </w:p>
@@ -339,8 +818,14 @@
           <w:ilvl w:val="0"/>
           <w:numId w:val="2"/>
         </w:numPr>
-      </w:pPr>
-      <w:r>
+        <w:rPr>
+          <w:rFonts w:cs="Times New Roman"/>
+        </w:rPr>
+      </w:pPr>
+      <w:r>
+        <w:rPr>
+          <w:rFonts w:cs="Times New Roman"/>
+        </w:rPr>
         <w:t>Hur måste ett spel som använder textprogrammering utformas för att nå samma pedagogiska värde som ett blockbaserat programmeringsspel?</w:t>
       </w:r>
     </w:p>
@@ -351,50 +836,47 @@
           <w:ilvl w:val="0"/>
           <w:numId w:val="2"/>
         </w:numPr>
-      </w:pPr>
-      <w:r>
+        <w:rPr>
+          <w:rFonts w:cs="Times New Roman"/>
+        </w:rPr>
+      </w:pPr>
+      <w:r>
+        <w:rPr>
+          <w:rFonts w:cs="Times New Roman"/>
+        </w:rPr>
         <w:t>På vilka sätt skiljer sig kunskaperna om programmering som textbaserad respektive blockbaserad kodning kan ge i ett spelsammanhang?</w:t>
       </w:r>
     </w:p>
     <w:p>
       <w:pPr>
         <w:pStyle w:val="Heading1"/>
-      </w:pPr>
-      <w:r>
-        <w:lastRenderedPageBreak/>
+        <w:rPr>
+          <w:rFonts w:asciiTheme="minorHAnsi" w:hAnsiTheme="minorHAnsi" w:cs="Times New Roman"/>
+        </w:rPr>
+      </w:pPr>
+      <w:r>
+        <w:rPr>
+          <w:rFonts w:asciiTheme="minorHAnsi" w:hAnsiTheme="minorHAnsi" w:cs="Times New Roman"/>
+        </w:rPr>
         <w:t xml:space="preserve">1.2. </w:t>
       </w:r>
       <w:r>
+        <w:rPr>
+          <w:rFonts w:asciiTheme="minorHAnsi" w:hAnsiTheme="minorHAnsi" w:cs="Times New Roman"/>
+        </w:rPr>
         <w:t>Kravspecifikation</w:t>
       </w:r>
     </w:p>
     <w:p>
       <w:pPr>
         <w:rPr>
-          <w:highlight w:val="yellow"/>
-        </w:rPr>
-      </w:pPr>
-      <w:r>
-        <w:rPr>
-          <w:highlight w:val="yellow"/>
-        </w:rPr>
-        <w:t xml:space="preserve">Ska kravspecifikationen inkludera punkter som </w:t>
-      </w:r>
-      <w:r>
-        <w:rPr>
-          <w:highlight w:val="yellow"/>
-        </w:rPr>
-        <w:t xml:space="preserve">jag inte förvantade mig </w:t>
-      </w:r>
-      <w:r>
-        <w:rPr>
-          <w:highlight w:val="yellow"/>
-        </w:rPr>
-        <w:t>få med i slutprodukten, eller ska de nämnas separat?</w:t>
-      </w:r>
-    </w:p>
-    <w:p>
-      <w:r>
+          <w:rFonts w:cs="Times New Roman"/>
+        </w:rPr>
+      </w:pPr>
+      <w:r>
+        <w:rPr>
+          <w:rFonts w:cs="Times New Roman"/>
+        </w:rPr>
         <w:t>En kravspecifikation tas fram innan utförandet av projektet. Kravspecifikationen definierar huruvida projektet är klart eller inte, och stipulerar vad som ska inkluderas och ej.</w:t>
       </w:r>
     </w:p>
@@ -405,8 +887,14 @@
           <w:ilvl w:val="0"/>
           <w:numId w:val="1"/>
         </w:numPr>
-      </w:pPr>
-      <w:r>
+        <w:rPr>
+          <w:rFonts w:cs="Times New Roman"/>
+        </w:rPr>
+      </w:pPr>
+      <w:r>
+        <w:rPr>
+          <w:rFonts w:cs="Times New Roman"/>
+        </w:rPr>
         <w:t>En textbaserad kodredigerare</w:t>
       </w:r>
     </w:p>
@@ -417,8 +905,15 @@
           <w:ilvl w:val="1"/>
           <w:numId w:val="1"/>
         </w:numPr>
-      </w:pPr>
-      <w:r>
+        <w:rPr>
+          <w:rFonts w:cs="Times New Roman"/>
+        </w:rPr>
+      </w:pPr>
+      <w:r>
+        <w:rPr>
+          <w:rFonts w:cs="Times New Roman"/>
+        </w:rPr>
+        <w:lastRenderedPageBreak/>
         <w:t>Kodredigeraren ska synas på skärmen och texten inom den ska kunna redigeras som text utan hinder.</w:t>
       </w:r>
     </w:p>
@@ -430,15 +925,20 @@
           <w:numId w:val="1"/>
         </w:numPr>
         <w:rPr>
+          <w:rFonts w:cs="Times New Roman"/>
           <w:i/>
           <w:iCs/>
         </w:rPr>
       </w:pPr>
       <w:r>
+        <w:rPr>
+          <w:rFonts w:cs="Times New Roman"/>
+        </w:rPr>
         <w:t xml:space="preserve">Ord i koden ska byta färg baserat på sammanhanget, så kallad </w:t>
       </w:r>
       <w:r>
         <w:rPr>
+          <w:rFonts w:cs="Times New Roman"/>
           <w:i/>
           <w:iCs/>
         </w:rPr>
@@ -452,11 +952,20 @@
           <w:ilvl w:val="0"/>
           <w:numId w:val="1"/>
         </w:numPr>
-      </w:pPr>
-      <w:r>
+        <w:rPr>
+          <w:rFonts w:cs="Times New Roman"/>
+        </w:rPr>
+      </w:pPr>
+      <w:r>
+        <w:rPr>
+          <w:rFonts w:cs="Times New Roman"/>
+        </w:rPr>
         <w:t xml:space="preserve">Kod som kan styra en </w:t>
       </w:r>
       <w:r>
+        <w:rPr>
+          <w:rFonts w:cs="Times New Roman"/>
+        </w:rPr>
         <w:t>figuren</w:t>
       </w:r>
     </w:p>
@@ -467,8 +976,14 @@
           <w:ilvl w:val="1"/>
           <w:numId w:val="1"/>
         </w:numPr>
-      </w:pPr>
-      <w:r>
+        <w:rPr>
+          <w:rFonts w:cs="Times New Roman"/>
+        </w:rPr>
+      </w:pPr>
+      <w:r>
+        <w:rPr>
+          <w:rFonts w:cs="Times New Roman"/>
+        </w:rPr>
         <w:t>När användaren trycker på en kör-knapp ska figuren röra sig i enlighet med kommandon som skrivits i kodrutan</w:t>
       </w:r>
     </w:p>
@@ -479,8 +994,14 @@
           <w:ilvl w:val="0"/>
           <w:numId w:val="1"/>
         </w:numPr>
-      </w:pPr>
-      <w:r>
+        <w:rPr>
+          <w:rFonts w:cs="Times New Roman"/>
+        </w:rPr>
+      </w:pPr>
+      <w:r>
+        <w:rPr>
+          <w:rFonts w:cs="Times New Roman"/>
+        </w:rPr>
         <w:t>Minst fem banor</w:t>
       </w:r>
     </w:p>
@@ -491,11 +1012,20 @@
           <w:ilvl w:val="0"/>
           <w:numId w:val="1"/>
         </w:numPr>
-      </w:pPr>
-      <w:r>
+        <w:rPr>
+          <w:rFonts w:cs="Times New Roman"/>
+        </w:rPr>
+      </w:pPr>
+      <w:r>
+        <w:rPr>
+          <w:rFonts w:cs="Times New Roman"/>
+        </w:rPr>
         <w:t>Grafik för banorna</w:t>
       </w:r>
       <w:r>
+        <w:rPr>
+          <w:rFonts w:cs="Times New Roman"/>
+        </w:rPr>
         <w:t xml:space="preserve"> och figuren</w:t>
       </w:r>
     </w:p>
@@ -506,14 +1036,26 @@
           <w:ilvl w:val="0"/>
           <w:numId w:val="1"/>
         </w:numPr>
-      </w:pPr>
-      <w:r>
+        <w:rPr>
+          <w:rFonts w:cs="Times New Roman"/>
+        </w:rPr>
+      </w:pPr>
+      <w:r>
+        <w:rPr>
+          <w:rFonts w:cs="Times New Roman"/>
+        </w:rPr>
         <w:t xml:space="preserve">Animationer på </w:t>
       </w:r>
       <w:r>
+        <w:rPr>
+          <w:rFonts w:cs="Times New Roman"/>
+        </w:rPr>
         <w:t>figu</w:t>
       </w:r>
       <w:r>
+        <w:rPr>
+          <w:rFonts w:cs="Times New Roman"/>
+        </w:rPr>
         <w:t>ren</w:t>
       </w:r>
     </w:p>
@@ -524,8 +1066,14 @@
           <w:ilvl w:val="0"/>
           <w:numId w:val="1"/>
         </w:numPr>
-      </w:pPr>
-      <w:r>
+        <w:rPr>
+          <w:rFonts w:cs="Times New Roman"/>
+        </w:rPr>
+      </w:pPr>
+      <w:r>
+        <w:rPr>
+          <w:rFonts w:cs="Times New Roman"/>
+        </w:rPr>
         <w:t>Ett separat highscore-läge</w:t>
       </w:r>
     </w:p>
@@ -536,877 +1084,2427 @@
           <w:ilvl w:val="1"/>
           <w:numId w:val="1"/>
         </w:numPr>
-      </w:pPr>
-      <w:r>
+        <w:rPr>
+          <w:rFonts w:cs="Times New Roman"/>
+        </w:rPr>
+      </w:pPr>
+      <w:r>
+        <w:rPr>
+          <w:rFonts w:cs="Times New Roman"/>
+        </w:rPr>
         <w:t>Ett läge man kan välja i spelet som går ut på att samla poäng istället för att klara av banor.</w:t>
       </w:r>
     </w:p>
     <w:p>
       <w:pPr>
+        <w:rPr>
+          <w:rFonts w:eastAsiaTheme="majorEastAsia" w:cs="Times New Roman"/>
+          <w:color w:val="0F4761" w:themeColor="accent1" w:themeShade="BF"/>
+          <w:sz w:val="40"/>
+          <w:szCs w:val="40"/>
+        </w:rPr>
+      </w:pPr>
+      <w:r>
+        <w:rPr>
+          <w:rFonts w:cs="Times New Roman"/>
+        </w:rPr>
+        <w:br w:type="page"/>
+      </w:r>
+    </w:p>
+    <w:p>
+      <w:pPr>
         <w:pStyle w:val="Heading1"/>
-      </w:pPr>
-      <w:r>
+        <w:rPr>
+          <w:rFonts w:asciiTheme="minorHAnsi" w:hAnsiTheme="minorHAnsi" w:cs="Times New Roman"/>
+        </w:rPr>
+      </w:pPr>
+      <w:r>
+        <w:rPr>
+          <w:rFonts w:asciiTheme="minorHAnsi" w:hAnsiTheme="minorHAnsi" w:cs="Times New Roman"/>
+        </w:rPr>
+        <w:lastRenderedPageBreak/>
         <w:t>2</w:t>
       </w:r>
       <w:r>
+        <w:rPr>
+          <w:rFonts w:asciiTheme="minorHAnsi" w:hAnsiTheme="minorHAnsi" w:cs="Times New Roman"/>
+        </w:rPr>
         <w:t xml:space="preserve">. </w:t>
       </w:r>
       <w:r>
+        <w:rPr>
+          <w:rFonts w:asciiTheme="minorHAnsi" w:hAnsiTheme="minorHAnsi" w:cs="Times New Roman"/>
+        </w:rPr>
         <w:t>Metod</w:t>
       </w:r>
     </w:p>
     <w:p>
       <w:pPr>
         <w:rPr>
-          <w:highlight w:val="yellow"/>
-        </w:rPr>
-      </w:pPr>
-      <w:r>
-        <w:rPr>
-          <w:highlight w:val="yellow"/>
-        </w:rPr>
-        <w:t>Den här delen ska anpassas från metod-delen av min projektplan.</w:t>
-      </w:r>
-    </w:p>
-    <w:p>
-      <w:r>
+          <w:rFonts w:cs="Times New Roman"/>
+        </w:rPr>
+      </w:pPr>
+      <w:r>
+        <w:rPr>
+          <w:rFonts w:cs="Times New Roman"/>
+        </w:rPr>
         <w:t>Från ett generellt perspektiv skulle en lämplig metod för e</w:t>
       </w:r>
       <w:r>
+        <w:rPr>
+          <w:rFonts w:cs="Times New Roman"/>
+        </w:rPr>
         <w:t>n undersökning</w:t>
       </w:r>
       <w:r>
+        <w:rPr>
+          <w:rFonts w:cs="Times New Roman"/>
+        </w:rPr>
         <w:t xml:space="preserve"> vara att kommunicera med klienten, i den här undersökningens fall </w:t>
       </w:r>
       <w:r>
-        <w:t xml:space="preserve">högstadieklassens lärare, för att iterativt utveckla prototyper, och slutligen en fungerande produkt </w:t>
+        <w:rPr>
+          <w:rFonts w:cs="Times New Roman"/>
+        </w:rPr>
+        <w:t xml:space="preserve">högstadieklassens lärare, för att </w:t>
+      </w:r>
+      <w:r>
+        <w:rPr>
+          <w:rFonts w:cs="Times New Roman"/>
+          <w:highlight w:val="magenta"/>
+        </w:rPr>
+        <w:t>iterativt</w:t>
+      </w:r>
+      <w:r>
+        <w:rPr>
+          <w:rFonts w:cs="Times New Roman"/>
+        </w:rPr>
+        <w:t xml:space="preserve"> utveckla prototyper, och slutligen en fungerande produkt </w:t>
       </w:r>
       <w:sdt>
         <w:sdtPr>
+          <w:rPr>
+            <w:rFonts w:cs="Times New Roman"/>
+          </w:rPr>
           <w:id w:val="247308982"/>
           <w:citation/>
         </w:sdtPr>
         <w:sdtContent>
           <w:r>
+            <w:rPr>
+              <w:rFonts w:cs="Times New Roman"/>
+            </w:rPr>
             <w:fldChar w:fldCharType="begin"/>
           </w:r>
           <w:r>
+            <w:rPr>
+              <w:rFonts w:cs="Times New Roman"/>
+            </w:rPr>
             <w:instrText xml:space="preserve"> CITATION Rou24 \l 8192 </w:instrText>
           </w:r>
           <w:r>
+            <w:rPr>
+              <w:rFonts w:cs="Times New Roman"/>
+            </w:rPr>
             <w:fldChar w:fldCharType="separate"/>
           </w:r>
           <w:r>
+            <w:rPr>
+              <w:rFonts w:cs="Times New Roman"/>
+            </w:rPr>
             <w:t>(Rouse, 2024)</w:t>
           </w:r>
           <w:r>
+            <w:rPr>
+              <w:rFonts w:cs="Times New Roman"/>
+            </w:rPr>
             <w:fldChar w:fldCharType="end"/>
           </w:r>
         </w:sdtContent>
       </w:sdt>
       <w:r>
+        <w:rPr>
+          <w:rFonts w:cs="Times New Roman"/>
+        </w:rPr>
         <w:t xml:space="preserve">. </w:t>
       </w:r>
       <w:r>
+        <w:rPr>
+          <w:rFonts w:cs="Times New Roman"/>
+        </w:rPr>
         <w:t xml:space="preserve">Från ett mer realistiskt perspektiv </w:t>
       </w:r>
       <w:r>
+        <w:rPr>
+          <w:rFonts w:cs="Times New Roman"/>
+        </w:rPr>
         <w:t xml:space="preserve">som är anpassat </w:t>
       </w:r>
       <w:r>
+        <w:rPr>
+          <w:rFonts w:cs="Times New Roman"/>
+        </w:rPr>
         <w:t xml:space="preserve">för ett gymnasiearbete kommer </w:t>
       </w:r>
       <w:r>
+        <w:rPr>
+          <w:rFonts w:cs="Times New Roman"/>
+        </w:rPr>
         <w:t>är det dock mer lämpligt att</w:t>
       </w:r>
       <w:r>
+        <w:rPr>
+          <w:rFonts w:cs="Times New Roman"/>
+        </w:rPr>
         <w:t xml:space="preserve"> </w:t>
       </w:r>
       <w:r>
+        <w:rPr>
+          <w:rFonts w:cs="Times New Roman"/>
+        </w:rPr>
         <w:t xml:space="preserve">utveckla en produkt efter ett möte med läraren, och därefter </w:t>
       </w:r>
       <w:r>
+        <w:rPr>
+          <w:rFonts w:cs="Times New Roman"/>
+        </w:rPr>
         <w:t xml:space="preserve">testa produkten en gång </w:t>
       </w:r>
       <w:r>
+        <w:rPr>
+          <w:rFonts w:cs="Times New Roman"/>
+        </w:rPr>
         <w:t>med högstadieklassen.</w:t>
       </w:r>
       <w:r>
+        <w:rPr>
+          <w:rFonts w:cs="Times New Roman"/>
+        </w:rPr>
         <w:t xml:space="preserve"> Baserat på feedback som samlas </w:t>
       </w:r>
       <w:r>
+        <w:rPr>
+          <w:rFonts w:cs="Times New Roman"/>
+        </w:rPr>
         <w:t>i samband med testningen av produkten med högstadieklassen, kan den utvecklas vidare</w:t>
       </w:r>
       <w:r>
+        <w:rPr>
+          <w:rFonts w:cs="Times New Roman"/>
+        </w:rPr>
         <w:t xml:space="preserve"> innan produkten är färdig.</w:t>
       </w:r>
     </w:p>
     <w:p>
-      <w:r>
-        <w:rPr>
-          <w:highlight w:val="yellow"/>
-        </w:rPr>
-        <w:t xml:space="preserve">Här nämner jag </w:t>
-      </w:r>
-      <w:r>
-        <w:rPr>
-          <w:highlight w:val="yellow"/>
-        </w:rPr>
-        <w:t>mina experiment på minderåriga. Det kan komma a</w:t>
-      </w:r>
-      <w:r>
-        <w:rPr>
-          <w:highlight w:val="yellow"/>
-        </w:rPr>
-        <w:t>t tas bort, men jag tror jag har bra källor på att mina experiment är etiska</w:t>
-      </w:r>
-      <w:r>
-        <w:rPr>
-          <w:highlight w:val="yellow"/>
-        </w:rPr>
-        <w:t xml:space="preserve">, </w:t>
-      </w:r>
-      <w:r>
-        <w:rPr>
-          <w:highlight w:val="yellow"/>
-        </w:rPr>
-        <w:t>lagliga</w:t>
-      </w:r>
-      <w:r>
-        <w:rPr>
-          <w:highlight w:val="yellow"/>
-        </w:rPr>
-        <w:t xml:space="preserve"> och försvarbara</w:t>
-      </w:r>
-      <w:r>
-        <w:rPr>
-          <w:highlight w:val="yellow"/>
-        </w:rPr>
-        <w:t xml:space="preserve">. Dock är det </w:t>
-      </w:r>
-      <w:r>
-        <w:rPr>
-          <w:highlight w:val="yellow"/>
-        </w:rPr>
-        <w:t>fortfarande preliminärt</w:t>
-      </w:r>
-      <w:r>
-        <w:rPr>
-          <w:highlight w:val="yellow"/>
-        </w:rPr>
-        <w:t>, ni kanske övertalar mig</w:t>
-      </w:r>
-      <w:r>
-        <w:rPr>
-          <w:highlight w:val="yellow"/>
-        </w:rPr>
-        <w:t>!</w:t>
-      </w:r>
-    </w:p>
-    <w:p>
-      <w:r>
-        <w:lastRenderedPageBreak/>
+      <w:pPr>
+        <w:rPr>
+          <w:rFonts w:cs="Times New Roman"/>
+        </w:rPr>
+      </w:pPr>
+      <w:r>
+        <w:rPr>
+          <w:rFonts w:cs="Times New Roman"/>
+        </w:rPr>
         <w:t>Ett</w:t>
       </w:r>
       <w:r>
+        <w:rPr>
+          <w:rFonts w:cs="Times New Roman"/>
+        </w:rPr>
         <w:t xml:space="preserve"> möte ska alltså</w:t>
       </w:r>
       <w:r>
+        <w:rPr>
+          <w:rFonts w:cs="Times New Roman"/>
+        </w:rPr>
         <w:t xml:space="preserve"> </w:t>
       </w:r>
       <w:r>
+        <w:rPr>
+          <w:rFonts w:cs="Times New Roman"/>
+        </w:rPr>
         <w:t>bokas med läraren</w:t>
       </w:r>
       <w:r>
+        <w:rPr>
+          <w:rFonts w:cs="Times New Roman"/>
+        </w:rPr>
         <w:t xml:space="preserve">. Då </w:t>
       </w:r>
       <w:r>
+        <w:rPr>
+          <w:rFonts w:cs="Times New Roman"/>
+        </w:rPr>
         <w:t xml:space="preserve">kommer </w:t>
       </w:r>
       <w:r>
+        <w:rPr>
+          <w:rFonts w:cs="Times New Roman"/>
+        </w:rPr>
         <w:t xml:space="preserve">diskussion ske kring vad </w:t>
       </w:r>
       <w:r>
+        <w:rPr>
+          <w:rFonts w:cs="Times New Roman"/>
+        </w:rPr>
         <w:t>läraren värdesätter i ett hypotetiskt pedagogiskt spel</w:t>
       </w:r>
       <w:r>
+        <w:rPr>
+          <w:rFonts w:cs="Times New Roman"/>
+        </w:rPr>
         <w:t xml:space="preserve">, samtidigt som ett tillfälle ska bokas då spelet kan testas i klassen. </w:t>
       </w:r>
       <w:r>
+        <w:rPr>
+          <w:rFonts w:cs="Times New Roman"/>
+        </w:rPr>
         <w:t xml:space="preserve">Efter mötet ska spelet designas och programmeras. Därefter </w:t>
       </w:r>
       <w:r>
+        <w:rPr>
+          <w:rFonts w:cs="Times New Roman"/>
+        </w:rPr>
         <w:t xml:space="preserve">håller </w:t>
       </w:r>
       <w:r>
+        <w:rPr>
+          <w:rFonts w:cs="Times New Roman"/>
+        </w:rPr>
         <w:t>författaren en lektion där eleverna i högstadie</w:t>
       </w:r>
       <w:r>
+        <w:rPr>
+          <w:rFonts w:cs="Times New Roman"/>
+        </w:rPr>
         <w:t xml:space="preserve">klassen får testa spelet, medan författaren </w:t>
       </w:r>
       <w:r>
+        <w:rPr>
+          <w:rFonts w:cs="Times New Roman"/>
+        </w:rPr>
         <w:t xml:space="preserve">får ett tillfälle att observera </w:t>
       </w:r>
       <w:r>
+        <w:rPr>
+          <w:rFonts w:cs="Times New Roman"/>
+        </w:rPr>
         <w:t xml:space="preserve">hur spelet upplevs av användarna, samt huruvida det </w:t>
       </w:r>
       <w:r>
+        <w:rPr>
+          <w:rFonts w:cs="Times New Roman"/>
+        </w:rPr>
         <w:t xml:space="preserve">är väl anpassat i svårhetsgrad till målgruppens </w:t>
       </w:r>
       <w:r>
+        <w:rPr>
+          <w:rFonts w:cs="Times New Roman"/>
+        </w:rPr>
         <w:t>nivå i programmering.</w:t>
       </w:r>
     </w:p>
     <w:p>
-      <w:r>
+      <w:pPr>
+        <w:rPr>
+          <w:rFonts w:cs="Times New Roman"/>
+        </w:rPr>
+      </w:pPr>
+      <w:r>
+        <w:rPr>
+          <w:rFonts w:cs="Times New Roman"/>
+        </w:rPr>
         <w:t xml:space="preserve">Utvecklingen och testningen av programmet kommer utnyttja </w:t>
       </w:r>
       <w:r>
+        <w:rPr>
+          <w:rFonts w:cs="Times New Roman"/>
+        </w:rPr>
         <w:t>en blandning av TDD (</w:t>
       </w:r>
       <w:r>
         <w:rPr>
+          <w:rFonts w:cs="Times New Roman"/>
           <w:i/>
           <w:iCs/>
         </w:rPr>
         <w:t>test-driven development</w:t>
       </w:r>
       <w:r>
+        <w:rPr>
+          <w:rFonts w:cs="Times New Roman"/>
+        </w:rPr>
         <w:t>, testdriven utveckling) och FDD (</w:t>
       </w:r>
       <w:r>
         <w:rPr>
+          <w:rFonts w:cs="Times New Roman"/>
           <w:i/>
           <w:iCs/>
         </w:rPr>
         <w:t>feature-driven development</w:t>
       </w:r>
       <w:r>
-        <w:t>, funktionsdriven utveckling). TDD innebär att</w:t>
-      </w:r>
-      <w:r>
-        <w:t xml:space="preserve"> utvecklaren</w:t>
-      </w:r>
-      <w:r>
-        <w:t xml:space="preserve"> programmera</w:t>
-      </w:r>
-      <w:r>
-        <w:t xml:space="preserve">r </w:t>
-      </w:r>
-      <w:r>
-        <w:t xml:space="preserve">automatiserade tester som ska köras på koden, och sedan ska koden utvecklas tills testerna kan köras korrekt </w:t>
+        <w:rPr>
+          <w:rFonts w:cs="Times New Roman"/>
+        </w:rPr>
+        <w:t xml:space="preserve">, funktionsdriven utveckling). TDD innebär att utvecklaren programmerar automatiserade tester som ska köras på koden, och sedan ska koden utvecklas tills testerna kan köras korrekt </w:t>
       </w:r>
       <w:sdt>
         <w:sdtPr>
+          <w:rPr>
+            <w:rFonts w:cs="Times New Roman"/>
+          </w:rPr>
           <w:id w:val="836048095"/>
           <w:citation/>
         </w:sdtPr>
         <w:sdtContent>
           <w:r>
+            <w:rPr>
+              <w:rFonts w:cs="Times New Roman"/>
+            </w:rPr>
             <w:fldChar w:fldCharType="begin"/>
           </w:r>
           <w:r>
+            <w:rPr>
+              <w:rFonts w:cs="Times New Roman"/>
+            </w:rPr>
             <w:instrText xml:space="preserve"> CITATION Fow23 \l 8192 </w:instrText>
           </w:r>
           <w:r>
+            <w:rPr>
+              <w:rFonts w:cs="Times New Roman"/>
+            </w:rPr>
             <w:fldChar w:fldCharType="separate"/>
           </w:r>
           <w:r>
+            <w:rPr>
+              <w:rFonts w:cs="Times New Roman"/>
+            </w:rPr>
             <w:t>(Fowler, 2023)</w:t>
           </w:r>
           <w:r>
+            <w:rPr>
+              <w:rFonts w:cs="Times New Roman"/>
+            </w:rPr>
             <w:fldChar w:fldCharType="end"/>
           </w:r>
         </w:sdtContent>
       </w:sdt>
       <w:r>
+        <w:rPr>
+          <w:rFonts w:cs="Times New Roman"/>
+        </w:rPr>
         <w:t xml:space="preserve">. FDD innebär generellt att ett antal delmål definieras, och sedan itereras utvecklingen för varje delmål </w:t>
       </w:r>
       <w:sdt>
         <w:sdtPr>
+          <w:rPr>
+            <w:rFonts w:cs="Times New Roman"/>
+          </w:rPr>
           <w:id w:val="1625115941"/>
           <w:citation/>
         </w:sdtPr>
         <w:sdtContent>
           <w:r>
+            <w:rPr>
+              <w:rFonts w:cs="Times New Roman"/>
+            </w:rPr>
             <w:fldChar w:fldCharType="begin"/>
           </w:r>
           <w:r>
+            <w:rPr>
+              <w:rFonts w:cs="Times New Roman"/>
+            </w:rPr>
             <w:instrText xml:space="preserve"> CITATION pla21 \l 8192 </w:instrText>
           </w:r>
           <w:r>
+            <w:rPr>
+              <w:rFonts w:cs="Times New Roman"/>
+            </w:rPr>
             <w:fldChar w:fldCharType="separate"/>
           </w:r>
           <w:r>
+            <w:rPr>
+              <w:rFonts w:cs="Times New Roman"/>
+            </w:rPr>
             <w:t>(planview, 2021)</w:t>
           </w:r>
           <w:r>
+            <w:rPr>
+              <w:rFonts w:cs="Times New Roman"/>
+            </w:rPr>
             <w:fldChar w:fldCharType="end"/>
           </w:r>
         </w:sdtContent>
       </w:sdt>
       <w:r>
-        <w:t>. Spelets interpreterare (det som tolkar koden som spelaren skriver</w:t>
-      </w:r>
-      <w:r>
+        <w:rPr>
+          <w:rFonts w:cs="Times New Roman"/>
+        </w:rPr>
+        <w:t xml:space="preserve">. Spelets </w:t>
+      </w:r>
+      <w:r>
+        <w:rPr>
+          <w:rFonts w:cs="Times New Roman"/>
+          <w:highlight w:val="magenta"/>
+        </w:rPr>
+        <w:t>interpreterare</w:t>
+      </w:r>
+      <w:r>
+        <w:rPr>
+          <w:rFonts w:cs="Times New Roman"/>
+        </w:rPr>
+        <w:t xml:space="preserve"> (det som tolkar koden som spelaren skriver</w:t>
+      </w:r>
+      <w:r>
+        <w:rPr>
+          <w:rFonts w:cs="Times New Roman"/>
+        </w:rPr>
         <w:t>, för att styra figuren</w:t>
       </w:r>
       <w:r>
+        <w:rPr>
+          <w:rFonts w:cs="Times New Roman"/>
+        </w:rPr>
         <w:t>) kan med fördel testas med TDD eftersom det är ett deterministiskt system med tydliga önskade outputs för godtyckliga inputs</w:t>
       </w:r>
       <w:r>
+        <w:rPr>
+          <w:rFonts w:cs="Times New Roman"/>
+        </w:rPr>
         <w:t>, det som passar TDD bäst</w:t>
       </w:r>
       <w:r>
+        <w:rPr>
+          <w:rFonts w:cs="Times New Roman"/>
+        </w:rPr>
         <w:t xml:space="preserve"> </w:t>
       </w:r>
       <w:sdt>
         <w:sdtPr>
+          <w:rPr>
+            <w:rFonts w:cs="Times New Roman"/>
+          </w:rPr>
           <w:id w:val="352002195"/>
           <w:citation/>
         </w:sdtPr>
         <w:sdtContent>
           <w:r>
+            <w:rPr>
+              <w:rFonts w:cs="Times New Roman"/>
+            </w:rPr>
             <w:fldChar w:fldCharType="begin"/>
           </w:r>
           <w:r>
+            <w:rPr>
+              <w:rFonts w:cs="Times New Roman"/>
+            </w:rPr>
             <w:instrText xml:space="preserve">CITATION Sas24 \l 8192 </w:instrText>
           </w:r>
           <w:r>
+            <w:rPr>
+              <w:rFonts w:cs="Times New Roman"/>
+            </w:rPr>
             <w:fldChar w:fldCharType="separate"/>
           </w:r>
           <w:r>
+            <w:rPr>
+              <w:rFonts w:cs="Times New Roman"/>
+            </w:rPr>
             <w:t>(Sassi, 2024)</w:t>
           </w:r>
           <w:r>
+            <w:rPr>
+              <w:rFonts w:cs="Times New Roman"/>
+            </w:rPr>
             <w:fldChar w:fldCharType="end"/>
           </w:r>
         </w:sdtContent>
       </w:sdt>
       <w:r>
+        <w:rPr>
+          <w:rFonts w:cs="Times New Roman"/>
+        </w:rPr>
         <w:t>. Resten av spelet, som design av banor och grafik, menyer samt introduktion bör utvecklas med mycket testning (</w:t>
       </w:r>
       <w:r>
         <w:rPr>
+          <w:rFonts w:cs="Times New Roman"/>
           <w:i/>
           <w:iCs/>
         </w:rPr>
         <w:t>playtesting</w:t>
       </w:r>
       <w:r>
+        <w:rPr>
+          <w:rFonts w:cs="Times New Roman"/>
+        </w:rPr>
         <w:t xml:space="preserve">, speltestning) med metoder tagna från principerna i FDD, eftersom det är den enligt många bästa metoden för att försäkra bra speldesign </w:t>
       </w:r>
       <w:sdt>
         <w:sdtPr>
+          <w:rPr>
+            <w:rFonts w:cs="Times New Roman"/>
+          </w:rPr>
           <w:id w:val="-1246568394"/>
           <w:citation/>
         </w:sdtPr>
         <w:sdtContent>
           <w:r>
+            <w:rPr>
+              <w:rFonts w:cs="Times New Roman"/>
+            </w:rPr>
             <w:fldChar w:fldCharType="begin"/>
           </w:r>
           <w:r>
+            <w:rPr>
+              <w:rFonts w:cs="Times New Roman"/>
+            </w:rPr>
             <w:instrText xml:space="preserve"> CITATION Fel15 \l 8192 </w:instrText>
           </w:r>
           <w:r>
+            <w:rPr>
+              <w:rFonts w:cs="Times New Roman"/>
+            </w:rPr>
             <w:fldChar w:fldCharType="separate"/>
           </w:r>
           <w:r>
+            <w:rPr>
+              <w:rFonts w:cs="Times New Roman"/>
+            </w:rPr>
             <w:t>(Felder, 2015)</w:t>
           </w:r>
           <w:r>
+            <w:rPr>
+              <w:rFonts w:cs="Times New Roman"/>
+            </w:rPr>
             <w:fldChar w:fldCharType="end"/>
           </w:r>
         </w:sdtContent>
       </w:sdt>
       <w:r>
+        <w:rPr>
+          <w:rFonts w:cs="Times New Roman"/>
+        </w:rPr>
         <w:t>.</w:t>
       </w:r>
     </w:p>
     <w:p>
-      <w:r>
-        <w:t>I projektet kommer</w:t>
-      </w:r>
-      <w:r>
-        <w:t xml:space="preserve"> både kvalitativa och kvantitativa undersökningar</w:t>
-      </w:r>
-      <w:r>
-        <w:t xml:space="preserve"> nyttjas</w:t>
-      </w:r>
-      <w:r>
-        <w:t xml:space="preserve">. </w:t>
-      </w:r>
-      <w:r>
-        <w:t>Författaren</w:t>
-      </w:r>
-      <w:r>
-        <w:t xml:space="preserve"> ska prata med lärare på skolan </w:t>
-      </w:r>
-      <w:r>
-        <w:t>där projektet</w:t>
-      </w:r>
-      <w:r>
+      <w:pPr>
+        <w:rPr>
+          <w:rFonts w:cs="Times New Roman"/>
+        </w:rPr>
+      </w:pPr>
+      <w:r>
+        <w:rPr>
+          <w:rFonts w:cs="Times New Roman"/>
+        </w:rPr>
+        <w:t xml:space="preserve">I projektet kommer både kvalitativa och kvantitativa undersökningar </w:t>
+      </w:r>
+      <w:r>
+        <w:rPr>
+          <w:rFonts w:cs="Times New Roman"/>
+        </w:rPr>
+        <w:t>göras</w:t>
+      </w:r>
+      <w:r>
+        <w:rPr>
+          <w:rFonts w:cs="Times New Roman"/>
+        </w:rPr>
+        <w:t>. Författaren ska prata med lärare på skolan där projektet</w:t>
+      </w:r>
+      <w:r>
+        <w:rPr>
+          <w:rFonts w:cs="Times New Roman"/>
+        </w:rPr>
         <w:t xml:space="preserve"> kommer testas</w:t>
       </w:r>
       <w:r>
+        <w:rPr>
+          <w:rFonts w:cs="Times New Roman"/>
+        </w:rPr>
         <w:t xml:space="preserve">, för att undersöka </w:t>
       </w:r>
       <w:r>
+        <w:rPr>
+          <w:rFonts w:cs="Times New Roman"/>
+        </w:rPr>
         <w:t>vilket tillvägagångssätt som är mest fördelaktigt i interaktionen med elever</w:t>
       </w:r>
       <w:r>
+        <w:rPr>
+          <w:rFonts w:cs="Times New Roman"/>
+        </w:rPr>
         <w:t>na</w:t>
       </w:r>
       <w:r>
+        <w:rPr>
+          <w:rFonts w:cs="Times New Roman"/>
+        </w:rPr>
         <w:t xml:space="preserve">. Diskussioner med lärare kommer ske med en kvalitativ metod. Det </w:t>
       </w:r>
       <w:r>
+        <w:rPr>
+          <w:rFonts w:cs="Times New Roman"/>
+        </w:rPr>
         <w:t xml:space="preserve">innebär </w:t>
       </w:r>
       <w:r>
+        <w:rPr>
+          <w:rFonts w:cs="Times New Roman"/>
+        </w:rPr>
         <w:t xml:space="preserve">att </w:t>
       </w:r>
       <w:r>
+        <w:rPr>
+          <w:rFonts w:cs="Times New Roman"/>
+        </w:rPr>
         <w:t>författaren</w:t>
       </w:r>
       <w:r>
+        <w:rPr>
+          <w:rFonts w:cs="Times New Roman"/>
+        </w:rPr>
         <w:t xml:space="preserve"> kommer få tydliga exempel och riktlinjer att utgå från när programmet </w:t>
       </w:r>
       <w:r>
+        <w:rPr>
+          <w:rFonts w:cs="Times New Roman"/>
+        </w:rPr>
         <w:t>utvecklas</w:t>
       </w:r>
       <w:r>
+        <w:rPr>
+          <w:rFonts w:cs="Times New Roman"/>
+        </w:rPr>
         <w:t xml:space="preserve"> </w:t>
       </w:r>
       <w:sdt>
         <w:sdtPr>
+          <w:rPr>
+            <w:rFonts w:cs="Times New Roman"/>
+          </w:rPr>
           <w:id w:val="-345098788"/>
           <w:citation/>
         </w:sdtPr>
         <w:sdtContent>
           <w:r>
+            <w:rPr>
+              <w:rFonts w:cs="Times New Roman"/>
+            </w:rPr>
             <w:fldChar w:fldCharType="begin"/>
           </w:r>
           <w:r>
+            <w:rPr>
+              <w:rFonts w:cs="Times New Roman"/>
+            </w:rPr>
             <w:instrText xml:space="preserve">CITATION nor23 \l 8192 </w:instrText>
           </w:r>
           <w:r>
+            <w:rPr>
+              <w:rFonts w:cs="Times New Roman"/>
+            </w:rPr>
             <w:fldChar w:fldCharType="separate"/>
           </w:r>
           <w:r>
+            <w:rPr>
+              <w:rFonts w:cs="Times New Roman"/>
+            </w:rPr>
             <w:t>(Norstat, 2023)</w:t>
           </w:r>
           <w:r>
+            <w:rPr>
+              <w:rFonts w:cs="Times New Roman"/>
+            </w:rPr>
             <w:fldChar w:fldCharType="end"/>
           </w:r>
         </w:sdtContent>
       </w:sdt>
       <w:r>
+        <w:rPr>
+          <w:rFonts w:cs="Times New Roman"/>
+        </w:rPr>
         <w:t>.</w:t>
       </w:r>
     </w:p>
     <w:p>
-      <w:r>
+      <w:pPr>
+        <w:rPr>
+          <w:rFonts w:cs="Times New Roman"/>
+        </w:rPr>
+      </w:pPr>
+      <w:r>
+        <w:rPr>
+          <w:rFonts w:cs="Times New Roman"/>
+        </w:rPr>
         <w:t>Det skulle också vara fördelaktigt med</w:t>
       </w:r>
       <w:r>
+        <w:rPr>
+          <w:rFonts w:cs="Times New Roman"/>
+        </w:rPr>
         <w:t xml:space="preserve"> kvantitativa undersökningar i form av frågor till elever, för att</w:t>
       </w:r>
       <w:r>
+        <w:rPr>
+          <w:rFonts w:cs="Times New Roman"/>
+        </w:rPr>
         <w:t xml:space="preserve"> ge en bild</w:t>
       </w:r>
       <w:r>
+        <w:rPr>
+          <w:rFonts w:cs="Times New Roman"/>
+        </w:rPr>
         <w:t xml:space="preserve"> om hur elever lärt sig programmering, hur mycket de redan kan och hur de föredrar att ett pedagogiskt program fungerar </w:t>
       </w:r>
       <w:r>
+        <w:rPr>
+          <w:rFonts w:cs="Times New Roman"/>
+        </w:rPr>
         <w:t xml:space="preserve">i samspel med </w:t>
       </w:r>
       <w:r>
-        <w:t>en lektionsstruktur. Baserat på de kvantitativa undersökningar</w:t>
-      </w:r>
-      <w:r>
+        <w:rPr>
+          <w:rFonts w:cs="Times New Roman"/>
+        </w:rPr>
+        <w:t xml:space="preserve">en lektionsstruktur. </w:t>
+      </w:r>
+      <w:r>
+        <w:rPr>
+          <w:rFonts w:cs="Times New Roman"/>
+        </w:rPr>
+        <w:lastRenderedPageBreak/>
+        <w:t>Baserat på de kvantitativa undersökningar</w:t>
+      </w:r>
+      <w:r>
+        <w:rPr>
+          <w:rFonts w:cs="Times New Roman"/>
+        </w:rPr>
         <w:t xml:space="preserve"> kan även statistik </w:t>
       </w:r>
       <w:r>
+        <w:rPr>
+          <w:rFonts w:cs="Times New Roman"/>
+        </w:rPr>
         <w:t>samlas, som kan hjälpa med vidareutvecklingen av spelet</w:t>
       </w:r>
       <w:r>
+        <w:rPr>
+          <w:rFonts w:cs="Times New Roman"/>
+        </w:rPr>
         <w:t xml:space="preserve">. Den kvantitativa metoden är i det här fallet lämplig eftersom </w:t>
       </w:r>
       <w:r>
+        <w:rPr>
+          <w:rFonts w:cs="Times New Roman"/>
+        </w:rPr>
         <w:t xml:space="preserve">den möjliggör </w:t>
       </w:r>
       <w:r>
+        <w:rPr>
+          <w:rFonts w:cs="Times New Roman"/>
+        </w:rPr>
         <w:t>information som är representativ av många olika elever för att anpassa programmet efter en så stor grupp som möjligt.</w:t>
       </w:r>
       <w:r>
+        <w:rPr>
+          <w:rFonts w:cs="Times New Roman"/>
+        </w:rPr>
         <w:t xml:space="preserve"> </w:t>
       </w:r>
       <w:sdt>
         <w:sdtPr>
+          <w:rPr>
+            <w:rFonts w:cs="Times New Roman"/>
+          </w:rPr>
           <w:id w:val="-1835515044"/>
           <w:citation/>
         </w:sdtPr>
         <w:sdtContent>
           <w:r>
+            <w:rPr>
+              <w:rFonts w:cs="Times New Roman"/>
+            </w:rPr>
             <w:fldChar w:fldCharType="begin"/>
           </w:r>
           <w:r>
+            <w:rPr>
+              <w:rFonts w:cs="Times New Roman"/>
+            </w:rPr>
             <w:instrText xml:space="preserve"> CITATION nor23 \l 8192 </w:instrText>
           </w:r>
           <w:r>
+            <w:rPr>
+              <w:rFonts w:cs="Times New Roman"/>
+            </w:rPr>
             <w:fldChar w:fldCharType="separate"/>
           </w:r>
           <w:r>
+            <w:rPr>
+              <w:rFonts w:cs="Times New Roman"/>
+            </w:rPr>
             <w:t>(Norstat, 2023)</w:t>
           </w:r>
           <w:r>
+            <w:rPr>
+              <w:rFonts w:cs="Times New Roman"/>
+            </w:rPr>
             <w:fldChar w:fldCharType="end"/>
           </w:r>
         </w:sdtContent>
       </w:sdt>
     </w:p>
-    <w:p/>
-    <w:p>
-      <w:r>
+    <w:p>
+      <w:pPr>
+        <w:rPr>
+          <w:rFonts w:cs="Times New Roman"/>
+        </w:rPr>
+      </w:pPr>
+    </w:p>
+    <w:p>
+      <w:pPr>
+        <w:rPr>
+          <w:rFonts w:cs="Times New Roman"/>
+        </w:rPr>
+      </w:pPr>
+      <w:r>
+        <w:rPr>
+          <w:rFonts w:cs="Times New Roman"/>
+        </w:rPr>
         <w:t xml:space="preserve">Eleverna </w:t>
       </w:r>
       <w:r>
+        <w:rPr>
+          <w:rFonts w:cs="Times New Roman"/>
+        </w:rPr>
         <w:t xml:space="preserve">kommer köra spelet på Apple iPads. </w:t>
       </w:r>
       <w:r>
+        <w:rPr>
+          <w:rFonts w:cs="Times New Roman"/>
+        </w:rPr>
         <w:t>Eftersom spelet ska kunna köras på iPads</w:t>
       </w:r>
       <w:r>
+        <w:rPr>
+          <w:rFonts w:cs="Times New Roman"/>
+        </w:rPr>
         <w:t xml:space="preserve"> </w:t>
       </w:r>
       <w:r>
+        <w:rPr>
+          <w:rFonts w:cs="Times New Roman"/>
+        </w:rPr>
         <w:t xml:space="preserve">kan det vara antingen en applikation på App Store eller en webbapplikation. Att publicera på App Store kräver en stor budget och kräver erfarenhet och verktyg </w:t>
       </w:r>
       <w:r>
+        <w:rPr>
+          <w:rFonts w:cs="Times New Roman"/>
+        </w:rPr>
         <w:t>som rapportens författare</w:t>
       </w:r>
       <w:r>
+        <w:rPr>
+          <w:rFonts w:cs="Times New Roman"/>
+        </w:rPr>
         <w:t xml:space="preserve"> inte har tillgång </w:t>
       </w:r>
       <w:r>
+        <w:rPr>
+          <w:rFonts w:cs="Times New Roman"/>
+        </w:rPr>
         <w:t xml:space="preserve">till </w:t>
       </w:r>
       <w:sdt>
         <w:sdtPr>
+          <w:rPr>
+            <w:rFonts w:cs="Times New Roman"/>
+          </w:rPr>
           <w:id w:val="1631514229"/>
           <w:citation/>
         </w:sdtPr>
         <w:sdtContent>
           <w:r>
+            <w:rPr>
+              <w:rFonts w:cs="Times New Roman"/>
+            </w:rPr>
             <w:fldChar w:fldCharType="begin"/>
           </w:r>
           <w:r>
+            <w:rPr>
+              <w:rFonts w:cs="Times New Roman"/>
+            </w:rPr>
             <w:instrText>CITATION How25 \l 8192  \m App25</w:instrText>
           </w:r>
           <w:r>
+            <w:rPr>
+              <w:rFonts w:cs="Times New Roman"/>
+            </w:rPr>
             <w:fldChar w:fldCharType="separate"/>
           </w:r>
           <w:r>
+            <w:rPr>
+              <w:rFonts w:cs="Times New Roman"/>
+            </w:rPr>
             <w:t>(Muscara, 2025; Apple, 2025)</w:t>
           </w:r>
           <w:r>
+            <w:rPr>
+              <w:rFonts w:cs="Times New Roman"/>
+            </w:rPr>
             <w:fldChar w:fldCharType="end"/>
           </w:r>
         </w:sdtContent>
       </w:sdt>
       <w:r>
+        <w:rPr>
+          <w:rFonts w:cs="Times New Roman"/>
+        </w:rPr>
         <w:t xml:space="preserve">. </w:t>
       </w:r>
       <w:r>
-        <w:t xml:space="preserve">Därför bör programmet </w:t>
-      </w:r>
-      <w:r>
-        <w:lastRenderedPageBreak/>
-        <w:t>utvecklas för webben</w:t>
-      </w:r>
-      <w:r>
+        <w:rPr>
+          <w:rFonts w:cs="Times New Roman"/>
+        </w:rPr>
+        <w:t>Därför bör programmet utvecklas för webben</w:t>
+      </w:r>
+      <w:r>
+        <w:rPr>
+          <w:rFonts w:cs="Times New Roman"/>
+        </w:rPr>
         <w:t xml:space="preserve"> istället</w:t>
       </w:r>
       <w:r>
+        <w:rPr>
+          <w:rFonts w:cs="Times New Roman"/>
+        </w:rPr>
         <w:t>. Det finns flera tjänster där man utan kostnad kan ladda upp en webbsida till en server, bland andra Github Pages</w:t>
       </w:r>
       <w:r>
+        <w:rPr>
+          <w:rFonts w:cs="Times New Roman"/>
+        </w:rPr>
         <w:t xml:space="preserve"> </w:t>
       </w:r>
       <w:sdt>
         <w:sdtPr>
+          <w:rPr>
+            <w:rFonts w:cs="Times New Roman"/>
+          </w:rPr>
           <w:id w:val="-2133934947"/>
           <w:citation/>
         </w:sdtPr>
         <w:sdtContent>
           <w:r>
+            <w:rPr>
+              <w:rFonts w:cs="Times New Roman"/>
+            </w:rPr>
             <w:fldChar w:fldCharType="begin"/>
           </w:r>
           <w:r>
             <w:rPr>
+              <w:rFonts w:cs="Times New Roman"/>
               <w:lang w:val="en-SE"/>
             </w:rPr>
             <w:instrText xml:space="preserve"> CITATION Moz26 \l 8192 </w:instrText>
           </w:r>
           <w:r>
+            <w:rPr>
+              <w:rFonts w:cs="Times New Roman"/>
+            </w:rPr>
             <w:fldChar w:fldCharType="separate"/>
           </w:r>
           <w:r>
             <w:rPr>
+              <w:rFonts w:cs="Times New Roman"/>
               <w:lang w:val="en-SE"/>
             </w:rPr>
             <w:t>(Mozilla, n.d.)</w:t>
           </w:r>
           <w:r>
+            <w:rPr>
+              <w:rFonts w:cs="Times New Roman"/>
+            </w:rPr>
             <w:fldChar w:fldCharType="end"/>
           </w:r>
         </w:sdtContent>
       </w:sdt>
       <w:r>
+        <w:rPr>
+          <w:rFonts w:cs="Times New Roman"/>
+        </w:rPr>
         <w:t xml:space="preserve">. Med Github Pages kan användare kostnadsfritt publicera statiska hemsidor, alltså sidor som inte kräver kommunikation med en </w:t>
       </w:r>
       <w:r>
+        <w:rPr>
+          <w:rFonts w:cs="Times New Roman"/>
+        </w:rPr>
         <w:t xml:space="preserve">server </w:t>
       </w:r>
       <w:sdt>
         <w:sdtPr>
+          <w:rPr>
+            <w:rFonts w:cs="Times New Roman"/>
+          </w:rPr>
           <w:id w:val="-1944055311"/>
           <w:citation/>
         </w:sdtPr>
         <w:sdtContent>
           <w:r>
+            <w:rPr>
+              <w:rFonts w:cs="Times New Roman"/>
+            </w:rPr>
             <w:fldChar w:fldCharType="begin"/>
           </w:r>
           <w:r>
+            <w:rPr>
+              <w:rFonts w:cs="Times New Roman"/>
+            </w:rPr>
             <w:instrText xml:space="preserve"> CITATION Gee25 \l 8192 </w:instrText>
           </w:r>
           <w:r>
+            <w:rPr>
+              <w:rFonts w:cs="Times New Roman"/>
+            </w:rPr>
             <w:fldChar w:fldCharType="separate"/>
           </w:r>
           <w:r>
+            <w:rPr>
+              <w:rFonts w:cs="Times New Roman"/>
+            </w:rPr>
             <w:t>(GeeksforGeeks, 2025)</w:t>
           </w:r>
           <w:r>
+            <w:rPr>
+              <w:rFonts w:cs="Times New Roman"/>
+            </w:rPr>
             <w:fldChar w:fldCharType="end"/>
           </w:r>
         </w:sdtContent>
       </w:sdt>
       <w:r>
+        <w:rPr>
+          <w:rFonts w:cs="Times New Roman"/>
+        </w:rPr>
         <w:t xml:space="preserve">. </w:t>
       </w:r>
       <w:r>
+        <w:rPr>
+          <w:rFonts w:cs="Times New Roman"/>
+        </w:rPr>
         <w:t xml:space="preserve">Spelet </w:t>
       </w:r>
       <w:r>
+        <w:rPr>
+          <w:rFonts w:cs="Times New Roman"/>
+        </w:rPr>
         <w:t>kräver inte det, och</w:t>
       </w:r>
       <w:r>
+        <w:rPr>
+          <w:rFonts w:cs="Times New Roman"/>
+        </w:rPr>
         <w:t xml:space="preserve"> då författaren har tidigare erfarenhet av Github Pages är det tjänsten som kommer användas.</w:t>
       </w:r>
     </w:p>
     <w:p>
-      <w:r>
+      <w:pPr>
+        <w:rPr>
+          <w:rFonts w:cs="Times New Roman"/>
+        </w:rPr>
+      </w:pPr>
+      <w:r>
+        <w:rPr>
+          <w:rFonts w:cs="Times New Roman"/>
+        </w:rPr>
         <w:t xml:space="preserve">Spelmotorer som Unity eller Godot kan exportera till webbappar (Godot, 2023; Unity, 2017). Det kan vara lättare att utveckla spel med dem eftersom de är därför anpassade, men de webbapparna kör långsammare än jämförbara program skrivna i JavaScript som kan köras direkt på </w:t>
       </w:r>
       <w:r>
+        <w:rPr>
+          <w:rFonts w:cs="Times New Roman"/>
+        </w:rPr>
         <w:t xml:space="preserve">webben </w:t>
       </w:r>
       <w:sdt>
         <w:sdtPr>
+          <w:rPr>
+            <w:rFonts w:cs="Times New Roman"/>
+          </w:rPr>
           <w:id w:val="2138288314"/>
           <w:citation/>
         </w:sdtPr>
         <w:sdtContent>
           <w:r>
+            <w:rPr>
+              <w:rFonts w:cs="Times New Roman"/>
+            </w:rPr>
             <w:fldChar w:fldCharType="begin"/>
           </w:r>
           <w:r>
+            <w:rPr>
+              <w:rFonts w:cs="Times New Roman"/>
+            </w:rPr>
             <w:instrText xml:space="preserve"> CITATION Moz25 \l 8192 </w:instrText>
           </w:r>
           <w:r>
+            <w:rPr>
+              <w:rFonts w:cs="Times New Roman"/>
+            </w:rPr>
             <w:fldChar w:fldCharType="separate"/>
           </w:r>
           <w:r>
+            <w:rPr>
+              <w:rFonts w:cs="Times New Roman"/>
+            </w:rPr>
             <w:t>(Mozilla, 2025)</w:t>
           </w:r>
           <w:r>
+            <w:rPr>
+              <w:rFonts w:cs="Times New Roman"/>
+            </w:rPr>
             <w:fldChar w:fldCharType="end"/>
           </w:r>
         </w:sdtContent>
       </w:sdt>
       <w:r>
+        <w:rPr>
+          <w:rFonts w:cs="Times New Roman"/>
+        </w:rPr>
         <w:t>.</w:t>
       </w:r>
       <w:r>
+        <w:rPr>
+          <w:rFonts w:cs="Times New Roman"/>
+        </w:rPr>
         <w:t xml:space="preserve"> </w:t>
       </w:r>
       <w:r>
+        <w:rPr>
+          <w:rFonts w:cs="Times New Roman"/>
+        </w:rPr>
         <w:t xml:space="preserve">Det går att göra spel i JavaScript utan tillägg, men det blir betydligt lättare, snabbare och mer effektivt med ett bibliotek för spelutveckling. Det mest populära biblioteket för 2D-spel i JavaScript är </w:t>
       </w:r>
       <w:r>
+        <w:rPr>
+          <w:rFonts w:cs="Times New Roman"/>
+        </w:rPr>
         <w:t xml:space="preserve">Phaser </w:t>
       </w:r>
       <w:sdt>
         <w:sdtPr>
+          <w:rPr>
+            <w:rFonts w:cs="Times New Roman"/>
+          </w:rPr>
           <w:id w:val="473111558"/>
           <w:citation/>
         </w:sdtPr>
         <w:sdtContent>
           <w:r>
+            <w:rPr>
+              <w:rFonts w:cs="Times New Roman"/>
+            </w:rPr>
             <w:fldChar w:fldCharType="begin"/>
           </w:r>
           <w:r>
+            <w:rPr>
+              <w:rFonts w:cs="Times New Roman"/>
+            </w:rPr>
             <w:instrText xml:space="preserve"> CITATION Env25 \l 8192 </w:instrText>
           </w:r>
           <w:r>
+            <w:rPr>
+              <w:rFonts w:cs="Times New Roman"/>
+            </w:rPr>
             <w:fldChar w:fldCharType="separate"/>
           </w:r>
           <w:r>
+            <w:rPr>
+              <w:rFonts w:cs="Times New Roman"/>
+            </w:rPr>
             <w:t>(Envato, n.d.)</w:t>
           </w:r>
           <w:r>
+            <w:rPr>
+              <w:rFonts w:cs="Times New Roman"/>
+            </w:rPr>
             <w:fldChar w:fldCharType="end"/>
           </w:r>
         </w:sdtContent>
       </w:sdt>
       <w:r>
+        <w:rPr>
+          <w:rFonts w:cs="Times New Roman"/>
+        </w:rPr>
         <w:t>,</w:t>
       </w:r>
       <w:r>
+        <w:rPr>
+          <w:rFonts w:cs="Times New Roman"/>
+        </w:rPr>
         <w:t xml:space="preserve"> och det är det som kommer användas i det här arbetet.</w:t>
       </w:r>
     </w:p>
     <w:p>
-      <w:r>
+      <w:pPr>
+        <w:rPr>
+          <w:rFonts w:cs="Times New Roman"/>
+        </w:rPr>
+      </w:pPr>
+      <w:r>
+        <w:rPr>
+          <w:rFonts w:cs="Times New Roman"/>
+        </w:rPr>
         <w:t>Enligt</w:t>
       </w:r>
       <w:r>
+        <w:rPr>
+          <w:rFonts w:cs="Times New Roman"/>
+        </w:rPr>
         <w:t xml:space="preserve"> Skolverket </w:t>
       </w:r>
       <w:sdt>
         <w:sdtPr>
+          <w:rPr>
+            <w:rFonts w:cs="Times New Roman"/>
+          </w:rPr>
           <w:id w:val="1997296459"/>
           <w:citation/>
         </w:sdtPr>
         <w:sdtContent>
           <w:r>
+            <w:rPr>
+              <w:rFonts w:cs="Times New Roman"/>
+            </w:rPr>
             <w:fldChar w:fldCharType="begin"/>
           </w:r>
           <w:r>
+            <w:rPr>
+              <w:rFonts w:cs="Times New Roman"/>
+            </w:rPr>
             <w:instrText xml:space="preserve">CITATION Sko22 \n  \l 8192 </w:instrText>
           </w:r>
           <w:r>
+            <w:rPr>
+              <w:rFonts w:cs="Times New Roman"/>
+            </w:rPr>
             <w:fldChar w:fldCharType="separate"/>
           </w:r>
           <w:r>
+            <w:rPr>
+              <w:rFonts w:cs="Times New Roman"/>
+            </w:rPr>
             <w:t>(2022)</w:t>
           </w:r>
           <w:r>
+            <w:rPr>
+              <w:rFonts w:cs="Times New Roman"/>
+            </w:rPr>
             <w:fldChar w:fldCharType="end"/>
           </w:r>
         </w:sdtContent>
       </w:sdt>
       <w:r>
+        <w:rPr>
+          <w:rFonts w:cs="Times New Roman"/>
+        </w:rPr>
         <w:t xml:space="preserve"> kräver ämnet teknik i mellanstadiet (åk 4-6) att elever lär sig ”hur datorer styrs av program” och mer specifikt ”styrning av egna konstruktioner eller andra föremål med programmering”. </w:t>
       </w:r>
       <w:r>
+        <w:rPr>
+          <w:rFonts w:cs="Times New Roman"/>
+        </w:rPr>
         <w:t xml:space="preserve">Spelet som utvecklas i det här projektet </w:t>
       </w:r>
       <w:r>
+        <w:rPr>
+          <w:rFonts w:cs="Times New Roman"/>
+        </w:rPr>
         <w:t xml:space="preserve">främjar dessa punkter genom att pedagogiskt introducera hur programmering kan styra både datorer och i här fallet en </w:t>
       </w:r>
       <w:r>
+        <w:rPr>
+          <w:rFonts w:cs="Times New Roman"/>
+        </w:rPr>
         <w:t>figur</w:t>
       </w:r>
       <w:r>
+        <w:rPr>
+          <w:rFonts w:cs="Times New Roman"/>
+        </w:rPr>
         <w:t xml:space="preserve"> i ett spel.</w:t>
       </w:r>
     </w:p>
     <w:p>
       <w:pPr>
+        <w:rPr>
+          <w:rFonts w:eastAsiaTheme="majorEastAsia" w:cs="Times New Roman"/>
+          <w:color w:val="0F4761" w:themeColor="accent1" w:themeShade="BF"/>
+          <w:sz w:val="40"/>
+          <w:szCs w:val="40"/>
+        </w:rPr>
+      </w:pPr>
+      <w:r>
+        <w:rPr>
+          <w:rFonts w:cs="Times New Roman"/>
+        </w:rPr>
+        <w:br w:type="page"/>
+      </w:r>
+    </w:p>
+    <w:p>
+      <w:pPr>
         <w:pStyle w:val="Heading1"/>
-      </w:pPr>
-      <w:r>
+        <w:rPr>
+          <w:rFonts w:asciiTheme="minorHAnsi" w:hAnsiTheme="minorHAnsi" w:cs="Times New Roman"/>
+        </w:rPr>
+      </w:pPr>
+      <w:r>
+        <w:rPr>
+          <w:rFonts w:asciiTheme="minorHAnsi" w:hAnsiTheme="minorHAnsi" w:cs="Times New Roman"/>
+        </w:rPr>
+        <w:lastRenderedPageBreak/>
         <w:t>3</w:t>
       </w:r>
       <w:r>
+        <w:rPr>
+          <w:rFonts w:asciiTheme="minorHAnsi" w:hAnsiTheme="minorHAnsi" w:cs="Times New Roman"/>
+        </w:rPr>
         <w:t xml:space="preserve">. </w:t>
       </w:r>
       <w:r>
+        <w:rPr>
+          <w:rFonts w:asciiTheme="minorHAnsi" w:hAnsiTheme="minorHAnsi" w:cs="Times New Roman"/>
+        </w:rPr>
         <w:t>Resultat</w:t>
       </w:r>
     </w:p>
-    <w:p/>
+    <w:p>
+      <w:pPr>
+        <w:rPr>
+          <w:rFonts w:cs="Times New Roman"/>
+        </w:rPr>
+      </w:pPr>
+      <w:r>
+        <w:rPr>
+          <w:rFonts w:cs="Times New Roman"/>
+          <w:highlight w:val="yellow"/>
+        </w:rPr>
+        <w:t>Det finns massa grejer jag inte skrivit här aj</w:t>
+      </w:r>
+    </w:p>
+    <w:p>
+      <w:pPr>
+        <w:rPr>
+          <w:rFonts w:cs="Times New Roman"/>
+          <w:lang w:val="en-US"/>
+        </w:rPr>
+      </w:pPr>
+      <w:r>
+        <w:rPr>
+          <w:rFonts w:cs="Times New Roman"/>
+          <w:lang w:val="en-US"/>
+        </w:rPr>
+        <w:drawing>
+          <wp:inline distT="0" distB="0" distL="0" distR="0" wp14:anchorId="260FF503" wp14:editId="7BB77F25">
+            <wp:extent cx="3841265" cy="2040467"/>
+            <wp:effectExtent l="0" t="0" r="6985" b="0"/>
+            <wp:docPr id="1545791279" name="Picture 1"/>
+            <wp:cNvGraphicFramePr>
+              <a:graphicFrameLocks xmlns:a="http://schemas.openxmlformats.org/drawingml/2006/main" noChangeAspect="1"/>
+            </wp:cNvGraphicFramePr>
+            <a:graphic xmlns:a="http://schemas.openxmlformats.org/drawingml/2006/main">
+              <a:graphicData uri="http://schemas.openxmlformats.org/drawingml/2006/picture">
+                <pic:pic xmlns:pic="http://schemas.openxmlformats.org/drawingml/2006/picture">
+                  <pic:nvPicPr>
+                    <pic:cNvPr id="1545791279" name=""/>
+                    <pic:cNvPicPr/>
+                  </pic:nvPicPr>
+                  <pic:blipFill>
+                    <a:blip r:embed="rId9"/>
+                    <a:stretch>
+                      <a:fillRect/>
+                    </a:stretch>
+                  </pic:blipFill>
+                  <pic:spPr>
+                    <a:xfrm>
+                      <a:off x="0" y="0"/>
+                      <a:ext cx="3841265" cy="2040467"/>
+                    </a:xfrm>
+                    <a:prstGeom prst="rect">
+                      <a:avLst/>
+                    </a:prstGeom>
+                  </pic:spPr>
+                </pic:pic>
+              </a:graphicData>
+            </a:graphic>
+          </wp:inline>
+        </w:drawing>
+      </w:r>
+    </w:p>
+    <w:p>
+      <w:pPr>
+        <w:pStyle w:val="Subtitle"/>
+        <w:rPr>
+          <w:rFonts w:cs="Times New Roman"/>
+        </w:rPr>
+      </w:pPr>
+      <w:r>
+        <w:rPr>
+          <w:rFonts w:cs="Times New Roman"/>
+        </w:rPr>
+        <w:t>Figur 1: s</w:t>
+      </w:r>
+      <w:r>
+        <w:rPr>
+          <w:rFonts w:cs="Times New Roman"/>
+        </w:rPr>
+        <w:t>pelets första nivå i en webbläsare</w:t>
+      </w:r>
+    </w:p>
+    <w:p>
+      <w:pPr>
+        <w:rPr>
+          <w:rFonts w:cs="Times New Roman"/>
+        </w:rPr>
+      </w:pPr>
+      <w:r>
+        <w:rPr>
+          <w:rFonts w:cs="Times New Roman"/>
+        </w:rPr>
+        <w:t>I det här</w:t>
+      </w:r>
+      <w:r>
+        <w:rPr>
+          <w:rFonts w:cs="Times New Roman"/>
+        </w:rPr>
+        <w:t xml:space="preserve"> </w:t>
+      </w:r>
+      <w:r>
+        <w:rPr>
+          <w:rFonts w:cs="Times New Roman"/>
+        </w:rPr>
+        <w:t>projektet har ett spel skapats med Phaser som kan köras i en webbläsare</w:t>
+      </w:r>
+      <w:r>
+        <w:rPr>
+          <w:rFonts w:cs="Times New Roman"/>
+        </w:rPr>
+        <w:t xml:space="preserve">. Spelet har </w:t>
+      </w:r>
+      <w:r>
+        <w:rPr>
+          <w:rFonts w:cs="Times New Roman"/>
+        </w:rPr>
+        <w:t xml:space="preserve">över fem nivåer, </w:t>
+      </w:r>
+      <w:r>
+        <w:rPr>
+          <w:rFonts w:cs="Times New Roman"/>
+        </w:rPr>
+        <w:t xml:space="preserve">och </w:t>
+      </w:r>
+      <w:r>
+        <w:rPr>
+          <w:rFonts w:cs="Times New Roman"/>
+        </w:rPr>
+        <w:t>kod som skrivs i kodrutan</w:t>
+      </w:r>
+      <w:r>
+        <w:rPr>
+          <w:rFonts w:cs="Times New Roman"/>
+        </w:rPr>
+        <w:t xml:space="preserve"> styr figuren på skärmen.</w:t>
+      </w:r>
+      <w:r>
+        <w:rPr>
+          <w:rFonts w:cs="Times New Roman"/>
+        </w:rPr>
+        <w:t xml:space="preserve"> Banorna och figuren har grafik. Det är en blandning av </w:t>
+      </w:r>
+      <w:r>
+        <w:rPr>
+          <w:rFonts w:cs="Times New Roman"/>
+        </w:rPr>
+        <w:t xml:space="preserve">egen grafik och grafik tagen från </w:t>
+      </w:r>
+      <w:r>
+        <w:rPr>
+          <w:rFonts w:cs="Times New Roman"/>
+        </w:rPr>
+        <w:t xml:space="preserve">det kostnadsfria </w:t>
+      </w:r>
+      <w:r>
+        <w:rPr>
+          <w:rFonts w:cs="Times New Roman"/>
+        </w:rPr>
+        <w:t>paketet ”</w:t>
+      </w:r>
+      <w:r>
+        <w:rPr>
+          <w:rFonts w:cs="Times New Roman"/>
+        </w:rPr>
+        <w:t>Sprite Lands</w:t>
+      </w:r>
+      <w:r>
+        <w:rPr>
+          <w:rFonts w:cs="Times New Roman"/>
+        </w:rPr>
+        <w:t xml:space="preserve">” </w:t>
+      </w:r>
+      <w:r>
+        <w:rPr>
+          <w:rFonts w:cs="Times New Roman"/>
+        </w:rPr>
+        <w:t>gjord av Cup Nooble</w:t>
+      </w:r>
+      <w:r>
+        <w:rPr>
+          <w:rFonts w:cs="Times New Roman"/>
+        </w:rPr>
+        <w:t xml:space="preserve"> </w:t>
+      </w:r>
+      <w:sdt>
+        <w:sdtPr>
+          <w:rPr>
+            <w:rFonts w:cs="Times New Roman"/>
+          </w:rPr>
+          <w:id w:val="-293056229"/>
+          <w:citation/>
+        </w:sdtPr>
+        <w:sdtContent>
+          <w:r>
+            <w:rPr>
+              <w:rFonts w:cs="Times New Roman"/>
+            </w:rPr>
+            <w:fldChar w:fldCharType="begin"/>
+          </w:r>
+          <w:r>
+            <w:rPr>
+              <w:rFonts w:cs="Times New Roman"/>
+              <w:lang w:val="en-SE"/>
+            </w:rPr>
+            <w:instrText xml:space="preserve">CITATION Cub26 \n  \l 8192 </w:instrText>
+          </w:r>
+          <w:r>
+            <w:rPr>
+              <w:rFonts w:cs="Times New Roman"/>
+            </w:rPr>
+            <w:fldChar w:fldCharType="separate"/>
+          </w:r>
+          <w:r>
+            <w:rPr>
+              <w:rFonts w:cs="Times New Roman"/>
+              <w:lang w:val="en-SE"/>
+            </w:rPr>
+            <w:t>(2026)</w:t>
+          </w:r>
+          <w:r>
+            <w:rPr>
+              <w:rFonts w:cs="Times New Roman"/>
+            </w:rPr>
+            <w:fldChar w:fldCharType="end"/>
+          </w:r>
+        </w:sdtContent>
+      </w:sdt>
+      <w:r>
+        <w:rPr>
+          <w:rFonts w:cs="Times New Roman"/>
+        </w:rPr>
+        <w:t>.</w:t>
+      </w:r>
+    </w:p>
+    <w:p>
+      <w:pPr>
+        <w:rPr>
+          <w:rFonts w:cs="Times New Roman"/>
+        </w:rPr>
+      </w:pPr>
+      <w:r>
+        <w:rPr>
+          <w:rFonts w:cs="Times New Roman"/>
+        </w:rPr>
+        <w:drawing>
+          <wp:inline distT="0" distB="0" distL="0" distR="0" wp14:anchorId="37DA7366" wp14:editId="5289E1A7">
+            <wp:extent cx="2410161" cy="1352739"/>
+            <wp:effectExtent l="0" t="0" r="0" b="0"/>
+            <wp:docPr id="1731466219" name="Picture 1"/>
+            <wp:cNvGraphicFramePr>
+              <a:graphicFrameLocks xmlns:a="http://schemas.openxmlformats.org/drawingml/2006/main" noChangeAspect="1"/>
+            </wp:cNvGraphicFramePr>
+            <a:graphic xmlns:a="http://schemas.openxmlformats.org/drawingml/2006/main">
+              <a:graphicData uri="http://schemas.openxmlformats.org/drawingml/2006/picture">
+                <pic:pic xmlns:pic="http://schemas.openxmlformats.org/drawingml/2006/picture">
+                  <pic:nvPicPr>
+                    <pic:cNvPr id="1731466219" name=""/>
+                    <pic:cNvPicPr/>
+                  </pic:nvPicPr>
+                  <pic:blipFill>
+                    <a:blip r:embed="rId10"/>
+                    <a:stretch>
+                      <a:fillRect/>
+                    </a:stretch>
+                  </pic:blipFill>
+                  <pic:spPr>
+                    <a:xfrm>
+                      <a:off x="0" y="0"/>
+                      <a:ext cx="2410161" cy="1352739"/>
+                    </a:xfrm>
+                    <a:prstGeom prst="rect">
+                      <a:avLst/>
+                    </a:prstGeom>
+                  </pic:spPr>
+                </pic:pic>
+              </a:graphicData>
+            </a:graphic>
+          </wp:inline>
+        </w:drawing>
+      </w:r>
+    </w:p>
+    <w:p>
+      <w:pPr>
+        <w:pStyle w:val="Subtitle"/>
+        <w:rPr>
+          <w:rFonts w:cs="Times New Roman"/>
+        </w:rPr>
+      </w:pPr>
+      <w:r>
+        <w:rPr>
+          <w:rFonts w:cs="Times New Roman"/>
+        </w:rPr>
+        <w:t>Figur 2: spelets filstruktur</w:t>
+      </w:r>
+    </w:p>
+    <w:p>
+      <w:pPr>
+        <w:rPr>
+          <w:rFonts w:cs="Times New Roman"/>
+        </w:rPr>
+      </w:pPr>
+      <w:r>
+        <w:rPr>
+          <w:rFonts w:cs="Times New Roman"/>
+        </w:rPr>
+        <w:t xml:space="preserve">Spelet lagras enligt filstrukturen i </w:t>
+      </w:r>
+      <w:r>
+        <w:rPr>
+          <w:rFonts w:cs="Times New Roman"/>
+        </w:rPr>
+        <w:t xml:space="preserve">figur 2, som inkluderar </w:t>
+      </w:r>
+      <w:r>
+        <w:rPr>
+          <w:rFonts w:cs="Times New Roman"/>
+        </w:rPr>
+        <w:t xml:space="preserve">den </w:t>
+      </w:r>
+      <w:r>
+        <w:rPr>
+          <w:rFonts w:cs="Times New Roman"/>
+        </w:rPr>
+        <w:t>HTML-fil</w:t>
+      </w:r>
+      <w:r>
+        <w:rPr>
+          <w:rFonts w:cs="Times New Roman"/>
+        </w:rPr>
+        <w:t xml:space="preserve"> som renderas i webbläsaren, den CSS-fil som styr utseendet av användargränssnittet,</w:t>
+      </w:r>
+      <w:r>
+        <w:rPr>
+          <w:rFonts w:cs="Times New Roman"/>
+        </w:rPr>
+        <w:t xml:space="preserve"> den JavaScript-fil som hanterar att logik i spelet, och den textfil som lagrar spelets nivåer. Det finns även en mapp, ”assets”, som lagrar alla bilder som används i spelet.</w:t>
+      </w:r>
+    </w:p>
+    <w:p>
+      <w:pPr>
+        <w:pStyle w:val="Heading2"/>
+        <w:rPr>
+          <w:rFonts w:asciiTheme="minorHAnsi" w:hAnsiTheme="minorHAnsi" w:cs="Times New Roman"/>
+        </w:rPr>
+      </w:pPr>
+      <w:r>
+        <w:rPr>
+          <w:rFonts w:asciiTheme="minorHAnsi" w:hAnsiTheme="minorHAnsi" w:cs="Times New Roman"/>
+        </w:rPr>
+        <w:t xml:space="preserve">3.1. </w:t>
+      </w:r>
+      <w:r>
+        <w:rPr>
+          <w:rFonts w:asciiTheme="minorHAnsi" w:hAnsiTheme="minorHAnsi" w:cs="Times New Roman"/>
+        </w:rPr>
+        <w:t>Kravspecifikationens uppfyllning</w:t>
+      </w:r>
+    </w:p>
+    <w:p>
+      <w:pPr>
+        <w:rPr>
+          <w:rFonts w:cs="Times New Roman"/>
+        </w:rPr>
+      </w:pPr>
+      <w:r>
+        <w:rPr>
+          <w:rFonts w:cs="Times New Roman"/>
+        </w:rPr>
+        <w:t>Av kravspecifikationen uppfylldes följande:</w:t>
+      </w:r>
+    </w:p>
+    <w:p>
+      <w:pPr>
+        <w:pStyle w:val="ListParagraph"/>
+        <w:numPr>
+          <w:ilvl w:val="0"/>
+          <w:numId w:val="1"/>
+        </w:numPr>
+        <w:rPr>
+          <w:rFonts w:cs="Times New Roman"/>
+        </w:rPr>
+      </w:pPr>
+      <w:r>
+        <w:rPr>
+          <w:rFonts w:cs="Times New Roman"/>
+        </w:rPr>
+        <w:t>En textbaserad kodredigerare</w:t>
+      </w:r>
+    </w:p>
+    <w:p>
+      <w:pPr>
+        <w:pStyle w:val="ListParagraph"/>
+        <w:numPr>
+          <w:ilvl w:val="1"/>
+          <w:numId w:val="1"/>
+        </w:numPr>
+        <w:rPr>
+          <w:rFonts w:cs="Times New Roman"/>
+        </w:rPr>
+      </w:pPr>
+      <w:r>
+        <w:rPr>
+          <w:rFonts w:cs="Times New Roman"/>
+        </w:rPr>
+        <w:t>Kodredigeraren ska synas på skärmen och texten inom den ska kunna redigeras som text utan hinder.</w:t>
+      </w:r>
+    </w:p>
+    <w:p>
+      <w:pPr>
+        <w:pStyle w:val="ListParagraph"/>
+        <w:numPr>
+          <w:ilvl w:val="1"/>
+          <w:numId w:val="1"/>
+        </w:numPr>
+        <w:rPr>
+          <w:rFonts w:cs="Times New Roman"/>
+          <w:i/>
+          <w:iCs/>
+        </w:rPr>
+      </w:pPr>
+      <w:r>
+        <w:rPr>
+          <w:rFonts w:cs="Times New Roman"/>
+        </w:rPr>
+        <w:lastRenderedPageBreak/>
+        <w:t xml:space="preserve">Ord i koden ska byta färg baserat på sammanhanget, så kallad </w:t>
+      </w:r>
+      <w:r>
+        <w:rPr>
+          <w:rFonts w:cs="Times New Roman"/>
+          <w:i/>
+          <w:iCs/>
+        </w:rPr>
+        <w:t>syntax highlighting.</w:t>
+      </w:r>
+    </w:p>
+    <w:p>
+      <w:pPr>
+        <w:pStyle w:val="ListParagraph"/>
+        <w:numPr>
+          <w:ilvl w:val="0"/>
+          <w:numId w:val="1"/>
+        </w:numPr>
+        <w:rPr>
+          <w:rFonts w:cs="Times New Roman"/>
+        </w:rPr>
+      </w:pPr>
+      <w:r>
+        <w:rPr>
+          <w:rFonts w:cs="Times New Roman"/>
+        </w:rPr>
+        <w:t>Kod som kan styra en figuren</w:t>
+      </w:r>
+    </w:p>
+    <w:p>
+      <w:pPr>
+        <w:pStyle w:val="ListParagraph"/>
+        <w:numPr>
+          <w:ilvl w:val="1"/>
+          <w:numId w:val="1"/>
+        </w:numPr>
+        <w:rPr>
+          <w:rFonts w:cs="Times New Roman"/>
+        </w:rPr>
+      </w:pPr>
+      <w:r>
+        <w:rPr>
+          <w:rFonts w:cs="Times New Roman"/>
+        </w:rPr>
+        <w:t>När användaren trycker på en kör-knapp ska figuren röra sig i enlighet med kommandon som skrivits i kodrutan</w:t>
+      </w:r>
+    </w:p>
+    <w:p>
+      <w:pPr>
+        <w:pStyle w:val="ListParagraph"/>
+        <w:numPr>
+          <w:ilvl w:val="0"/>
+          <w:numId w:val="1"/>
+        </w:numPr>
+        <w:rPr>
+          <w:rFonts w:cs="Times New Roman"/>
+        </w:rPr>
+      </w:pPr>
+      <w:r>
+        <w:rPr>
+          <w:rFonts w:cs="Times New Roman"/>
+        </w:rPr>
+        <w:t>Minst fem banor</w:t>
+      </w:r>
+    </w:p>
+    <w:p>
+      <w:pPr>
+        <w:pStyle w:val="ListParagraph"/>
+        <w:numPr>
+          <w:ilvl w:val="0"/>
+          <w:numId w:val="1"/>
+        </w:numPr>
+        <w:rPr>
+          <w:rFonts w:cs="Times New Roman"/>
+        </w:rPr>
+      </w:pPr>
+      <w:r>
+        <w:rPr>
+          <w:rFonts w:cs="Times New Roman"/>
+        </w:rPr>
+        <w:t>Grafik för banorna och figuren</w:t>
+      </w:r>
+    </w:p>
+    <w:p>
+      <w:pPr>
+        <w:rPr>
+          <w:rFonts w:cs="Times New Roman"/>
+        </w:rPr>
+      </w:pPr>
+      <w:r>
+        <w:rPr>
+          <w:rFonts w:cs="Times New Roman"/>
+        </w:rPr>
+        <w:t>Det som inte uppfylldes är följande:</w:t>
+      </w:r>
+    </w:p>
+    <w:p>
+      <w:pPr>
+        <w:pStyle w:val="ListParagraph"/>
+        <w:numPr>
+          <w:ilvl w:val="0"/>
+          <w:numId w:val="1"/>
+        </w:numPr>
+        <w:rPr>
+          <w:rFonts w:cs="Times New Roman"/>
+        </w:rPr>
+      </w:pPr>
+      <w:r>
+        <w:rPr>
+          <w:rFonts w:cs="Times New Roman"/>
+        </w:rPr>
+        <w:t>Animationer på figuren</w:t>
+      </w:r>
+    </w:p>
+    <w:p>
+      <w:pPr>
+        <w:pStyle w:val="ListParagraph"/>
+        <w:numPr>
+          <w:ilvl w:val="0"/>
+          <w:numId w:val="1"/>
+        </w:numPr>
+        <w:rPr>
+          <w:rFonts w:cs="Times New Roman"/>
+        </w:rPr>
+      </w:pPr>
+      <w:r>
+        <w:rPr>
+          <w:rFonts w:cs="Times New Roman"/>
+        </w:rPr>
+        <w:t>Ett separat highscore-läge</w:t>
+      </w:r>
+    </w:p>
+    <w:p>
+      <w:pPr>
+        <w:pStyle w:val="ListParagraph"/>
+        <w:numPr>
+          <w:ilvl w:val="1"/>
+          <w:numId w:val="1"/>
+        </w:numPr>
+        <w:rPr>
+          <w:rFonts w:cs="Times New Roman"/>
+        </w:rPr>
+      </w:pPr>
+      <w:r>
+        <w:rPr>
+          <w:rFonts w:cs="Times New Roman"/>
+        </w:rPr>
+        <w:t>Ett läge man kan välja i spelet som går ut på att samla poäng istället för att klara av banor.</w:t>
+      </w:r>
+    </w:p>
+    <w:p>
+      <w:pPr>
+        <w:rPr>
+          <w:rFonts w:cs="Times New Roman"/>
+        </w:rPr>
+      </w:pPr>
+      <w:r>
+        <w:rPr>
+          <w:rFonts w:cs="Times New Roman"/>
+        </w:rPr>
+        <w:t>Animationer prioriterades inte eftersom det inte ansågs vara nödvändigt för funktionen av spelet, och</w:t>
+      </w:r>
+      <w:r>
+        <w:rPr>
+          <w:rFonts w:cs="Times New Roman"/>
+        </w:rPr>
+        <w:t xml:space="preserve"> ett separat highscore-läge slopades på grund av bristande tid.</w:t>
+      </w:r>
+    </w:p>
+    <w:p>
+      <w:pPr>
+        <w:pStyle w:val="Heading2"/>
+        <w:rPr>
+          <w:rFonts w:asciiTheme="minorHAnsi" w:hAnsiTheme="minorHAnsi" w:cs="Times New Roman"/>
+        </w:rPr>
+      </w:pPr>
+      <w:r>
+        <w:rPr>
+          <w:rFonts w:asciiTheme="minorHAnsi" w:hAnsiTheme="minorHAnsi" w:cs="Times New Roman"/>
+        </w:rPr>
+        <w:t xml:space="preserve">3.2. </w:t>
+      </w:r>
+      <w:r>
+        <w:rPr>
+          <w:rFonts w:asciiTheme="minorHAnsi" w:hAnsiTheme="minorHAnsi" w:cs="Times New Roman"/>
+        </w:rPr>
+        <w:t>Interpreteraren</w:t>
+      </w:r>
+    </w:p>
+    <w:p>
+      <w:pPr>
+        <w:rPr>
+          <w:rFonts w:cs="Times New Roman"/>
+        </w:rPr>
+      </w:pPr>
+      <w:r>
+        <w:rPr>
+          <w:rFonts w:cs="Times New Roman"/>
+        </w:rPr>
+        <w:t xml:space="preserve">Ett av kraven var att koden som skrivs av användaren i kodrutan ska interpreteras (tolkas av datorn), för att styra figuren. Det </w:t>
+      </w:r>
+      <w:r>
+        <w:rPr>
+          <w:rFonts w:cs="Times New Roman"/>
+        </w:rPr>
+        <w:t xml:space="preserve">uppfylldes, och </w:t>
+      </w:r>
+      <w:r>
+        <w:rPr>
+          <w:rFonts w:cs="Times New Roman"/>
+        </w:rPr>
+        <w:t xml:space="preserve">fungerar i det färdiga programmet. När den gröna knappen trycks (figur 1) </w:t>
+      </w:r>
+      <w:r>
+        <w:rPr>
+          <w:rFonts w:cs="Times New Roman"/>
+        </w:rPr>
+        <w:t xml:space="preserve">körs funktionen </w:t>
+      </w:r>
+      <w:r>
+        <w:rPr>
+          <w:rFonts w:cs="Times New Roman"/>
+        </w:rPr>
+        <w:t xml:space="preserve">runProgram(), som </w:t>
+      </w:r>
+      <w:r>
+        <w:rPr>
+          <w:rFonts w:cs="Times New Roman"/>
+        </w:rPr>
+        <w:t xml:space="preserve">läser textinehållet i kodrutan, och i sin tur </w:t>
+      </w:r>
+      <w:r>
+        <w:rPr>
+          <w:rFonts w:cs="Times New Roman"/>
+        </w:rPr>
+        <w:t>anropar execute() på de lästa raderna.</w:t>
+      </w:r>
+    </w:p>
+    <w:p>
+      <w:pPr>
+        <w:pStyle w:val="Heading2"/>
+        <w:rPr>
+          <w:rFonts w:asciiTheme="minorHAnsi" w:hAnsiTheme="minorHAnsi" w:cs="Times New Roman"/>
+        </w:rPr>
+      </w:pPr>
+      <w:r>
+        <w:rPr>
+          <w:rFonts w:asciiTheme="minorHAnsi" w:hAnsiTheme="minorHAnsi" w:cs="Times New Roman"/>
+        </w:rPr>
+        <w:t>3.3. Figuren</w:t>
+      </w:r>
+    </w:p>
+    <w:p>
+      <w:pPr>
+        <w:rPr>
+          <w:rFonts w:cs="Times New Roman"/>
+        </w:rPr>
+      </w:pPr>
+      <w:r>
+        <w:rPr>
+          <w:rFonts w:cs="Times New Roman"/>
+        </w:rPr>
+        <w:t xml:space="preserve">Figuren är en </w:t>
+      </w:r>
+      <w:r>
+        <w:rPr>
+          <w:rFonts w:cs="Times New Roman"/>
+          <w:highlight w:val="yellow"/>
+        </w:rPr>
+        <w:t>instans</w:t>
+      </w:r>
+      <w:r>
+        <w:rPr>
+          <w:rFonts w:cs="Times New Roman"/>
+        </w:rPr>
+        <w:t xml:space="preserve"> av </w:t>
+      </w:r>
+      <w:r>
+        <w:rPr>
+          <w:rFonts w:cs="Times New Roman"/>
+          <w:highlight w:val="yellow"/>
+        </w:rPr>
+        <w:t>klassen</w:t>
+      </w:r>
+      <w:r>
+        <w:rPr>
+          <w:rFonts w:cs="Times New Roman"/>
+        </w:rPr>
+        <w:t xml:space="preserve"> </w:t>
+      </w:r>
+      <w:r>
+        <w:rPr>
+          <w:rFonts w:cs="Times New Roman"/>
+        </w:rPr>
+        <w:t xml:space="preserve">Player, som genom </w:t>
+      </w:r>
+      <w:r>
+        <w:rPr>
+          <w:rFonts w:cs="Times New Roman"/>
+          <w:highlight w:val="yellow"/>
+        </w:rPr>
+        <w:t>arv</w:t>
+      </w:r>
+      <w:r>
+        <w:rPr>
+          <w:rFonts w:cs="Times New Roman"/>
+        </w:rPr>
+        <w:t xml:space="preserve"> underordnas klassen GridObject, som i sin tur genom arv underordnas </w:t>
+      </w:r>
+      <w:r>
+        <w:rPr>
+          <w:rFonts w:cs="Times New Roman"/>
+        </w:rPr>
+        <w:t xml:space="preserve">Phasers klass </w:t>
+      </w:r>
+      <w:r>
+        <w:rPr>
+          <w:rFonts w:cs="Times New Roman"/>
+          <w:highlight w:val="yellow"/>
+        </w:rPr>
+        <w:t>Sprite</w:t>
+      </w:r>
+      <w:r>
+        <w:rPr>
+          <w:rFonts w:cs="Times New Roman"/>
+        </w:rPr>
+        <w:t>. Det innebär att…</w:t>
+      </w:r>
+    </w:p>
+    <w:p>
+      <w:pPr>
+        <w:pStyle w:val="Heading2"/>
+        <w:rPr>
+          <w:rFonts w:asciiTheme="minorHAnsi" w:hAnsiTheme="minorHAnsi" w:cs="Times New Roman"/>
+        </w:rPr>
+      </w:pPr>
+      <w:r>
+        <w:rPr>
+          <w:rFonts w:asciiTheme="minorHAnsi" w:hAnsiTheme="minorHAnsi" w:cs="Times New Roman"/>
+        </w:rPr>
+        <w:t>3.4. Representation av nivåerna</w:t>
+      </w:r>
+    </w:p>
+    <w:p>
+      <w:pPr>
+        <w:rPr>
+          <w:rFonts w:cs="Times New Roman"/>
+        </w:rPr>
+      </w:pPr>
+      <w:r>
+        <w:rPr>
+          <w:rFonts w:cs="Times New Roman"/>
+        </w:rPr>
+        <w:t xml:space="preserve">Varje nivå i spelet lagras i filen </w:t>
+      </w:r>
+      <w:r>
+        <w:rPr>
+          <w:rFonts w:cs="Times New Roman"/>
+        </w:rPr>
+        <w:t>”levels.txt”</w:t>
+      </w:r>
+      <w:r>
+        <w:rPr>
+          <w:rFonts w:cs="Times New Roman"/>
+        </w:rPr>
+        <w:t xml:space="preserve"> i </w:t>
+      </w:r>
+      <w:r>
+        <w:rPr>
+          <w:rFonts w:cs="Times New Roman"/>
+          <w:highlight w:val="yellow"/>
+        </w:rPr>
+        <w:t>klartext</w:t>
+      </w:r>
+      <w:r>
+        <w:rPr>
+          <w:rFonts w:cs="Times New Roman"/>
+        </w:rPr>
+        <w:t>.</w:t>
+      </w:r>
+      <w:r>
+        <w:rPr>
+          <w:rFonts w:cs="Times New Roman"/>
+        </w:rPr>
+        <w:t xml:space="preserve"> Där lagras även…</w:t>
+      </w:r>
+    </w:p>
+    <w:p>
+      <w:pPr>
+        <w:pStyle w:val="Heading2"/>
+        <w:rPr>
+          <w:rFonts w:asciiTheme="minorHAnsi" w:hAnsiTheme="minorHAnsi" w:cs="Times New Roman"/>
+        </w:rPr>
+      </w:pPr>
+      <w:r>
+        <w:rPr>
+          <w:rFonts w:asciiTheme="minorHAnsi" w:hAnsiTheme="minorHAnsi" w:cs="Times New Roman"/>
+        </w:rPr>
+        <w:t xml:space="preserve">3.5. </w:t>
+      </w:r>
+      <w:r>
+        <w:rPr>
+          <w:rFonts w:asciiTheme="minorHAnsi" w:hAnsiTheme="minorHAnsi" w:cs="Times New Roman"/>
+        </w:rPr>
+        <w:t>Kol</w:t>
+      </w:r>
+      <w:r>
+        <w:rPr>
+          <w:rFonts w:asciiTheme="minorHAnsi" w:hAnsiTheme="minorHAnsi" w:cs="Times New Roman"/>
+        </w:rPr>
+        <w:t>lision</w:t>
+      </w:r>
+    </w:p>
+    <w:p>
+      <w:pPr>
+        <w:rPr>
+          <w:rFonts w:cs="Times New Roman"/>
+        </w:rPr>
+      </w:pPr>
+      <w:r>
+        <w:rPr>
+          <w:rFonts w:cs="Times New Roman"/>
+        </w:rPr>
+        <w:t>I funktionen execute()…</w:t>
+      </w:r>
+    </w:p>
+    <w:p>
+      <w:pPr>
+        <w:rPr>
+          <w:rFonts w:eastAsiaTheme="majorEastAsia" w:cs="Times New Roman"/>
+          <w:color w:val="0F4761" w:themeColor="accent1" w:themeShade="BF"/>
+          <w:sz w:val="40"/>
+          <w:szCs w:val="40"/>
+        </w:rPr>
+      </w:pPr>
+      <w:r>
+        <w:rPr>
+          <w:rFonts w:cs="Times New Roman"/>
+        </w:rPr>
+        <w:br w:type="page"/>
+      </w:r>
+    </w:p>
     <w:p>
       <w:pPr>
         <w:pStyle w:val="Heading1"/>
-      </w:pPr>
-      <w:r>
+        <w:rPr>
+          <w:rFonts w:asciiTheme="minorHAnsi" w:hAnsiTheme="minorHAnsi" w:cs="Times New Roman"/>
+        </w:rPr>
+      </w:pPr>
+      <w:r>
+        <w:rPr>
+          <w:rFonts w:asciiTheme="minorHAnsi" w:hAnsiTheme="minorHAnsi" w:cs="Times New Roman"/>
+        </w:rPr>
+        <w:lastRenderedPageBreak/>
         <w:t>4</w:t>
       </w:r>
       <w:r>
+        <w:rPr>
+          <w:rFonts w:asciiTheme="minorHAnsi" w:hAnsiTheme="minorHAnsi" w:cs="Times New Roman"/>
+        </w:rPr>
         <w:t xml:space="preserve">. </w:t>
       </w:r>
       <w:r>
+        <w:rPr>
+          <w:rFonts w:asciiTheme="minorHAnsi" w:hAnsiTheme="minorHAnsi" w:cs="Times New Roman"/>
+        </w:rPr>
         <w:t>Diskussion</w:t>
       </w:r>
     </w:p>
     <w:p>
       <w:pPr>
+        <w:rPr>
+          <w:rFonts w:cs="Times New Roman"/>
+        </w:rPr>
+      </w:pPr>
+      <w:r>
+        <w:rPr>
+          <w:rFonts w:cs="Times New Roman"/>
+          <w:highlight w:val="yellow"/>
+        </w:rPr>
+        <w:t xml:space="preserve">Här ska jag diskutera delar av koden som nämns i </w:t>
+      </w:r>
+      <w:r>
+        <w:rPr>
+          <w:rFonts w:cs="Times New Roman"/>
+          <w:highlight w:val="yellow"/>
+        </w:rPr>
+        <w:t>3. Resultat.</w:t>
+      </w:r>
+    </w:p>
+    <w:p>
+      <w:pPr>
+        <w:rPr>
+          <w:rFonts w:eastAsiaTheme="majorEastAsia" w:cs="Times New Roman"/>
+          <w:color w:val="0F4761" w:themeColor="accent1" w:themeShade="BF"/>
+          <w:sz w:val="40"/>
+          <w:szCs w:val="40"/>
+        </w:rPr>
+      </w:pPr>
+      <w:r>
+        <w:rPr>
+          <w:rFonts w:cs="Times New Roman"/>
+        </w:rPr>
+        <w:br w:type="page"/>
+      </w:r>
+    </w:p>
+    <w:p>
+      <w:pPr>
         <w:pStyle w:val="Heading1"/>
-      </w:pPr>
-      <w:r>
+        <w:rPr>
+          <w:rFonts w:asciiTheme="minorHAnsi" w:hAnsiTheme="minorHAnsi" w:cs="Times New Roman"/>
+        </w:rPr>
+      </w:pPr>
+      <w:r>
+        <w:rPr>
+          <w:rFonts w:asciiTheme="minorHAnsi" w:hAnsiTheme="minorHAnsi" w:cs="Times New Roman"/>
+        </w:rPr>
+        <w:lastRenderedPageBreak/>
         <w:t>5</w:t>
       </w:r>
       <w:r>
+        <w:rPr>
+          <w:rFonts w:asciiTheme="minorHAnsi" w:hAnsiTheme="minorHAnsi" w:cs="Times New Roman"/>
+        </w:rPr>
         <w:t xml:space="preserve">. </w:t>
       </w:r>
       <w:r>
+        <w:rPr>
+          <w:rFonts w:asciiTheme="minorHAnsi" w:hAnsiTheme="minorHAnsi" w:cs="Times New Roman"/>
+        </w:rPr>
         <w:t>Slutsats</w:t>
       </w:r>
     </w:p>
     <w:p>
       <w:pPr>
-        <w:pStyle w:val="Heading1"/>
-      </w:pPr>
-      <w:r>
-        <w:t>6</w:t>
-      </w:r>
-      <w:r>
-        <w:t xml:space="preserve">. </w:t>
-      </w:r>
-      <w:r>
-        <w:t>Referenser</w:t>
+        <w:rPr>
+          <w:rFonts w:cs="Times New Roman"/>
+        </w:rPr>
+      </w:pPr>
+      <w:r>
+        <w:rPr>
+          <w:rFonts w:cs="Times New Roman"/>
+          <w:highlight w:val="yellow"/>
+        </w:rPr>
+        <w:t>Här kommer jag resonera kring mina frågeställningar.</w:t>
       </w:r>
     </w:p>
     <w:sdt>
       <w:sdtPr>
+        <w:rPr>
+          <w:rFonts w:cs="Times New Roman"/>
+        </w:rPr>
         <w:id w:val="113645574"/>
         <w:docPartObj>
           <w:docPartGallery w:val="Bibliographies"/>
           <w:docPartUnique/>
         </w:docPartObj>
       </w:sdtPr>
-      <w:sdtEndPr>
-        <w:rPr>
-          <w:rFonts w:asciiTheme="minorHAnsi" w:eastAsiaTheme="minorEastAsia" w:hAnsiTheme="minorHAnsi" w:cstheme="minorBidi"/>
-          <w:color w:val="auto"/>
-          <w:sz w:val="24"/>
-          <w:szCs w:val="24"/>
-        </w:rPr>
-      </w:sdtEndPr>
       <w:sdtContent>
         <w:p>
           <w:pPr>
+            <w:rPr>
+              <w:rFonts w:cs="Times New Roman"/>
+            </w:rPr>
+          </w:pPr>
+        </w:p>
+        <w:p>
+          <w:pPr>
+            <w:rPr>
+              <w:rFonts w:cs="Times New Roman"/>
+            </w:rPr>
+          </w:pPr>
+          <w:r>
+            <w:rPr>
+              <w:rFonts w:cs="Times New Roman"/>
+            </w:rPr>
+            <w:br w:type="page"/>
+          </w:r>
+        </w:p>
+        <w:p>
+          <w:pPr>
             <w:pStyle w:val="Heading1"/>
+            <w:rPr>
+              <w:rFonts w:asciiTheme="minorHAnsi" w:hAnsiTheme="minorHAnsi" w:cs="Times New Roman"/>
+              <w:lang w:val="en-US"/>
+            </w:rPr>
           </w:pPr>
           <w:r>
-            <w:t>References</w:t>
+            <w:rPr>
+              <w:rFonts w:asciiTheme="minorHAnsi" w:hAnsiTheme="minorHAnsi" w:cs="Times New Roman"/>
+              <w:lang w:val="en-US"/>
+            </w:rPr>
+            <w:lastRenderedPageBreak/>
+            <w:t>6. Referenser</w:t>
           </w:r>
         </w:p>
         <w:sdt>
           <w:sdtPr>
+            <w:rPr>
+              <w:rFonts w:cs="Times New Roman"/>
+            </w:rPr>
             <w:id w:val="-573587230"/>
             <w:bibliography/>
           </w:sdtPr>
@@ -1415,23 +3513,39 @@
               <w:pPr>
                 <w:pStyle w:val="Bibliography"/>
                 <w:rPr>
+                  <w:rFonts w:cs="Times New Roman"/>
                   <w:lang w:val="en-US"/>
                 </w:rPr>
               </w:pPr>
               <w:r>
+                <w:rPr>
+                  <w:rFonts w:cs="Times New Roman"/>
+                </w:rPr>
                 <w:fldChar w:fldCharType="begin"/>
               </w:r>
               <w:r>
+                <w:rPr>
+                  <w:rFonts w:cs="Times New Roman"/>
+                  <w:lang w:val="en-US"/>
+                </w:rPr>
                 <w:instrText xml:space="preserve"> BIBLIOGRAPHY </w:instrText>
               </w:r>
               <w:r>
+                <w:rPr>
+                  <w:rFonts w:cs="Times New Roman"/>
+                </w:rPr>
                 <w:fldChar w:fldCharType="separate"/>
               </w:r>
               <w:r>
+                <w:rPr>
+                  <w:rFonts w:cs="Times New Roman"/>
+                  <w:lang w:val="en-US"/>
+                </w:rPr>
                 <w:t xml:space="preserve">Apple, 2025. </w:t>
               </w:r>
               <w:r>
                 <w:rPr>
+                  <w:rFonts w:cs="Times New Roman"/>
                   <w:i/>
                   <w:iCs/>
                   <w:lang w:val="en-US"/>
@@ -1440,12 +3554,14 @@
               </w:r>
               <w:r>
                 <w:rPr>
+                  <w:rFonts w:cs="Times New Roman"/>
                   <w:lang w:val="en-US"/>
                 </w:rPr>
                 <w:t xml:space="preserve">[Online] </w:t>
               </w:r>
               <w:r>
                 <w:rPr>
+                  <w:rFonts w:cs="Times New Roman"/>
                   <w:lang w:val="en-US"/>
                 </w:rPr>
                 <w:br/>
@@ -1453,6 +3569,7 @@
               </w:r>
               <w:r>
                 <w:rPr>
+                  <w:rFonts w:cs="Times New Roman"/>
                   <w:u w:val="single"/>
                   <w:lang w:val="en-US"/>
                 </w:rPr>
@@ -1460,6 +3577,7 @@
               </w:r>
               <w:r>
                 <w:rPr>
+                  <w:rFonts w:cs="Times New Roman"/>
                   <w:lang w:val="en-US"/>
                 </w:rPr>
                 <w:br/>
@@ -1470,32 +3588,36 @@
               <w:pPr>
                 <w:pStyle w:val="Bibliography"/>
                 <w:rPr>
+                  <w:rFonts w:cs="Times New Roman"/>
                   <w:lang w:val="en-US"/>
                 </w:rPr>
               </w:pPr>
               <w:r>
                 <w:rPr>
-                  <w:lang w:val="en-US"/>
-                </w:rPr>
-                <w:lastRenderedPageBreak/>
-                <w:t xml:space="preserve">Envato, u.d. </w:t>
-              </w:r>
-              <w:r>
-                <w:rPr>
+                  <w:rFonts w:cs="Times New Roman"/>
+                  <w:lang w:val="en-US"/>
+                </w:rPr>
+                <w:t xml:space="preserve">Cub Nooble, 2026. </w:t>
+              </w:r>
+              <w:r>
+                <w:rPr>
+                  <w:rFonts w:cs="Times New Roman"/>
                   <w:i/>
                   <w:iCs/>
                   <w:lang w:val="en-US"/>
                 </w:rPr>
-                <w:t xml:space="preserve">How to Learn the Phaser HTML5 Game Engine. </w:t>
-              </w:r>
-              <w:r>
-                <w:rPr>
+                <w:t xml:space="preserve">Sprout Lands Asset Pack. </w:t>
+              </w:r>
+              <w:r>
+                <w:rPr>
+                  <w:rFonts w:cs="Times New Roman"/>
                   <w:lang w:val="en-US"/>
                 </w:rPr>
                 <w:t xml:space="preserve">[Online] </w:t>
               </w:r>
               <w:r>
                 <w:rPr>
+                  <w:rFonts w:cs="Times New Roman"/>
                   <w:lang w:val="en-US"/>
                 </w:rPr>
                 <w:br/>
@@ -1503,48 +3625,55 @@
               </w:r>
               <w:r>
                 <w:rPr>
+                  <w:rFonts w:cs="Times New Roman"/>
                   <w:u w:val="single"/>
                   <w:lang w:val="en-US"/>
                 </w:rPr>
-                <w:t>https://webdesign.tutsplus.com/how-to-learn-the-phaser-html5-game-engine--gamedev-13643a</w:t>
-              </w:r>
-              <w:r>
-                <w:rPr>
+                <w:t>https://cupnooble.itch.io/sprout-lands-asset-pack</w:t>
+              </w:r>
+              <w:r>
+                <w:rPr>
+                  <w:rFonts w:cs="Times New Roman"/>
                   <w:lang w:val="en-US"/>
                 </w:rPr>
                 <w:br/>
-                <w:t>[Använd 2025].</w:t>
+                <w:t>[Använd 20 February 2026].</w:t>
               </w:r>
             </w:p>
             <w:p>
               <w:pPr>
                 <w:pStyle w:val="Bibliography"/>
                 <w:rPr>
+                  <w:rFonts w:cs="Times New Roman"/>
                   <w:lang w:val="en-US"/>
                 </w:rPr>
               </w:pPr>
               <w:r>
                 <w:rPr>
-                  <w:lang w:val="en-US"/>
-                </w:rPr>
-                <w:t xml:space="preserve">Felder, D., 2015. </w:t>
-              </w:r>
-              <w:r>
-                <w:rPr>
+                  <w:rFonts w:cs="Times New Roman"/>
+                  <w:lang w:val="en-US"/>
+                </w:rPr>
+                <w:t xml:space="preserve">Envato, u.d. </w:t>
+              </w:r>
+              <w:r>
+                <w:rPr>
+                  <w:rFonts w:cs="Times New Roman"/>
                   <w:i/>
                   <w:iCs/>
                   <w:lang w:val="en-US"/>
                 </w:rPr>
-                <w:t xml:space="preserve">Design 101: Playtesting. </w:t>
-              </w:r>
-              <w:r>
-                <w:rPr>
+                <w:t xml:space="preserve">How to Learn the Phaser HTML5 Game Engine. </w:t>
+              </w:r>
+              <w:r>
+                <w:rPr>
+                  <w:rFonts w:cs="Times New Roman"/>
                   <w:lang w:val="en-US"/>
                 </w:rPr>
                 <w:t xml:space="preserve">[Online] </w:t>
               </w:r>
               <w:r>
                 <w:rPr>
+                  <w:rFonts w:cs="Times New Roman"/>
                   <w:lang w:val="en-US"/>
                 </w:rPr>
                 <w:br/>
@@ -1552,48 +3681,55 @@
               </w:r>
               <w:r>
                 <w:rPr>
+                  <w:rFonts w:cs="Times New Roman"/>
                   <w:u w:val="single"/>
                   <w:lang w:val="en-US"/>
                 </w:rPr>
-                <w:t>https://www.gamedeveloper.com/design/design-101-playtesting</w:t>
-              </w:r>
-              <w:r>
-                <w:rPr>
+                <w:t>https://webdesign.tutsplus.com/how-to-learn-the-phaser-html5-game-engine--gamedev-13643a</w:t>
+              </w:r>
+              <w:r>
+                <w:rPr>
+                  <w:rFonts w:cs="Times New Roman"/>
                   <w:lang w:val="en-US"/>
                 </w:rPr>
                 <w:br/>
-                <w:t>[Använd 19 September 2025].</w:t>
+                <w:t>[Använd 2025].</w:t>
               </w:r>
             </w:p>
             <w:p>
               <w:pPr>
                 <w:pStyle w:val="Bibliography"/>
                 <w:rPr>
+                  <w:rFonts w:cs="Times New Roman"/>
                   <w:lang w:val="en-US"/>
                 </w:rPr>
               </w:pPr>
               <w:r>
                 <w:rPr>
-                  <w:lang w:val="en-US"/>
-                </w:rPr>
-                <w:t xml:space="preserve">Fowler, M., 2023. </w:t>
-              </w:r>
-              <w:r>
-                <w:rPr>
+                  <w:rFonts w:cs="Times New Roman"/>
+                  <w:lang w:val="en-US"/>
+                </w:rPr>
+                <w:t xml:space="preserve">Felder, D., 2015. </w:t>
+              </w:r>
+              <w:r>
+                <w:rPr>
+                  <w:rFonts w:cs="Times New Roman"/>
                   <w:i/>
                   <w:iCs/>
                   <w:lang w:val="en-US"/>
                 </w:rPr>
-                <w:t xml:space="preserve">Test Driven Development. </w:t>
-              </w:r>
-              <w:r>
-                <w:rPr>
+                <w:t xml:space="preserve">Design 101: Playtesting. </w:t>
+              </w:r>
+              <w:r>
+                <w:rPr>
+                  <w:rFonts w:cs="Times New Roman"/>
                   <w:lang w:val="en-US"/>
                 </w:rPr>
                 <w:t xml:space="preserve">[Online] </w:t>
               </w:r>
               <w:r>
                 <w:rPr>
+                  <w:rFonts w:cs="Times New Roman"/>
                   <w:lang w:val="en-US"/>
                 </w:rPr>
                 <w:br/>
@@ -1601,48 +3737,55 @@
               </w:r>
               <w:r>
                 <w:rPr>
+                  <w:rFonts w:cs="Times New Roman"/>
                   <w:u w:val="single"/>
                   <w:lang w:val="en-US"/>
                 </w:rPr>
-                <w:t>https://martinfowler.com/bliki/TestDrivenDevelopment.html</w:t>
-              </w:r>
-              <w:r>
-                <w:rPr>
+                <w:t>https://www.gamedeveloper.com/design/design-101-playtesting</w:t>
+              </w:r>
+              <w:r>
+                <w:rPr>
+                  <w:rFonts w:cs="Times New Roman"/>
                   <w:lang w:val="en-US"/>
                 </w:rPr>
                 <w:br/>
-                <w:t>[Använd 15 September 2025].</w:t>
+                <w:t>[Använd 19 September 2025].</w:t>
               </w:r>
             </w:p>
             <w:p>
               <w:pPr>
                 <w:pStyle w:val="Bibliography"/>
                 <w:rPr>
+                  <w:rFonts w:cs="Times New Roman"/>
                   <w:lang w:val="en-US"/>
                 </w:rPr>
               </w:pPr>
               <w:r>
                 <w:rPr>
-                  <w:lang w:val="en-US"/>
-                </w:rPr>
-                <w:t xml:space="preserve">GeeksforGeeks, 2025. </w:t>
-              </w:r>
-              <w:r>
-                <w:rPr>
+                  <w:rFonts w:cs="Times New Roman"/>
+                  <w:lang w:val="en-US"/>
+                </w:rPr>
+                <w:t xml:space="preserve">Fowler, M., 2023. </w:t>
+              </w:r>
+              <w:r>
+                <w:rPr>
+                  <w:rFonts w:cs="Times New Roman"/>
                   <w:i/>
                   <w:iCs/>
                   <w:lang w:val="en-US"/>
                 </w:rPr>
-                <w:t xml:space="preserve">Host a Website on Github For Free. </w:t>
-              </w:r>
-              <w:r>
-                <w:rPr>
+                <w:t xml:space="preserve">Test Driven Development. </w:t>
+              </w:r>
+              <w:r>
+                <w:rPr>
+                  <w:rFonts w:cs="Times New Roman"/>
                   <w:lang w:val="en-US"/>
                 </w:rPr>
                 <w:t xml:space="preserve">[Online] </w:t>
               </w:r>
               <w:r>
                 <w:rPr>
+                  <w:rFonts w:cs="Times New Roman"/>
                   <w:lang w:val="en-US"/>
                 </w:rPr>
                 <w:br/>
@@ -1650,63 +3793,55 @@
               </w:r>
               <w:r>
                 <w:rPr>
+                  <w:rFonts w:cs="Times New Roman"/>
                   <w:u w:val="single"/>
                   <w:lang w:val="en-US"/>
                 </w:rPr>
-                <w:t>https://www.geeksforgeeks.org/git/how-to-host-a-website-on-github-for-free/</w:t>
-              </w:r>
-              <w:r>
-                <w:rPr>
+                <w:t>https://martinfowler.com/bliki/TestDrivenDevelopment.html</w:t>
+              </w:r>
+              <w:r>
+                <w:rPr>
+                  <w:rFonts w:cs="Times New Roman"/>
                   <w:lang w:val="en-US"/>
                 </w:rPr>
                 <w:br/>
-                <w:t>[Använd 23 October 2025].</w:t>
+                <w:t>[Använd 15 September 2025].</w:t>
               </w:r>
             </w:p>
             <w:p>
               <w:pPr>
                 <w:pStyle w:val="Bibliography"/>
                 <w:rPr>
+                  <w:rFonts w:cs="Times New Roman"/>
                   <w:lang w:val="en-US"/>
                 </w:rPr>
               </w:pPr>
               <w:r>
                 <w:rPr>
-                  <w:lang w:val="en-US"/>
-                </w:rPr>
-                <w:t xml:space="preserve">Godot, 2023. </w:t>
-              </w:r>
-              <w:r>
-                <w:rPr>
+                  <w:rFonts w:cs="Times New Roman"/>
+                  <w:lang w:val="en-US"/>
+                </w:rPr>
+                <w:t xml:space="preserve">GeeksforGeeks, 2025. </w:t>
+              </w:r>
+              <w:r>
+                <w:rPr>
+                  <w:rFonts w:cs="Times New Roman"/>
                   <w:i/>
                   <w:iCs/>
                   <w:lang w:val="en-US"/>
                 </w:rPr>
-                <w:t>Exporting for the Web</w:t>
-              </w:r>
-              <w:r>
-                <w:rPr>
-                  <w:i/>
-                  <w:iCs/>
-                </w:rPr>
-                <w:sym w:font="Symbol" w:char="F0C1"/>
-              </w:r>
-              <w:r>
-                <w:rPr>
-                  <w:i/>
-                  <w:iCs/>
-                  <w:lang w:val="en-US"/>
-                </w:rPr>
-                <w:t xml:space="preserve">. </w:t>
-              </w:r>
-              <w:r>
-                <w:rPr>
+                <w:t xml:space="preserve">Host a Website on Github For Free. </w:t>
+              </w:r>
+              <w:r>
+                <w:rPr>
+                  <w:rFonts w:cs="Times New Roman"/>
                   <w:lang w:val="en-US"/>
                 </w:rPr>
                 <w:t xml:space="preserve">[Online] </w:t>
               </w:r>
               <w:r>
                 <w:rPr>
+                  <w:rFonts w:cs="Times New Roman"/>
                   <w:lang w:val="en-US"/>
                 </w:rPr>
                 <w:br/>
@@ -1714,48 +3849,73 @@
               </w:r>
               <w:r>
                 <w:rPr>
+                  <w:rFonts w:cs="Times New Roman"/>
                   <w:u w:val="single"/>
                   <w:lang w:val="en-US"/>
                 </w:rPr>
-                <w:t>https://docs.godotengine.org/en/latest/tutorials/export/exporting_for_web.html</w:t>
-              </w:r>
-              <w:r>
-                <w:rPr>
+                <w:t>https://www.geeksforgeeks.org/git/how-to-host-a-website-on-github-for-free/</w:t>
+              </w:r>
+              <w:r>
+                <w:rPr>
+                  <w:rFonts w:cs="Times New Roman"/>
                   <w:lang w:val="en-US"/>
                 </w:rPr>
                 <w:br/>
-                <w:t>[Använd 18 September 2025].</w:t>
+                <w:t>[Använd 23 October 2025].</w:t>
               </w:r>
             </w:p>
             <w:p>
               <w:pPr>
                 <w:pStyle w:val="Bibliography"/>
                 <w:rPr>
+                  <w:rFonts w:cs="Times New Roman"/>
                   <w:lang w:val="en-US"/>
                 </w:rPr>
               </w:pPr>
               <w:r>
                 <w:rPr>
-                  <w:lang w:val="en-US"/>
-                </w:rPr>
-                <w:t xml:space="preserve">Mozilla, 2025. </w:t>
-              </w:r>
-              <w:r>
-                <w:rPr>
+                  <w:rFonts w:cs="Times New Roman"/>
+                  <w:lang w:val="en-US"/>
+                </w:rPr>
+                <w:t xml:space="preserve">Godot, 2023. </w:t>
+              </w:r>
+              <w:r>
+                <w:rPr>
+                  <w:rFonts w:cs="Times New Roman"/>
                   <w:i/>
                   <w:iCs/>
                   <w:lang w:val="en-US"/>
                 </w:rPr>
-                <w:t xml:space="preserve">Game development. </w:t>
-              </w:r>
-              <w:r>
-                <w:rPr>
+                <w:t>Exporting for the Web</w:t>
+              </w:r>
+              <w:r>
+                <w:rPr>
+                  <w:rFonts w:eastAsia="Symbol" w:cs="Symbol"/>
+                  <w:i/>
+                  <w:iCs/>
+                  <w:lang w:val="en-US"/>
+                </w:rPr>
+                <w:t>Á</w:t>
+              </w:r>
+              <w:r>
+                <w:rPr>
+                  <w:rFonts w:cs="Times New Roman"/>
+                  <w:i/>
+                  <w:iCs/>
+                  <w:lang w:val="en-US"/>
+                </w:rPr>
+                <w:t xml:space="preserve">. </w:t>
+              </w:r>
+              <w:r>
+                <w:rPr>
+                  <w:rFonts w:cs="Times New Roman"/>
                   <w:lang w:val="en-US"/>
                 </w:rPr>
                 <w:t xml:space="preserve">[Online] </w:t>
               </w:r>
               <w:r>
                 <w:rPr>
+                  <w:rFonts w:cs="Times New Roman"/>
                   <w:lang w:val="en-US"/>
                 </w:rPr>
                 <w:br/>
@@ -1763,13 +3923,15 @@
               </w:r>
               <w:r>
                 <w:rPr>
+                  <w:rFonts w:cs="Times New Roman"/>
                   <w:u w:val="single"/>
                   <w:lang w:val="en-US"/>
                 </w:rPr>
-                <w:t>https://developer.mozilla.org/en-US/docs/Games</w:t>
-              </w:r>
-              <w:r>
-                <w:rPr>
+                <w:t>https://docs.godotengine.org/en/latest/tutorials/export/exporting_for_web.html</w:t>
+              </w:r>
+              <w:r>
+                <w:rPr>
+                  <w:rFonts w:cs="Times New Roman"/>
                   <w:lang w:val="en-US"/>
                 </w:rPr>
                 <w:br/>
@@ -1780,31 +3942,36 @@
               <w:pPr>
                 <w:pStyle w:val="Bibliography"/>
                 <w:rPr>
+                  <w:rFonts w:cs="Times New Roman"/>
                   <w:lang w:val="en-US"/>
                 </w:rPr>
               </w:pPr>
               <w:r>
                 <w:rPr>
-                  <w:lang w:val="en-US"/>
-                </w:rPr>
-                <w:t xml:space="preserve">Mozilla, u.d. </w:t>
-              </w:r>
-              <w:r>
-                <w:rPr>
+                  <w:rFonts w:cs="Times New Roman"/>
+                  <w:lang w:val="en-US"/>
+                </w:rPr>
+                <w:t xml:space="preserve">Mozilla, 2025. </w:t>
+              </w:r>
+              <w:r>
+                <w:rPr>
+                  <w:rFonts w:cs="Times New Roman"/>
                   <w:i/>
                   <w:iCs/>
                   <w:lang w:val="en-US"/>
                 </w:rPr>
-                <w:t xml:space="preserve">How do I use GitHub Pages?. </w:t>
-              </w:r>
-              <w:r>
-                <w:rPr>
+                <w:t xml:space="preserve">Game development. </w:t>
+              </w:r>
+              <w:r>
+                <w:rPr>
+                  <w:rFonts w:cs="Times New Roman"/>
                   <w:lang w:val="en-US"/>
                 </w:rPr>
                 <w:t xml:space="preserve">[Online] </w:t>
               </w:r>
               <w:r>
                 <w:rPr>
+                  <w:rFonts w:cs="Times New Roman"/>
                   <w:lang w:val="en-US"/>
                 </w:rPr>
                 <w:br/>
@@ -1812,48 +3979,55 @@
               </w:r>
               <w:r>
                 <w:rPr>
+                  <w:rFonts w:cs="Times New Roman"/>
                   <w:u w:val="single"/>
                   <w:lang w:val="en-US"/>
                 </w:rPr>
-                <w:t>https://developer.mozilla.org/en-US/docs/Learn_web_development/Howto/Tools_and_setup/Using_GitHub_pages</w:t>
-              </w:r>
-              <w:r>
-                <w:rPr>
+                <w:t>https://developer.mozilla.org/en-US/docs/Games</w:t>
+              </w:r>
+              <w:r>
+                <w:rPr>
+                  <w:rFonts w:cs="Times New Roman"/>
                   <w:lang w:val="en-US"/>
                 </w:rPr>
                 <w:br/>
-                <w:t>[Använd 19 February 2026].</w:t>
+                <w:t>[Använd 18 September 2025].</w:t>
               </w:r>
             </w:p>
             <w:p>
               <w:pPr>
                 <w:pStyle w:val="Bibliography"/>
                 <w:rPr>
+                  <w:rFonts w:cs="Times New Roman"/>
                   <w:lang w:val="en-US"/>
                 </w:rPr>
               </w:pPr>
               <w:r>
                 <w:rPr>
-                  <w:lang w:val="en-US"/>
-                </w:rPr>
-                <w:t xml:space="preserve">Muscara, A., 2025. </w:t>
-              </w:r>
-              <w:r>
-                <w:rPr>
+                  <w:rFonts w:cs="Times New Roman"/>
+                  <w:lang w:val="en-US"/>
+                </w:rPr>
+                <w:t xml:space="preserve">Mozilla, u.d. </w:t>
+              </w:r>
+              <w:r>
+                <w:rPr>
+                  <w:rFonts w:cs="Times New Roman"/>
                   <w:i/>
                   <w:iCs/>
                   <w:lang w:val="en-US"/>
                 </w:rPr>
-                <w:t xml:space="preserve">How to Submit Your App to the App Store in 2025. </w:t>
-              </w:r>
-              <w:r>
-                <w:rPr>
+                <w:t xml:space="preserve">How do I use GitHub Pages?. </w:t>
+              </w:r>
+              <w:r>
+                <w:rPr>
+                  <w:rFonts w:cs="Times New Roman"/>
                   <w:lang w:val="en-US"/>
                 </w:rPr>
                 <w:t xml:space="preserve">[Online] </w:t>
               </w:r>
               <w:r>
                 <w:rPr>
+                  <w:rFonts w:cs="Times New Roman"/>
                   <w:lang w:val="en-US"/>
                 </w:rPr>
                 <w:br/>
@@ -1861,44 +4035,56 @@
               </w:r>
               <w:r>
                 <w:rPr>
+                  <w:rFonts w:cs="Times New Roman"/>
                   <w:u w:val="single"/>
                   <w:lang w:val="en-US"/>
                 </w:rPr>
-                <w:t>https://www.instabug.com/blog/how-to-submit-app-to-app-store</w:t>
-              </w:r>
-              <w:r>
-                <w:rPr>
+                <w:t>https://developer.mozilla.org/en-US/docs/Learn_web_development/Howto/Tools_and_setup/Using_GitHub_pages</w:t>
+              </w:r>
+              <w:r>
+                <w:rPr>
+                  <w:rFonts w:cs="Times New Roman"/>
                   <w:lang w:val="en-US"/>
                 </w:rPr>
                 <w:br/>
-                <w:t>[Använd 18 September 2025].</w:t>
+                <w:t>[Använd 19 February 2026].</w:t>
               </w:r>
             </w:p>
             <w:p>
               <w:pPr>
                 <w:pStyle w:val="Bibliography"/>
                 <w:rPr>
+                  <w:rFonts w:cs="Times New Roman"/>
                   <w:lang w:val="en-US"/>
                 </w:rPr>
               </w:pPr>
               <w:r>
-                <w:t xml:space="preserve">Norstat, 2023. </w:t>
-              </w:r>
-              <w:r>
-                <w:rPr>
+                <w:rPr>
+                  <w:rFonts w:cs="Times New Roman"/>
+                  <w:lang w:val="en-US"/>
+                </w:rPr>
+                <w:lastRenderedPageBreak/>
+                <w:t xml:space="preserve">Muscara, A., 2025. </w:t>
+              </w:r>
+              <w:r>
+                <w:rPr>
+                  <w:rFonts w:cs="Times New Roman"/>
                   <w:i/>
                   <w:iCs/>
-                </w:rPr>
-                <w:t xml:space="preserve">Skillnad mellan kvalitativ och kvantitativ marknadsundersökning. </w:t>
-              </w:r>
-              <w:r>
-                <w:rPr>
+                  <w:lang w:val="en-US"/>
+                </w:rPr>
+                <w:t xml:space="preserve">How to Submit Your App to the App Store in 2025. </w:t>
+              </w:r>
+              <w:r>
+                <w:rPr>
+                  <w:rFonts w:cs="Times New Roman"/>
                   <w:lang w:val="en-US"/>
                 </w:rPr>
                 <w:t xml:space="preserve">[Online] </w:t>
               </w:r>
               <w:r>
                 <w:rPr>
+                  <w:rFonts w:cs="Times New Roman"/>
                   <w:lang w:val="en-US"/>
                 </w:rPr>
                 <w:br/>
@@ -1906,13 +4092,15 @@
               </w:r>
               <w:r>
                 <w:rPr>
+                  <w:rFonts w:cs="Times New Roman"/>
                   <w:u w:val="single"/>
                   <w:lang w:val="en-US"/>
                 </w:rPr>
-                <w:t>https://norstat.co/sv/marknadsundersokning/kvalitativ-kvantitativ/</w:t>
-              </w:r>
-              <w:r>
-                <w:rPr>
+                <w:t>https://www.instabug.com/blog/how-to-submit-app-to-app-store</w:t>
+              </w:r>
+              <w:r>
+                <w:rPr>
+                  <w:rFonts w:cs="Times New Roman"/>
                   <w:lang w:val="en-US"/>
                 </w:rPr>
                 <w:br/>
@@ -1923,32 +4111,34 @@
               <w:pPr>
                 <w:pStyle w:val="Bibliography"/>
                 <w:rPr>
+                  <w:rFonts w:cs="Times New Roman"/>
                   <w:lang w:val="en-US"/>
                 </w:rPr>
               </w:pPr>
               <w:r>
                 <w:rPr>
-                  <w:lang w:val="en-US"/>
-                </w:rPr>
-                <w:lastRenderedPageBreak/>
-                <w:t xml:space="preserve">planview, 2021. </w:t>
-              </w:r>
-              <w:r>
-                <w:rPr>
+                  <w:rFonts w:cs="Times New Roman"/>
+                </w:rPr>
+                <w:t xml:space="preserve">Norstat, 2023. </w:t>
+              </w:r>
+              <w:r>
+                <w:rPr>
+                  <w:rFonts w:cs="Times New Roman"/>
                   <w:i/>
                   <w:iCs/>
-                  <w:lang w:val="en-US"/>
-                </w:rPr>
-                <w:t xml:space="preserve">What is FDD in Agile?. </w:t>
-              </w:r>
-              <w:r>
-                <w:rPr>
+                </w:rPr>
+                <w:t xml:space="preserve">Skillnad mellan kvalitativ och kvantitativ marknadsundersökning. </w:t>
+              </w:r>
+              <w:r>
+                <w:rPr>
+                  <w:rFonts w:cs="Times New Roman"/>
                   <w:lang w:val="en-US"/>
                 </w:rPr>
                 <w:t xml:space="preserve">[Online] </w:t>
               </w:r>
               <w:r>
                 <w:rPr>
+                  <w:rFonts w:cs="Times New Roman"/>
                   <w:lang w:val="en-US"/>
                 </w:rPr>
                 <w:br/>
@@ -1956,48 +4146,55 @@
               </w:r>
               <w:r>
                 <w:rPr>
+                  <w:rFonts w:cs="Times New Roman"/>
                   <w:u w:val="single"/>
                   <w:lang w:val="en-US"/>
                 </w:rPr>
-                <w:t>https://www.planview.com/resources/articles/fdd-agile/</w:t>
-              </w:r>
-              <w:r>
-                <w:rPr>
+                <w:t>https://norstat.co/sv/marknadsundersokning/kvalitativ-kvantitativ/</w:t>
+              </w:r>
+              <w:r>
+                <w:rPr>
+                  <w:rFonts w:cs="Times New Roman"/>
                   <w:lang w:val="en-US"/>
                 </w:rPr>
                 <w:br/>
-                <w:t>[Använd 18 9 2025].</w:t>
+                <w:t>[Använd 18 September 2025].</w:t>
               </w:r>
             </w:p>
             <w:p>
               <w:pPr>
                 <w:pStyle w:val="Bibliography"/>
                 <w:rPr>
+                  <w:rFonts w:cs="Times New Roman"/>
                   <w:lang w:val="en-US"/>
                 </w:rPr>
               </w:pPr>
               <w:r>
                 <w:rPr>
-                  <w:lang w:val="en-US"/>
-                </w:rPr>
-                <w:t xml:space="preserve">Rouse, M., 2024. </w:t>
-              </w:r>
-              <w:r>
-                <w:rPr>
+                  <w:rFonts w:cs="Times New Roman"/>
+                  <w:lang w:val="en-US"/>
+                </w:rPr>
+                <w:t xml:space="preserve">planview, 2021. </w:t>
+              </w:r>
+              <w:r>
+                <w:rPr>
+                  <w:rFonts w:cs="Times New Roman"/>
                   <w:i/>
                   <w:iCs/>
                   <w:lang w:val="en-US"/>
                 </w:rPr>
-                <w:t xml:space="preserve">Minimum Viable Product (MVP). </w:t>
-              </w:r>
-              <w:r>
-                <w:rPr>
+                <w:t xml:space="preserve">What is FDD in Agile?. </w:t>
+              </w:r>
+              <w:r>
+                <w:rPr>
+                  <w:rFonts w:cs="Times New Roman"/>
                   <w:lang w:val="en-US"/>
                 </w:rPr>
                 <w:t xml:space="preserve">[Online] </w:t>
               </w:r>
               <w:r>
                 <w:rPr>
+                  <w:rFonts w:cs="Times New Roman"/>
                   <w:lang w:val="en-US"/>
                 </w:rPr>
                 <w:br/>
@@ -2005,48 +4202,55 @@
               </w:r>
               <w:r>
                 <w:rPr>
+                  <w:rFonts w:cs="Times New Roman"/>
                   <w:u w:val="single"/>
                   <w:lang w:val="en-US"/>
                 </w:rPr>
-                <w:t>https://www.techopedia.com/definition/27809/minimum-viable-product-mvp</w:t>
-              </w:r>
-              <w:r>
-                <w:rPr>
+                <w:t>https://www.planview.com/resources/articles/fdd-agile/</w:t>
+              </w:r>
+              <w:r>
+                <w:rPr>
+                  <w:rFonts w:cs="Times New Roman"/>
                   <w:lang w:val="en-US"/>
                 </w:rPr>
                 <w:br/>
-                <w:t>[Använd 18 September 2025].</w:t>
+                <w:t>[Använd 18 9 2025].</w:t>
               </w:r>
             </w:p>
             <w:p>
               <w:pPr>
                 <w:pStyle w:val="Bibliography"/>
                 <w:rPr>
+                  <w:rFonts w:cs="Times New Roman"/>
                   <w:lang w:val="en-US"/>
                 </w:rPr>
               </w:pPr>
               <w:r>
                 <w:rPr>
-                  <w:lang w:val="en-US"/>
-                </w:rPr>
-                <w:t xml:space="preserve">Sassi, R. B., 2024. </w:t>
-              </w:r>
-              <w:r>
-                <w:rPr>
+                  <w:rFonts w:cs="Times New Roman"/>
+                  <w:lang w:val="en-US"/>
+                </w:rPr>
+                <w:t xml:space="preserve">Rouse, M., 2024. </w:t>
+              </w:r>
+              <w:r>
+                <w:rPr>
+                  <w:rFonts w:cs="Times New Roman"/>
                   <w:i/>
                   <w:iCs/>
                   <w:lang w:val="en-US"/>
                 </w:rPr>
-                <w:t xml:space="preserve">Compiler vs. Interpreter in Programming. </w:t>
-              </w:r>
-              <w:r>
-                <w:rPr>
+                <w:t xml:space="preserve">Minimum Viable Product (MVP). </w:t>
+              </w:r>
+              <w:r>
+                <w:rPr>
+                  <w:rFonts w:cs="Times New Roman"/>
                   <w:lang w:val="en-US"/>
                 </w:rPr>
                 <w:t xml:space="preserve">[Online] </w:t>
               </w:r>
               <w:r>
                 <w:rPr>
+                  <w:rFonts w:cs="Times New Roman"/>
                   <w:lang w:val="en-US"/>
                 </w:rPr>
                 <w:br/>
@@ -2054,111 +4258,183 @@
               </w:r>
               <w:r>
                 <w:rPr>
+                  <w:rFonts w:cs="Times New Roman"/>
                   <w:u w:val="single"/>
                   <w:lang w:val="en-US"/>
                 </w:rPr>
-                <w:t>https://builtin.com/software-engineering-perspectives/compiler-vs-interpreter</w:t>
-              </w:r>
-              <w:r>
-                <w:rPr>
+                <w:t>https://www.techopedia.com/definition/27809/minimum-viable-product-mvp</w:t>
+              </w:r>
+              <w:r>
+                <w:rPr>
+                  <w:rFonts w:cs="Times New Roman"/>
                   <w:lang w:val="en-US"/>
                 </w:rPr>
                 <w:br/>
-                <w:t>[Använd 19 September 2025].</w:t>
+                <w:t>[Använd 18 September 2025].</w:t>
               </w:r>
             </w:p>
             <w:p>
               <w:pPr>
                 <w:pStyle w:val="Bibliography"/>
                 <w:rPr>
-                  <w:lang w:val="da-DK"/>
+                  <w:rFonts w:cs="Times New Roman"/>
+                  <w:lang w:val="en-US"/>
                 </w:rPr>
               </w:pPr>
               <w:r>
                 <w:rPr>
-                  <w:lang w:val="da-DK"/>
-                </w:rPr>
-                <w:t xml:space="preserve">Skolverket, 2022. </w:t>
-              </w:r>
-              <w:r>
-                <w:rPr>
+                  <w:rFonts w:cs="Times New Roman"/>
+                  <w:lang w:val="en-US"/>
+                </w:rPr>
+                <w:t xml:space="preserve">Sassi, R. B., 2024. </w:t>
+              </w:r>
+              <w:r>
+                <w:rPr>
+                  <w:rFonts w:cs="Times New Roman"/>
                   <w:i/>
                   <w:iCs/>
-                  <w:lang w:val="da-DK"/>
-                </w:rPr>
-                <w:t xml:space="preserve">Teknik. </w:t>
-              </w:r>
-              <w:r>
-                <w:rPr>
-                  <w:lang w:val="da-DK"/>
+                  <w:lang w:val="en-US"/>
+                </w:rPr>
+                <w:t xml:space="preserve">Compiler vs. Interpreter in Programming. </w:t>
+              </w:r>
+              <w:r>
+                <w:rPr>
+                  <w:rFonts w:cs="Times New Roman"/>
+                  <w:lang w:val="en-US"/>
                 </w:rPr>
                 <w:t xml:space="preserve">[Online] </w:t>
               </w:r>
               <w:r>
                 <w:rPr>
-                  <w:lang w:val="da-DK"/>
+                  <w:rFonts w:cs="Times New Roman"/>
+                  <w:lang w:val="en-US"/>
                 </w:rPr>
                 <w:br/>
                 <w:t xml:space="preserve">Available at: </w:t>
               </w:r>
               <w:r>
                 <w:rPr>
+                  <w:rFonts w:cs="Times New Roman"/>
                   <w:u w:val="single"/>
-                  <w:lang w:val="da-DK"/>
-                </w:rPr>
-                <w:t>https://www.skolverket.se/undervisning/grundskolan/kursplaner-for-grundskolan/kursplan?url=907561864%2Fcompulsorycw%2Fjsp%2Fsubject.htm%3FsubjectCode%3DGRGRTEK01%26tos%3Dgr&amp;sv.url=12.6a3421f41969f369f2c9bd1#anchor3</w:t>
-              </w:r>
-              <w:r>
-                <w:rPr>
-                  <w:lang w:val="da-DK"/>
+                  <w:lang w:val="en-US"/>
+                </w:rPr>
+                <w:t>https://builtin.com/software-engineering-perspectives/compiler-vs-interpreter</w:t>
+              </w:r>
+              <w:r>
+                <w:rPr>
+                  <w:rFonts w:cs="Times New Roman"/>
+                  <w:lang w:val="en-US"/>
                 </w:rPr>
                 <w:br/>
-                <w:t>[Använd 2 October 2025].</w:t>
+                <w:t>[Använd 19 September 2025].</w:t>
               </w:r>
             </w:p>
             <w:p>
               <w:pPr>
                 <w:pStyle w:val="Bibliography"/>
                 <w:rPr>
-                  <w:lang w:val="en-US"/>
+                  <w:rFonts w:cs="Times New Roman"/>
+                  <w:lang w:val="da-DK"/>
                 </w:rPr>
               </w:pPr>
               <w:r>
                 <w:rPr>
-                  <w:lang w:val="en-US"/>
-                </w:rPr>
-                <w:t xml:space="preserve">Unity, 2017. </w:t>
-              </w:r>
-              <w:r>
-                <w:rPr>
+                  <w:rFonts w:cs="Times New Roman"/>
+                  <w:lang w:val="da-DK"/>
+                </w:rPr>
+                <w:t xml:space="preserve">Skolverket, 2022. </w:t>
+              </w:r>
+              <w:r>
+                <w:rPr>
+                  <w:rFonts w:cs="Times New Roman"/>
                   <w:i/>
                   <w:iCs/>
-                  <w:lang w:val="en-US"/>
-                </w:rPr>
-                <w:t xml:space="preserve">Getting started with WebGL development. </w:t>
-              </w:r>
-              <w:r>
-                <w:rPr>
-                  <w:lang w:val="en-US"/>
+                  <w:lang w:val="da-DK"/>
+                </w:rPr>
+                <w:t xml:space="preserve">Teknik. </w:t>
+              </w:r>
+              <w:r>
+                <w:rPr>
+                  <w:rFonts w:cs="Times New Roman"/>
+                  <w:lang w:val="da-DK"/>
                 </w:rPr>
                 <w:t xml:space="preserve">[Online] </w:t>
               </w:r>
               <w:r>
                 <w:rPr>
-                  <w:lang w:val="en-US"/>
+                  <w:rFonts w:cs="Times New Roman"/>
+                  <w:lang w:val="da-DK"/>
                 </w:rPr>
                 <w:br/>
                 <w:t xml:space="preserve">Available at: </w:t>
               </w:r>
               <w:r>
                 <w:rPr>
+                  <w:rFonts w:cs="Times New Roman"/>
                   <w:u w:val="single"/>
+                  <w:lang w:val="da-DK"/>
+                </w:rPr>
+                <w:t>https://www.skolverket.se/undervisning/grundskolan/kursplaner-for-grundskolan/kursplan?url=907561864%2Fcompulsorycw%2Fjsp%2Fsubject.htm%3FsubjectCode%3DGRGRTEK01%26tos%3Dgr&amp;sv.url=12.6a3421f41969f369f2c9bd1#anchor3</w:t>
+              </w:r>
+              <w:r>
+                <w:rPr>
+                  <w:rFonts w:cs="Times New Roman"/>
+                  <w:lang w:val="da-DK"/>
+                </w:rPr>
+                <w:br/>
+                <w:t>[Använd 2 October 2025].</w:t>
+              </w:r>
+            </w:p>
+            <w:p>
+              <w:pPr>
+                <w:pStyle w:val="Bibliography"/>
+                <w:rPr>
+                  <w:rFonts w:cs="Times New Roman"/>
+                  <w:lang w:val="en-US"/>
+                </w:rPr>
+              </w:pPr>
+              <w:r>
+                <w:rPr>
+                  <w:rFonts w:cs="Times New Roman"/>
+                  <w:lang w:val="en-US"/>
+                </w:rPr>
+                <w:t xml:space="preserve">Unity, 2017. </w:t>
+              </w:r>
+              <w:r>
+                <w:rPr>
+                  <w:rFonts w:cs="Times New Roman"/>
+                  <w:i/>
+                  <w:iCs/>
+                  <w:lang w:val="en-US"/>
+                </w:rPr>
+                <w:t xml:space="preserve">Getting started with WebGL development. </w:t>
+              </w:r>
+              <w:r>
+                <w:rPr>
+                  <w:rFonts w:cs="Times New Roman"/>
+                  <w:lang w:val="en-US"/>
+                </w:rPr>
+                <w:t xml:space="preserve">[Online] </w:t>
+              </w:r>
+              <w:r>
+                <w:rPr>
+                  <w:rFonts w:cs="Times New Roman"/>
+                  <w:lang w:val="en-US"/>
+                </w:rPr>
+                <w:br/>
+                <w:t xml:space="preserve">Available at: </w:t>
+              </w:r>
+              <w:r>
+                <w:rPr>
+                  <w:rFonts w:cs="Times New Roman"/>
+                  <w:u w:val="single"/>
                   <w:lang w:val="en-US"/>
                 </w:rPr>
                 <w:t>https://docs.unity3d.com/560/Documentation/Manual/webgl-gettingstarted.html</w:t>
               </w:r>
               <w:r>
                 <w:rPr>
+                  <w:rFonts w:cs="Times New Roman"/>
                   <w:lang w:val="en-US"/>
                 </w:rPr>
                 <w:br/>
@@ -2166,8 +4442,14 @@
               </w:r>
             </w:p>
             <w:p>
-              <w:r>
-                <w:rPr>
+              <w:pPr>
+                <w:rPr>
+                  <w:rFonts w:cs="Times New Roman"/>
+                </w:rPr>
+              </w:pPr>
+              <w:r>
+                <w:rPr>
+                  <w:rFonts w:cs="Times New Roman"/>
                   <w:b/>
                   <w:bCs/>
                 </w:rPr>
@@ -2180,22 +4462,147 @@
     </w:sdt>
     <w:p>
       <w:pPr>
+        <w:rPr>
+          <w:rFonts w:eastAsiaTheme="majorEastAsia" w:cs="Times New Roman"/>
+          <w:color w:val="0F4761" w:themeColor="accent1" w:themeShade="BF"/>
+          <w:sz w:val="40"/>
+          <w:szCs w:val="40"/>
+        </w:rPr>
+      </w:pPr>
+      <w:r>
+        <w:rPr>
+          <w:rFonts w:cs="Times New Roman"/>
+        </w:rPr>
+        <w:br w:type="page"/>
+      </w:r>
+    </w:p>
+    <w:p>
+      <w:pPr>
         <w:pStyle w:val="Heading1"/>
-      </w:pPr>
-      <w:r>
+        <w:rPr>
+          <w:rFonts w:asciiTheme="minorHAnsi" w:hAnsiTheme="minorHAnsi" w:cs="Times New Roman"/>
+        </w:rPr>
+      </w:pPr>
+      <w:r>
+        <w:rPr>
+          <w:rFonts w:asciiTheme="minorHAnsi" w:hAnsiTheme="minorHAnsi" w:cs="Times New Roman"/>
+        </w:rPr>
+        <w:lastRenderedPageBreak/>
         <w:t xml:space="preserve">7. </w:t>
       </w:r>
       <w:r>
+        <w:rPr>
+          <w:rFonts w:asciiTheme="minorHAnsi" w:hAnsiTheme="minorHAnsi" w:cs="Times New Roman"/>
+        </w:rPr>
         <w:t>Bilagor</w:t>
       </w:r>
     </w:p>
+    <w:p>
+      <w:pPr>
+        <w:rPr>
+          <w:rFonts w:cs="Times New Roman"/>
+        </w:rPr>
+      </w:pPr>
+      <w:r>
+        <w:rPr>
+          <w:rFonts w:cs="Times New Roman"/>
+          <w:highlight w:val="yellow"/>
+        </w:rPr>
+        <w:t>Jag har inte lagt in bilagorna än, men det kommer ske. Alla underrubriker för olika bilagor finns med.</w:t>
+      </w:r>
+    </w:p>
+    <w:p>
+      <w:pPr>
+        <w:pStyle w:val="Heading2"/>
+        <w:rPr>
+          <w:rFonts w:asciiTheme="minorHAnsi" w:hAnsiTheme="minorHAnsi" w:cs="Times New Roman"/>
+          <w:lang w:val="en-US"/>
+        </w:rPr>
+      </w:pPr>
+      <w:r>
+        <w:rPr>
+          <w:rFonts w:asciiTheme="minorHAnsi" w:hAnsiTheme="minorHAnsi" w:cs="Times New Roman"/>
+          <w:lang w:val="en-US"/>
+        </w:rPr>
+        <w:t xml:space="preserve">7.1. </w:t>
+      </w:r>
+      <w:r>
+        <w:rPr>
+          <w:rFonts w:asciiTheme="minorHAnsi" w:hAnsiTheme="minorHAnsi" w:cs="Times New Roman"/>
+          <w:lang w:val="en-US"/>
+        </w:rPr>
+        <w:t>index.html</w:t>
+      </w:r>
+    </w:p>
+    <w:p>
+      <w:pPr>
+        <w:pStyle w:val="Heading2"/>
+        <w:rPr>
+          <w:rFonts w:asciiTheme="minorHAnsi" w:hAnsiTheme="minorHAnsi" w:cs="Times New Roman"/>
+          <w:lang w:val="en-US"/>
+        </w:rPr>
+      </w:pPr>
+      <w:r>
+        <w:rPr>
+          <w:rFonts w:asciiTheme="minorHAnsi" w:hAnsiTheme="minorHAnsi" w:cs="Times New Roman"/>
+          <w:lang w:val="en-US"/>
+        </w:rPr>
+        <w:t xml:space="preserve">7.2. </w:t>
+      </w:r>
+      <w:r>
+        <w:rPr>
+          <w:rFonts w:asciiTheme="minorHAnsi" w:hAnsiTheme="minorHAnsi" w:cs="Times New Roman"/>
+          <w:lang w:val="en-US"/>
+        </w:rPr>
+        <w:t>style.css</w:t>
+      </w:r>
+    </w:p>
+    <w:p>
+      <w:pPr>
+        <w:pStyle w:val="Heading2"/>
+        <w:rPr>
+          <w:rFonts w:asciiTheme="minorHAnsi" w:hAnsiTheme="minorHAnsi" w:cs="Times New Roman"/>
+          <w:lang w:val="en-US"/>
+        </w:rPr>
+      </w:pPr>
+      <w:r>
+        <w:rPr>
+          <w:rFonts w:asciiTheme="minorHAnsi" w:hAnsiTheme="minorHAnsi" w:cs="Times New Roman"/>
+          <w:lang w:val="en-US"/>
+        </w:rPr>
+        <w:t xml:space="preserve">7.3. </w:t>
+      </w:r>
+      <w:r>
+        <w:rPr>
+          <w:rFonts w:asciiTheme="minorHAnsi" w:hAnsiTheme="minorHAnsi" w:cs="Times New Roman"/>
+          <w:lang w:val="en-US"/>
+        </w:rPr>
+        <w:t>game.js</w:t>
+      </w:r>
+    </w:p>
+    <w:p>
+      <w:pPr>
+        <w:pStyle w:val="Heading2"/>
+        <w:rPr>
+          <w:rFonts w:asciiTheme="minorHAnsi" w:hAnsiTheme="minorHAnsi" w:cs="Times New Roman"/>
+          <w:lang w:val="da-DK"/>
+        </w:rPr>
+      </w:pPr>
+      <w:r>
+        <w:rPr>
+          <w:rFonts w:asciiTheme="minorHAnsi" w:hAnsiTheme="minorHAnsi" w:cs="Times New Roman"/>
+          <w:lang w:val="da-DK"/>
+        </w:rPr>
+        <w:t>7.4. levels.txt</w:t>
+      </w:r>
+    </w:p>
     <w:sectPr>
-      <w:headerReference w:type="even" r:id="rId9"/>
-      <w:headerReference w:type="default" r:id="rId10"/>
-      <w:footerReference w:type="even" r:id="rId11"/>
-      <w:footerReference w:type="default" r:id="rId12"/>
-      <w:headerReference w:type="first" r:id="rId13"/>
-      <w:footerReference w:type="first" r:id="rId14"/>
+      <w:headerReference w:type="even" r:id="rId11"/>
+      <w:headerReference w:type="default" r:id="rId12"/>
+      <w:footerReference w:type="even" r:id="rId13"/>
+      <w:footerReference w:type="default" r:id="rId14"/>
+      <w:headerReference w:type="first" r:id="rId15"/>
+      <w:footerReference w:type="first" r:id="rId16"/>
       <w:pgSz w:w="12240" w:h="15840"/>
       <w:pgMar w:top="1440" w:right="1440" w:bottom="1440" w:left="1440" w:header="720" w:footer="720" w:gutter="0"/>
       <w:cols w:space="720"/>
@@ -3266,9 +5673,31 @@
       <w:szCs w:val="26"/>
     </w:rPr>
   </w:style>
+  <w:style w:type="paragraph" w:styleId="Heading3">
+    <w:name w:val="heading 3"/>
+    <w:basedOn w:val="Normal"/>
+    <w:next w:val="Normal"/>
+    <w:link w:val="Heading3Char"/>
+    <w:uiPriority w:val="9"/>
+    <w:semiHidden/>
+    <w:unhideWhenUsed/>
+    <w:qFormat/>
+    <w:rsid w:val="00AC23D7"/>
+    <w:pPr>
+      <w:keepNext/>
+      <w:keepLines/>
+      <w:spacing w:before="40" w:after="0"/>
+      <w:outlineLvl w:val="2"/>
+    </w:pPr>
+    <w:rPr>
+      <w:rFonts w:asciiTheme="majorHAnsi" w:eastAsiaTheme="majorEastAsia" w:hAnsiTheme="majorHAnsi" w:cstheme="majorBidi"/>
+      <w:color w:val="0A2F40" w:themeColor="accent1" w:themeShade="7F"/>
+    </w:rPr>
+  </w:style>
   <w:style w:type="character" w:default="1" w:styleId="DefaultParagraphFont">
     <w:name w:val="Default Paragraph Font"/>
     <w:uiPriority w:val="1"/>
+    <w:semiHidden/>
     <w:unhideWhenUsed/>
   </w:style>
   <w:style w:type="table" w:default="1" w:styleId="TableNormal">
@@ -3401,6 +5830,55 @@
       <w:color w:val="0F4761" w:themeColor="accent1" w:themeShade="BF"/>
       <w:sz w:val="26"/>
       <w:szCs w:val="26"/>
+      <w:lang w:val="sv-SE"/>
+    </w:rPr>
+  </w:style>
+  <w:style w:type="character" w:customStyle="1" w:styleId="Heading3Char">
+    <w:name w:val="Heading 3 Char"/>
+    <w:basedOn w:val="DefaultParagraphFont"/>
+    <w:link w:val="Heading3"/>
+    <w:uiPriority w:val="9"/>
+    <w:semiHidden/>
+    <w:rsid w:val="00AC23D7"/>
+    <w:rPr>
+      <w:rFonts w:asciiTheme="majorHAnsi" w:eastAsiaTheme="majorEastAsia" w:hAnsiTheme="majorHAnsi" w:cstheme="majorBidi"/>
+      <w:noProof/>
+      <w:color w:val="0A2F40" w:themeColor="accent1" w:themeShade="7F"/>
+      <w:lang w:val="sv-SE"/>
+    </w:rPr>
+  </w:style>
+  <w:style w:type="paragraph" w:styleId="Subtitle">
+    <w:name w:val="Subtitle"/>
+    <w:basedOn w:val="Normal"/>
+    <w:next w:val="Normal"/>
+    <w:link w:val="SubtitleChar"/>
+    <w:uiPriority w:val="11"/>
+    <w:qFormat/>
+    <w:rsid w:val="00AC23D7"/>
+    <w:pPr>
+      <w:numPr>
+        <w:ilvl w:val="1"/>
+      </w:numPr>
+    </w:pPr>
+    <w:rPr>
+      <w:color w:val="5A5A5A" w:themeColor="text1" w:themeTint="A5"/>
+      <w:spacing w:val="15"/>
+      <w:sz w:val="22"/>
+      <w:szCs w:val="22"/>
+    </w:rPr>
+  </w:style>
+  <w:style w:type="character" w:customStyle="1" w:styleId="SubtitleChar">
+    <w:name w:val="Subtitle Char"/>
+    <w:basedOn w:val="DefaultParagraphFont"/>
+    <w:link w:val="Subtitle"/>
+    <w:uiPriority w:val="11"/>
+    <w:rsid w:val="00AC23D7"/>
+    <w:rPr>
+      <w:noProof/>
+      <w:color w:val="5A5A5A" w:themeColor="text1" w:themeTint="A5"/>
+      <w:spacing w:val="15"/>
+      <w:sz w:val="22"/>
+      <w:szCs w:val="22"/>
       <w:lang w:val="sv-SE"/>
     </w:rPr>
   </w:style>
@@ -3864,7 +6342,7 @@
         <b:Corporate>Godot</b:Corporate>
       </b:Author>
     </b:Author>
-    <b:RefOrder>14</b:RefOrder>
+    <b:RefOrder>15</b:RefOrder>
   </b:Source>
   <b:Source>
     <b:Tag>Uni17</b:Tag>
@@ -3881,7 +6359,7 @@
     <b:MonthAccessed>September</b:MonthAccessed>
     <b:DayAccessed>18</b:DayAccessed>
     <b:URL>https://docs.unity3d.com/560/Documentation/Manual/webgl-gettingstarted.html</b:URL>
-    <b:RefOrder>15</b:RefOrder>
+    <b:RefOrder>16</b:RefOrder>
   </b:Source>
   <b:Source>
     <b:Tag>Moz25</b:Tag>
@@ -3947,11 +6425,32 @@
     <b:URL>https://developer.mozilla.org/en-US/docs/Learn_web_development/Howto/Tools_and_setup/Using_GitHub_pages</b:URL>
     <b:RefOrder>9</b:RefOrder>
   </b:Source>
+  <b:Source>
+    <b:Tag>Cub26</b:Tag>
+    <b:SourceType>InternetSite</b:SourceType>
+    <b:Guid>{6C5F18B7-62FB-4C4C-BADB-C671AB1CDBF6}</b:Guid>
+    <b:Title>Sprout Lands Asset Pack</b:Title>
+    <b:Year>2026</b:Year>
+    <b:YearAccessed>2026</b:YearAccessed>
+    <b:MonthAccessed>February</b:MonthAccessed>
+    <b:DayAccessed>20</b:DayAccessed>
+    <b:URL>https://cupnooble.itch.io/sprout-lands-asset-pack</b:URL>
+    <b:Author>
+      <b:Author>
+        <b:NameList>
+          <b:Person>
+            <b:Last>Cub Nooble</b:Last>
+          </b:Person>
+        </b:NameList>
+      </b:Author>
+    </b:Author>
+    <b:RefOrder>14</b:RefOrder>
+  </b:Source>
 </b:Sources>
 </file>
 
 <file path=customXml/itemProps1.xml><?xml version="1.0" encoding="utf-8"?>
-<ds:datastoreItem xmlns:ds="http://schemas.openxmlformats.org/officeDocument/2006/customXml" ds:itemID="{6473CCC9-DC63-46E8-944D-EDC636E0E497}">
+<ds:datastoreItem xmlns:ds="http://schemas.openxmlformats.org/officeDocument/2006/customXml" ds:itemID="{AFCC5BCF-8EF6-4635-980C-F3CA42A06562}">
   <ds:schemaRefs>
     <ds:schemaRef ds:uri="http://schemas.openxmlformats.org/officeDocument/2006/bibliography"/>
   </ds:schemaRefs>

--- a/rapport/Alvar de Paulis GYA första utkast.docx
+++ b/rapport/Alvar de Paulis GYA första utkast.docx
@@ -5,91 +5,42 @@
     <w:p>
       <w:pPr>
         <w:spacing w:before="240" w:line="360" w:lineRule="auto"/>
-        <w:rPr>
-          <w:rFonts w:eastAsia="Arial" w:cs="Times New Roman"/>
-          <w:noProof w:val="0"/>
-          <w:kern w:val="2"/>
-          <w:lang w:eastAsia="en-US"/>
-          <w14:ligatures w14:val="all"/>
-        </w:rPr>
       </w:pPr>
     </w:p>
     <w:p>
       <w:pPr>
         <w:spacing w:before="240" w:after="0" w:line="360" w:lineRule="auto"/>
         <w:jc w:val="center"/>
-        <w:rPr>
-          <w:rFonts w:eastAsia="Arial" w:cs="Times New Roman"/>
-          <w:noProof w:val="0"/>
-          <w:kern w:val="2"/>
-          <w:lang w:eastAsia="en-US"/>
-          <w14:ligatures w14:val="all"/>
-        </w:rPr>
       </w:pPr>
     </w:p>
     <w:p>
       <w:pPr>
         <w:spacing w:before="240" w:after="0" w:line="360" w:lineRule="auto"/>
         <w:jc w:val="right"/>
-        <w:rPr>
-          <w:rFonts w:eastAsia="Arial" w:cs="Times New Roman"/>
-          <w:noProof w:val="0"/>
-          <w:kern w:val="2"/>
-          <w:lang w:eastAsia="en-US"/>
-          <w14:ligatures w14:val="all"/>
-        </w:rPr>
       </w:pPr>
     </w:p>
     <w:p>
       <w:pPr>
         <w:spacing w:before="240" w:after="0" w:line="360" w:lineRule="auto"/>
         <w:jc w:val="center"/>
-        <w:rPr>
-          <w:rFonts w:eastAsia="Arial" w:cs="Times New Roman"/>
-          <w:noProof w:val="0"/>
-          <w:kern w:val="2"/>
-          <w:lang w:eastAsia="en-US"/>
-          <w14:ligatures w14:val="all"/>
-        </w:rPr>
       </w:pPr>
     </w:p>
     <w:p>
       <w:pPr>
         <w:spacing w:before="240" w:after="0" w:line="360" w:lineRule="auto"/>
         <w:jc w:val="center"/>
-        <w:rPr>
-          <w:rFonts w:eastAsia="Arial" w:cs="Times New Roman"/>
-          <w:noProof w:val="0"/>
-          <w:kern w:val="2"/>
-          <w:lang w:eastAsia="en-US"/>
-          <w14:ligatures w14:val="all"/>
-        </w:rPr>
       </w:pPr>
     </w:p>
     <w:p>
       <w:pPr>
         <w:spacing w:before="240" w:after="0" w:line="360" w:lineRule="auto"/>
         <w:jc w:val="center"/>
-        <w:rPr>
-          <w:rFonts w:eastAsia="Arial" w:cs="Times New Roman"/>
-          <w:noProof w:val="0"/>
-          <w:kern w:val="2"/>
-          <w:lang w:eastAsia="en-US"/>
-          <w14:ligatures w14:val="all"/>
-        </w:rPr>
       </w:pPr>
     </w:p>
     <w:p>
       <w:pPr>
         <w:spacing w:before="240" w:after="0" w:line="360" w:lineRule="auto"/>
         <w:jc w:val="center"/>
-        <w:rPr>
-          <w:rFonts w:eastAsia="Arial" w:cs="Times New Roman"/>
-          <w:noProof w:val="0"/>
-          <w:kern w:val="2"/>
-          <w:lang w:eastAsia="en-US"/>
-          <w14:ligatures w14:val="all"/>
-        </w:rPr>
       </w:pPr>
     </w:p>
     <w:p>
@@ -97,24 +48,12 @@
         <w:spacing w:before="240" w:after="0" w:line="360" w:lineRule="auto"/>
         <w:jc w:val="center"/>
         <w:rPr>
-          <w:rFonts w:eastAsia="Arial" w:cs="Times New Roman"/>
-          <w:noProof w:val="0"/>
-          <w:kern w:val="2"/>
-          <w:sz w:val="28"/>
-          <w:szCs w:val="28"/>
-          <w:lang w:eastAsia="en-US"/>
-          <w14:ligatures w14:val="all"/>
-        </w:rPr>
-      </w:pPr>
-      <w:r>
-        <w:rPr>
-          <w:rFonts w:eastAsia="Arial" w:cs="Times New Roman"/>
-          <w:noProof w:val="0"/>
-          <w:kern w:val="2"/>
-          <w:sz w:val="28"/>
-          <w:szCs w:val="28"/>
-          <w:lang w:eastAsia="en-US"/>
-          <w14:ligatures w14:val="all"/>
+          <w:lang w:val="sv-SE"/>
+        </w:rPr>
+      </w:pPr>
+      <w:r>
+        <w:rPr>
+          <w:lang w:val="sv-SE"/>
         </w:rPr>
         <w:t>Pedagogiskt spel som lär ut textbaserad programmering till mellanstadieelever</w:t>
       </w:r>
@@ -124,30 +63,18 @@
         <w:spacing w:before="240" w:after="0" w:line="360" w:lineRule="auto"/>
         <w:jc w:val="center"/>
         <w:rPr>
-          <w:rFonts w:eastAsia="Arial" w:cs="Times New Roman"/>
-          <w:noProof w:val="0"/>
-          <w:kern w:val="2"/>
-          <w:lang w:eastAsia="en-US"/>
-          <w14:ligatures w14:val="all"/>
-        </w:rPr>
-      </w:pPr>
-      <w:r>
-        <w:rPr>
-          <w:rFonts w:eastAsia="Arial" w:cs="Times New Roman"/>
-          <w:noProof w:val="0"/>
-          <w:kern w:val="2"/>
-          <w:lang w:eastAsia="en-US"/>
-          <w14:ligatures w14:val="all"/>
+          <w:lang w:val="sv-SE"/>
+        </w:rPr>
+      </w:pPr>
+      <w:r>
+        <w:rPr>
+          <w:lang w:val="sv-SE"/>
         </w:rPr>
         <w:t>Namn: Alvar de Paulis</w:t>
       </w:r>
       <w:r>
         <w:rPr>
-          <w:rFonts w:eastAsia="Arial" w:cs="Times New Roman"/>
-          <w:noProof w:val="0"/>
-          <w:kern w:val="2"/>
-          <w:lang w:eastAsia="en-US"/>
-          <w14:ligatures w14:val="all"/>
+          <w:lang w:val="sv-SE"/>
         </w:rPr>
         <w:br/>
         <w:t>Klass: TE23B</w:t>
@@ -156,20 +83,12 @@
     <w:p>
       <w:pPr>
         <w:rPr>
-          <w:rFonts w:eastAsia="Arial" w:cs="Times New Roman"/>
-          <w:noProof w:val="0"/>
-          <w:kern w:val="2"/>
-          <w:lang w:eastAsia="en-US"/>
-          <w14:ligatures w14:val="all"/>
-        </w:rPr>
-      </w:pPr>
-      <w:r>
-        <w:rPr>
-          <w:rFonts w:eastAsia="Arial" w:cs="Times New Roman"/>
-          <w:noProof w:val="0"/>
-          <w:kern w:val="2"/>
-          <w:lang w:eastAsia="en-US"/>
-          <w14:ligatures w14:val="all"/>
+          <w:lang w:val="sv-SE"/>
+        </w:rPr>
+      </w:pPr>
+      <w:r>
+        <w:rPr>
+          <w:lang w:val="sv-SE"/>
         </w:rPr>
         <w:br w:type="page"/>
       </w:r>
@@ -178,259 +97,201 @@
       <w:pPr>
         <w:pStyle w:val="Heading1"/>
         <w:jc w:val="center"/>
-        <w:rPr>
-          <w:rFonts w:asciiTheme="minorHAnsi" w:eastAsiaTheme="minorEastAsia" w:hAnsiTheme="minorHAnsi" w:cs="Times New Roman"/>
-          <w:b/>
-          <w:bCs/>
-        </w:rPr>
-      </w:pPr>
-      <w:r>
-        <w:rPr>
-          <w:rFonts w:asciiTheme="minorHAnsi" w:hAnsiTheme="minorHAnsi" w:cs="Times New Roman"/>
-        </w:rPr>
-        <w:lastRenderedPageBreak/>
+      </w:pPr>
+      <w:r>
         <w:t>Abstract</w:t>
       </w:r>
     </w:p>
     <w:p>
-      <w:pPr>
-        <w:rPr>
-          <w:rFonts w:eastAsiaTheme="majorEastAsia" w:cs="Times New Roman"/>
-          <w:color w:val="0F4761" w:themeColor="accent1" w:themeShade="BF"/>
-          <w:sz w:val="40"/>
-          <w:szCs w:val="40"/>
-        </w:rPr>
-      </w:pPr>
-      <w:r>
-        <w:rPr>
-          <w:rFonts w:cs="Times New Roman"/>
-        </w:rPr>
+      <w:r>
         <w:br w:type="page"/>
       </w:r>
     </w:p>
     <w:p>
       <w:pPr>
         <w:pStyle w:val="Heading1"/>
-        <w:jc w:val="center"/>
-        <w:rPr>
-          <w:rFonts w:asciiTheme="minorHAnsi" w:hAnsiTheme="minorHAnsi" w:cs="Times New Roman"/>
-        </w:rPr>
-      </w:pPr>
-      <w:r>
-        <w:rPr>
-          <w:rFonts w:asciiTheme="minorHAnsi" w:hAnsiTheme="minorHAnsi" w:cs="Times New Roman"/>
-        </w:rPr>
-        <w:lastRenderedPageBreak/>
-        <w:t>1</w:t>
-      </w:r>
-      <w:r>
-        <w:rPr>
-          <w:rFonts w:asciiTheme="minorHAnsi" w:hAnsiTheme="minorHAnsi" w:cs="Times New Roman"/>
+        <w:numPr>
+          <w:ilvl w:val="0"/>
+          <w:numId w:val="7"/>
+        </w:numPr>
+      </w:pPr>
+      <w:r>
+        <w:t>Inledning</w:t>
+      </w:r>
+    </w:p>
+    <w:p>
+      <w:pPr>
+        <w:rPr>
+          <w:lang w:val="sv-SE"/>
+        </w:rPr>
+      </w:pPr>
+      <w:r>
+        <w:t xml:space="preserve">Det finns många </w:t>
+      </w:r>
+      <w:r>
+        <w:t xml:space="preserve">pedagogiska verktyg </w:t>
+      </w:r>
+      <w:r>
+        <w:t xml:space="preserve">som är skapade för att lära ut programmering till barn. </w:t>
+      </w:r>
+      <w:r>
+        <w:rPr>
+          <w:lang w:val="sv-SE"/>
+        </w:rPr>
+        <w:t xml:space="preserve">Jag introducerades personligen till programmering </w:t>
+      </w:r>
+      <w:r>
+        <w:rPr>
+          <w:lang w:val="sv-SE"/>
+        </w:rPr>
+        <w:t>i ung ålder via Scratch, som är en hemsida och ett blockbaserat programmeringsspråk</w:t>
+      </w:r>
+      <w:r>
+        <w:rPr>
+          <w:lang w:val="sv-SE"/>
+        </w:rPr>
+        <w:t>. Det använder alltså "block" med kommandon som kan sättas efter varandra, istället för att kommandon skrivs med text, som i typiska programmeringsspråk</w:t>
+      </w:r>
+      <w:r>
+        <w:rPr>
+          <w:lang w:val="sv-SE"/>
+        </w:rPr>
+        <w:t xml:space="preserve"> [källa]</w:t>
+      </w:r>
+      <w:r>
+        <w:rPr>
+          <w:lang w:val="sv-SE"/>
         </w:rPr>
         <w:t>.</w:t>
       </w:r>
       <w:r>
         <w:rPr>
-          <w:rFonts w:asciiTheme="minorHAnsi" w:hAnsiTheme="minorHAnsi" w:cs="Times New Roman"/>
+          <w:lang w:val="sv-SE"/>
+        </w:rPr>
+        <w:t xml:space="preserve"> Genom Scratch lärde jag mig grunderna i programmering</w:t>
+      </w:r>
+      <w:r>
+        <w:rPr>
+          <w:lang w:val="sv-SE"/>
+        </w:rPr>
+        <w:t xml:space="preserve">, men </w:t>
+      </w:r>
+      <w:r>
+        <w:rPr>
+          <w:lang w:val="sv-SE"/>
+        </w:rPr>
+        <w:t xml:space="preserve">då det fortfarande är skilt från </w:t>
+      </w:r>
+      <w:r>
+        <w:rPr>
+          <w:lang w:val="sv-SE"/>
+        </w:rPr>
+        <w:t>textprogrammering</w:t>
+      </w:r>
+      <w:r>
+        <w:rPr>
+          <w:lang w:val="sv-SE"/>
+        </w:rPr>
+        <w:t xml:space="preserve"> hindrades jag först från att programmera i moderna programmeringsspråk</w:t>
+      </w:r>
+      <w:r>
+        <w:rPr>
+          <w:lang w:val="sv-SE"/>
+        </w:rPr>
+        <w:t>. Jag anser att det är e</w:t>
+      </w:r>
+      <w:r>
+        <w:rPr>
+          <w:lang w:val="sv-SE"/>
+        </w:rPr>
+        <w:t>tt</w:t>
+      </w:r>
+      <w:r>
+        <w:rPr>
+          <w:lang w:val="sv-SE"/>
+        </w:rPr>
+        <w:t xml:space="preserve"> onödig hinder, och vi</w:t>
+      </w:r>
+      <w:r>
+        <w:rPr>
+          <w:lang w:val="sv-SE"/>
+        </w:rPr>
+        <w:t xml:space="preserve">ll därför skapa ett spel som ska lära ut programmering, men som använder </w:t>
+      </w:r>
+      <w:r>
+        <w:rPr>
+          <w:lang w:val="sv-SE"/>
+        </w:rPr>
+        <w:t>text</w:t>
+      </w:r>
+      <w:r>
+        <w:rPr>
+          <w:lang w:val="sv-SE"/>
+        </w:rPr>
+        <w:t>baserad</w:t>
+      </w:r>
+      <w:r>
+        <w:rPr>
+          <w:lang w:val="sv-SE"/>
         </w:rPr>
         <w:t xml:space="preserve"> </w:t>
       </w:r>
       <w:r>
         <w:rPr>
-          <w:rFonts w:asciiTheme="minorHAnsi" w:hAnsiTheme="minorHAnsi" w:cs="Times New Roman"/>
-        </w:rPr>
-        <w:t>Inledning</w:t>
-      </w:r>
-    </w:p>
-    <w:p>
-      <w:pPr>
-        <w:rPr>
-          <w:rFonts w:cs="Times New Roman"/>
-        </w:rPr>
-      </w:pPr>
-      <w:r>
-        <w:rPr>
-          <w:rFonts w:cs="Times New Roman"/>
-        </w:rPr>
-        <w:t xml:space="preserve">Det finns många </w:t>
-      </w:r>
-      <w:r>
-        <w:rPr>
-          <w:rFonts w:cs="Times New Roman"/>
-        </w:rPr>
-        <w:t xml:space="preserve">pedagogiska verktyg </w:t>
-      </w:r>
-      <w:r>
-        <w:rPr>
-          <w:rFonts w:cs="Times New Roman"/>
-        </w:rPr>
-        <w:t xml:space="preserve">som är skapade för att lära ut programmering till barn. Jag introducerades personligen till programmering </w:t>
-      </w:r>
-      <w:r>
-        <w:rPr>
-          <w:rFonts w:cs="Times New Roman"/>
-        </w:rPr>
-        <w:t>i ung ålder via Scratch, som är en hemsida och ett blockbaserat programmeringsspråk</w:t>
-      </w:r>
-      <w:r>
-        <w:rPr>
-          <w:rFonts w:cs="Times New Roman"/>
-        </w:rPr>
-        <w:t>. Det använder alltså "block" med kommandon som kan sättas efter varandra, istället för att kommandon skrivs med text, som i typiska programmeringsspråk</w:t>
-      </w:r>
-      <w:r>
-        <w:rPr>
-          <w:rFonts w:cs="Times New Roman"/>
-          <w:b/>
-          <w:bCs/>
+          <w:lang w:val="sv-SE"/>
+        </w:rPr>
+        <w:t>istället</w:t>
+      </w:r>
+      <w:r>
+        <w:rPr>
+          <w:lang w:val="sv-SE"/>
+        </w:rPr>
+        <w:t xml:space="preserve"> för</w:t>
+      </w:r>
+      <w:r>
+        <w:rPr>
+          <w:lang w:val="sv-SE"/>
         </w:rPr>
         <w:t xml:space="preserve"> </w:t>
       </w:r>
       <w:r>
         <w:rPr>
-          <w:rFonts w:eastAsia="Aptos" w:cs="Times New Roman"/>
-        </w:rPr>
-        <w:t>[källa]</w:t>
-      </w:r>
-      <w:r>
-        <w:rPr>
-          <w:rFonts w:cs="Times New Roman"/>
-        </w:rPr>
-        <w:t>.</w:t>
-      </w:r>
-      <w:r>
-        <w:rPr>
-          <w:rFonts w:cs="Times New Roman"/>
-        </w:rPr>
-        <w:t xml:space="preserve"> Genom Scratch lärde jag mig grunderna i programmering</w:t>
-      </w:r>
-      <w:r>
-        <w:rPr>
-          <w:rFonts w:cs="Times New Roman"/>
-        </w:rPr>
-        <w:t xml:space="preserve">, men </w:t>
-      </w:r>
-      <w:r>
-        <w:rPr>
-          <w:rFonts w:cs="Times New Roman"/>
-        </w:rPr>
-        <w:t xml:space="preserve">då det fortfarande är skilt från </w:t>
-      </w:r>
-      <w:r>
-        <w:rPr>
-          <w:rFonts w:cs="Times New Roman"/>
-        </w:rPr>
-        <w:t>textprogrammering</w:t>
-      </w:r>
-      <w:r>
-        <w:rPr>
-          <w:rFonts w:cs="Times New Roman"/>
-        </w:rPr>
-        <w:t xml:space="preserve"> hindrades jag först från att programmera i moderna programmeringsspråk</w:t>
-      </w:r>
-      <w:r>
-        <w:rPr>
-          <w:rFonts w:cs="Times New Roman"/>
-        </w:rPr>
-        <w:t>. Jag anser att det är e</w:t>
-      </w:r>
-      <w:r>
-        <w:rPr>
-          <w:rFonts w:cs="Times New Roman"/>
-        </w:rPr>
-        <w:t>tt</w:t>
-      </w:r>
-      <w:r>
-        <w:rPr>
-          <w:rFonts w:cs="Times New Roman"/>
-        </w:rPr>
-        <w:t xml:space="preserve"> onödig hinder, och vi</w:t>
-      </w:r>
-      <w:r>
-        <w:rPr>
-          <w:rFonts w:cs="Times New Roman"/>
-        </w:rPr>
-        <w:t xml:space="preserve">ll därför skapa ett spel som ska lära ut programmering, men som använder </w:t>
-      </w:r>
-      <w:r>
-        <w:rPr>
-          <w:rFonts w:cs="Times New Roman"/>
-        </w:rPr>
-        <w:t>text</w:t>
-      </w:r>
-      <w:r>
-        <w:rPr>
-          <w:rFonts w:cs="Times New Roman"/>
-        </w:rPr>
-        <w:t>baserad</w:t>
-      </w:r>
-      <w:r>
-        <w:rPr>
-          <w:rFonts w:cs="Times New Roman"/>
-        </w:rPr>
-        <w:t xml:space="preserve"> </w:t>
-      </w:r>
-      <w:r>
-        <w:rPr>
-          <w:rFonts w:cs="Times New Roman"/>
-        </w:rPr>
-        <w:t>istället</w:t>
-      </w:r>
-      <w:r>
-        <w:rPr>
-          <w:rFonts w:cs="Times New Roman"/>
-        </w:rPr>
-        <w:t xml:space="preserve"> för</w:t>
-      </w:r>
-      <w:r>
-        <w:rPr>
-          <w:rFonts w:cs="Times New Roman"/>
-        </w:rPr>
-        <w:t xml:space="preserve"> </w:t>
-      </w:r>
-      <w:r>
-        <w:rPr>
-          <w:rFonts w:cs="Times New Roman"/>
+          <w:lang w:val="sv-SE"/>
         </w:rPr>
         <w:t>block</w:t>
       </w:r>
       <w:r>
         <w:rPr>
-          <w:rFonts w:cs="Times New Roman"/>
+          <w:lang w:val="sv-SE"/>
         </w:rPr>
         <w:t>baserad kodning.</w:t>
       </w:r>
     </w:p>
     <w:p>
-      <w:pPr>
-        <w:rPr>
-          <w:rFonts w:cs="Times New Roman"/>
-        </w:rPr>
-      </w:pPr>
-      <w:r>
-        <w:rPr>
-          <w:rFonts w:cs="Times New Roman"/>
+      <w:r>
+        <w:rPr>
           <w:highlight w:val="magenta"/>
+          <w:lang w:val="sv-SE"/>
         </w:rPr>
         <w:t>Programmering har, sen det uppfanns, primärt skivits som text</w:t>
       </w:r>
       <w:r>
         <w:rPr>
-          <w:rFonts w:cs="Times New Roman"/>
           <w:highlight w:val="magenta"/>
+          <w:lang w:val="sv-SE"/>
         </w:rPr>
         <w:t xml:space="preserve"> [källa]</w:t>
       </w:r>
       <w:r>
         <w:rPr>
-          <w:rFonts w:cs="Times New Roman"/>
-        </w:rPr>
-        <w:t>. För att en dator ska utföra olika kommandon skriver programmeraren de specifika ord och de specifika tecken som gäller i det använda programmeringsspråket. Det är effektivt och flexibelt</w:t>
-      </w:r>
-      <w:r>
-        <w:rPr>
-          <w:rFonts w:cs="Times New Roman"/>
-        </w:rPr>
+          <w:lang w:val="sv-SE"/>
+        </w:rPr>
+        <w:t xml:space="preserve">. För att en dator ska utföra olika kommandon skriver programmeraren de specifika ord och de specifika tecken som gäller i det använda programmeringsspråket. </w:t>
+      </w:r>
+      <w:r>
+        <w:t>Det är effektivt och flexibelt</w:t>
+      </w:r>
+      <w:r>
         <w:t xml:space="preserve"> av flera anledningar:</w:t>
       </w:r>
     </w:p>
@@ -442,60 +303,60 @@
           <w:numId w:val="3"/>
         </w:numPr>
         <w:rPr>
-          <w:rFonts w:cs="Times New Roman"/>
-        </w:rPr>
-      </w:pPr>
-      <w:r>
-        <w:rPr>
-          <w:rFonts w:cs="Times New Roman"/>
+          <w:lang w:val="sv-SE"/>
+        </w:rPr>
+      </w:pPr>
+      <w:r>
+        <w:rPr>
+          <w:lang w:val="sv-SE"/>
         </w:rPr>
         <w:t>D</w:t>
       </w:r>
       <w:r>
         <w:rPr>
-          <w:rFonts w:cs="Times New Roman"/>
+          <w:lang w:val="sv-SE"/>
         </w:rPr>
         <w:t>et låter programm</w:t>
       </w:r>
       <w:r>
         <w:rPr>
-          <w:rFonts w:cs="Times New Roman"/>
+          <w:lang w:val="sv-SE"/>
         </w:rPr>
         <w:t xml:space="preserve">eraren välja </w:t>
       </w:r>
       <w:r>
         <w:rPr>
-          <w:rFonts w:cs="Times New Roman"/>
+          <w:lang w:val="sv-SE"/>
         </w:rPr>
         <w:t xml:space="preserve">programmeringsmiljö själv, eftersom det finns många program för att skriva och </w:t>
       </w:r>
       <w:r>
         <w:rPr>
-          <w:rFonts w:cs="Times New Roman"/>
+          <w:lang w:val="sv-SE"/>
         </w:rPr>
         <w:t>redigera</w:t>
       </w:r>
       <w:r>
         <w:rPr>
-          <w:rFonts w:cs="Times New Roman"/>
+          <w:lang w:val="sv-SE"/>
         </w:rPr>
         <w:t xml:space="preserve"> text, som har o</w:t>
       </w:r>
       <w:r>
         <w:rPr>
-          <w:rFonts w:cs="Times New Roman"/>
+          <w:lang w:val="sv-SE"/>
         </w:rPr>
         <w:t>lika funktioner och gränssnitt</w:t>
       </w:r>
       <w:r>
         <w:rPr>
-          <w:rFonts w:cs="Times New Roman"/>
+          <w:lang w:val="sv-SE"/>
         </w:rPr>
         <w:t xml:space="preserve"> [källa]</w:t>
       </w:r>
       <w:r>
         <w:rPr>
-          <w:rFonts w:cs="Times New Roman"/>
+          <w:lang w:val="sv-SE"/>
         </w:rPr>
         <w:t>.</w:t>
       </w:r>
@@ -508,24 +369,24 @@
           <w:numId w:val="3"/>
         </w:numPr>
         <w:rPr>
-          <w:rFonts w:cs="Times New Roman"/>
-        </w:rPr>
-      </w:pPr>
-      <w:r>
-        <w:rPr>
-          <w:rFonts w:cs="Times New Roman"/>
+          <w:lang w:val="sv-SE"/>
+        </w:rPr>
+      </w:pPr>
+      <w:r>
+        <w:rPr>
+          <w:lang w:val="sv-SE"/>
         </w:rPr>
         <w:t>För en erfaren programmerare går det snabbare att skriva och ändra i koden, eftersom användaren inte behöver använda musen, till skillnad från blockbaserad programmering</w:t>
       </w:r>
       <w:r>
         <w:rPr>
-          <w:rFonts w:cs="Times New Roman"/>
+          <w:lang w:val="sv-SE"/>
         </w:rPr>
         <w:t xml:space="preserve"> [källa]</w:t>
       </w:r>
       <w:r>
         <w:rPr>
-          <w:rFonts w:cs="Times New Roman"/>
+          <w:lang w:val="sv-SE"/>
         </w:rPr>
         <w:t>.</w:t>
       </w:r>
@@ -538,24 +399,24 @@
           <w:numId w:val="3"/>
         </w:numPr>
         <w:rPr>
-          <w:rFonts w:cs="Times New Roman"/>
-        </w:rPr>
-      </w:pPr>
-      <w:r>
-        <w:rPr>
-          <w:rFonts w:cs="Times New Roman"/>
+          <w:lang w:val="sv-SE"/>
+        </w:rPr>
+      </w:pPr>
+      <w:r>
+        <w:rPr>
+          <w:lang w:val="sv-SE"/>
         </w:rPr>
         <w:t>Kod kan enkelt delas och visas på olika datorer och med olika program, eftersom i princip alla digitala enheter har möjlighet att lagra och visa text</w:t>
       </w:r>
       <w:r>
         <w:rPr>
-          <w:rFonts w:cs="Times New Roman"/>
+          <w:lang w:val="sv-SE"/>
         </w:rPr>
         <w:t xml:space="preserve"> [källa]</w:t>
       </w:r>
       <w:r>
         <w:rPr>
-          <w:rFonts w:cs="Times New Roman"/>
+          <w:lang w:val="sv-SE"/>
         </w:rPr>
         <w:t>.</w:t>
       </w:r>
@@ -563,15 +424,14 @@
     <w:p>
       <w:pPr>
         <w:rPr>
-          <w:rFonts w:cs="Times New Roman"/>
+          <w:lang w:val="sv-SE"/>
         </w:rPr>
       </w:pPr>
       <w:hyperlink r:id="rId8">
         <w:r>
           <w:rPr>
-            <w:rStyle w:val="Hyperlink"/>
-            <w:rFonts w:cs="Times New Roman"/>
             <w:highlight w:val="yellow"/>
+            <w:lang w:val="sv-SE"/>
           </w:rPr>
           <w:t>https://cybersquare.medium.com/how-block-coding-revolutionized-coding-for-kids-f65713ea557a</w:t>
         </w:r>
@@ -580,66 +440,66 @@
     <w:p>
       <w:pPr>
         <w:rPr>
-          <w:rFonts w:cs="Times New Roman"/>
-        </w:rPr>
-      </w:pPr>
-      <w:r>
-        <w:rPr>
-          <w:rFonts w:cs="Times New Roman"/>
+          <w:lang w:val="sv-SE"/>
+        </w:rPr>
+      </w:pPr>
+      <w:r>
+        <w:rPr>
+          <w:lang w:val="sv-SE"/>
         </w:rPr>
         <w:t>År 2003 släpptes första versionen av Scratch, skapat av MIT</w:t>
       </w:r>
       <w:r>
         <w:rPr>
-          <w:rFonts w:cs="Times New Roman"/>
+          <w:lang w:val="sv-SE"/>
         </w:rPr>
         <w:t xml:space="preserve"> [källa]</w:t>
       </w:r>
       <w:r>
         <w:rPr>
-          <w:rFonts w:cs="Times New Roman"/>
+          <w:lang w:val="sv-SE"/>
         </w:rPr>
         <w:t>. Det möjliggjorde programmering utan textkommandon, eftersom det istället bestod av block som användaren kunde dra med musen och sätta ihop som pussel</w:t>
       </w:r>
       <w:r>
         <w:rPr>
-          <w:rFonts w:cs="Times New Roman"/>
+          <w:lang w:val="sv-SE"/>
         </w:rPr>
         <w:t xml:space="preserve">bitar. Idén var att blocken skulle ta bort flera problem </w:t>
       </w:r>
       <w:r>
         <w:rPr>
-          <w:rFonts w:cs="Times New Roman"/>
+          <w:lang w:val="sv-SE"/>
         </w:rPr>
         <w:t xml:space="preserve">som annars är vanliga för nybörjare inom programmering. Bland annat är inte felstavningar ett problem, eftersom blocket inte går att bryta ner i mindre beståndsdelar. Det ska också vara lättare att </w:t>
       </w:r>
       <w:r>
         <w:rPr>
-          <w:rFonts w:cs="Times New Roman"/>
+          <w:lang w:val="sv-SE"/>
         </w:rPr>
         <w:t>redigera</w:t>
       </w:r>
       <w:r>
         <w:rPr>
-          <w:rFonts w:cs="Times New Roman"/>
+          <w:lang w:val="sv-SE"/>
         </w:rPr>
         <w:t xml:space="preserve"> koden i efterha</w:t>
       </w:r>
       <w:r>
         <w:rPr>
-          <w:rFonts w:cs="Times New Roman"/>
+          <w:lang w:val="sv-SE"/>
         </w:rPr>
         <w:t>nd, eftersom block kan anses vara mer intuitiva att flytta på och sätta ihop än text är</w:t>
       </w:r>
       <w:r>
         <w:rPr>
-          <w:rFonts w:cs="Times New Roman"/>
+          <w:lang w:val="sv-SE"/>
         </w:rPr>
         <w:t xml:space="preserve"> [källa]</w:t>
       </w:r>
       <w:r>
         <w:rPr>
-          <w:rFonts w:cs="Times New Roman"/>
+          <w:lang w:val="sv-SE"/>
         </w:rPr>
         <w:t>.</w:t>
       </w:r>
@@ -647,77 +507,54 @@
     <w:p>
       <w:pPr>
         <w:rPr>
-          <w:rFonts w:cs="Times New Roman"/>
-        </w:rPr>
-      </w:pPr>
-      <w:r>
-        <w:rPr>
-          <w:rFonts w:cs="Times New Roman"/>
+          <w:lang w:val="sv-SE"/>
+        </w:rPr>
+      </w:pPr>
+      <w:r>
+        <w:rPr>
+          <w:lang w:val="sv-SE"/>
         </w:rPr>
         <w:t xml:space="preserve">I min upplevelse av att lära mig kodning har jag dock saknat ett mellansteg mellan blockprogrammering och textprogrammering. </w:t>
       </w:r>
       <w:r>
         <w:rPr>
-          <w:rFonts w:cs="Times New Roman"/>
+          <w:lang w:val="sv-SE"/>
         </w:rPr>
         <w:t>Sätt för barn att lära sig programmering använder ofta block</w:t>
       </w:r>
       <w:r>
         <w:rPr>
-          <w:rFonts w:cs="Times New Roman"/>
+          <w:lang w:val="sv-SE"/>
         </w:rPr>
         <w:t xml:space="preserve"> i kombination med element från </w:t>
       </w:r>
       <w:r>
         <w:rPr>
-          <w:rFonts w:cs="Times New Roman"/>
-        </w:rPr>
-        <w:t xml:space="preserve">spel för att göra inlärningen mer </w:t>
-      </w:r>
-      <w:r>
-        <w:rPr>
-          <w:rFonts w:cs="Times New Roman"/>
-        </w:rPr>
-        <w:lastRenderedPageBreak/>
-        <w:t xml:space="preserve">engagerande, så kallad </w:t>
-      </w:r>
-      <w:r>
-        <w:rPr>
-          <w:rFonts w:cs="Times New Roman"/>
-          <w:i/>
-          <w:iCs/>
-        </w:rPr>
-        <w:t>gamification</w:t>
-      </w:r>
-      <w:r>
-        <w:rPr>
-          <w:rFonts w:cs="Times New Roman"/>
-          <w:i/>
-          <w:iCs/>
-        </w:rPr>
-        <w:t xml:space="preserve"> </w:t>
-      </w:r>
-      <w:r>
-        <w:rPr>
-          <w:rFonts w:cs="Times New Roman"/>
-        </w:rPr>
-        <w:t>[källa]</w:t>
-      </w:r>
-      <w:r>
-        <w:rPr>
-          <w:rFonts w:cs="Times New Roman"/>
+          <w:lang w:val="sv-SE"/>
+        </w:rPr>
+        <w:t>spel för att göra inlärningen mer engagerande, så kallad gamification</w:t>
+      </w:r>
+      <w:r>
+        <w:rPr>
+          <w:lang w:val="sv-SE"/>
+        </w:rPr>
+        <w:t xml:space="preserve"> [källa]</w:t>
+      </w:r>
+      <w:r>
+        <w:rPr>
+          <w:lang w:val="sv-SE"/>
         </w:rPr>
         <w:t xml:space="preserve">. </w:t>
       </w:r>
       <w:r>
         <w:rPr>
-          <w:rFonts w:cs="Times New Roman"/>
+          <w:lang w:val="sv-SE"/>
         </w:rPr>
         <w:t>Jag tror att ett mellanting, som använder enkla kommandon i ett specialdesignat programmeringsspråk, men som fortfarande utnyttjar gamification, skulle vara fördelaktigt för inlärning</w:t>
       </w:r>
       <w:r>
         <w:rPr>
-          <w:rFonts w:cs="Times New Roman"/>
+          <w:lang w:val="sv-SE"/>
         </w:rPr>
         <w:t>. Det skulle också lösa ett befintligt problem, nämligen att det är svårt efter att ha lärt sig blockprogrammering, gå direkt till ett "riktigt" programmeringsspråk.</w:t>
       </w:r>
@@ -725,12 +562,12 @@
     <w:p>
       <w:pPr>
         <w:rPr>
-          <w:rFonts w:cs="Times New Roman"/>
-        </w:rPr>
-      </w:pPr>
-      <w:r>
-        <w:rPr>
-          <w:rFonts w:cs="Times New Roman"/>
+          <w:lang w:val="sv-SE"/>
+        </w:rPr>
+      </w:pPr>
+      <w:r>
+        <w:rPr>
+          <w:lang w:val="sv-SE"/>
         </w:rPr>
         <w:t>Idén för projektet kommer från hypotesen att programmeringsgränssnitt som presenteras med block istället för textbaserade kommandon hindrar inlärningen mer än det gynnar den. Det ska undersökas genom att utveckla ett spel där programmeringen sker med text istället för block, för att lösa enkla pussel och avklara utmaningar. En figur ska styras i en bana för att nå ett mål, genom att användaren skriver kommandon i en textruta som sedan kontrollerar hur figuren rör på sig. Ett enkelt programmeringsspråk ska tas fram, och programmet ska kunna tolka kommandon som användaren skriver för att kunna utföra rätt handlingar, en så kallad interpreterare.</w:t>
       </w:r>
@@ -738,54 +575,54 @@
     <w:p>
       <w:pPr>
         <w:rPr>
-          <w:rFonts w:cs="Times New Roman"/>
-        </w:rPr>
-      </w:pPr>
-      <w:r>
-        <w:rPr>
-          <w:rFonts w:cs="Times New Roman"/>
+          <w:lang w:val="sv-SE"/>
+        </w:rPr>
+      </w:pPr>
+      <w:r>
+        <w:rPr>
+          <w:lang w:val="sv-SE"/>
         </w:rPr>
         <w:t>De</w:t>
       </w:r>
       <w:r>
         <w:rPr>
-          <w:rFonts w:cs="Times New Roman"/>
+          <w:lang w:val="sv-SE"/>
         </w:rPr>
         <w:t>n här rapporten</w:t>
       </w:r>
       <w:r>
         <w:rPr>
-          <w:rFonts w:cs="Times New Roman"/>
+          <w:lang w:val="sv-SE"/>
         </w:rPr>
         <w:t xml:space="preserve"> innefattar planeringen, designen och programmeringen av ett pedagogiskt spel som har högstadieelever som målgrupp, och som utvecklas i syfte att lära ut gru</w:t>
       </w:r>
       <w:r>
         <w:rPr>
-          <w:rFonts w:cs="Times New Roman"/>
+          <w:lang w:val="sv-SE"/>
         </w:rPr>
         <w:t xml:space="preserve">ndläggande principer inom programmering, samt att undersöka hur programmering kan introduceras på ett pedagogiskt sätt. </w:t>
       </w:r>
       <w:r>
         <w:rPr>
-          <w:rFonts w:cs="Times New Roman"/>
+          <w:lang w:val="sv-SE"/>
         </w:rPr>
         <w:t xml:space="preserve">I den här rapporten kommer processen för både utvecklingen och </w:t>
       </w:r>
       <w:r>
         <w:rPr>
-          <w:rFonts w:cs="Times New Roman"/>
+          <w:lang w:val="sv-SE"/>
         </w:rPr>
         <w:t>den experimentella användningen av det skapade programmet beskrivas.</w:t>
       </w:r>
       <w:r>
         <w:rPr>
-          <w:rFonts w:cs="Times New Roman"/>
+          <w:lang w:val="sv-SE"/>
         </w:rPr>
         <w:t xml:space="preserve"> Programmet ska också testas på en anonym klass i årskurs 7, för att undersöka hur pedagogiken fungerar i praktiken, och för att få värdefull information om elevernas upplevelse med gräns</w:t>
       </w:r>
       <w:r>
         <w:rPr>
-          <w:rFonts w:cs="Times New Roman"/>
+          <w:lang w:val="sv-SE"/>
         </w:rPr>
         <w:t>snittet. Utvecklingsprocessen och den experimentella användningen av projektet kommer utvärderas utifrån tekniska samt pedagogiska principer.</w:t>
       </w:r>
@@ -793,21 +630,12 @@
     <w:p>
       <w:pPr>
         <w:pStyle w:val="Heading1"/>
-        <w:jc w:val="center"/>
-        <w:rPr>
-          <w:rFonts w:asciiTheme="minorHAnsi" w:hAnsiTheme="minorHAnsi" w:cs="Times New Roman"/>
-        </w:rPr>
-      </w:pPr>
-      <w:r>
-        <w:rPr>
-          <w:rFonts w:asciiTheme="minorHAnsi" w:hAnsiTheme="minorHAnsi" w:cs="Times New Roman"/>
-        </w:rPr>
-        <w:t xml:space="preserve">1.1. </w:t>
-      </w:r>
-      <w:r>
-        <w:rPr>
-          <w:rFonts w:asciiTheme="minorHAnsi" w:hAnsiTheme="minorHAnsi" w:cs="Times New Roman"/>
-        </w:rPr>
+        <w:numPr>
+          <w:ilvl w:val="1"/>
+          <w:numId w:val="7"/>
+        </w:numPr>
+      </w:pPr>
+      <w:r>
         <w:t>Frågeställning</w:t>
       </w:r>
     </w:p>
@@ -819,12 +647,12 @@
           <w:numId w:val="2"/>
         </w:numPr>
         <w:rPr>
-          <w:rFonts w:cs="Times New Roman"/>
-        </w:rPr>
-      </w:pPr>
-      <w:r>
-        <w:rPr>
-          <w:rFonts w:cs="Times New Roman"/>
+          <w:lang w:val="sv-SE"/>
+        </w:rPr>
+      </w:pPr>
+      <w:r>
+        <w:rPr>
+          <w:lang w:val="sv-SE"/>
         </w:rPr>
         <w:t>Hur måste ett spel som använder textprogrammering utformas för att nå samma pedagogiska värde som ett blockbaserat programmeringsspel?</w:t>
       </w:r>
@@ -837,12 +665,12 @@
           <w:numId w:val="2"/>
         </w:numPr>
         <w:rPr>
-          <w:rFonts w:cs="Times New Roman"/>
-        </w:rPr>
-      </w:pPr>
-      <w:r>
-        <w:rPr>
-          <w:rFonts w:cs="Times New Roman"/>
+          <w:lang w:val="sv-SE"/>
+        </w:rPr>
+      </w:pPr>
+      <w:r>
+        <w:rPr>
+          <w:lang w:val="sv-SE"/>
         </w:rPr>
         <w:t>På vilka sätt skiljer sig kunskaperna om programmering som textbaserad respektive blockbaserad kodning kan ge i ett spelsammanhang?</w:t>
       </w:r>
@@ -850,32 +678,24 @@
     <w:p>
       <w:pPr>
         <w:pStyle w:val="Heading1"/>
-        <w:rPr>
-          <w:rFonts w:asciiTheme="minorHAnsi" w:hAnsiTheme="minorHAnsi" w:cs="Times New Roman"/>
-        </w:rPr>
-      </w:pPr>
-      <w:r>
-        <w:rPr>
-          <w:rFonts w:asciiTheme="minorHAnsi" w:hAnsiTheme="minorHAnsi" w:cs="Times New Roman"/>
-        </w:rPr>
-        <w:t xml:space="preserve">1.2. </w:t>
-      </w:r>
-      <w:r>
-        <w:rPr>
-          <w:rFonts w:asciiTheme="minorHAnsi" w:hAnsiTheme="minorHAnsi" w:cs="Times New Roman"/>
-        </w:rPr>
+        <w:numPr>
+          <w:ilvl w:val="1"/>
+          <w:numId w:val="7"/>
+        </w:numPr>
+      </w:pPr>
+      <w:r>
         <w:t>Kravspecifikation</w:t>
       </w:r>
     </w:p>
     <w:p>
       <w:pPr>
         <w:rPr>
-          <w:rFonts w:cs="Times New Roman"/>
-        </w:rPr>
-      </w:pPr>
-      <w:r>
-        <w:rPr>
-          <w:rFonts w:cs="Times New Roman"/>
+          <w:lang w:val="sv-SE"/>
+        </w:rPr>
+      </w:pPr>
+      <w:r>
+        <w:rPr>
+          <w:lang w:val="sv-SE"/>
         </w:rPr>
         <w:t>En kravspecifikation tas fram innan utförandet av projektet. Kravspecifikationen definierar huruvida projektet är klart eller inte, och stipulerar vad som ska inkluderas och ej.</w:t>
       </w:r>
@@ -887,14 +707,8 @@
           <w:ilvl w:val="0"/>
           <w:numId w:val="1"/>
         </w:numPr>
-        <w:rPr>
-          <w:rFonts w:cs="Times New Roman"/>
-        </w:rPr>
-      </w:pPr>
-      <w:r>
-        <w:rPr>
-          <w:rFonts w:cs="Times New Roman"/>
-        </w:rPr>
+      </w:pPr>
+      <w:r>
         <w:t>En textbaserad kodredigerare</w:t>
       </w:r>
     </w:p>
@@ -906,14 +720,13 @@
           <w:numId w:val="1"/>
         </w:numPr>
         <w:rPr>
-          <w:rFonts w:cs="Times New Roman"/>
-        </w:rPr>
-      </w:pPr>
-      <w:r>
-        <w:rPr>
-          <w:rFonts w:cs="Times New Roman"/>
-        </w:rPr>
-        <w:lastRenderedPageBreak/>
+          <w:lang w:val="sv-SE"/>
+        </w:rPr>
+      </w:pPr>
+      <w:r>
+        <w:rPr>
+          <w:lang w:val="sv-SE"/>
+        </w:rPr>
         <w:t>Kodredigeraren ska synas på skärmen och texten inom den ska kunna redigeras som text utan hinder.</w:t>
       </w:r>
     </w:p>
@@ -925,24 +738,14 @@
           <w:numId w:val="1"/>
         </w:numPr>
         <w:rPr>
-          <w:rFonts w:cs="Times New Roman"/>
-          <w:i/>
-          <w:iCs/>
-        </w:rPr>
-      </w:pPr>
-      <w:r>
-        <w:rPr>
-          <w:rFonts w:cs="Times New Roman"/>
-        </w:rPr>
-        <w:t xml:space="preserve">Ord i koden ska byta färg baserat på sammanhanget, så kallad </w:t>
-      </w:r>
-      <w:r>
-        <w:rPr>
-          <w:rFonts w:cs="Times New Roman"/>
-          <w:i/>
-          <w:iCs/>
-        </w:rPr>
-        <w:t>syntax highlighting.</w:t>
+          <w:lang w:val="sv-SE"/>
+        </w:rPr>
+      </w:pPr>
+      <w:r>
+        <w:rPr>
+          <w:lang w:val="sv-SE"/>
+        </w:rPr>
+        <w:t>Ord i koden ska byta färg baserat på sammanhanget, så kallad syntax highlighting.</w:t>
       </w:r>
     </w:p>
     <w:p>
@@ -952,21 +755,12 @@
           <w:ilvl w:val="0"/>
           <w:numId w:val="1"/>
         </w:numPr>
-        <w:rPr>
-          <w:rFonts w:cs="Times New Roman"/>
-        </w:rPr>
-      </w:pPr>
-      <w:r>
-        <w:rPr>
-          <w:rFonts w:cs="Times New Roman"/>
-        </w:rPr>
+      </w:pPr>
+      <w:r>
         <w:t xml:space="preserve">Kod som kan styra en </w:t>
       </w:r>
       <w:r>
-        <w:rPr>
-          <w:rFonts w:cs="Times New Roman"/>
-        </w:rPr>
-        <w:t>figuren</w:t>
+        <w:t>figur</w:t>
       </w:r>
     </w:p>
     <w:p>
@@ -977,12 +771,12 @@
           <w:numId w:val="1"/>
         </w:numPr>
         <w:rPr>
-          <w:rFonts w:cs="Times New Roman"/>
-        </w:rPr>
-      </w:pPr>
-      <w:r>
-        <w:rPr>
-          <w:rFonts w:cs="Times New Roman"/>
+          <w:lang w:val="sv-SE"/>
+        </w:rPr>
+      </w:pPr>
+      <w:r>
+        <w:rPr>
+          <w:lang w:val="sv-SE"/>
         </w:rPr>
         <w:t>När användaren trycker på en kör-knapp ska figuren röra sig i enlighet med kommandon som skrivits i kodrutan</w:t>
       </w:r>
@@ -994,14 +788,8 @@
           <w:ilvl w:val="0"/>
           <w:numId w:val="1"/>
         </w:numPr>
-        <w:rPr>
-          <w:rFonts w:cs="Times New Roman"/>
-        </w:rPr>
-      </w:pPr>
-      <w:r>
-        <w:rPr>
-          <w:rFonts w:cs="Times New Roman"/>
-        </w:rPr>
+      </w:pPr>
+      <w:r>
         <w:t>Minst fem banor</w:t>
       </w:r>
     </w:p>
@@ -1012,20 +800,11 @@
           <w:ilvl w:val="0"/>
           <w:numId w:val="1"/>
         </w:numPr>
-        <w:rPr>
-          <w:rFonts w:cs="Times New Roman"/>
-        </w:rPr>
-      </w:pPr>
-      <w:r>
-        <w:rPr>
-          <w:rFonts w:cs="Times New Roman"/>
-        </w:rPr>
+      </w:pPr>
+      <w:r>
         <w:t>Grafik för banorna</w:t>
       </w:r>
       <w:r>
-        <w:rPr>
-          <w:rFonts w:cs="Times New Roman"/>
-        </w:rPr>
         <w:t xml:space="preserve"> och figuren</w:t>
       </w:r>
     </w:p>
@@ -1036,26 +815,14 @@
           <w:ilvl w:val="0"/>
           <w:numId w:val="1"/>
         </w:numPr>
-        <w:rPr>
-          <w:rFonts w:cs="Times New Roman"/>
-        </w:rPr>
-      </w:pPr>
-      <w:r>
-        <w:rPr>
-          <w:rFonts w:cs="Times New Roman"/>
-        </w:rPr>
+      </w:pPr>
+      <w:r>
         <w:t xml:space="preserve">Animationer på </w:t>
       </w:r>
       <w:r>
-        <w:rPr>
-          <w:rFonts w:cs="Times New Roman"/>
-        </w:rPr>
         <w:t>figu</w:t>
       </w:r>
       <w:r>
-        <w:rPr>
-          <w:rFonts w:cs="Times New Roman"/>
-        </w:rPr>
         <w:t>ren</w:t>
       </w:r>
     </w:p>
@@ -1067,14 +834,14 @@
           <w:numId w:val="1"/>
         </w:numPr>
         <w:rPr>
-          <w:rFonts w:cs="Times New Roman"/>
-        </w:rPr>
-      </w:pPr>
-      <w:r>
-        <w:rPr>
-          <w:rFonts w:cs="Times New Roman"/>
-        </w:rPr>
-        <w:t>Ett separat highscore-läge</w:t>
+          <w:lang w:val="sv-SE"/>
+        </w:rPr>
+      </w:pPr>
+      <w:r>
+        <w:rPr>
+          <w:lang w:val="sv-SE"/>
+        </w:rPr>
+        <w:t>Två olika möjliga slut på spelet</w:t>
       </w:r>
     </w:p>
     <w:p>
@@ -1085,12 +852,150 @@
           <w:numId w:val="1"/>
         </w:numPr>
         <w:rPr>
-          <w:rFonts w:cs="Times New Roman"/>
-        </w:rPr>
-      </w:pPr>
-      <w:r>
-        <w:rPr>
-          <w:rFonts w:cs="Times New Roman"/>
+          <w:lang w:val="sv-SE"/>
+        </w:rPr>
+      </w:pPr>
+      <w:r>
+        <w:rPr>
+          <w:lang w:val="sv-SE"/>
+        </w:rPr>
+        <w:t>Ett vågrätt str</w:t>
+      </w:r>
+      <w:r>
+        <w:rPr>
+          <w:lang w:val="sv-SE"/>
+        </w:rPr>
+        <w:t>eck</w:t>
+      </w:r>
+      <w:r>
+        <w:rPr>
+          <w:lang w:val="sv-SE"/>
+        </w:rPr>
+        <w:t xml:space="preserve"> i kodrutan visar </w:t>
+      </w:r>
+      <w:r>
+        <w:rPr>
+          <w:lang w:val="sv-SE"/>
+        </w:rPr>
+        <w:t xml:space="preserve">hur många rader </w:t>
+      </w:r>
+      <w:r>
+        <w:rPr>
+          <w:lang w:val="sv-SE"/>
+        </w:rPr>
+        <w:t>spelaren</w:t>
+      </w:r>
+      <w:r>
+        <w:rPr>
+          <w:lang w:val="sv-SE"/>
+        </w:rPr>
+        <w:t xml:space="preserve"> kan </w:t>
+      </w:r>
+      <w:r>
+        <w:rPr>
+          <w:lang w:val="sv-SE"/>
+        </w:rPr>
+        <w:t>använda</w:t>
+      </w:r>
+      <w:r>
+        <w:rPr>
+          <w:lang w:val="sv-SE"/>
+        </w:rPr>
+        <w:t xml:space="preserve"> </w:t>
+      </w:r>
+      <w:r>
+        <w:rPr>
+          <w:lang w:val="sv-SE"/>
+        </w:rPr>
+        <w:t xml:space="preserve">för att klara </w:t>
+      </w:r>
+      <w:r>
+        <w:rPr>
+          <w:lang w:val="sv-SE"/>
+        </w:rPr>
+        <w:t>bana</w:t>
+      </w:r>
+      <w:r>
+        <w:rPr>
+          <w:lang w:val="sv-SE"/>
+        </w:rPr>
+        <w:t>,</w:t>
+      </w:r>
+      <w:r>
+        <w:rPr>
+          <w:lang w:val="sv-SE"/>
+        </w:rPr>
+        <w:t xml:space="preserve"> utan att förlora </w:t>
+      </w:r>
+      <w:r>
+        <w:rPr>
+          <w:lang w:val="sv-SE"/>
+        </w:rPr>
+        <w:t>det alternativa slutet</w:t>
+      </w:r>
+    </w:p>
+    <w:p>
+      <w:pPr>
+        <w:pStyle w:val="ListParagraph"/>
+        <w:numPr>
+          <w:ilvl w:val="1"/>
+          <w:numId w:val="1"/>
+        </w:numPr>
+        <w:rPr>
+          <w:lang w:val="sv-SE"/>
+        </w:rPr>
+      </w:pPr>
+      <w:r>
+        <w:rPr>
+          <w:lang w:val="sv-SE"/>
+        </w:rPr>
+        <w:t>En symbol som visar om spelaren fortfarande hållit sig under gränsen på varje bana</w:t>
+      </w:r>
+    </w:p>
+    <w:p>
+      <w:pPr>
+        <w:pStyle w:val="ListParagraph"/>
+        <w:numPr>
+          <w:ilvl w:val="1"/>
+          <w:numId w:val="1"/>
+        </w:numPr>
+        <w:rPr>
+          <w:lang w:val="sv-SE"/>
+        </w:rPr>
+      </w:pPr>
+      <w:r>
+        <w:rPr>
+          <w:lang w:val="sv-SE"/>
+        </w:rPr>
+        <w:t>Slutet på spelet beror på huruvida spelaren hållit sig under gränsen på varje bana</w:t>
+      </w:r>
+    </w:p>
+    <w:p>
+      <w:pPr>
+        <w:pStyle w:val="ListParagraph"/>
+        <w:numPr>
+          <w:ilvl w:val="0"/>
+          <w:numId w:val="1"/>
+        </w:numPr>
+      </w:pPr>
+      <w:r>
+        <w:t>Ett separat highscore-läge</w:t>
+      </w:r>
+    </w:p>
+    <w:p>
+      <w:pPr>
+        <w:pStyle w:val="ListParagraph"/>
+        <w:numPr>
+          <w:ilvl w:val="1"/>
+          <w:numId w:val="1"/>
+        </w:numPr>
+        <w:rPr>
+          <w:lang w:val="sv-SE"/>
+        </w:rPr>
+      </w:pPr>
+      <w:r>
+        <w:rPr>
+          <w:lang w:val="sv-SE"/>
         </w:rPr>
         <w:t>Ett läge man kan välja i spelet som går ut på att samla poäng istället för att klara av banor.</w:t>
       </w:r>
@@ -1098,15 +1003,12 @@
     <w:p>
       <w:pPr>
         <w:rPr>
-          <w:rFonts w:eastAsiaTheme="majorEastAsia" w:cs="Times New Roman"/>
-          <w:color w:val="0F4761" w:themeColor="accent1" w:themeShade="BF"/>
-          <w:sz w:val="40"/>
-          <w:szCs w:val="40"/>
-        </w:rPr>
-      </w:pPr>
-      <w:r>
-        <w:rPr>
-          <w:rFonts w:cs="Times New Roman"/>
+          <w:lang w:val="sv-SE"/>
+        </w:rPr>
+      </w:pPr>
+      <w:r>
+        <w:rPr>
+          <w:lang w:val="sv-SE"/>
         </w:rPr>
         <w:br w:type="page"/>
       </w:r>
@@ -1114,183 +1016,157 @@
     <w:p>
       <w:pPr>
         <w:pStyle w:val="Heading1"/>
-        <w:rPr>
-          <w:rFonts w:asciiTheme="minorHAnsi" w:hAnsiTheme="minorHAnsi" w:cs="Times New Roman"/>
-        </w:rPr>
-      </w:pPr>
-      <w:r>
-        <w:rPr>
-          <w:rFonts w:asciiTheme="minorHAnsi" w:hAnsiTheme="minorHAnsi" w:cs="Times New Roman"/>
-        </w:rPr>
-        <w:lastRenderedPageBreak/>
-        <w:t>2</w:t>
-      </w:r>
-      <w:r>
-        <w:rPr>
-          <w:rFonts w:asciiTheme="minorHAnsi" w:hAnsiTheme="minorHAnsi" w:cs="Times New Roman"/>
-        </w:rPr>
-        <w:t xml:space="preserve">. </w:t>
-      </w:r>
-      <w:r>
-        <w:rPr>
-          <w:rFonts w:asciiTheme="minorHAnsi" w:hAnsiTheme="minorHAnsi" w:cs="Times New Roman"/>
-        </w:rPr>
+        <w:numPr>
+          <w:ilvl w:val="0"/>
+          <w:numId w:val="7"/>
+        </w:numPr>
+      </w:pPr>
+      <w:r>
         <w:t>Metod</w:t>
       </w:r>
     </w:p>
     <w:p>
       <w:pPr>
         <w:rPr>
-          <w:rFonts w:cs="Times New Roman"/>
-        </w:rPr>
-      </w:pPr>
-      <w:r>
-        <w:rPr>
-          <w:rFonts w:cs="Times New Roman"/>
+          <w:lang w:val="sv-SE"/>
+        </w:rPr>
+      </w:pPr>
+      <w:r>
+        <w:rPr>
+          <w:lang w:val="sv-SE"/>
         </w:rPr>
         <w:t>Från ett generellt perspektiv skulle en lämplig metod för e</w:t>
       </w:r>
       <w:r>
         <w:rPr>
-          <w:rFonts w:cs="Times New Roman"/>
+          <w:lang w:val="sv-SE"/>
         </w:rPr>
         <w:t>n undersökning</w:t>
       </w:r>
       <w:r>
         <w:rPr>
-          <w:rFonts w:cs="Times New Roman"/>
+          <w:lang w:val="sv-SE"/>
         </w:rPr>
         <w:t xml:space="preserve"> vara att kommunicera med klienten, i den här undersökningens fall </w:t>
       </w:r>
       <w:r>
         <w:rPr>
-          <w:rFonts w:cs="Times New Roman"/>
+          <w:lang w:val="sv-SE"/>
         </w:rPr>
         <w:t xml:space="preserve">högstadieklassens lärare, för att </w:t>
       </w:r>
       <w:r>
         <w:rPr>
-          <w:rFonts w:cs="Times New Roman"/>
           <w:highlight w:val="magenta"/>
+          <w:lang w:val="sv-SE"/>
         </w:rPr>
         <w:t>iterativt</w:t>
       </w:r>
       <w:r>
         <w:rPr>
-          <w:rFonts w:cs="Times New Roman"/>
+          <w:lang w:val="sv-SE"/>
         </w:rPr>
         <w:t xml:space="preserve"> utveckla prototyper, och slutligen en fungerande produkt </w:t>
       </w:r>
       <w:sdt>
         <w:sdtPr>
-          <w:rPr>
-            <w:rFonts w:cs="Times New Roman"/>
-          </w:rPr>
           <w:id w:val="247308982"/>
           <w:citation/>
         </w:sdtPr>
+        <w:sdtEndPr/>
         <w:sdtContent>
           <w:r>
+            <w:fldChar w:fldCharType="begin"/>
+          </w:r>
+          <w:r>
             <w:rPr>
-              <w:rFonts w:cs="Times New Roman"/>
-            </w:rPr>
-            <w:fldChar w:fldCharType="begin"/>
-          </w:r>
-          <w:r>
-            <w:rPr>
-              <w:rFonts w:cs="Times New Roman"/>
+              <w:lang w:val="sv-SE"/>
             </w:rPr>
             <w:instrText xml:space="preserve"> CITATION Rou24 \l 8192 </w:instrText>
           </w:r>
           <w:r>
+            <w:fldChar w:fldCharType="separate"/>
+          </w:r>
+          <w:r>
             <w:rPr>
-              <w:rFonts w:cs="Times New Roman"/>
-            </w:rPr>
-            <w:fldChar w:fldCharType="separate"/>
-          </w:r>
-          <w:r>
-            <w:rPr>
-              <w:rFonts w:cs="Times New Roman"/>
+              <w:lang w:val="sv-SE"/>
             </w:rPr>
             <w:t>(Rouse, 2024)</w:t>
           </w:r>
           <w:r>
-            <w:rPr>
-              <w:rFonts w:cs="Times New Roman"/>
-            </w:rPr>
             <w:fldChar w:fldCharType="end"/>
           </w:r>
         </w:sdtContent>
       </w:sdt>
       <w:r>
         <w:rPr>
-          <w:rFonts w:cs="Times New Roman"/>
+          <w:lang w:val="sv-SE"/>
         </w:rPr>
         <w:t xml:space="preserve">. </w:t>
       </w:r>
       <w:r>
         <w:rPr>
-          <w:rFonts w:cs="Times New Roman"/>
+          <w:lang w:val="sv-SE"/>
         </w:rPr>
         <w:t xml:space="preserve">Från ett mer realistiskt perspektiv </w:t>
       </w:r>
       <w:r>
         <w:rPr>
-          <w:rFonts w:cs="Times New Roman"/>
+          <w:lang w:val="sv-SE"/>
         </w:rPr>
         <w:t xml:space="preserve">som är anpassat </w:t>
       </w:r>
       <w:r>
         <w:rPr>
-          <w:rFonts w:cs="Times New Roman"/>
+          <w:lang w:val="sv-SE"/>
         </w:rPr>
         <w:t xml:space="preserve">för ett gymnasiearbete kommer </w:t>
       </w:r>
       <w:r>
         <w:rPr>
-          <w:rFonts w:cs="Times New Roman"/>
+          <w:lang w:val="sv-SE"/>
         </w:rPr>
         <w:t>är det dock mer lämpligt att</w:t>
       </w:r>
       <w:r>
         <w:rPr>
-          <w:rFonts w:cs="Times New Roman"/>
+          <w:lang w:val="sv-SE"/>
         </w:rPr>
         <w:t xml:space="preserve"> </w:t>
       </w:r>
       <w:r>
         <w:rPr>
-          <w:rFonts w:cs="Times New Roman"/>
+          <w:lang w:val="sv-SE"/>
         </w:rPr>
         <w:t xml:space="preserve">utveckla en produkt efter ett möte med läraren, och därefter </w:t>
       </w:r>
       <w:r>
         <w:rPr>
-          <w:rFonts w:cs="Times New Roman"/>
+          <w:lang w:val="sv-SE"/>
         </w:rPr>
         <w:t xml:space="preserve">testa produkten en gång </w:t>
       </w:r>
       <w:r>
         <w:rPr>
-          <w:rFonts w:cs="Times New Roman"/>
+          <w:lang w:val="sv-SE"/>
         </w:rPr>
         <w:t>med högstadieklassen.</w:t>
       </w:r>
       <w:r>
         <w:rPr>
-          <w:rFonts w:cs="Times New Roman"/>
+          <w:lang w:val="sv-SE"/>
         </w:rPr>
         <w:t xml:space="preserve"> Baserat på feedback som samlas </w:t>
       </w:r>
       <w:r>
         <w:rPr>
-          <w:rFonts w:cs="Times New Roman"/>
+          <w:lang w:val="sv-SE"/>
         </w:rPr>
         <w:t>i samband med testningen av produkten med högstadieklassen, kan den utvecklas vidare</w:t>
       </w:r>
       <w:r>
         <w:rPr>
-          <w:rFonts w:cs="Times New Roman"/>
+          <w:lang w:val="sv-SE"/>
         </w:rPr>
         <w:t xml:space="preserve"> innan produkten är färdig.</w:t>
       </w:r>
@@ -1298,108 +1174,108 @@
     <w:p>
       <w:pPr>
         <w:rPr>
-          <w:rFonts w:cs="Times New Roman"/>
-        </w:rPr>
-      </w:pPr>
-      <w:r>
-        <w:rPr>
-          <w:rFonts w:cs="Times New Roman"/>
+          <w:lang w:val="sv-SE"/>
+        </w:rPr>
+      </w:pPr>
+      <w:r>
+        <w:rPr>
+          <w:lang w:val="sv-SE"/>
         </w:rPr>
         <w:t>Ett</w:t>
       </w:r>
       <w:r>
         <w:rPr>
-          <w:rFonts w:cs="Times New Roman"/>
+          <w:lang w:val="sv-SE"/>
         </w:rPr>
         <w:t xml:space="preserve"> möte ska alltså</w:t>
       </w:r>
       <w:r>
         <w:rPr>
-          <w:rFonts w:cs="Times New Roman"/>
+          <w:lang w:val="sv-SE"/>
         </w:rPr>
         <w:t xml:space="preserve"> </w:t>
       </w:r>
       <w:r>
         <w:rPr>
-          <w:rFonts w:cs="Times New Roman"/>
+          <w:lang w:val="sv-SE"/>
         </w:rPr>
         <w:t>bokas med läraren</w:t>
       </w:r>
       <w:r>
         <w:rPr>
-          <w:rFonts w:cs="Times New Roman"/>
+          <w:lang w:val="sv-SE"/>
         </w:rPr>
         <w:t xml:space="preserve">. Då </w:t>
       </w:r>
       <w:r>
         <w:rPr>
-          <w:rFonts w:cs="Times New Roman"/>
+          <w:lang w:val="sv-SE"/>
         </w:rPr>
         <w:t xml:space="preserve">kommer </w:t>
       </w:r>
       <w:r>
         <w:rPr>
-          <w:rFonts w:cs="Times New Roman"/>
+          <w:lang w:val="sv-SE"/>
         </w:rPr>
         <w:t xml:space="preserve">diskussion ske kring vad </w:t>
       </w:r>
       <w:r>
         <w:rPr>
-          <w:rFonts w:cs="Times New Roman"/>
+          <w:lang w:val="sv-SE"/>
         </w:rPr>
         <w:t>läraren värdesätter i ett hypotetiskt pedagogiskt spel</w:t>
       </w:r>
       <w:r>
         <w:rPr>
-          <w:rFonts w:cs="Times New Roman"/>
+          <w:lang w:val="sv-SE"/>
         </w:rPr>
         <w:t xml:space="preserve">, samtidigt som ett tillfälle ska bokas då spelet kan testas i klassen. </w:t>
       </w:r>
       <w:r>
         <w:rPr>
-          <w:rFonts w:cs="Times New Roman"/>
+          <w:lang w:val="sv-SE"/>
         </w:rPr>
         <w:t xml:space="preserve">Efter mötet ska spelet designas och programmeras. Därefter </w:t>
       </w:r>
       <w:r>
         <w:rPr>
-          <w:rFonts w:cs="Times New Roman"/>
+          <w:lang w:val="sv-SE"/>
         </w:rPr>
         <w:t xml:space="preserve">håller </w:t>
       </w:r>
       <w:r>
         <w:rPr>
-          <w:rFonts w:cs="Times New Roman"/>
+          <w:lang w:val="sv-SE"/>
         </w:rPr>
         <w:t>författaren en lektion där eleverna i högstadie</w:t>
       </w:r>
       <w:r>
         <w:rPr>
-          <w:rFonts w:cs="Times New Roman"/>
+          <w:lang w:val="sv-SE"/>
         </w:rPr>
         <w:t xml:space="preserve">klassen får testa spelet, medan författaren </w:t>
       </w:r>
       <w:r>
         <w:rPr>
-          <w:rFonts w:cs="Times New Roman"/>
+          <w:lang w:val="sv-SE"/>
         </w:rPr>
         <w:t xml:space="preserve">får ett tillfälle att observera </w:t>
       </w:r>
       <w:r>
         <w:rPr>
-          <w:rFonts w:cs="Times New Roman"/>
+          <w:lang w:val="sv-SE"/>
         </w:rPr>
         <w:t xml:space="preserve">hur spelet upplevs av användarna, samt huruvida det </w:t>
       </w:r>
       <w:r>
         <w:rPr>
-          <w:rFonts w:cs="Times New Roman"/>
+          <w:lang w:val="sv-SE"/>
         </w:rPr>
         <w:t xml:space="preserve">är väl anpassat i svårhetsgrad till målgruppens </w:t>
       </w:r>
       <w:r>
         <w:rPr>
-          <w:rFonts w:cs="Times New Roman"/>
+          <w:lang w:val="sv-SE"/>
         </w:rPr>
         <w:t>nivå i programmering.</w:t>
       </w:r>
@@ -1407,285 +1283,186 @@
     <w:p>
       <w:pPr>
         <w:rPr>
-          <w:rFonts w:cs="Times New Roman"/>
-        </w:rPr>
-      </w:pPr>
-      <w:r>
-        <w:rPr>
-          <w:rFonts w:cs="Times New Roman"/>
+          <w:lang w:val="sv-SE"/>
+        </w:rPr>
+      </w:pPr>
+      <w:r>
+        <w:rPr>
+          <w:lang w:val="sv-SE"/>
         </w:rPr>
         <w:t xml:space="preserve">Utvecklingen och testningen av programmet kommer utnyttja </w:t>
       </w:r>
       <w:r>
         <w:rPr>
-          <w:rFonts w:cs="Times New Roman"/>
-        </w:rPr>
-        <w:t>en blandning av TDD (</w:t>
-      </w:r>
-      <w:r>
-        <w:rPr>
-          <w:rFonts w:cs="Times New Roman"/>
-          <w:i/>
-          <w:iCs/>
-        </w:rPr>
-        <w:t>test-driven development</w:t>
-      </w:r>
-      <w:r>
-        <w:rPr>
-          <w:rFonts w:cs="Times New Roman"/>
-        </w:rPr>
-        <w:t>, testdriven utveckling) och FDD (</w:t>
-      </w:r>
-      <w:r>
-        <w:rPr>
-          <w:rFonts w:cs="Times New Roman"/>
-          <w:i/>
-          <w:iCs/>
-        </w:rPr>
-        <w:t>feature-driven development</w:t>
-      </w:r>
-      <w:r>
-        <w:rPr>
-          <w:rFonts w:cs="Times New Roman"/>
-        </w:rPr>
-        <w:t xml:space="preserve">, funktionsdriven utveckling). TDD innebär att utvecklaren programmerar automatiserade tester som ska köras på koden, och sedan ska koden utvecklas tills testerna kan köras korrekt </w:t>
+          <w:lang w:val="sv-SE"/>
+        </w:rPr>
+        <w:t xml:space="preserve">en blandning av TDD (test-driven development, testdriven utveckling) och FDD (feature-driven development, funktionsdriven utveckling). TDD innebär att utvecklaren programmerar automatiserade tester som ska köras på koden, och sedan ska koden utvecklas tills testerna kan köras korrekt </w:t>
       </w:r>
       <w:sdt>
         <w:sdtPr>
-          <w:rPr>
-            <w:rFonts w:cs="Times New Roman"/>
-          </w:rPr>
           <w:id w:val="836048095"/>
           <w:citation/>
         </w:sdtPr>
+        <w:sdtEndPr/>
         <w:sdtContent>
           <w:r>
+            <w:fldChar w:fldCharType="begin"/>
+          </w:r>
+          <w:r>
             <w:rPr>
-              <w:rFonts w:cs="Times New Roman"/>
-            </w:rPr>
-            <w:fldChar w:fldCharType="begin"/>
-          </w:r>
-          <w:r>
-            <w:rPr>
-              <w:rFonts w:cs="Times New Roman"/>
+              <w:lang w:val="sv-SE"/>
             </w:rPr>
             <w:instrText xml:space="preserve"> CITATION Fow23 \l 8192 </w:instrText>
           </w:r>
           <w:r>
+            <w:fldChar w:fldCharType="separate"/>
+          </w:r>
+          <w:r>
             <w:rPr>
-              <w:rFonts w:cs="Times New Roman"/>
-            </w:rPr>
-            <w:fldChar w:fldCharType="separate"/>
-          </w:r>
-          <w:r>
-            <w:rPr>
-              <w:rFonts w:cs="Times New Roman"/>
+              <w:lang w:val="sv-SE"/>
             </w:rPr>
             <w:t>(Fowler, 2023)</w:t>
           </w:r>
           <w:r>
-            <w:rPr>
-              <w:rFonts w:cs="Times New Roman"/>
-            </w:rPr>
             <w:fldChar w:fldCharType="end"/>
           </w:r>
         </w:sdtContent>
       </w:sdt>
       <w:r>
         <w:rPr>
-          <w:rFonts w:cs="Times New Roman"/>
+          <w:lang w:val="sv-SE"/>
         </w:rPr>
         <w:t xml:space="preserve">. FDD innebär generellt att ett antal delmål definieras, och sedan itereras utvecklingen för varje delmål </w:t>
       </w:r>
       <w:sdt>
         <w:sdtPr>
-          <w:rPr>
-            <w:rFonts w:cs="Times New Roman"/>
-          </w:rPr>
           <w:id w:val="1625115941"/>
           <w:citation/>
         </w:sdtPr>
+        <w:sdtEndPr/>
         <w:sdtContent>
           <w:r>
+            <w:fldChar w:fldCharType="begin"/>
+          </w:r>
+          <w:r>
             <w:rPr>
-              <w:rFonts w:cs="Times New Roman"/>
-            </w:rPr>
-            <w:fldChar w:fldCharType="begin"/>
-          </w:r>
-          <w:r>
-            <w:rPr>
-              <w:rFonts w:cs="Times New Roman"/>
+              <w:lang w:val="sv-SE"/>
             </w:rPr>
             <w:instrText xml:space="preserve"> CITATION pla21 \l 8192 </w:instrText>
           </w:r>
           <w:r>
+            <w:fldChar w:fldCharType="separate"/>
+          </w:r>
+          <w:r>
             <w:rPr>
-              <w:rFonts w:cs="Times New Roman"/>
-            </w:rPr>
-            <w:fldChar w:fldCharType="separate"/>
-          </w:r>
-          <w:r>
-            <w:rPr>
-              <w:rFonts w:cs="Times New Roman"/>
+              <w:lang w:val="sv-SE"/>
             </w:rPr>
             <w:t>(planview, 2021)</w:t>
           </w:r>
           <w:r>
-            <w:rPr>
-              <w:rFonts w:cs="Times New Roman"/>
-            </w:rPr>
             <w:fldChar w:fldCharType="end"/>
           </w:r>
         </w:sdtContent>
       </w:sdt>
       <w:r>
         <w:rPr>
-          <w:rFonts w:cs="Times New Roman"/>
-        </w:rPr>
-        <w:t xml:space="preserve">. Spelets </w:t>
-      </w:r>
-      <w:r>
-        <w:rPr>
-          <w:rFonts w:cs="Times New Roman"/>
-          <w:highlight w:val="magenta"/>
-        </w:rPr>
-        <w:t>interpreterare</w:t>
-      </w:r>
-      <w:r>
-        <w:rPr>
-          <w:rFonts w:cs="Times New Roman"/>
-        </w:rPr>
-        <w:t xml:space="preserve"> (det som tolkar koden som spelaren skriver</w:t>
-      </w:r>
-      <w:r>
-        <w:rPr>
-          <w:rFonts w:cs="Times New Roman"/>
+          <w:lang w:val="sv-SE"/>
+        </w:rPr>
+        <w:t>. Spelets interpreterare (det som tolkar koden som spelaren skriver</w:t>
+      </w:r>
+      <w:r>
+        <w:rPr>
+          <w:lang w:val="sv-SE"/>
         </w:rPr>
         <w:t>, för att styra figuren</w:t>
       </w:r>
       <w:r>
         <w:rPr>
-          <w:rFonts w:cs="Times New Roman"/>
+          <w:lang w:val="sv-SE"/>
         </w:rPr>
         <w:t>) kan med fördel testas med TDD eftersom det är ett deterministiskt system med tydliga önskade outputs för godtyckliga inputs</w:t>
       </w:r>
       <w:r>
         <w:rPr>
-          <w:rFonts w:cs="Times New Roman"/>
+          <w:lang w:val="sv-SE"/>
         </w:rPr>
         <w:t>, det som passar TDD bäst</w:t>
       </w:r>
       <w:r>
         <w:rPr>
-          <w:rFonts w:cs="Times New Roman"/>
+          <w:lang w:val="sv-SE"/>
         </w:rPr>
         <w:t xml:space="preserve"> </w:t>
       </w:r>
       <w:sdt>
         <w:sdtPr>
-          <w:rPr>
-            <w:rFonts w:cs="Times New Roman"/>
-          </w:rPr>
           <w:id w:val="352002195"/>
           <w:citation/>
         </w:sdtPr>
+        <w:sdtEndPr/>
         <w:sdtContent>
           <w:r>
+            <w:fldChar w:fldCharType="begin"/>
+          </w:r>
+          <w:r>
             <w:rPr>
-              <w:rFonts w:cs="Times New Roman"/>
-            </w:rPr>
-            <w:fldChar w:fldCharType="begin"/>
-          </w:r>
-          <w:r>
-            <w:rPr>
-              <w:rFonts w:cs="Times New Roman"/>
+              <w:lang w:val="sv-SE"/>
             </w:rPr>
             <w:instrText xml:space="preserve">CITATION Sas24 \l 8192 </w:instrText>
           </w:r>
           <w:r>
+            <w:fldChar w:fldCharType="separate"/>
+          </w:r>
+          <w:r>
             <w:rPr>
-              <w:rFonts w:cs="Times New Roman"/>
-            </w:rPr>
-            <w:fldChar w:fldCharType="separate"/>
-          </w:r>
-          <w:r>
-            <w:rPr>
-              <w:rFonts w:cs="Times New Roman"/>
+              <w:lang w:val="sv-SE"/>
             </w:rPr>
             <w:t>(Sassi, 2024)</w:t>
           </w:r>
           <w:r>
-            <w:rPr>
-              <w:rFonts w:cs="Times New Roman"/>
-            </w:rPr>
             <w:fldChar w:fldCharType="end"/>
           </w:r>
         </w:sdtContent>
       </w:sdt>
       <w:r>
         <w:rPr>
-          <w:rFonts w:cs="Times New Roman"/>
-        </w:rPr>
-        <w:t>. Resten av spelet, som design av banor och grafik, menyer samt introduktion bör utvecklas med mycket testning (</w:t>
-      </w:r>
-      <w:r>
-        <w:rPr>
-          <w:rFonts w:cs="Times New Roman"/>
-          <w:i/>
-          <w:iCs/>
-        </w:rPr>
-        <w:t>playtesting</w:t>
-      </w:r>
-      <w:r>
-        <w:rPr>
-          <w:rFonts w:cs="Times New Roman"/>
-        </w:rPr>
-        <w:t xml:space="preserve">, speltestning) med metoder tagna från principerna i FDD, eftersom det är den enligt många bästa metoden för att försäkra bra speldesign </w:t>
+          <w:lang w:val="sv-SE"/>
+        </w:rPr>
+        <w:t xml:space="preserve">. Resten av spelet, som design av banor och grafik, menyer samt introduktion bör utvecklas med mycket testning (playtesting, speltestning) med metoder tagna från principerna i FDD, eftersom det är den enligt många bästa metoden för att försäkra bra speldesign </w:t>
       </w:r>
       <w:sdt>
         <w:sdtPr>
-          <w:rPr>
-            <w:rFonts w:cs="Times New Roman"/>
-          </w:rPr>
           <w:id w:val="-1246568394"/>
           <w:citation/>
         </w:sdtPr>
+        <w:sdtEndPr/>
         <w:sdtContent>
           <w:r>
+            <w:fldChar w:fldCharType="begin"/>
+          </w:r>
+          <w:r>
             <w:rPr>
-              <w:rFonts w:cs="Times New Roman"/>
-            </w:rPr>
-            <w:fldChar w:fldCharType="begin"/>
-          </w:r>
-          <w:r>
-            <w:rPr>
-              <w:rFonts w:cs="Times New Roman"/>
+              <w:lang w:val="sv-SE"/>
             </w:rPr>
             <w:instrText xml:space="preserve"> CITATION Fel15 \l 8192 </w:instrText>
           </w:r>
           <w:r>
+            <w:fldChar w:fldCharType="separate"/>
+          </w:r>
+          <w:r>
             <w:rPr>
-              <w:rFonts w:cs="Times New Roman"/>
-            </w:rPr>
-            <w:fldChar w:fldCharType="separate"/>
-          </w:r>
-          <w:r>
-            <w:rPr>
-              <w:rFonts w:cs="Times New Roman"/>
+              <w:lang w:val="sv-SE"/>
             </w:rPr>
             <w:t>(Felder, 2015)</w:t>
           </w:r>
           <w:r>
-            <w:rPr>
-              <w:rFonts w:cs="Times New Roman"/>
-            </w:rPr>
             <w:fldChar w:fldCharType="end"/>
           </w:r>
         </w:sdtContent>
       </w:sdt>
       <w:r>
         <w:rPr>
-          <w:rFonts w:cs="Times New Roman"/>
+          <w:lang w:val="sv-SE"/>
         </w:rPr>
         <w:t>.</w:t>
       </w:r>
@@ -1693,137 +1470,126 @@
     <w:p>
       <w:pPr>
         <w:rPr>
-          <w:rFonts w:cs="Times New Roman"/>
-        </w:rPr>
-      </w:pPr>
-      <w:r>
-        <w:rPr>
-          <w:rFonts w:cs="Times New Roman"/>
+          <w:lang w:val="sv-SE"/>
+        </w:rPr>
+      </w:pPr>
+      <w:r>
+        <w:rPr>
+          <w:lang w:val="sv-SE"/>
         </w:rPr>
         <w:t xml:space="preserve">I projektet kommer både kvalitativa och kvantitativa undersökningar </w:t>
       </w:r>
       <w:r>
         <w:rPr>
-          <w:rFonts w:cs="Times New Roman"/>
+          <w:lang w:val="sv-SE"/>
         </w:rPr>
         <w:t>göras</w:t>
       </w:r>
       <w:r>
         <w:rPr>
-          <w:rFonts w:cs="Times New Roman"/>
+          <w:lang w:val="sv-SE"/>
         </w:rPr>
         <w:t>. Författaren ska prata med lärare på skolan där projektet</w:t>
       </w:r>
       <w:r>
         <w:rPr>
-          <w:rFonts w:cs="Times New Roman"/>
+          <w:lang w:val="sv-SE"/>
         </w:rPr>
         <w:t xml:space="preserve"> kommer testas</w:t>
       </w:r>
       <w:r>
         <w:rPr>
-          <w:rFonts w:cs="Times New Roman"/>
+          <w:lang w:val="sv-SE"/>
         </w:rPr>
         <w:t xml:space="preserve">, för att undersöka </w:t>
       </w:r>
       <w:r>
         <w:rPr>
-          <w:rFonts w:cs="Times New Roman"/>
+          <w:lang w:val="sv-SE"/>
         </w:rPr>
         <w:t>vilket tillvägagångssätt som är mest fördelaktigt i interaktionen med elever</w:t>
       </w:r>
       <w:r>
         <w:rPr>
-          <w:rFonts w:cs="Times New Roman"/>
+          <w:lang w:val="sv-SE"/>
         </w:rPr>
         <w:t>na</w:t>
       </w:r>
       <w:r>
         <w:rPr>
-          <w:rFonts w:cs="Times New Roman"/>
+          <w:lang w:val="sv-SE"/>
         </w:rPr>
         <w:t xml:space="preserve">. Diskussioner med lärare kommer ske med en kvalitativ metod. Det </w:t>
       </w:r>
       <w:r>
         <w:rPr>
-          <w:rFonts w:cs="Times New Roman"/>
+          <w:lang w:val="sv-SE"/>
         </w:rPr>
         <w:t xml:space="preserve">innebär </w:t>
       </w:r>
       <w:r>
         <w:rPr>
-          <w:rFonts w:cs="Times New Roman"/>
+          <w:lang w:val="sv-SE"/>
         </w:rPr>
         <w:t xml:space="preserve">att </w:t>
       </w:r>
       <w:r>
         <w:rPr>
-          <w:rFonts w:cs="Times New Roman"/>
+          <w:lang w:val="sv-SE"/>
         </w:rPr>
         <w:t>författaren</w:t>
       </w:r>
       <w:r>
         <w:rPr>
-          <w:rFonts w:cs="Times New Roman"/>
+          <w:lang w:val="sv-SE"/>
         </w:rPr>
         <w:t xml:space="preserve"> kommer få tydliga exempel och riktlinjer att utgå från när programmet </w:t>
       </w:r>
       <w:r>
         <w:rPr>
-          <w:rFonts w:cs="Times New Roman"/>
+          <w:lang w:val="sv-SE"/>
         </w:rPr>
         <w:t>utvecklas</w:t>
       </w:r>
       <w:r>
         <w:rPr>
-          <w:rFonts w:cs="Times New Roman"/>
+          <w:lang w:val="sv-SE"/>
         </w:rPr>
         <w:t xml:space="preserve"> </w:t>
       </w:r>
       <w:sdt>
         <w:sdtPr>
-          <w:rPr>
-            <w:rFonts w:cs="Times New Roman"/>
-          </w:rPr>
           <w:id w:val="-345098788"/>
           <w:citation/>
         </w:sdtPr>
+        <w:sdtEndPr/>
         <w:sdtContent>
           <w:r>
+            <w:fldChar w:fldCharType="begin"/>
+          </w:r>
+          <w:r>
             <w:rPr>
-              <w:rFonts w:cs="Times New Roman"/>
-            </w:rPr>
-            <w:fldChar w:fldCharType="begin"/>
-          </w:r>
-          <w:r>
-            <w:rPr>
-              <w:rFonts w:cs="Times New Roman"/>
+              <w:lang w:val="sv-SE"/>
             </w:rPr>
             <w:instrText xml:space="preserve">CITATION nor23 \l 8192 </w:instrText>
           </w:r>
           <w:r>
+            <w:fldChar w:fldCharType="separate"/>
+          </w:r>
+          <w:r>
             <w:rPr>
-              <w:rFonts w:cs="Times New Roman"/>
-            </w:rPr>
-            <w:fldChar w:fldCharType="separate"/>
-          </w:r>
-          <w:r>
-            <w:rPr>
-              <w:rFonts w:cs="Times New Roman"/>
+              <w:lang w:val="sv-SE"/>
             </w:rPr>
             <w:t>(Norstat, 2023)</w:t>
           </w:r>
           <w:r>
-            <w:rPr>
-              <w:rFonts w:cs="Times New Roman"/>
-            </w:rPr>
             <w:fldChar w:fldCharType="end"/>
           </w:r>
         </w:sdtContent>
       </w:sdt>
       <w:r>
         <w:rPr>
-          <w:rFonts w:cs="Times New Roman"/>
+          <w:lang w:val="sv-SE"/>
         </w:rPr>
         <w:t>.</w:t>
       </w:r>
@@ -1831,125 +1597,107 @@
     <w:p>
       <w:pPr>
         <w:rPr>
-          <w:rFonts w:cs="Times New Roman"/>
-        </w:rPr>
-      </w:pPr>
-      <w:r>
-        <w:rPr>
-          <w:rFonts w:cs="Times New Roman"/>
+          <w:lang w:val="sv-SE"/>
+        </w:rPr>
+      </w:pPr>
+      <w:r>
+        <w:rPr>
+          <w:lang w:val="sv-SE"/>
         </w:rPr>
         <w:t>Det skulle också vara fördelaktigt med</w:t>
       </w:r>
       <w:r>
         <w:rPr>
-          <w:rFonts w:cs="Times New Roman"/>
+          <w:lang w:val="sv-SE"/>
         </w:rPr>
         <w:t xml:space="preserve"> kvantitativa undersökningar i form av frågor till elever, för att</w:t>
       </w:r>
       <w:r>
         <w:rPr>
-          <w:rFonts w:cs="Times New Roman"/>
+          <w:lang w:val="sv-SE"/>
         </w:rPr>
         <w:t xml:space="preserve"> ge en bild</w:t>
       </w:r>
       <w:r>
         <w:rPr>
-          <w:rFonts w:cs="Times New Roman"/>
+          <w:lang w:val="sv-SE"/>
         </w:rPr>
         <w:t xml:space="preserve"> om hur elever lärt sig programmering, hur mycket de redan kan och hur de föredrar att ett pedagogiskt program fungerar </w:t>
       </w:r>
       <w:r>
         <w:rPr>
-          <w:rFonts w:cs="Times New Roman"/>
+          <w:lang w:val="sv-SE"/>
         </w:rPr>
         <w:t xml:space="preserve">i samspel med </w:t>
       </w:r>
       <w:r>
         <w:rPr>
-          <w:rFonts w:cs="Times New Roman"/>
-        </w:rPr>
-        <w:t xml:space="preserve">en lektionsstruktur. </w:t>
-      </w:r>
-      <w:r>
-        <w:rPr>
-          <w:rFonts w:cs="Times New Roman"/>
-        </w:rPr>
-        <w:lastRenderedPageBreak/>
-        <w:t>Baserat på de kvantitativa undersökningar</w:t>
-      </w:r>
-      <w:r>
-        <w:rPr>
-          <w:rFonts w:cs="Times New Roman"/>
+          <w:lang w:val="sv-SE"/>
+        </w:rPr>
+        <w:t>en lektionsstruktur. Baserat på de kvantitativa undersökningar</w:t>
+      </w:r>
+      <w:r>
+        <w:rPr>
+          <w:lang w:val="sv-SE"/>
         </w:rPr>
         <w:t xml:space="preserve"> kan även statistik </w:t>
       </w:r>
       <w:r>
         <w:rPr>
-          <w:rFonts w:cs="Times New Roman"/>
+          <w:lang w:val="sv-SE"/>
         </w:rPr>
         <w:t>samlas, som kan hjälpa med vidareutvecklingen av spelet</w:t>
       </w:r>
       <w:r>
         <w:rPr>
-          <w:rFonts w:cs="Times New Roman"/>
+          <w:lang w:val="sv-SE"/>
         </w:rPr>
         <w:t xml:space="preserve">. Den kvantitativa metoden är i det här fallet lämplig eftersom </w:t>
       </w:r>
       <w:r>
         <w:rPr>
-          <w:rFonts w:cs="Times New Roman"/>
+          <w:lang w:val="sv-SE"/>
         </w:rPr>
         <w:t xml:space="preserve">den möjliggör </w:t>
       </w:r>
       <w:r>
         <w:rPr>
-          <w:rFonts w:cs="Times New Roman"/>
+          <w:lang w:val="sv-SE"/>
         </w:rPr>
         <w:t>information som är representativ av många olika elever för att anpassa programmet efter en så stor grupp som möjligt.</w:t>
       </w:r>
       <w:r>
         <w:rPr>
-          <w:rFonts w:cs="Times New Roman"/>
+          <w:lang w:val="sv-SE"/>
         </w:rPr>
         <w:t xml:space="preserve"> </w:t>
       </w:r>
       <w:sdt>
         <w:sdtPr>
-          <w:rPr>
-            <w:rFonts w:cs="Times New Roman"/>
-          </w:rPr>
           <w:id w:val="-1835515044"/>
           <w:citation/>
         </w:sdtPr>
+        <w:sdtEndPr/>
         <w:sdtContent>
           <w:r>
+            <w:fldChar w:fldCharType="begin"/>
+          </w:r>
+          <w:r>
             <w:rPr>
-              <w:rFonts w:cs="Times New Roman"/>
-            </w:rPr>
-            <w:fldChar w:fldCharType="begin"/>
-          </w:r>
-          <w:r>
-            <w:rPr>
-              <w:rFonts w:cs="Times New Roman"/>
+              <w:lang w:val="sv-SE"/>
             </w:rPr>
             <w:instrText xml:space="preserve"> CITATION nor23 \l 8192 </w:instrText>
           </w:r>
           <w:r>
+            <w:fldChar w:fldCharType="separate"/>
+          </w:r>
+          <w:r>
             <w:rPr>
-              <w:rFonts w:cs="Times New Roman"/>
-            </w:rPr>
-            <w:fldChar w:fldCharType="separate"/>
-          </w:r>
-          <w:r>
-            <w:rPr>
-              <w:rFonts w:cs="Times New Roman"/>
+              <w:lang w:val="sv-SE"/>
             </w:rPr>
             <w:t>(Norstat, 2023)</w:t>
           </w:r>
           <w:r>
-            <w:rPr>
-              <w:rFonts w:cs="Times New Roman"/>
-            </w:rPr>
             <w:fldChar w:fldCharType="end"/>
           </w:r>
         </w:sdtContent>
@@ -1958,252 +1706,210 @@
     <w:p>
       <w:pPr>
         <w:rPr>
-          <w:rFonts w:cs="Times New Roman"/>
-        </w:rPr>
-      </w:pPr>
-    </w:p>
-    <w:p>
-      <w:pPr>
-        <w:rPr>
-          <w:rFonts w:cs="Times New Roman"/>
-        </w:rPr>
-      </w:pPr>
-      <w:r>
-        <w:rPr>
-          <w:rFonts w:cs="Times New Roman"/>
+          <w:lang w:val="sv-SE"/>
+        </w:rPr>
+      </w:pPr>
+      <w:r>
+        <w:rPr>
+          <w:lang w:val="sv-SE"/>
         </w:rPr>
         <w:t xml:space="preserve">Eleverna </w:t>
       </w:r>
       <w:r>
         <w:rPr>
-          <w:rFonts w:cs="Times New Roman"/>
+          <w:lang w:val="sv-SE"/>
         </w:rPr>
         <w:t xml:space="preserve">kommer köra spelet på Apple iPads. </w:t>
       </w:r>
       <w:r>
         <w:rPr>
-          <w:rFonts w:cs="Times New Roman"/>
+          <w:lang w:val="sv-SE"/>
         </w:rPr>
         <w:t>Eftersom spelet ska kunna köras på iPads</w:t>
       </w:r>
       <w:r>
         <w:rPr>
-          <w:rFonts w:cs="Times New Roman"/>
+          <w:lang w:val="sv-SE"/>
         </w:rPr>
         <w:t xml:space="preserve"> </w:t>
       </w:r>
       <w:r>
         <w:rPr>
-          <w:rFonts w:cs="Times New Roman"/>
+          <w:lang w:val="sv-SE"/>
         </w:rPr>
         <w:t xml:space="preserve">kan det vara antingen en applikation på App Store eller en webbapplikation. Att publicera på App Store kräver en stor budget och kräver erfarenhet och verktyg </w:t>
       </w:r>
       <w:r>
         <w:rPr>
-          <w:rFonts w:cs="Times New Roman"/>
+          <w:lang w:val="sv-SE"/>
         </w:rPr>
         <w:t>som rapportens författare</w:t>
       </w:r>
       <w:r>
         <w:rPr>
-          <w:rFonts w:cs="Times New Roman"/>
+          <w:lang w:val="sv-SE"/>
         </w:rPr>
         <w:t xml:space="preserve"> inte har tillgång </w:t>
       </w:r>
       <w:r>
         <w:rPr>
-          <w:rFonts w:cs="Times New Roman"/>
+          <w:lang w:val="sv-SE"/>
         </w:rPr>
         <w:t xml:space="preserve">till </w:t>
       </w:r>
       <w:sdt>
         <w:sdtPr>
-          <w:rPr>
-            <w:rFonts w:cs="Times New Roman"/>
-          </w:rPr>
           <w:id w:val="1631514229"/>
           <w:citation/>
         </w:sdtPr>
+        <w:sdtEndPr/>
         <w:sdtContent>
           <w:r>
+            <w:fldChar w:fldCharType="begin"/>
+          </w:r>
+          <w:r>
             <w:rPr>
-              <w:rFonts w:cs="Times New Roman"/>
-            </w:rPr>
-            <w:fldChar w:fldCharType="begin"/>
-          </w:r>
-          <w:r>
-            <w:rPr>
-              <w:rFonts w:cs="Times New Roman"/>
+              <w:lang w:val="sv-SE"/>
             </w:rPr>
             <w:instrText>CITATION How25 \l 8192  \m App25</w:instrText>
           </w:r>
           <w:r>
+            <w:fldChar w:fldCharType="separate"/>
+          </w:r>
+          <w:r>
             <w:rPr>
-              <w:rFonts w:cs="Times New Roman"/>
-            </w:rPr>
-            <w:fldChar w:fldCharType="separate"/>
-          </w:r>
-          <w:r>
-            <w:rPr>
-              <w:rFonts w:cs="Times New Roman"/>
+              <w:lang w:val="sv-SE"/>
             </w:rPr>
             <w:t>(Muscara, 2025; Apple, 2025)</w:t>
           </w:r>
           <w:r>
-            <w:rPr>
-              <w:rFonts w:cs="Times New Roman"/>
-            </w:rPr>
             <w:fldChar w:fldCharType="end"/>
           </w:r>
         </w:sdtContent>
       </w:sdt>
       <w:r>
         <w:rPr>
-          <w:rFonts w:cs="Times New Roman"/>
+          <w:lang w:val="sv-SE"/>
         </w:rPr>
         <w:t xml:space="preserve">. </w:t>
       </w:r>
       <w:r>
         <w:rPr>
-          <w:rFonts w:cs="Times New Roman"/>
+          <w:lang w:val="sv-SE"/>
         </w:rPr>
         <w:t>Därför bör programmet utvecklas för webben</w:t>
       </w:r>
       <w:r>
         <w:rPr>
-          <w:rFonts w:cs="Times New Roman"/>
+          <w:lang w:val="sv-SE"/>
         </w:rPr>
         <w:t xml:space="preserve"> istället</w:t>
       </w:r>
       <w:r>
         <w:rPr>
-          <w:rFonts w:cs="Times New Roman"/>
+          <w:lang w:val="sv-SE"/>
         </w:rPr>
         <w:t>. Det finns flera tjänster där man utan kostnad kan ladda upp en webbsida till en server, bland andra Github Pages</w:t>
       </w:r>
       <w:r>
         <w:rPr>
-          <w:rFonts w:cs="Times New Roman"/>
+          <w:lang w:val="sv-SE"/>
         </w:rPr>
         <w:t xml:space="preserve"> </w:t>
       </w:r>
       <w:sdt>
         <w:sdtPr>
-          <w:rPr>
-            <w:rFonts w:cs="Times New Roman"/>
-          </w:rPr>
           <w:id w:val="-2133934947"/>
           <w:citation/>
         </w:sdtPr>
+        <w:sdtEndPr/>
         <w:sdtContent>
           <w:r>
+            <w:fldChar w:fldCharType="begin"/>
+          </w:r>
+          <w:r>
             <w:rPr>
-              <w:rFonts w:cs="Times New Roman"/>
-            </w:rPr>
-            <w:fldChar w:fldCharType="begin"/>
-          </w:r>
-          <w:r>
-            <w:rPr>
-              <w:rFonts w:cs="Times New Roman"/>
-              <w:lang w:val="en-SE"/>
+              <w:lang w:val="sv-SE"/>
             </w:rPr>
             <w:instrText xml:space="preserve"> CITATION Moz26 \l 8192 </w:instrText>
           </w:r>
           <w:r>
+            <w:fldChar w:fldCharType="separate"/>
+          </w:r>
+          <w:r>
             <w:rPr>
-              <w:rFonts w:cs="Times New Roman"/>
-            </w:rPr>
-            <w:fldChar w:fldCharType="separate"/>
-          </w:r>
-          <w:r>
-            <w:rPr>
-              <w:rFonts w:cs="Times New Roman"/>
-              <w:lang w:val="en-SE"/>
+              <w:lang w:val="sv-SE"/>
             </w:rPr>
             <w:t>(Mozilla, n.d.)</w:t>
           </w:r>
           <w:r>
-            <w:rPr>
-              <w:rFonts w:cs="Times New Roman"/>
-            </w:rPr>
             <w:fldChar w:fldCharType="end"/>
           </w:r>
         </w:sdtContent>
       </w:sdt>
       <w:r>
         <w:rPr>
-          <w:rFonts w:cs="Times New Roman"/>
+          <w:lang w:val="sv-SE"/>
         </w:rPr>
         <w:t xml:space="preserve">. Med Github Pages kan användare kostnadsfritt publicera statiska hemsidor, alltså sidor som inte kräver kommunikation med en </w:t>
       </w:r>
       <w:r>
         <w:rPr>
-          <w:rFonts w:cs="Times New Roman"/>
+          <w:lang w:val="sv-SE"/>
         </w:rPr>
         <w:t xml:space="preserve">server </w:t>
       </w:r>
       <w:sdt>
         <w:sdtPr>
-          <w:rPr>
-            <w:rFonts w:cs="Times New Roman"/>
-          </w:rPr>
           <w:id w:val="-1944055311"/>
           <w:citation/>
         </w:sdtPr>
+        <w:sdtEndPr/>
         <w:sdtContent>
           <w:r>
+            <w:fldChar w:fldCharType="begin"/>
+          </w:r>
+          <w:r>
             <w:rPr>
-              <w:rFonts w:cs="Times New Roman"/>
-            </w:rPr>
-            <w:fldChar w:fldCharType="begin"/>
-          </w:r>
-          <w:r>
-            <w:rPr>
-              <w:rFonts w:cs="Times New Roman"/>
+              <w:lang w:val="sv-SE"/>
             </w:rPr>
             <w:instrText xml:space="preserve"> CITATION Gee25 \l 8192 </w:instrText>
           </w:r>
           <w:r>
+            <w:fldChar w:fldCharType="separate"/>
+          </w:r>
+          <w:r>
             <w:rPr>
-              <w:rFonts w:cs="Times New Roman"/>
-            </w:rPr>
-            <w:fldChar w:fldCharType="separate"/>
-          </w:r>
-          <w:r>
-            <w:rPr>
-              <w:rFonts w:cs="Times New Roman"/>
+              <w:lang w:val="sv-SE"/>
             </w:rPr>
             <w:t>(GeeksforGeeks, 2025)</w:t>
           </w:r>
           <w:r>
-            <w:rPr>
-              <w:rFonts w:cs="Times New Roman"/>
-            </w:rPr>
             <w:fldChar w:fldCharType="end"/>
           </w:r>
         </w:sdtContent>
       </w:sdt>
       <w:r>
         <w:rPr>
-          <w:rFonts w:cs="Times New Roman"/>
+          <w:lang w:val="sv-SE"/>
         </w:rPr>
         <w:t xml:space="preserve">. </w:t>
       </w:r>
       <w:r>
         <w:rPr>
-          <w:rFonts w:cs="Times New Roman"/>
+          <w:lang w:val="sv-SE"/>
         </w:rPr>
         <w:t xml:space="preserve">Spelet </w:t>
       </w:r>
       <w:r>
         <w:rPr>
-          <w:rFonts w:cs="Times New Roman"/>
+          <w:lang w:val="sv-SE"/>
         </w:rPr>
         <w:t>kräver inte det, och</w:t>
       </w:r>
       <w:r>
         <w:rPr>
-          <w:rFonts w:cs="Times New Roman"/>
+          <w:lang w:val="sv-SE"/>
         </w:rPr>
         <w:t xml:space="preserve"> då författaren har tidigare erfarenhet av Github Pages är det tjänsten som kommer användas.</w:t>
       </w:r>
@@ -2211,136 +1917,114 @@
     <w:p>
       <w:pPr>
         <w:rPr>
-          <w:rFonts w:cs="Times New Roman"/>
-        </w:rPr>
-      </w:pPr>
-      <w:r>
-        <w:rPr>
-          <w:rFonts w:cs="Times New Roman"/>
+          <w:lang w:val="sv-SE"/>
+        </w:rPr>
+      </w:pPr>
+      <w:r>
+        <w:rPr>
+          <w:lang w:val="sv-SE"/>
         </w:rPr>
         <w:t xml:space="preserve">Spelmotorer som Unity eller Godot kan exportera till webbappar (Godot, 2023; Unity, 2017). Det kan vara lättare att utveckla spel med dem eftersom de är därför anpassade, men de webbapparna kör långsammare än jämförbara program skrivna i JavaScript som kan köras direkt på </w:t>
       </w:r>
       <w:r>
         <w:rPr>
-          <w:rFonts w:cs="Times New Roman"/>
+          <w:lang w:val="sv-SE"/>
         </w:rPr>
         <w:t xml:space="preserve">webben </w:t>
       </w:r>
       <w:sdt>
         <w:sdtPr>
-          <w:rPr>
-            <w:rFonts w:cs="Times New Roman"/>
-          </w:rPr>
           <w:id w:val="2138288314"/>
           <w:citation/>
         </w:sdtPr>
+        <w:sdtEndPr/>
         <w:sdtContent>
           <w:r>
+            <w:fldChar w:fldCharType="begin"/>
+          </w:r>
+          <w:r>
             <w:rPr>
-              <w:rFonts w:cs="Times New Roman"/>
-            </w:rPr>
-            <w:fldChar w:fldCharType="begin"/>
-          </w:r>
-          <w:r>
-            <w:rPr>
-              <w:rFonts w:cs="Times New Roman"/>
+              <w:lang w:val="sv-SE"/>
             </w:rPr>
             <w:instrText xml:space="preserve"> CITATION Moz25 \l 8192 </w:instrText>
           </w:r>
           <w:r>
+            <w:fldChar w:fldCharType="separate"/>
+          </w:r>
+          <w:r>
             <w:rPr>
-              <w:rFonts w:cs="Times New Roman"/>
-            </w:rPr>
-            <w:fldChar w:fldCharType="separate"/>
-          </w:r>
-          <w:r>
-            <w:rPr>
-              <w:rFonts w:cs="Times New Roman"/>
+              <w:lang w:val="sv-SE"/>
             </w:rPr>
             <w:t>(Mozilla, 2025)</w:t>
           </w:r>
           <w:r>
-            <w:rPr>
-              <w:rFonts w:cs="Times New Roman"/>
-            </w:rPr>
             <w:fldChar w:fldCharType="end"/>
           </w:r>
         </w:sdtContent>
       </w:sdt>
       <w:r>
         <w:rPr>
-          <w:rFonts w:cs="Times New Roman"/>
+          <w:lang w:val="sv-SE"/>
         </w:rPr>
         <w:t>.</w:t>
       </w:r>
       <w:r>
         <w:rPr>
-          <w:rFonts w:cs="Times New Roman"/>
+          <w:lang w:val="sv-SE"/>
         </w:rPr>
         <w:t xml:space="preserve"> </w:t>
       </w:r>
       <w:r>
         <w:rPr>
-          <w:rFonts w:cs="Times New Roman"/>
+          <w:lang w:val="sv-SE"/>
         </w:rPr>
         <w:t xml:space="preserve">Det går att göra spel i JavaScript utan tillägg, men det blir betydligt lättare, snabbare och mer effektivt med ett bibliotek för spelutveckling. Det mest populära biblioteket för 2D-spel i JavaScript är </w:t>
       </w:r>
       <w:r>
         <w:rPr>
-          <w:rFonts w:cs="Times New Roman"/>
+          <w:lang w:val="sv-SE"/>
         </w:rPr>
         <w:t xml:space="preserve">Phaser </w:t>
       </w:r>
       <w:sdt>
         <w:sdtPr>
-          <w:rPr>
-            <w:rFonts w:cs="Times New Roman"/>
-          </w:rPr>
           <w:id w:val="473111558"/>
           <w:citation/>
         </w:sdtPr>
+        <w:sdtEndPr/>
         <w:sdtContent>
           <w:r>
+            <w:fldChar w:fldCharType="begin"/>
+          </w:r>
+          <w:r>
             <w:rPr>
-              <w:rFonts w:cs="Times New Roman"/>
-            </w:rPr>
-            <w:fldChar w:fldCharType="begin"/>
-          </w:r>
-          <w:r>
-            <w:rPr>
-              <w:rFonts w:cs="Times New Roman"/>
+              <w:lang w:val="sv-SE"/>
             </w:rPr>
             <w:instrText xml:space="preserve"> CITATION Env25 \l 8192 </w:instrText>
           </w:r>
           <w:r>
+            <w:fldChar w:fldCharType="separate"/>
+          </w:r>
+          <w:r>
             <w:rPr>
-              <w:rFonts w:cs="Times New Roman"/>
-            </w:rPr>
-            <w:fldChar w:fldCharType="separate"/>
-          </w:r>
-          <w:r>
-            <w:rPr>
-              <w:rFonts w:cs="Times New Roman"/>
+              <w:lang w:val="sv-SE"/>
             </w:rPr>
             <w:t>(Envato, n.d.)</w:t>
           </w:r>
           <w:r>
-            <w:rPr>
-              <w:rFonts w:cs="Times New Roman"/>
-            </w:rPr>
             <w:fldChar w:fldCharType="end"/>
           </w:r>
         </w:sdtContent>
       </w:sdt>
       <w:r>
         <w:rPr>
-          <w:rFonts w:cs="Times New Roman"/>
+          <w:lang w:val="sv-SE"/>
         </w:rPr>
         <w:t>,</w:t>
       </w:r>
       <w:r>
         <w:rPr>
-          <w:rFonts w:cs="Times New Roman"/>
+          <w:lang w:val="sv-SE"/>
         </w:rPr>
         <w:t xml:space="preserve"> och det är det som kommer användas i det här arbetet.</w:t>
       </w:r>
@@ -2348,89 +2032,78 @@
     <w:p>
       <w:pPr>
         <w:rPr>
-          <w:rFonts w:cs="Times New Roman"/>
-        </w:rPr>
-      </w:pPr>
-      <w:r>
-        <w:rPr>
-          <w:rFonts w:cs="Times New Roman"/>
+          <w:lang w:val="sv-SE"/>
+        </w:rPr>
+      </w:pPr>
+      <w:r>
+        <w:rPr>
+          <w:lang w:val="sv-SE"/>
         </w:rPr>
         <w:t>Enligt</w:t>
       </w:r>
       <w:r>
         <w:rPr>
-          <w:rFonts w:cs="Times New Roman"/>
+          <w:lang w:val="sv-SE"/>
         </w:rPr>
         <w:t xml:space="preserve"> Skolverket </w:t>
       </w:r>
       <w:sdt>
         <w:sdtPr>
-          <w:rPr>
-            <w:rFonts w:cs="Times New Roman"/>
-          </w:rPr>
           <w:id w:val="1997296459"/>
           <w:citation/>
         </w:sdtPr>
+        <w:sdtEndPr/>
         <w:sdtContent>
           <w:r>
+            <w:fldChar w:fldCharType="begin"/>
+          </w:r>
+          <w:r>
             <w:rPr>
-              <w:rFonts w:cs="Times New Roman"/>
-            </w:rPr>
-            <w:fldChar w:fldCharType="begin"/>
-          </w:r>
-          <w:r>
-            <w:rPr>
-              <w:rFonts w:cs="Times New Roman"/>
+              <w:lang w:val="sv-SE"/>
             </w:rPr>
             <w:instrText xml:space="preserve">CITATION Sko22 \n  \l 8192 </w:instrText>
           </w:r>
           <w:r>
+            <w:fldChar w:fldCharType="separate"/>
+          </w:r>
+          <w:r>
             <w:rPr>
-              <w:rFonts w:cs="Times New Roman"/>
-            </w:rPr>
-            <w:fldChar w:fldCharType="separate"/>
-          </w:r>
-          <w:r>
-            <w:rPr>
-              <w:rFonts w:cs="Times New Roman"/>
+              <w:lang w:val="sv-SE"/>
             </w:rPr>
             <w:t>(2022)</w:t>
           </w:r>
           <w:r>
-            <w:rPr>
-              <w:rFonts w:cs="Times New Roman"/>
-            </w:rPr>
             <w:fldChar w:fldCharType="end"/>
           </w:r>
         </w:sdtContent>
       </w:sdt>
       <w:r>
         <w:rPr>
-          <w:rFonts w:cs="Times New Roman"/>
+          <w:lang w:val="sv-SE"/>
         </w:rPr>
         <w:t xml:space="preserve"> kräver ämnet teknik i mellanstadiet (åk 4-6) att elever lär sig ”hur datorer styrs av program” och mer specifikt ”styrning av egna konstruktioner eller andra föremål med programmering”. </w:t>
       </w:r>
       <w:r>
         <w:rPr>
-          <w:rFonts w:cs="Times New Roman"/>
+          <w:lang w:val="sv-SE"/>
         </w:rPr>
         <w:t xml:space="preserve">Spelet som utvecklas i det här projektet </w:t>
       </w:r>
       <w:r>
         <w:rPr>
-          <w:rFonts w:cs="Times New Roman"/>
+          <w:lang w:val="sv-SE"/>
         </w:rPr>
         <w:t xml:space="preserve">främjar dessa punkter genom att pedagogiskt introducera hur programmering kan styra både datorer och i här fallet en </w:t>
       </w:r>
       <w:r>
         <w:rPr>
-          <w:rFonts w:cs="Times New Roman"/>
+          <w:lang w:val="sv-SE"/>
         </w:rPr>
         <w:t>figur</w:t>
       </w:r>
       <w:r>
         <w:rPr>
-          <w:rFonts w:cs="Times New Roman"/>
+          <w:lang w:val="sv-SE"/>
         </w:rPr>
         <w:t xml:space="preserve"> i ett spel.</w:t>
       </w:r>
@@ -2438,15 +2111,12 @@
     <w:p>
       <w:pPr>
         <w:rPr>
-          <w:rFonts w:eastAsiaTheme="majorEastAsia" w:cs="Times New Roman"/>
-          <w:color w:val="0F4761" w:themeColor="accent1" w:themeShade="BF"/>
-          <w:sz w:val="40"/>
-          <w:szCs w:val="40"/>
-        </w:rPr>
-      </w:pPr>
-      <w:r>
-        <w:rPr>
-          <w:rFonts w:cs="Times New Roman"/>
+          <w:lang w:val="sv-SE"/>
+        </w:rPr>
+      </w:pPr>
+      <w:r>
+        <w:rPr>
+          <w:lang w:val="sv-SE"/>
         </w:rPr>
         <w:br w:type="page"/>
       </w:r>
@@ -2454,56 +2124,17 @@
     <w:p>
       <w:pPr>
         <w:pStyle w:val="Heading1"/>
-        <w:rPr>
-          <w:rFonts w:asciiTheme="minorHAnsi" w:hAnsiTheme="minorHAnsi" w:cs="Times New Roman"/>
-        </w:rPr>
-      </w:pPr>
-      <w:r>
-        <w:rPr>
-          <w:rFonts w:asciiTheme="minorHAnsi" w:hAnsiTheme="minorHAnsi" w:cs="Times New Roman"/>
-        </w:rPr>
-        <w:lastRenderedPageBreak/>
-        <w:t>3</w:t>
-      </w:r>
-      <w:r>
-        <w:rPr>
-          <w:rFonts w:asciiTheme="minorHAnsi" w:hAnsiTheme="minorHAnsi" w:cs="Times New Roman"/>
-        </w:rPr>
-        <w:t xml:space="preserve">. </w:t>
-      </w:r>
-      <w:r>
-        <w:rPr>
-          <w:rFonts w:asciiTheme="minorHAnsi" w:hAnsiTheme="minorHAnsi" w:cs="Times New Roman"/>
-        </w:rPr>
+        <w:numPr>
+          <w:ilvl w:val="0"/>
+          <w:numId w:val="7"/>
+        </w:numPr>
+      </w:pPr>
+      <w:r>
         <w:t>Resultat</w:t>
       </w:r>
     </w:p>
     <w:p>
-      <w:pPr>
-        <w:rPr>
-          <w:rFonts w:cs="Times New Roman"/>
-        </w:rPr>
-      </w:pPr>
-      <w:r>
-        <w:rPr>
-          <w:rFonts w:cs="Times New Roman"/>
-          <w:highlight w:val="yellow"/>
-        </w:rPr>
-        <w:t>Det finns massa grejer jag inte skrivit här aj</w:t>
-      </w:r>
-    </w:p>
-    <w:p>
-      <w:pPr>
-        <w:rPr>
-          <w:rFonts w:cs="Times New Roman"/>
-          <w:lang w:val="en-US"/>
-        </w:rPr>
-      </w:pPr>
-      <w:r>
-        <w:rPr>
-          <w:rFonts w:cs="Times New Roman"/>
-          <w:lang w:val="en-US"/>
-        </w:rPr>
+      <w:r>
         <w:drawing>
           <wp:inline distT="0" distB="0" distL="0" distR="0" wp14:anchorId="260FF503" wp14:editId="7BB77F25">
             <wp:extent cx="3841265" cy="2040467"/>
@@ -2545,184 +2176,187 @@
       <w:pPr>
         <w:pStyle w:val="Subtitle"/>
         <w:rPr>
-          <w:rFonts w:cs="Times New Roman"/>
-        </w:rPr>
-      </w:pPr>
-      <w:r>
-        <w:rPr>
-          <w:rFonts w:cs="Times New Roman"/>
+          <w:lang w:val="sv-SE"/>
+        </w:rPr>
+      </w:pPr>
+      <w:r>
+        <w:rPr>
+          <w:lang w:val="sv-SE"/>
         </w:rPr>
         <w:t>Figur 1: s</w:t>
       </w:r>
       <w:r>
         <w:rPr>
-          <w:rFonts w:cs="Times New Roman"/>
-        </w:rPr>
-        <w:t>pelets första nivå i en webbläsare</w:t>
-      </w:r>
-    </w:p>
-    <w:p>
-      <w:pPr>
-        <w:rPr>
-          <w:rFonts w:cs="Times New Roman"/>
-        </w:rPr>
-      </w:pPr>
-      <w:r>
-        <w:rPr>
-          <w:rFonts w:cs="Times New Roman"/>
+          <w:lang w:val="sv-SE"/>
+        </w:rPr>
+        <w:t xml:space="preserve">pelets första </w:t>
+      </w:r>
+      <w:r>
+        <w:rPr>
+          <w:lang w:val="sv-SE"/>
+        </w:rPr>
+        <w:t>bana</w:t>
+      </w:r>
+      <w:r>
+        <w:rPr>
+          <w:lang w:val="sv-SE"/>
+        </w:rPr>
+        <w:t xml:space="preserve"> i en webbläsare</w:t>
+      </w:r>
+    </w:p>
+    <w:p>
+      <w:pPr>
+        <w:rPr>
+          <w:lang w:val="sv-SE"/>
+        </w:rPr>
+      </w:pPr>
+      <w:r>
+        <w:rPr>
+          <w:lang w:val="sv-SE"/>
         </w:rPr>
         <w:t>I det här</w:t>
       </w:r>
       <w:r>
         <w:rPr>
-          <w:rFonts w:cs="Times New Roman"/>
+          <w:lang w:val="sv-SE"/>
         </w:rPr>
         <w:t xml:space="preserve"> </w:t>
       </w:r>
       <w:r>
         <w:rPr>
-          <w:rFonts w:cs="Times New Roman"/>
+          <w:lang w:val="sv-SE"/>
         </w:rPr>
         <w:t>projektet har ett spel skapats med Phaser som kan köras i en webbläsare</w:t>
       </w:r>
       <w:r>
         <w:rPr>
-          <w:rFonts w:cs="Times New Roman"/>
+          <w:lang w:val="sv-SE"/>
         </w:rPr>
         <w:t xml:space="preserve">. Spelet har </w:t>
       </w:r>
       <w:r>
         <w:rPr>
-          <w:rFonts w:cs="Times New Roman"/>
-        </w:rPr>
-        <w:t xml:space="preserve">över fem nivåer, </w:t>
-      </w:r>
-      <w:r>
-        <w:rPr>
-          <w:rFonts w:cs="Times New Roman"/>
+          <w:lang w:val="sv-SE"/>
+        </w:rPr>
+        <w:t xml:space="preserve">över fem </w:t>
+      </w:r>
+      <w:r>
+        <w:rPr>
+          <w:lang w:val="sv-SE"/>
+        </w:rPr>
+        <w:t>banor</w:t>
+      </w:r>
+      <w:r>
+        <w:rPr>
+          <w:lang w:val="sv-SE"/>
+        </w:rPr>
+        <w:t xml:space="preserve">, </w:t>
+      </w:r>
+      <w:r>
+        <w:rPr>
+          <w:lang w:val="sv-SE"/>
         </w:rPr>
         <w:t xml:space="preserve">och </w:t>
       </w:r>
       <w:r>
         <w:rPr>
-          <w:rFonts w:cs="Times New Roman"/>
+          <w:lang w:val="sv-SE"/>
         </w:rPr>
         <w:t>kod som skrivs i kodrutan</w:t>
       </w:r>
       <w:r>
         <w:rPr>
-          <w:rFonts w:cs="Times New Roman"/>
+          <w:lang w:val="sv-SE"/>
         </w:rPr>
         <w:t xml:space="preserve"> styr figuren på skärmen.</w:t>
       </w:r>
       <w:r>
         <w:rPr>
-          <w:rFonts w:cs="Times New Roman"/>
+          <w:lang w:val="sv-SE"/>
         </w:rPr>
         <w:t xml:space="preserve"> Banorna och figuren har grafik. Det är en blandning av </w:t>
       </w:r>
       <w:r>
         <w:rPr>
-          <w:rFonts w:cs="Times New Roman"/>
+          <w:lang w:val="sv-SE"/>
         </w:rPr>
         <w:t xml:space="preserve">egen grafik och grafik tagen från </w:t>
       </w:r>
       <w:r>
         <w:rPr>
-          <w:rFonts w:cs="Times New Roman"/>
+          <w:lang w:val="sv-SE"/>
         </w:rPr>
         <w:t xml:space="preserve">det kostnadsfria </w:t>
       </w:r>
       <w:r>
         <w:rPr>
-          <w:rFonts w:cs="Times New Roman"/>
+          <w:lang w:val="sv-SE"/>
         </w:rPr>
         <w:t>paketet ”</w:t>
       </w:r>
       <w:r>
         <w:rPr>
-          <w:rFonts w:cs="Times New Roman"/>
+          <w:lang w:val="sv-SE"/>
         </w:rPr>
         <w:t>Sprite Lands</w:t>
       </w:r>
       <w:r>
         <w:rPr>
-          <w:rFonts w:cs="Times New Roman"/>
+          <w:lang w:val="sv-SE"/>
         </w:rPr>
         <w:t xml:space="preserve">” </w:t>
       </w:r>
       <w:r>
         <w:rPr>
-          <w:rFonts w:cs="Times New Roman"/>
+          <w:lang w:val="sv-SE"/>
         </w:rPr>
         <w:t>gjord av Cup Nooble</w:t>
       </w:r>
       <w:r>
         <w:rPr>
-          <w:rFonts w:cs="Times New Roman"/>
+          <w:lang w:val="sv-SE"/>
         </w:rPr>
         <w:t xml:space="preserve"> </w:t>
       </w:r>
       <w:sdt>
         <w:sdtPr>
-          <w:rPr>
-            <w:rFonts w:cs="Times New Roman"/>
-          </w:rPr>
           <w:id w:val="-293056229"/>
           <w:citation/>
         </w:sdtPr>
+        <w:sdtEndPr/>
         <w:sdtContent>
           <w:r>
+            <w:fldChar w:fldCharType="begin"/>
+          </w:r>
+          <w:r>
             <w:rPr>
-              <w:rFonts w:cs="Times New Roman"/>
-            </w:rPr>
-            <w:fldChar w:fldCharType="begin"/>
-          </w:r>
-          <w:r>
-            <w:rPr>
-              <w:rFonts w:cs="Times New Roman"/>
-              <w:lang w:val="en-SE"/>
+              <w:lang w:val="sv-SE"/>
             </w:rPr>
             <w:instrText xml:space="preserve">CITATION Cub26 \n  \l 8192 </w:instrText>
           </w:r>
           <w:r>
+            <w:fldChar w:fldCharType="separate"/>
+          </w:r>
+          <w:r>
             <w:rPr>
-              <w:rFonts w:cs="Times New Roman"/>
-            </w:rPr>
-            <w:fldChar w:fldCharType="separate"/>
-          </w:r>
-          <w:r>
-            <w:rPr>
-              <w:rFonts w:cs="Times New Roman"/>
-              <w:lang w:val="en-SE"/>
+              <w:lang w:val="sv-SE"/>
             </w:rPr>
             <w:t>(2026)</w:t>
           </w:r>
           <w:r>
-            <w:rPr>
-              <w:rFonts w:cs="Times New Roman"/>
-            </w:rPr>
             <w:fldChar w:fldCharType="end"/>
           </w:r>
         </w:sdtContent>
       </w:sdt>
       <w:r>
         <w:rPr>
-          <w:rFonts w:cs="Times New Roman"/>
+          <w:lang w:val="sv-SE"/>
         </w:rPr>
         <w:t>.</w:t>
       </w:r>
     </w:p>
     <w:p>
-      <w:pPr>
-        <w:rPr>
-          <w:rFonts w:cs="Times New Roman"/>
-        </w:rPr>
-      </w:pPr>
-      <w:r>
-        <w:rPr>
-          <w:rFonts w:cs="Times New Roman"/>
-        </w:rPr>
+      <w:r>
         <w:drawing>
           <wp:inline distT="0" distB="0" distL="0" distR="0" wp14:anchorId="37DA7366" wp14:editId="5289E1A7">
             <wp:extent cx="2410161" cy="1352739"/>
@@ -2764,12 +2398,12 @@
       <w:pPr>
         <w:pStyle w:val="Subtitle"/>
         <w:rPr>
-          <w:rFonts w:cs="Times New Roman"/>
-        </w:rPr>
-      </w:pPr>
-      <w:r>
-        <w:rPr>
-          <w:rFonts w:cs="Times New Roman"/>
+          <w:lang w:val="sv-SE"/>
+        </w:rPr>
+      </w:pPr>
+      <w:r>
+        <w:rPr>
+          <w:lang w:val="sv-SE"/>
         </w:rPr>
         <w:t>Figur 2: spelets filstruktur</w:t>
       </w:r>
@@ -2777,76 +2411,72 @@
     <w:p>
       <w:pPr>
         <w:rPr>
-          <w:rFonts w:cs="Times New Roman"/>
-        </w:rPr>
-      </w:pPr>
-      <w:r>
-        <w:rPr>
-          <w:rFonts w:cs="Times New Roman"/>
+          <w:lang w:val="sv-SE"/>
+        </w:rPr>
+      </w:pPr>
+      <w:r>
+        <w:rPr>
+          <w:lang w:val="sv-SE"/>
         </w:rPr>
         <w:t xml:space="preserve">Spelet lagras enligt filstrukturen i </w:t>
       </w:r>
       <w:r>
         <w:rPr>
-          <w:rFonts w:cs="Times New Roman"/>
+          <w:lang w:val="sv-SE"/>
         </w:rPr>
         <w:t xml:space="preserve">figur 2, som inkluderar </w:t>
       </w:r>
       <w:r>
         <w:rPr>
-          <w:rFonts w:cs="Times New Roman"/>
+          <w:lang w:val="sv-SE"/>
         </w:rPr>
         <w:t xml:space="preserve">den </w:t>
       </w:r>
       <w:r>
         <w:rPr>
-          <w:rFonts w:cs="Times New Roman"/>
+          <w:lang w:val="sv-SE"/>
         </w:rPr>
         <w:t>HTML-fil</w:t>
       </w:r>
       <w:r>
         <w:rPr>
-          <w:rFonts w:cs="Times New Roman"/>
+          <w:lang w:val="sv-SE"/>
         </w:rPr>
         <w:t xml:space="preserve"> som renderas i webbläsaren, den CSS-fil som styr utseendet av användargränssnittet,</w:t>
       </w:r>
       <w:r>
         <w:rPr>
-          <w:rFonts w:cs="Times New Roman"/>
-        </w:rPr>
-        <w:t xml:space="preserve"> den JavaScript-fil som hanterar att logik i spelet, och den textfil som lagrar spelets nivåer. Det finns även en mapp, ”assets”, som lagrar alla bilder som används i spelet.</w:t>
+          <w:lang w:val="sv-SE"/>
+        </w:rPr>
+        <w:t xml:space="preserve"> den JavaScript-fil som hanterar att logik i spelet, och den textfil som lagrar spelets </w:t>
+      </w:r>
+      <w:r>
+        <w:rPr>
+          <w:lang w:val="sv-SE"/>
+        </w:rPr>
+        <w:t>banor</w:t>
+      </w:r>
+      <w:r>
+        <w:rPr>
+          <w:lang w:val="sv-SE"/>
+        </w:rPr>
+        <w:t>. Det finns även en mapp, ”assets”, som lagrar alla bilder som används i spelet.</w:t>
       </w:r>
     </w:p>
     <w:p>
       <w:pPr>
         <w:pStyle w:val="Heading2"/>
-        <w:rPr>
-          <w:rFonts w:asciiTheme="minorHAnsi" w:hAnsiTheme="minorHAnsi" w:cs="Times New Roman"/>
-        </w:rPr>
-      </w:pPr>
-      <w:r>
-        <w:rPr>
-          <w:rFonts w:asciiTheme="minorHAnsi" w:hAnsiTheme="minorHAnsi" w:cs="Times New Roman"/>
-        </w:rPr>
-        <w:t xml:space="preserve">3.1. </w:t>
-      </w:r>
-      <w:r>
-        <w:rPr>
-          <w:rFonts w:asciiTheme="minorHAnsi" w:hAnsiTheme="minorHAnsi" w:cs="Times New Roman"/>
-        </w:rPr>
+        <w:numPr>
+          <w:ilvl w:val="1"/>
+          <w:numId w:val="7"/>
+        </w:numPr>
+      </w:pPr>
+      <w:r>
         <w:t>Kravspecifikationens uppfyllning</w:t>
       </w:r>
     </w:p>
     <w:p>
-      <w:pPr>
-        <w:rPr>
-          <w:rFonts w:cs="Times New Roman"/>
-        </w:rPr>
-      </w:pPr>
-      <w:r>
-        <w:rPr>
-          <w:rFonts w:cs="Times New Roman"/>
-        </w:rPr>
+      <w:r>
         <w:t>Av kravspecifikationen uppfylldes följande:</w:t>
       </w:r>
     </w:p>
@@ -2857,14 +2487,8 @@
           <w:ilvl w:val="0"/>
           <w:numId w:val="1"/>
         </w:numPr>
-        <w:rPr>
-          <w:rFonts w:cs="Times New Roman"/>
-        </w:rPr>
-      </w:pPr>
-      <w:r>
-        <w:rPr>
-          <w:rFonts w:cs="Times New Roman"/>
-        </w:rPr>
+      </w:pPr>
+      <w:r>
         <w:t>En textbaserad kodredigerare</w:t>
       </w:r>
     </w:p>
@@ -2876,14 +2500,26 @@
           <w:numId w:val="1"/>
         </w:numPr>
         <w:rPr>
-          <w:rFonts w:cs="Times New Roman"/>
-        </w:rPr>
-      </w:pPr>
-      <w:r>
-        <w:rPr>
-          <w:rFonts w:cs="Times New Roman"/>
+          <w:lang w:val="sv-SE"/>
+        </w:rPr>
+      </w:pPr>
+      <w:r>
+        <w:rPr>
+          <w:lang w:val="sv-SE"/>
         </w:rPr>
         <w:t>Kodredigeraren ska synas på skärmen och texten inom den ska kunna redigeras som text utan hinder.</w:t>
+      </w:r>
+    </w:p>
+    <w:p>
+      <w:pPr>
+        <w:pStyle w:val="ListParagraph"/>
+        <w:numPr>
+          <w:ilvl w:val="0"/>
+          <w:numId w:val="1"/>
+        </w:numPr>
+      </w:pPr>
+      <w:r>
+        <w:t>Kod som kan styra en figuren</w:t>
       </w:r>
     </w:p>
     <w:p>
@@ -2894,25 +2530,14 @@
           <w:numId w:val="1"/>
         </w:numPr>
         <w:rPr>
-          <w:rFonts w:cs="Times New Roman"/>
-          <w:i/>
-          <w:iCs/>
-        </w:rPr>
-      </w:pPr>
-      <w:r>
-        <w:rPr>
-          <w:rFonts w:cs="Times New Roman"/>
-        </w:rPr>
-        <w:lastRenderedPageBreak/>
-        <w:t xml:space="preserve">Ord i koden ska byta färg baserat på sammanhanget, så kallad </w:t>
-      </w:r>
-      <w:r>
-        <w:rPr>
-          <w:rFonts w:cs="Times New Roman"/>
-          <w:i/>
-          <w:iCs/>
-        </w:rPr>
-        <w:t>syntax highlighting.</w:t>
+          <w:lang w:val="sv-SE"/>
+        </w:rPr>
+      </w:pPr>
+      <w:r>
+        <w:rPr>
+          <w:lang w:val="sv-SE"/>
+        </w:rPr>
+        <w:t>När användaren trycker på en kör-knapp ska figuren röra sig i enlighet med kommandon som skrivits i kodrutan</w:t>
       </w:r>
     </w:p>
     <w:p>
@@ -2922,15 +2547,39 @@
           <w:ilvl w:val="0"/>
           <w:numId w:val="1"/>
         </w:numPr>
-        <w:rPr>
-          <w:rFonts w:cs="Times New Roman"/>
-        </w:rPr>
-      </w:pPr>
-      <w:r>
-        <w:rPr>
-          <w:rFonts w:cs="Times New Roman"/>
-        </w:rPr>
-        <w:t>Kod som kan styra en figuren</w:t>
+      </w:pPr>
+      <w:r>
+        <w:t>Minst fem banor</w:t>
+      </w:r>
+    </w:p>
+    <w:p>
+      <w:pPr>
+        <w:pStyle w:val="ListParagraph"/>
+        <w:numPr>
+          <w:ilvl w:val="0"/>
+          <w:numId w:val="1"/>
+        </w:numPr>
+      </w:pPr>
+      <w:r>
+        <w:t>Grafik för banorna och figuren</w:t>
+      </w:r>
+    </w:p>
+    <w:p>
+      <w:pPr>
+        <w:pStyle w:val="ListParagraph"/>
+        <w:numPr>
+          <w:ilvl w:val="0"/>
+          <w:numId w:val="1"/>
+        </w:numPr>
+        <w:rPr>
+          <w:lang w:val="sv-SE"/>
+        </w:rPr>
+      </w:pPr>
+      <w:r>
+        <w:rPr>
+          <w:lang w:val="sv-SE"/>
+        </w:rPr>
+        <w:t>Två olika möjliga slut på spelet</w:t>
       </w:r>
     </w:p>
     <w:p>
@@ -2941,14 +2590,63 @@
           <w:numId w:val="1"/>
         </w:numPr>
         <w:rPr>
-          <w:rFonts w:cs="Times New Roman"/>
-        </w:rPr>
-      </w:pPr>
-      <w:r>
-        <w:rPr>
-          <w:rFonts w:cs="Times New Roman"/>
-        </w:rPr>
-        <w:t>När användaren trycker på en kör-knapp ska figuren röra sig i enlighet med kommandon som skrivits i kodrutan</w:t>
+          <w:lang w:val="sv-SE"/>
+        </w:rPr>
+      </w:pPr>
+      <w:r>
+        <w:rPr>
+          <w:lang w:val="sv-SE"/>
+        </w:rPr>
+        <w:t>Ett vågrätt streck i kodrutan visar hur många rader spelaren kan använda för att klara bana, utan att förlora det alternativa slutet</w:t>
+      </w:r>
+    </w:p>
+    <w:p>
+      <w:pPr>
+        <w:pStyle w:val="ListParagraph"/>
+        <w:numPr>
+          <w:ilvl w:val="1"/>
+          <w:numId w:val="1"/>
+        </w:numPr>
+        <w:rPr>
+          <w:lang w:val="sv-SE"/>
+        </w:rPr>
+      </w:pPr>
+      <w:r>
+        <w:rPr>
+          <w:lang w:val="sv-SE"/>
+        </w:rPr>
+        <w:t>En symbol som visar om spelaren fortfarande hållit sig under gränsen på varje bana</w:t>
+      </w:r>
+    </w:p>
+    <w:p>
+      <w:pPr>
+        <w:pStyle w:val="ListParagraph"/>
+        <w:numPr>
+          <w:ilvl w:val="1"/>
+          <w:numId w:val="1"/>
+        </w:numPr>
+        <w:rPr>
+          <w:lang w:val="sv-SE"/>
+        </w:rPr>
+      </w:pPr>
+      <w:r>
+        <w:rPr>
+          <w:lang w:val="sv-SE"/>
+        </w:rPr>
+        <w:t>Slutet på spelet beror på huruvida spelaren hållit sig under gränsen på varje bana</w:t>
+      </w:r>
+    </w:p>
+    <w:p>
+      <w:pPr>
+        <w:rPr>
+          <w:lang w:val="sv-SE"/>
+        </w:rPr>
+      </w:pPr>
+      <w:r>
+        <w:rPr>
+          <w:lang w:val="sv-SE"/>
+        </w:rPr>
+        <w:t>Det som inte uppfylldes är följande:</w:t>
       </w:r>
     </w:p>
     <w:p>
@@ -2959,14 +2657,14 @@
           <w:numId w:val="1"/>
         </w:numPr>
         <w:rPr>
-          <w:rFonts w:cs="Times New Roman"/>
-        </w:rPr>
-      </w:pPr>
-      <w:r>
-        <w:rPr>
-          <w:rFonts w:cs="Times New Roman"/>
-        </w:rPr>
-        <w:t>Minst fem banor</w:t>
+          <w:lang w:val="sv-SE"/>
+        </w:rPr>
+      </w:pPr>
+      <w:r>
+        <w:rPr>
+          <w:lang w:val="sv-SE"/>
+        </w:rPr>
+        <w:t>Ord i koden ska byta färg baserat på sammanhanget, så kallad syntax highlighting.</w:t>
       </w:r>
     </w:p>
     <w:p>
@@ -2976,28 +2674,9 @@
           <w:ilvl w:val="0"/>
           <w:numId w:val="1"/>
         </w:numPr>
-        <w:rPr>
-          <w:rFonts w:cs="Times New Roman"/>
-        </w:rPr>
-      </w:pPr>
-      <w:r>
-        <w:rPr>
-          <w:rFonts w:cs="Times New Roman"/>
-        </w:rPr>
-        <w:t>Grafik för banorna och figuren</w:t>
-      </w:r>
-    </w:p>
-    <w:p>
-      <w:pPr>
-        <w:rPr>
-          <w:rFonts w:cs="Times New Roman"/>
-        </w:rPr>
-      </w:pPr>
-      <w:r>
-        <w:rPr>
-          <w:rFonts w:cs="Times New Roman"/>
-        </w:rPr>
-        <w:t>Det som inte uppfylldes är följande:</w:t>
+      </w:pPr>
+      <w:r>
+        <w:t>Animationer på figuren</w:t>
       </w:r>
     </w:p>
     <w:p>
@@ -3007,32 +2686,8 @@
           <w:ilvl w:val="0"/>
           <w:numId w:val="1"/>
         </w:numPr>
-        <w:rPr>
-          <w:rFonts w:cs="Times New Roman"/>
-        </w:rPr>
-      </w:pPr>
-      <w:r>
-        <w:rPr>
-          <w:rFonts w:cs="Times New Roman"/>
-        </w:rPr>
-        <w:t>Animationer på figuren</w:t>
-      </w:r>
-    </w:p>
-    <w:p>
-      <w:pPr>
-        <w:pStyle w:val="ListParagraph"/>
-        <w:numPr>
-          <w:ilvl w:val="0"/>
-          <w:numId w:val="1"/>
-        </w:numPr>
-        <w:rPr>
-          <w:rFonts w:cs="Times New Roman"/>
-        </w:rPr>
-      </w:pPr>
-      <w:r>
-        <w:rPr>
-          <w:rFonts w:cs="Times New Roman"/>
-        </w:rPr>
+      </w:pPr>
+      <w:r>
         <w:t>Ett separat highscore-läge</w:t>
       </w:r>
     </w:p>
@@ -3044,12 +2699,12 @@
           <w:numId w:val="1"/>
         </w:numPr>
         <w:rPr>
-          <w:rFonts w:cs="Times New Roman"/>
-        </w:rPr>
-      </w:pPr>
-      <w:r>
-        <w:rPr>
-          <w:rFonts w:cs="Times New Roman"/>
+          <w:lang w:val="sv-SE"/>
+        </w:rPr>
+      </w:pPr>
+      <w:r>
+        <w:rPr>
+          <w:lang w:val="sv-SE"/>
         </w:rPr>
         <w:t>Ett läge man kan välja i spelet som går ut på att samla poäng istället för att klara av banor.</w:t>
       </w:r>
@@ -3057,529 +2712,2136 @@
     <w:p>
       <w:pPr>
         <w:rPr>
-          <w:rFonts w:cs="Times New Roman"/>
-        </w:rPr>
-      </w:pPr>
-      <w:r>
-        <w:rPr>
-          <w:rFonts w:cs="Times New Roman"/>
+          <w:lang w:val="sv-SE"/>
+        </w:rPr>
+      </w:pPr>
+      <w:r>
+        <w:rPr>
+          <w:lang w:val="sv-SE"/>
         </w:rPr>
         <w:t>Animationer prioriterades inte eftersom det inte ansågs vara nödvändigt för funktionen av spelet, och</w:t>
       </w:r>
       <w:r>
         <w:rPr>
-          <w:rFonts w:cs="Times New Roman"/>
+          <w:lang w:val="sv-SE"/>
         </w:rPr>
         <w:t xml:space="preserve"> ett separat highscore-läge slopades på grund av bristande tid.</w:t>
       </w:r>
+      <w:r>
+        <w:rPr>
+          <w:lang w:val="sv-SE"/>
+        </w:rPr>
+        <w:t xml:space="preserve"> Så kallad syntax highlighting programmerades inte heller,</w:t>
+      </w:r>
+      <w:r>
+        <w:rPr>
+          <w:lang w:val="sv-SE"/>
+        </w:rPr>
+        <w:t xml:space="preserve"> på grund av tidsbrist och att implementeringen ansågs utmanande.</w:t>
+      </w:r>
     </w:p>
     <w:p>
       <w:pPr>
         <w:pStyle w:val="Heading2"/>
-        <w:rPr>
-          <w:rFonts w:asciiTheme="minorHAnsi" w:hAnsiTheme="minorHAnsi" w:cs="Times New Roman"/>
-        </w:rPr>
-      </w:pPr>
-      <w:r>
-        <w:rPr>
-          <w:rFonts w:asciiTheme="minorHAnsi" w:hAnsiTheme="minorHAnsi" w:cs="Times New Roman"/>
-        </w:rPr>
-        <w:t xml:space="preserve">3.2. </w:t>
-      </w:r>
-      <w:r>
-        <w:rPr>
-          <w:rFonts w:asciiTheme="minorHAnsi" w:hAnsiTheme="minorHAnsi" w:cs="Times New Roman"/>
-        </w:rPr>
+        <w:numPr>
+          <w:ilvl w:val="1"/>
+          <w:numId w:val="7"/>
+        </w:numPr>
+      </w:pPr>
+      <w:r>
+        <w:t>HTML</w:t>
+      </w:r>
+    </w:p>
+    <w:p>
+      <w:r>
+        <w:t xml:space="preserve">Spelets </w:t>
+      </w:r>
+      <w:r>
+        <w:t>HTML-fil</w:t>
+      </w:r>
+      <w:r>
+        <w:t xml:space="preserve"> i</w:t>
+      </w:r>
+      <w:r>
+        <w:t xml:space="preserve">ndex.html är </w:t>
+      </w:r>
+      <w:r>
+        <w:t xml:space="preserve">27 rader lång, och innehåller </w:t>
+      </w:r>
+      <w:r>
+        <w:t>metadatan i &lt;head&gt;</w:t>
+      </w:r>
+      <w:r>
+        <w:t xml:space="preserve"> och sidans struktur i </w:t>
+      </w:r>
+      <w:r>
+        <w:t xml:space="preserve">&lt;body&gt;. I &lt;head&gt; finns även </w:t>
+      </w:r>
+      <w:r>
+        <w:t xml:space="preserve">en </w:t>
+      </w:r>
+      <w:r>
+        <w:t>länk till</w:t>
+      </w:r>
+      <w:r>
+        <w:t xml:space="preserve"> JavaScript-filen som inehåller spelet, samt</w:t>
+      </w:r>
+      <w:r>
+        <w:t xml:space="preserve"> Phasers kod, som gör att Phaser kan användas i JavaScript-filen.</w:t>
+      </w:r>
+    </w:p>
+    <w:p>
+      <w:r>
+        <w:t xml:space="preserve">I &lt;body&gt; finns </w:t>
+      </w:r>
+      <w:r>
+        <w:t xml:space="preserve">en div med ID </w:t>
+      </w:r>
+      <w:r>
+        <w:t xml:space="preserve">”left” inuti en div med ID ”wrapper”. I ”left” finns </w:t>
+      </w:r>
+      <w:r>
+        <w:t xml:space="preserve">rutan som inehåller banans beskrivning, samt </w:t>
+      </w:r>
+      <w:r>
+        <w:t xml:space="preserve">kodrutan. Utanför ”left” ligger kör-knappen, men efter att spelet initialiseras hamnar också </w:t>
+      </w:r>
+      <w:r>
+        <w:t>spel-canvasen (HTML-elementet där spelet renderas) där.</w:t>
+      </w:r>
+    </w:p>
+    <w:p>
+      <w:pPr>
+        <w:pStyle w:val="Heading2"/>
+        <w:numPr>
+          <w:ilvl w:val="1"/>
+          <w:numId w:val="7"/>
+        </w:numPr>
+      </w:pPr>
+      <w:r>
+        <w:t>CSS</w:t>
+      </w:r>
+    </w:p>
+    <w:p>
+      <w:r>
+        <w:t xml:space="preserve">CSS-filen style.css </w:t>
+      </w:r>
+      <w:r>
+        <w:t xml:space="preserve">är </w:t>
+      </w:r>
+      <w:r>
+        <w:t xml:space="preserve">83 </w:t>
+      </w:r>
+      <w:r>
+        <w:t xml:space="preserve">rader lång, och där </w:t>
+      </w:r>
+      <w:r>
+        <w:t xml:space="preserve">importeras typsnitten som används från Google Fonts, </w:t>
+      </w:r>
+      <w:r>
+        <w:t xml:space="preserve">och alla </w:t>
+      </w:r>
+      <w:r>
+        <w:t xml:space="preserve">sidans elements stil bestäms. Bland annat bestäms färger och textstorlekar, men även </w:t>
+      </w:r>
+      <w:r>
+        <w:t xml:space="preserve">positionerna av </w:t>
+      </w:r>
+    </w:p>
+    <w:p>
+      <w:pPr>
+        <w:pStyle w:val="Heading2"/>
+        <w:numPr>
+          <w:ilvl w:val="1"/>
+          <w:numId w:val="7"/>
+        </w:numPr>
+      </w:pPr>
+      <w:r>
+        <w:t>Exekvering av användarens kod</w:t>
+      </w:r>
+    </w:p>
+    <w:p>
+      <w:r>
+        <w:rPr>
+          <w:lang w:val="sv-SE"/>
+        </w:rPr>
+        <w:t xml:space="preserve">Ett av kraven var att koden som skrivs av användaren i kodrutan ska interpreteras (tolkas av datorn), för att styra figuren. Det </w:t>
+      </w:r>
+      <w:r>
+        <w:rPr>
+          <w:lang w:val="sv-SE"/>
+        </w:rPr>
+        <w:t xml:space="preserve">uppfylldes, och </w:t>
+      </w:r>
+      <w:r>
+        <w:rPr>
+          <w:lang w:val="sv-SE"/>
+        </w:rPr>
+        <w:t xml:space="preserve">fungerar i det färdiga programmet. </w:t>
+      </w:r>
+      <w:r>
+        <w:t xml:space="preserve">När den gröna knappen trycks (figur 1) </w:t>
+      </w:r>
+      <w:r>
+        <w:t xml:space="preserve">körs </w:t>
+      </w:r>
+      <w:r>
+        <w:t>metoden</w:t>
+      </w:r>
+      <w:r>
+        <w:t xml:space="preserve"> </w:t>
+      </w:r>
+      <w:r>
+        <w:t>runProgram()</w:t>
+      </w:r>
+      <w:r>
+        <w:t xml:space="preserve"> i game.js</w:t>
+      </w:r>
+      <w:r>
+        <w:t xml:space="preserve">, som </w:t>
+      </w:r>
+      <w:r>
+        <w:t xml:space="preserve">läser textinehållet i kodrutan, och i sin tur </w:t>
+      </w:r>
+      <w:r>
+        <w:t>anropar execute() på de lästa raderna.</w:t>
+      </w:r>
+      <w:r>
+        <w:t xml:space="preserve"> </w:t>
+      </w:r>
+      <w:r>
+        <w:rPr>
+          <w:lang w:val="sv-SE"/>
+        </w:rPr>
+        <w:t xml:space="preserve">I metoden </w:t>
+      </w:r>
+      <w:r>
+        <w:rPr>
+          <w:lang w:val="sv-SE"/>
+        </w:rPr>
+        <w:t>runProgram(</w:t>
+      </w:r>
+      <w:r>
+        <w:rPr>
+          <w:lang w:val="sv-SE"/>
+        </w:rPr>
+        <w:t xml:space="preserve">) används en if-sats </w:t>
+      </w:r>
+      <w:r>
+        <w:rPr>
+          <w:lang w:val="sv-SE"/>
+        </w:rPr>
+        <w:t xml:space="preserve">för att kontrollera </w:t>
+      </w:r>
+      <w:r>
+        <w:rPr>
+          <w:lang w:val="sv-SE"/>
+        </w:rPr>
+        <w:t xml:space="preserve">om </w:t>
+      </w:r>
+      <w:r>
+        <w:rPr>
+          <w:lang w:val="sv-SE"/>
+        </w:rPr>
+        <w:t xml:space="preserve">koden som användaren skrivit är under </w:t>
+      </w:r>
+      <w:r>
+        <w:rPr>
+          <w:lang w:val="sv-SE"/>
+        </w:rPr>
+        <w:t xml:space="preserve">antalet rader som tillåts för </w:t>
+      </w:r>
+      <w:r>
+        <w:rPr>
+          <w:lang w:val="sv-SE"/>
+        </w:rPr>
+        <w:t>att behålla det som i koden kallas ”perfect”.</w:t>
+      </w:r>
+      <w:r>
+        <w:rPr>
+          <w:lang w:val="sv-SE"/>
+        </w:rPr>
+        <w:t xml:space="preserve"> Sedan körs execute() för att förflytta spelaren</w:t>
+      </w:r>
+      <w:r>
+        <w:rPr>
+          <w:lang w:val="sv-SE"/>
+        </w:rPr>
+        <w:t xml:space="preserve">, och en annan if-sats byter bana om </w:t>
+      </w:r>
+      <w:r>
+        <w:rPr>
+          <w:lang w:val="sv-SE"/>
+        </w:rPr>
+        <w:t xml:space="preserve">spelaren har nått banans mål. </w:t>
+      </w:r>
+      <w:r>
+        <w:t>Slutligen</w:t>
+      </w:r>
+      <w:r>
+        <w:t xml:space="preserve"> återställs spelaren till början av banan.</w:t>
+      </w:r>
+    </w:p>
+    <w:tbl>
+      <w:tblPr>
+        <w:tblStyle w:val="TableGrid"/>
+        <w:tblW w:w="0" w:type="auto"/>
+        <w:tblLook w:val="04A0" w:firstRow="1" w:lastRow="0" w:firstColumn="1" w:lastColumn="0" w:noHBand="0" w:noVBand="1"/>
+      </w:tblPr>
+      <w:tblGrid>
+        <w:gridCol w:w="9350"/>
+      </w:tblGrid>
+      <w:tr>
+        <w:tc>
+          <w:tcPr>
+            <w:tcW w:w="9350" w:type="dxa"/>
+          </w:tcPr>
+          <w:p>
+            <w:pPr>
+              <w:shd w:val="clear" w:color="auto" w:fill="FFFFFF"/>
+              <w:spacing w:line="300" w:lineRule="atLeast"/>
+            </w:pPr>
+            <w:r>
+              <w:t xml:space="preserve">    </w:t>
+            </w:r>
+          </w:p>
+          <w:p>
+            <w:pPr>
+              <w:shd w:val="clear" w:color="auto" w:fill="FFFFFF"/>
+              <w:spacing w:line="300" w:lineRule="atLeast"/>
+            </w:pPr>
+            <w:r>
+              <w:t>    async runProgram() {</w:t>
+            </w:r>
+          </w:p>
+          <w:p>
+            <w:pPr>
+              <w:shd w:val="clear" w:color="auto" w:fill="FFFFFF"/>
+              <w:spacing w:line="300" w:lineRule="atLeast"/>
+            </w:pPr>
+            <w:r>
+              <w:t>        if (!this.under_max_lines) {</w:t>
+            </w:r>
+          </w:p>
+          <w:p>
+            <w:pPr>
+              <w:shd w:val="clear" w:color="auto" w:fill="FFFFFF"/>
+              <w:spacing w:line="300" w:lineRule="atLeast"/>
+            </w:pPr>
+            <w:r>
+              <w:t>            this.perfect = false</w:t>
+            </w:r>
+          </w:p>
+          <w:p>
+            <w:pPr>
+              <w:shd w:val="clear" w:color="auto" w:fill="FFFFFF"/>
+              <w:spacing w:line="300" w:lineRule="atLeast"/>
+            </w:pPr>
+            <w:r>
+              <w:t>            this.updateLevelDisplay(this.level_index)</w:t>
+            </w:r>
+          </w:p>
+          <w:p>
+            <w:pPr>
+              <w:shd w:val="clear" w:color="auto" w:fill="FFFFFF"/>
+              <w:spacing w:line="300" w:lineRule="atLeast"/>
+            </w:pPr>
+            <w:r>
+              <w:t>        }</w:t>
+            </w:r>
+          </w:p>
+          <w:p>
+            <w:pPr>
+              <w:shd w:val="clear" w:color="auto" w:fill="FFFFFF"/>
+              <w:spacing w:line="300" w:lineRule="atLeast"/>
+            </w:pPr>
+          </w:p>
+          <w:p>
+            <w:pPr>
+              <w:shd w:val="clear" w:color="auto" w:fill="FFFFFF"/>
+              <w:spacing w:line="300" w:lineRule="atLeast"/>
+            </w:pPr>
+            <w:r>
+              <w:t>        let code_area_text = this.code_area.value</w:t>
+            </w:r>
+          </w:p>
+          <w:p>
+            <w:pPr>
+              <w:shd w:val="clear" w:color="auto" w:fill="FFFFFF"/>
+              <w:spacing w:line="300" w:lineRule="atLeast"/>
+            </w:pPr>
+            <w:r>
+              <w:t>        await this.execute(code_area_text.split('\n'))</w:t>
+            </w:r>
+          </w:p>
+          <w:p>
+            <w:pPr>
+              <w:shd w:val="clear" w:color="auto" w:fill="FFFFFF"/>
+              <w:spacing w:line="300" w:lineRule="atLeast"/>
+            </w:pPr>
+          </w:p>
+          <w:p>
+            <w:pPr>
+              <w:shd w:val="clear" w:color="auto" w:fill="FFFFFF"/>
+              <w:spacing w:line="300" w:lineRule="atLeast"/>
+            </w:pPr>
+            <w:r>
+              <w:t>        if (this.player.collide() == 1) {</w:t>
+            </w:r>
+          </w:p>
+          <w:p>
+            <w:pPr>
+              <w:shd w:val="clear" w:color="auto" w:fill="FFFFFF"/>
+              <w:spacing w:line="300" w:lineRule="atLeast"/>
+            </w:pPr>
+            <w:r>
+              <w:t>            this.setLevel((parseInt(this.level_index) + 1))</w:t>
+            </w:r>
+          </w:p>
+          <w:p>
+            <w:pPr>
+              <w:shd w:val="clear" w:color="auto" w:fill="FFFFFF"/>
+              <w:spacing w:line="300" w:lineRule="atLeast"/>
+            </w:pPr>
+            <w:r>
+              <w:t>        }</w:t>
+            </w:r>
+          </w:p>
+          <w:p>
+            <w:pPr>
+              <w:shd w:val="clear" w:color="auto" w:fill="FFFFFF"/>
+              <w:spacing w:line="300" w:lineRule="atLeast"/>
+            </w:pPr>
+          </w:p>
+          <w:p>
+            <w:pPr>
+              <w:shd w:val="clear" w:color="auto" w:fill="FFFFFF"/>
+              <w:spacing w:line="300" w:lineRule="atLeast"/>
+            </w:pPr>
+            <w:r>
+              <w:t>        this.resetPlayer()</w:t>
+            </w:r>
+          </w:p>
+          <w:p>
+            <w:pPr>
+              <w:shd w:val="clear" w:color="auto" w:fill="FFFFFF"/>
+              <w:spacing w:line="300" w:lineRule="atLeast"/>
+            </w:pPr>
+            <w:r>
+              <w:t>    }</w:t>
+            </w:r>
+          </w:p>
+          <w:p/>
+        </w:tc>
+      </w:tr>
+    </w:tbl>
+    <w:p>
+      <w:pPr>
+        <w:pStyle w:val="Subtitle"/>
+        <w:spacing w:before="240"/>
+      </w:pPr>
+      <w:r>
+        <w:t>Figur 3: metoden run_program()</w:t>
+      </w:r>
+    </w:p>
+    <w:p>
+      <w:pPr>
+        <w:pStyle w:val="Heading2"/>
+        <w:numPr>
+          <w:ilvl w:val="1"/>
+          <w:numId w:val="7"/>
+        </w:numPr>
+      </w:pPr>
+      <w:r>
+        <w:t>Figuren</w:t>
+      </w:r>
+    </w:p>
+    <w:p>
+      <w:pPr>
+        <w:rPr>
+          <w:lang w:val="sv-SE"/>
+        </w:rPr>
+      </w:pPr>
+      <w:r>
+        <w:t xml:space="preserve">Figuren är </w:t>
+      </w:r>
+      <w:r>
+        <w:t xml:space="preserve">implementerad som </w:t>
+      </w:r>
+      <w:r>
+        <w:t xml:space="preserve">en instans av klassen </w:t>
+      </w:r>
+      <w:r>
+        <w:t xml:space="preserve">Player, som genom arv underordnas klassen GridObject, som i sin tur genom arv underordnas </w:t>
+      </w:r>
+      <w:r>
+        <w:t xml:space="preserve">Phasers klass Sprite. </w:t>
+      </w:r>
+      <w:r>
+        <w:rPr>
+          <w:lang w:val="sv-SE"/>
+        </w:rPr>
+        <w:t>Det innebär at</w:t>
+      </w:r>
+      <w:r>
+        <w:rPr>
+          <w:lang w:val="sv-SE"/>
+        </w:rPr>
+        <w:t xml:space="preserve">t </w:t>
+      </w:r>
+      <w:r>
+        <w:rPr>
+          <w:lang w:val="sv-SE"/>
+        </w:rPr>
+        <w:t xml:space="preserve">GridObject ärver </w:t>
+      </w:r>
+      <w:r>
+        <w:rPr>
+          <w:lang w:val="sv-SE"/>
+        </w:rPr>
+        <w:t xml:space="preserve">alla attribut som Sprite har, till exempel </w:t>
+      </w:r>
+      <w:r>
+        <w:rPr>
+          <w:lang w:val="sv-SE"/>
+        </w:rPr>
+        <w:t xml:space="preserve">scene (scen, sammanhanget </w:t>
+      </w:r>
+      <w:r>
+        <w:rPr>
+          <w:lang w:val="sv-SE"/>
+        </w:rPr>
+        <w:t xml:space="preserve">spriten existerar inom) och </w:t>
+      </w:r>
+      <w:r>
+        <w:rPr>
+          <w:lang w:val="sv-SE"/>
+        </w:rPr>
+        <w:t>textur</w:t>
+      </w:r>
+      <w:r>
+        <w:rPr>
+          <w:lang w:val="sv-SE"/>
+        </w:rPr>
+        <w:t>e</w:t>
+      </w:r>
+      <w:r>
+        <w:rPr>
+          <w:lang w:val="sv-SE"/>
+        </w:rPr>
+        <w:t xml:space="preserve"> (vilken bildfil </w:t>
+      </w:r>
+      <w:r>
+        <w:rPr>
+          <w:lang w:val="sv-SE"/>
+        </w:rPr>
+        <w:t>spriten renderas som)</w:t>
+      </w:r>
+      <w:r>
+        <w:rPr>
+          <w:lang w:val="sv-SE"/>
+        </w:rPr>
+        <w:t>.</w:t>
+      </w:r>
+      <w:r>
+        <w:rPr>
+          <w:lang w:val="sv-SE"/>
+        </w:rPr>
+        <w:t xml:space="preserve"> </w:t>
+      </w:r>
+      <w:r>
+        <w:rPr>
+          <w:lang w:val="sv-SE"/>
+        </w:rPr>
+        <w:t xml:space="preserve">Då grid_x och grid_y </w:t>
+      </w:r>
+      <w:r>
+        <w:rPr>
+          <w:lang w:val="sv-SE"/>
+        </w:rPr>
+        <w:t xml:space="preserve">nås via </w:t>
+      </w:r>
+      <w:r>
+        <w:rPr>
+          <w:lang w:val="sv-SE"/>
+        </w:rPr>
+        <w:t xml:space="preserve">getters och setters lagras deras värden i temporära variabler med namnen _grid_x och _grid_y, som </w:t>
+      </w:r>
+      <w:r>
+        <w:rPr>
+          <w:lang w:val="sv-SE"/>
+        </w:rPr>
+        <w:t xml:space="preserve">returneras i gettern och </w:t>
+      </w:r>
+      <w:r>
+        <w:rPr>
+          <w:lang w:val="sv-SE"/>
+        </w:rPr>
+        <w:t>ändras i settern.</w:t>
+      </w:r>
+    </w:p>
+    <w:tbl>
+      <w:tblPr>
+        <w:tblStyle w:val="TableGrid"/>
+        <w:tblW w:w="0" w:type="auto"/>
+        <w:tblLook w:val="04A0" w:firstRow="1" w:lastRow="0" w:firstColumn="1" w:lastColumn="0" w:noHBand="0" w:noVBand="1"/>
+      </w:tblPr>
+      <w:tblGrid>
+        <w:gridCol w:w="9350"/>
+      </w:tblGrid>
+      <w:tr>
+        <w:tc>
+          <w:tcPr>
+            <w:tcW w:w="9350" w:type="dxa"/>
+          </w:tcPr>
+          <w:p>
+            <w:pPr>
+              <w:shd w:val="clear" w:color="auto" w:fill="FFFFFF"/>
+              <w:spacing w:line="300" w:lineRule="atLeast"/>
+              <w:rPr>
+                <w:lang w:val="sv-SE"/>
+              </w:rPr>
+            </w:pPr>
+            <w:r>
+              <w:rPr>
+                <w:lang w:val="sv-SE"/>
+              </w:rPr>
+              <w:t xml:space="preserve">  </w:t>
+            </w:r>
+          </w:p>
+          <w:p>
+            <w:pPr>
+              <w:shd w:val="clear" w:color="auto" w:fill="FFFFFF"/>
+              <w:spacing w:line="300" w:lineRule="atLeast"/>
+            </w:pPr>
+            <w:r>
+              <w:rPr>
+                <w:lang w:val="sv-SE"/>
+              </w:rPr>
+              <w:t xml:space="preserve">    </w:t>
+            </w:r>
+            <w:r>
+              <w:t>class GridObject extends Phaser.GameObjects.Sprite {</w:t>
+            </w:r>
+          </w:p>
+          <w:p>
+            <w:pPr>
+              <w:shd w:val="clear" w:color="auto" w:fill="FFFFFF"/>
+              <w:spacing w:line="300" w:lineRule="atLeast"/>
+            </w:pPr>
+            <w:r>
+              <w:t>        constructor(scene, grid_x, grid_y, grid, texture) {</w:t>
+            </w:r>
+          </w:p>
+          <w:p>
+            <w:pPr>
+              <w:shd w:val="clear" w:color="auto" w:fill="FFFFFF"/>
+              <w:spacing w:line="300" w:lineRule="atLeast"/>
+            </w:pPr>
+            <w:r>
+              <w:t>            super(scene, 0, 0, texture)</w:t>
+            </w:r>
+          </w:p>
+          <w:p>
+            <w:pPr>
+              <w:shd w:val="clear" w:color="auto" w:fill="FFFFFF"/>
+              <w:spacing w:line="300" w:lineRule="atLeast"/>
+            </w:pPr>
+          </w:p>
+          <w:p>
+            <w:pPr>
+              <w:shd w:val="clear" w:color="auto" w:fill="FFFFFF"/>
+              <w:spacing w:line="300" w:lineRule="atLeast"/>
+            </w:pPr>
+            <w:r>
+              <w:t>            this.grid = grid</w:t>
+            </w:r>
+          </w:p>
+          <w:p>
+            <w:pPr>
+              <w:shd w:val="clear" w:color="auto" w:fill="FFFFFF"/>
+              <w:spacing w:line="300" w:lineRule="atLeast"/>
+            </w:pPr>
+            <w:r>
+              <w:t>            this._grid_x = grid_x</w:t>
+            </w:r>
+          </w:p>
+          <w:p>
+            <w:pPr>
+              <w:shd w:val="clear" w:color="auto" w:fill="FFFFFF"/>
+              <w:spacing w:line="300" w:lineRule="atLeast"/>
+            </w:pPr>
+            <w:r>
+              <w:t>            this._grid_y = grid_y</w:t>
+            </w:r>
+          </w:p>
+          <w:p>
+            <w:pPr>
+              <w:shd w:val="clear" w:color="auto" w:fill="FFFFFF"/>
+              <w:spacing w:line="300" w:lineRule="atLeast"/>
+            </w:pPr>
+          </w:p>
+          <w:p>
+            <w:pPr>
+              <w:shd w:val="clear" w:color="auto" w:fill="FFFFFF"/>
+              <w:spacing w:line="300" w:lineRule="atLeast"/>
+            </w:pPr>
+            <w:r>
+              <w:t>            scene.add.existing(this)</w:t>
+            </w:r>
+          </w:p>
+          <w:p>
+            <w:pPr>
+              <w:shd w:val="clear" w:color="auto" w:fill="FFFFFF"/>
+              <w:spacing w:line="300" w:lineRule="atLeast"/>
+            </w:pPr>
+          </w:p>
+          <w:p>
+            <w:pPr>
+              <w:shd w:val="clear" w:color="auto" w:fill="FFFFFF"/>
+              <w:spacing w:line="300" w:lineRule="atLeast"/>
+            </w:pPr>
+            <w:r>
+              <w:t>            this.setPosition(...this.position)</w:t>
+            </w:r>
+          </w:p>
+          <w:p>
+            <w:pPr>
+              <w:shd w:val="clear" w:color="auto" w:fill="FFFFFF"/>
+              <w:spacing w:line="300" w:lineRule="atLeast"/>
+            </w:pPr>
+            <w:r>
+              <w:t>        }</w:t>
+            </w:r>
+          </w:p>
+          <w:p>
+            <w:pPr>
+              <w:shd w:val="clear" w:color="auto" w:fill="FFFFFF"/>
+              <w:spacing w:line="300" w:lineRule="atLeast"/>
+            </w:pPr>
+            <w:r>
+              <w:t xml:space="preserve">    </w:t>
+            </w:r>
+            <w:r>
+              <w:t>...</w:t>
+            </w:r>
+          </w:p>
+          <w:p>
+            <w:pPr>
+              <w:shd w:val="clear" w:color="auto" w:fill="FFFFFF"/>
+              <w:spacing w:line="300" w:lineRule="atLeast"/>
+            </w:pPr>
+          </w:p>
+        </w:tc>
+      </w:tr>
+    </w:tbl>
+    <w:p>
+      <w:pPr>
+        <w:pStyle w:val="Subtitle"/>
+        <w:spacing w:before="240"/>
+        <w:rPr>
+          <w:lang w:val="sv-SE"/>
+        </w:rPr>
+      </w:pPr>
+      <w:r>
+        <w:rPr>
+          <w:lang w:val="sv-SE"/>
+        </w:rPr>
+        <w:t>Figur 4: klassen GridObject och dess konstruktor</w:t>
+      </w:r>
+    </w:p>
+    <w:p>
+      <w:pPr>
+        <w:pStyle w:val="Heading2"/>
+        <w:numPr>
+          <w:ilvl w:val="1"/>
+          <w:numId w:val="7"/>
+        </w:numPr>
+      </w:pPr>
+      <w:r>
+        <w:t xml:space="preserve">Representation av </w:t>
+      </w:r>
+      <w:r>
+        <w:t>banorna</w:t>
+      </w:r>
+    </w:p>
+    <w:p>
+      <w:pPr>
+        <w:rPr>
+          <w:lang w:val="sv-SE"/>
+        </w:rPr>
+      </w:pPr>
+      <w:r>
+        <w:rPr>
+          <w:lang w:val="sv-SE"/>
+        </w:rPr>
+        <w:t xml:space="preserve">I filen </w:t>
+      </w:r>
+      <w:r>
+        <w:rPr>
+          <w:lang w:val="sv-SE"/>
+        </w:rPr>
+        <w:t>”levels.json”</w:t>
+      </w:r>
+      <w:r>
+        <w:rPr>
+          <w:lang w:val="sv-SE"/>
+        </w:rPr>
+        <w:t xml:space="preserve"> lagras </w:t>
+      </w:r>
+      <w:r>
+        <w:rPr>
+          <w:lang w:val="sv-SE"/>
+        </w:rPr>
+        <w:t>alla</w:t>
+      </w:r>
+      <w:r>
+        <w:rPr>
+          <w:lang w:val="sv-SE"/>
+        </w:rPr>
+        <w:t xml:space="preserve"> åtta</w:t>
+      </w:r>
+      <w:r>
+        <w:rPr>
+          <w:lang w:val="sv-SE"/>
+        </w:rPr>
+        <w:t xml:space="preserve"> banor, tillsammans med </w:t>
+      </w:r>
+      <w:r>
+        <w:rPr>
+          <w:lang w:val="sv-SE"/>
+        </w:rPr>
+        <w:t>antalet kodrader som krävs för att klara banan</w:t>
+      </w:r>
+      <w:r>
+        <w:rPr>
+          <w:lang w:val="sv-SE"/>
+        </w:rPr>
+        <w:t xml:space="preserve"> och en beskrivning som visas på skärmen bredvid själva banan</w:t>
+      </w:r>
+      <w:r>
+        <w:rPr>
+          <w:lang w:val="sv-SE"/>
+        </w:rPr>
+        <w:t>. Beskrivningen lagras i attributen ”description”</w:t>
+      </w:r>
+      <w:r>
+        <w:rPr>
+          <w:lang w:val="sv-SE"/>
+        </w:rPr>
+        <w:t xml:space="preserve"> (se </w:t>
+      </w:r>
+      <w:r>
+        <w:rPr>
+          <w:lang w:val="sv-SE"/>
+        </w:rPr>
+        <w:t xml:space="preserve">det gröna fältet i </w:t>
+      </w:r>
+      <w:r>
+        <w:rPr>
+          <w:lang w:val="sv-SE"/>
+        </w:rPr>
+        <w:t>figur 1)</w:t>
+      </w:r>
+      <w:r>
+        <w:rPr>
+          <w:lang w:val="sv-SE"/>
+        </w:rPr>
+        <w:t>.</w:t>
+      </w:r>
+      <w:r>
+        <w:rPr>
+          <w:lang w:val="sv-SE"/>
+        </w:rPr>
+        <w:t xml:space="preserve"> </w:t>
+      </w:r>
+      <w:r>
+        <w:rPr>
+          <w:lang w:val="sv-SE"/>
+        </w:rPr>
+        <w:t xml:space="preserve">Attributen </w:t>
+      </w:r>
+      <w:r>
+        <w:rPr>
+          <w:lang w:val="sv-SE"/>
+        </w:rPr>
+        <w:t xml:space="preserve">”max_lines” </w:t>
+      </w:r>
+      <w:r>
+        <w:rPr>
+          <w:lang w:val="sv-SE"/>
+        </w:rPr>
+        <w:t>inehåller en int</w:t>
+      </w:r>
+      <w:r>
+        <w:rPr>
+          <w:lang w:val="sv-SE"/>
+        </w:rPr>
+        <w:t xml:space="preserve"> som </w:t>
+      </w:r>
+      <w:r>
+        <w:rPr>
+          <w:lang w:val="sv-SE"/>
+        </w:rPr>
+        <w:t xml:space="preserve">bestämmer var linjen </w:t>
+      </w:r>
+      <w:r>
+        <w:rPr>
+          <w:lang w:val="sv-SE"/>
+        </w:rPr>
+        <w:t xml:space="preserve">i </w:t>
+      </w:r>
+      <w:r>
+        <w:rPr>
+          <w:lang w:val="sv-SE"/>
+        </w:rPr>
+        <w:t>kodrutan hamnar, samt huruvida spelaren får</w:t>
+      </w:r>
+      <w:r>
+        <w:rPr>
+          <w:lang w:val="sv-SE"/>
+        </w:rPr>
+        <w:t xml:space="preserve"> det alternativa slutet eller inte.</w:t>
+      </w:r>
+    </w:p>
+    <w:p>
+      <w:r>
+        <w:rPr>
+          <w:lang w:val="sv-SE"/>
+        </w:rPr>
+        <w:t xml:space="preserve">I attributen </w:t>
+      </w:r>
+      <w:r>
+        <w:rPr>
+          <w:lang w:val="sv-SE"/>
+        </w:rPr>
+        <w:t xml:space="preserve">”map” lagras själva banan i </w:t>
+      </w:r>
+      <w:r>
+        <w:rPr>
+          <w:lang w:val="sv-SE"/>
+        </w:rPr>
+        <w:t xml:space="preserve">form av en </w:t>
+      </w:r>
+      <w:r>
+        <w:rPr>
+          <w:lang w:val="sv-SE"/>
+        </w:rPr>
+        <w:t xml:space="preserve">lista av strängar. Varje sträng motsvarar </w:t>
+      </w:r>
+      <w:r>
+        <w:rPr>
+          <w:lang w:val="sv-SE"/>
+        </w:rPr>
+        <w:t>en rad</w:t>
+      </w:r>
+      <w:r>
+        <w:rPr>
+          <w:lang w:val="sv-SE"/>
+        </w:rPr>
+        <w:t xml:space="preserve"> på rutnätet som banan finns på, och varje tecken i strängen motsvarar en ruta.</w:t>
+      </w:r>
+      <w:r>
+        <w:rPr>
+          <w:lang w:val="sv-SE"/>
+        </w:rPr>
+        <w:t xml:space="preserve"> </w:t>
+      </w:r>
+      <w:r>
+        <w:t>Det finns fyra typer av rutor:</w:t>
+      </w:r>
+    </w:p>
+    <w:p>
+      <w:pPr>
+        <w:pStyle w:val="ListParagraph"/>
+        <w:numPr>
+          <w:ilvl w:val="0"/>
+          <w:numId w:val="6"/>
+        </w:numPr>
+        <w:rPr>
+          <w:lang w:val="sv-SE"/>
+        </w:rPr>
+      </w:pPr>
+      <w:r>
+        <w:rPr>
+          <w:lang w:val="sv-SE"/>
+        </w:rPr>
+        <w:t xml:space="preserve">A: Början på banan, där </w:t>
+      </w:r>
+      <w:r>
+        <w:rPr>
+          <w:lang w:val="sv-SE"/>
+        </w:rPr>
+        <w:t>figuren</w:t>
+      </w:r>
+      <w:r>
+        <w:rPr>
+          <w:lang w:val="sv-SE"/>
+        </w:rPr>
+        <w:t xml:space="preserve"> </w:t>
+      </w:r>
+      <w:r>
+        <w:rPr>
+          <w:lang w:val="sv-SE"/>
+        </w:rPr>
+        <w:t>utgår från</w:t>
+      </w:r>
+    </w:p>
+    <w:p>
+      <w:pPr>
+        <w:pStyle w:val="ListParagraph"/>
+        <w:numPr>
+          <w:ilvl w:val="0"/>
+          <w:numId w:val="6"/>
+        </w:numPr>
+        <w:rPr>
+          <w:lang w:val="sv-SE"/>
+        </w:rPr>
+      </w:pPr>
+      <w:r>
+        <w:rPr>
+          <w:lang w:val="sv-SE"/>
+        </w:rPr>
+        <w:t>B: Slutet av banan, dit figuren ska ta sig</w:t>
+      </w:r>
+    </w:p>
+    <w:p>
+      <w:pPr>
+        <w:pStyle w:val="ListParagraph"/>
+        <w:numPr>
+          <w:ilvl w:val="0"/>
+          <w:numId w:val="6"/>
+        </w:numPr>
+        <w:rPr>
+          <w:lang w:val="sv-SE"/>
+        </w:rPr>
+      </w:pPr>
+      <w:r>
+        <w:rPr>
+          <w:lang w:val="sv-SE"/>
+        </w:rPr>
+        <w:t>X: En ruta som figuren kan gå på</w:t>
+      </w:r>
+    </w:p>
+    <w:p>
+      <w:pPr>
+        <w:pStyle w:val="ListParagraph"/>
+        <w:numPr>
+          <w:ilvl w:val="0"/>
+          <w:numId w:val="6"/>
+        </w:numPr>
+        <w:rPr>
+          <w:lang w:val="sv-SE"/>
+        </w:rPr>
+      </w:pPr>
+      <w:r>
+        <w:rPr>
+          <w:lang w:val="sv-SE"/>
+        </w:rPr>
+        <w:t>P</w:t>
+      </w:r>
+      <w:r>
+        <w:rPr>
+          <w:lang w:val="sv-SE"/>
+        </w:rPr>
+        <w:t>unkt: En ruta som figuren inte kan gå på</w:t>
+      </w:r>
+    </w:p>
+    <w:p>
+      <w:pPr>
+        <w:rPr>
+          <w:lang w:val="sv-SE"/>
+        </w:rPr>
+      </w:pPr>
+      <w:r>
+        <w:rPr>
+          <w:lang w:val="sv-SE"/>
+        </w:rPr>
+        <w:t>I spelet</w:t>
+      </w:r>
+      <w:r>
+        <w:rPr>
+          <w:lang w:val="sv-SE"/>
+        </w:rPr>
+        <w:t xml:space="preserve"> visas </w:t>
+      </w:r>
+      <w:r>
+        <w:rPr>
+          <w:lang w:val="sv-SE"/>
+        </w:rPr>
+        <w:t xml:space="preserve">början av banan som ett näckrosblad, slutet som en stjärna, </w:t>
+      </w:r>
+      <w:r>
+        <w:rPr>
+          <w:lang w:val="sv-SE"/>
+        </w:rPr>
+        <w:t xml:space="preserve">rutorna figuren kan gå på som cirklar </w:t>
+      </w:r>
+      <w:r>
+        <w:rPr>
+          <w:lang w:val="sv-SE"/>
+        </w:rPr>
+        <w:t xml:space="preserve">och rutorna figuren inte kan </w:t>
+      </w:r>
+      <w:r>
+        <w:rPr>
+          <w:lang w:val="sv-SE"/>
+        </w:rPr>
+        <w:t>gå på som vatten.</w:t>
+      </w:r>
+    </w:p>
+    <w:tbl>
+      <w:tblPr>
+        <w:tblStyle w:val="TableGrid"/>
+        <w:tblW w:w="0" w:type="auto"/>
+        <w:tblLook w:val="04A0" w:firstRow="1" w:lastRow="0" w:firstColumn="1" w:lastColumn="0" w:noHBand="0" w:noVBand="1"/>
+      </w:tblPr>
+      <w:tblGrid>
+        <w:gridCol w:w="9350"/>
+      </w:tblGrid>
+      <w:tr>
+        <w:tc>
+          <w:tcPr>
+            <w:tcW w:w="9350" w:type="dxa"/>
+          </w:tcPr>
+          <w:p>
+            <w:pPr>
+              <w:shd w:val="clear" w:color="auto" w:fill="FFFFFF"/>
+              <w:spacing w:line="300" w:lineRule="atLeast"/>
+              <w:rPr>
+                <w:lang w:val="sv-SE"/>
+              </w:rPr>
+            </w:pPr>
+          </w:p>
+          <w:p>
+            <w:pPr>
+              <w:shd w:val="clear" w:color="auto" w:fill="FFFFFF"/>
+              <w:spacing w:line="300" w:lineRule="atLeast"/>
+              <w:rPr>
+                <w:lang w:val="sv-SE"/>
+              </w:rPr>
+            </w:pPr>
+            <w:r>
+              <w:rPr>
+                <w:lang w:val="sv-SE"/>
+              </w:rPr>
+              <w:t>    "7": {</w:t>
+            </w:r>
+          </w:p>
+          <w:p>
+            <w:pPr>
+              <w:shd w:val="clear" w:color="auto" w:fill="FFFFFF"/>
+              <w:spacing w:line="300" w:lineRule="atLeast"/>
+              <w:rPr>
+                <w:lang w:val="sv-SE"/>
+              </w:rPr>
+            </w:pPr>
+            <w:r>
+              <w:rPr>
+                <w:lang w:val="sv-SE"/>
+              </w:rPr>
+              <w:t>        "max_lines": 6,</w:t>
+            </w:r>
+          </w:p>
+          <w:p>
+            <w:pPr>
+              <w:shd w:val="clear" w:color="auto" w:fill="FFFFFF"/>
+              <w:spacing w:line="300" w:lineRule="atLeast"/>
+              <w:rPr>
+                <w:lang w:val="sv-SE"/>
+              </w:rPr>
+            </w:pPr>
+            <w:r>
+              <w:rPr>
+                <w:lang w:val="sv-SE"/>
+              </w:rPr>
+              <w:t>        "description": "Ska man gå tre steg kan man spara en ra</w:t>
+            </w:r>
+            <w:r>
+              <w:rPr>
+                <w:lang w:val="sv-SE"/>
+              </w:rPr>
+              <w:t>d</w:t>
+            </w:r>
+            <w:r>
+              <w:rPr>
+                <w:lang w:val="sv-SE"/>
+              </w:rPr>
+              <w:t xml:space="preserve"> </w:t>
+            </w:r>
+            <w:r>
+              <w:rPr>
+                <w:lang w:val="sv-SE"/>
+              </w:rPr>
+              <w:t>om man använder en loop!",</w:t>
+            </w:r>
+          </w:p>
+          <w:p>
+            <w:pPr>
+              <w:shd w:val="clear" w:color="auto" w:fill="FFFFFF"/>
+              <w:spacing w:line="300" w:lineRule="atLeast"/>
+              <w:rPr>
+                <w:lang w:val="sv-SE"/>
+              </w:rPr>
+            </w:pPr>
+            <w:r>
+              <w:rPr>
+                <w:lang w:val="sv-SE"/>
+              </w:rPr>
+              <w:t>        "map": [</w:t>
+            </w:r>
+          </w:p>
+          <w:p>
+            <w:pPr>
+              <w:shd w:val="clear" w:color="auto" w:fill="FFFFFF"/>
+              <w:spacing w:line="300" w:lineRule="atLeast"/>
+              <w:rPr>
+                <w:lang w:val="sv-SE"/>
+              </w:rPr>
+            </w:pPr>
+            <w:r>
+              <w:rPr>
+                <w:lang w:val="sv-SE"/>
+              </w:rPr>
+              <w:t>            "XXXX",</w:t>
+            </w:r>
+          </w:p>
+          <w:p>
+            <w:pPr>
+              <w:shd w:val="clear" w:color="auto" w:fill="FFFFFF"/>
+              <w:spacing w:line="300" w:lineRule="atLeast"/>
+              <w:rPr>
+                <w:lang w:val="sv-SE"/>
+              </w:rPr>
+            </w:pPr>
+            <w:r>
+              <w:rPr>
+                <w:lang w:val="sv-SE"/>
+              </w:rPr>
+              <w:t>            "X..X",</w:t>
+            </w:r>
+          </w:p>
+          <w:p>
+            <w:pPr>
+              <w:shd w:val="clear" w:color="auto" w:fill="FFFFFF"/>
+              <w:spacing w:line="300" w:lineRule="atLeast"/>
+              <w:rPr>
+                <w:lang w:val="sv-SE"/>
+              </w:rPr>
+            </w:pPr>
+            <w:r>
+              <w:rPr>
+                <w:lang w:val="sv-SE"/>
+              </w:rPr>
+              <w:t>            "X..X",</w:t>
+            </w:r>
+          </w:p>
+          <w:p>
+            <w:pPr>
+              <w:shd w:val="clear" w:color="auto" w:fill="FFFFFF"/>
+              <w:spacing w:line="300" w:lineRule="atLeast"/>
+            </w:pPr>
+            <w:r>
+              <w:rPr>
+                <w:lang w:val="sv-SE"/>
+              </w:rPr>
+              <w:t xml:space="preserve">            </w:t>
+            </w:r>
+            <w:r>
+              <w:t>"A..B"</w:t>
+            </w:r>
+          </w:p>
+          <w:p>
+            <w:pPr>
+              <w:shd w:val="clear" w:color="auto" w:fill="FFFFFF"/>
+              <w:spacing w:line="300" w:lineRule="atLeast"/>
+            </w:pPr>
+            <w:r>
+              <w:t>        ]</w:t>
+            </w:r>
+          </w:p>
+          <w:p>
+            <w:pPr>
+              <w:shd w:val="clear" w:color="auto" w:fill="FFFFFF"/>
+              <w:spacing w:line="300" w:lineRule="atLeast"/>
+            </w:pPr>
+            <w:r>
+              <w:t>    },</w:t>
+            </w:r>
+          </w:p>
+          <w:p/>
+        </w:tc>
+      </w:tr>
+    </w:tbl>
+    <w:p>
+      <w:pPr>
+        <w:pStyle w:val="Subtitle"/>
+        <w:spacing w:before="240"/>
+        <w:rPr>
+          <w:lang w:val="sv-SE"/>
+        </w:rPr>
+      </w:pPr>
+      <w:r>
+        <w:rPr>
+          <w:lang w:val="sv-SE"/>
+        </w:rPr>
+        <w:t xml:space="preserve">Figur 5: </w:t>
+      </w:r>
+      <w:r>
+        <w:rPr>
+          <w:lang w:val="sv-SE"/>
+        </w:rPr>
+        <w:t>exempel på en bana i levels.json</w:t>
+      </w:r>
+    </w:p>
+    <w:p>
+      <w:pPr>
+        <w:pStyle w:val="Heading2"/>
+        <w:numPr>
+          <w:ilvl w:val="1"/>
+          <w:numId w:val="7"/>
+        </w:numPr>
+      </w:pPr>
+      <w:r>
         <w:t>Interpreteraren</w:t>
       </w:r>
     </w:p>
     <w:p>
       <w:pPr>
         <w:rPr>
-          <w:rFonts w:cs="Times New Roman"/>
-        </w:rPr>
-      </w:pPr>
-      <w:r>
-        <w:rPr>
-          <w:rFonts w:cs="Times New Roman"/>
-        </w:rPr>
-        <w:t xml:space="preserve">Ett av kraven var att koden som skrivs av användaren i kodrutan ska interpreteras (tolkas av datorn), för att styra figuren. Det </w:t>
-      </w:r>
-      <w:r>
-        <w:rPr>
-          <w:rFonts w:cs="Times New Roman"/>
-        </w:rPr>
-        <w:t xml:space="preserve">uppfylldes, och </w:t>
-      </w:r>
-      <w:r>
-        <w:rPr>
-          <w:rFonts w:cs="Times New Roman"/>
-        </w:rPr>
-        <w:t xml:space="preserve">fungerar i det färdiga programmet. När den gröna knappen trycks (figur 1) </w:t>
-      </w:r>
-      <w:r>
-        <w:rPr>
-          <w:rFonts w:cs="Times New Roman"/>
-        </w:rPr>
-        <w:t xml:space="preserve">körs funktionen </w:t>
-      </w:r>
-      <w:r>
-        <w:rPr>
-          <w:rFonts w:cs="Times New Roman"/>
-        </w:rPr>
-        <w:t xml:space="preserve">runProgram(), som </w:t>
-      </w:r>
-      <w:r>
-        <w:rPr>
-          <w:rFonts w:cs="Times New Roman"/>
-        </w:rPr>
-        <w:t xml:space="preserve">läser textinehållet i kodrutan, och i sin tur </w:t>
-      </w:r>
-      <w:r>
-        <w:rPr>
-          <w:rFonts w:cs="Times New Roman"/>
-        </w:rPr>
-        <w:t>anropar execute() på de lästa raderna.</w:t>
+          <w:lang w:val="sv-SE"/>
+        </w:rPr>
+      </w:pPr>
+      <w:r>
+        <w:rPr>
+          <w:lang w:val="sv-SE"/>
+        </w:rPr>
+        <w:t>I funktionen execute(</w:t>
+      </w:r>
+      <w:r>
+        <w:rPr>
+          <w:lang w:val="sv-SE"/>
+        </w:rPr>
+        <w:t>)</w:t>
+      </w:r>
+      <w:r>
+        <w:rPr>
+          <w:lang w:val="sv-SE"/>
+        </w:rPr>
+        <w:t xml:space="preserve"> </w:t>
+      </w:r>
+      <w:r>
+        <w:rPr>
+          <w:lang w:val="sv-SE"/>
+        </w:rPr>
+        <w:t>loopar programmet genom alla rader i kodrut</w:t>
+      </w:r>
+      <w:r>
+        <w:rPr>
+          <w:lang w:val="sv-SE"/>
+        </w:rPr>
+        <w:t xml:space="preserve">an. </w:t>
+      </w:r>
+      <w:r>
+        <w:rPr>
+          <w:lang w:val="sv-SE"/>
+        </w:rPr>
+        <w:t xml:space="preserve">Om raden </w:t>
+      </w:r>
+      <w:r>
+        <w:rPr>
+          <w:lang w:val="sv-SE"/>
+        </w:rPr>
+        <w:t xml:space="preserve">är ”upp”, ”ner”, ”höger” eller ”vänster” </w:t>
+      </w:r>
+      <w:r>
+        <w:rPr>
+          <w:lang w:val="sv-SE"/>
+        </w:rPr>
+        <w:t xml:space="preserve">körs player.move() samt player.collide(), som </w:t>
+      </w:r>
+      <w:r>
+        <w:rPr>
+          <w:lang w:val="sv-SE"/>
+        </w:rPr>
+        <w:t xml:space="preserve">returnerar -1 om figuren hamnat i vattnet. I </w:t>
+      </w:r>
+      <w:r>
+        <w:rPr>
+          <w:lang w:val="sv-SE"/>
+        </w:rPr>
+        <w:t xml:space="preserve">så fall </w:t>
+      </w:r>
+      <w:r>
+        <w:rPr>
+          <w:lang w:val="sv-SE"/>
+        </w:rPr>
+        <w:t>returnerar execute(), vilket gör att figuren slutar röra sig,</w:t>
+      </w:r>
+      <w:r>
+        <w:rPr>
+          <w:lang w:val="sv-SE"/>
+        </w:rPr>
+        <w:t xml:space="preserve"> och koden går direkt till resetPlayer() och börjar om banan.</w:t>
+      </w:r>
+    </w:p>
+    <w:p>
+      <w:r>
+        <w:t xml:space="preserve">Om en rad slutar på order ”gånger” ska </w:t>
+      </w:r>
+      <w:r>
+        <w:t xml:space="preserve">interpreteraren initiera en loop. Det </w:t>
+      </w:r>
+      <w:r>
+        <w:t>gör den genom att</w:t>
+      </w:r>
+      <w:r>
+        <w:t xml:space="preserve"> först </w:t>
+      </w:r>
+      <w:r>
+        <w:t xml:space="preserve">hitta alla </w:t>
+      </w:r>
+      <w:r>
+        <w:t xml:space="preserve">sammanhängande rader </w:t>
+      </w:r>
+      <w:r>
+        <w:t>som börjar med ett bindestreck, som följer raden som initierar loopen. Alla de raderna läggs in i en lista, men utan bindestrecket.</w:t>
+      </w:r>
+      <w:r>
+        <w:t xml:space="preserve"> Sedan skapas en lista som </w:t>
+      </w:r>
+      <w:r>
+        <w:t xml:space="preserve">innehåller ett antal repetitioner av den listan, som motsvarar siffran i den första raden. Då </w:t>
+      </w:r>
+      <w:r>
+        <w:t xml:space="preserve">anropas </w:t>
+      </w:r>
+      <w:r>
+        <w:t>execute() igen</w:t>
+      </w:r>
+      <w:r>
+        <w:t xml:space="preserve"> på den repeterade listan, alltså nyttjas </w:t>
+      </w:r>
+      <w:r>
+        <w:t>rekursion.</w:t>
+      </w:r>
+    </w:p>
+    <w:tbl>
+      <w:tblPr>
+        <w:tblStyle w:val="TableGrid"/>
+        <w:tblW w:w="9918" w:type="dxa"/>
+        <w:tblLook w:val="04A0" w:firstRow="1" w:lastRow="0" w:firstColumn="1" w:lastColumn="0" w:noHBand="0" w:noVBand="1"/>
+      </w:tblPr>
+      <w:tblGrid>
+        <w:gridCol w:w="9918"/>
+      </w:tblGrid>
+      <w:tr>
+        <w:tc>
+          <w:tcPr>
+            <w:tcW w:w="9918" w:type="dxa"/>
+          </w:tcPr>
+          <w:p>
+            <w:pPr>
+              <w:shd w:val="clear" w:color="auto" w:fill="FFFFFF"/>
+              <w:spacing w:line="300" w:lineRule="atLeast"/>
+            </w:pPr>
+          </w:p>
+          <w:p>
+            <w:pPr>
+              <w:shd w:val="clear" w:color="auto" w:fill="FFFFFF"/>
+              <w:spacing w:line="300" w:lineRule="atLeast"/>
+            </w:pPr>
+            <w:r>
+              <w:t>    if (line.split(' ')[1] == 'gånger') {</w:t>
+            </w:r>
+          </w:p>
+          <w:p>
+            <w:pPr>
+              <w:shd w:val="clear" w:color="auto" w:fill="FFFFFF"/>
+              <w:spacing w:line="300" w:lineRule="atLeast"/>
+            </w:pPr>
+            <w:r>
+              <w:t>        // find all commands within the loop</w:t>
+            </w:r>
+          </w:p>
+          <w:p>
+            <w:pPr>
+              <w:shd w:val="clear" w:color="auto" w:fill="FFFFFF"/>
+              <w:spacing w:line="300" w:lineRule="atLeast"/>
+            </w:pPr>
+            <w:r>
+              <w:t>        let loop_lines = []</w:t>
+            </w:r>
+          </w:p>
+          <w:p>
+            <w:pPr>
+              <w:shd w:val="clear" w:color="auto" w:fill="FFFFFF"/>
+              <w:spacing w:line="300" w:lineRule="atLeast"/>
+            </w:pPr>
+            <w:r>
+              <w:t>        let i = 1</w:t>
+            </w:r>
+          </w:p>
+          <w:p>
+            <w:pPr>
+              <w:shd w:val="clear" w:color="auto" w:fill="FFFFFF"/>
+              <w:spacing w:line="300" w:lineRule="atLeast"/>
+            </w:pPr>
+            <w:r>
+              <w:t>        while (lines[line_index+i]?.startsWith('-')) {</w:t>
+            </w:r>
+          </w:p>
+          <w:p>
+            <w:pPr>
+              <w:shd w:val="clear" w:color="auto" w:fill="FFFFFF"/>
+              <w:spacing w:line="300" w:lineRule="atLeast"/>
+            </w:pPr>
+            <w:r>
+              <w:t>            loop_lines.push(lines[line_index + i].replace('-', ''))</w:t>
+            </w:r>
+          </w:p>
+          <w:p>
+            <w:pPr>
+              <w:shd w:val="clear" w:color="auto" w:fill="FFFFFF"/>
+              <w:spacing w:line="300" w:lineRule="atLeast"/>
+            </w:pPr>
+            <w:r>
+              <w:t>            i++</w:t>
+            </w:r>
+          </w:p>
+          <w:p>
+            <w:pPr>
+              <w:shd w:val="clear" w:color="auto" w:fill="FFFFFF"/>
+              <w:spacing w:line="300" w:lineRule="atLeast"/>
+            </w:pPr>
+            <w:r>
+              <w:t>        }</w:t>
+            </w:r>
+          </w:p>
+          <w:p>
+            <w:pPr>
+              <w:shd w:val="clear" w:color="auto" w:fill="FFFFFF"/>
+              <w:spacing w:line="300" w:lineRule="atLeast"/>
+            </w:pPr>
+          </w:p>
+          <w:p>
+            <w:pPr>
+              <w:shd w:val="clear" w:color="auto" w:fill="FFFFFF"/>
+              <w:spacing w:line="300" w:lineRule="atLeast"/>
+            </w:pPr>
+            <w:r>
+              <w:t>        // run them 'times' times</w:t>
+            </w:r>
+          </w:p>
+          <w:p>
+            <w:pPr>
+              <w:shd w:val="clear" w:color="auto" w:fill="FFFFFF"/>
+              <w:spacing w:line="300" w:lineRule="atLeast"/>
+            </w:pPr>
+            <w:r>
+              <w:t>        const times = parseInt(line.split(' ')[0])</w:t>
+            </w:r>
+          </w:p>
+          <w:p>
+            <w:pPr>
+              <w:shd w:val="clear" w:color="auto" w:fill="FFFFFF"/>
+              <w:spacing w:line="300" w:lineRule="atLeast"/>
+            </w:pPr>
+            <w:r>
+              <w:t xml:space="preserve">        let loop = Array.from({ length: times }, () =&gt; loop_lines).flat() // </w:t>
+            </w:r>
+            <w:r>
+              <w:t>repeats the array, source:</w:t>
+            </w:r>
+            <w:r>
+              <w:t xml:space="preserve"> ChatGPT</w:t>
+            </w:r>
+          </w:p>
+          <w:p>
+            <w:pPr>
+              <w:shd w:val="clear" w:color="auto" w:fill="FFFFFF"/>
+              <w:spacing w:line="300" w:lineRule="atLeast"/>
+            </w:pPr>
+            <w:r>
+              <w:t>        // return if the loop ends with a collision</w:t>
+            </w:r>
+          </w:p>
+          <w:p>
+            <w:pPr>
+              <w:shd w:val="clear" w:color="auto" w:fill="FFFFFF"/>
+              <w:spacing w:line="300" w:lineRule="atLeast"/>
+            </w:pPr>
+            <w:r>
+              <w:t>        let loop_result = await this.execute(loop)</w:t>
+            </w:r>
+          </w:p>
+          <w:p>
+            <w:pPr>
+              <w:shd w:val="clear" w:color="auto" w:fill="FFFFFF"/>
+              <w:spacing w:line="300" w:lineRule="atLeast"/>
+            </w:pPr>
+            <w:r>
+              <w:t>        if (loop_result == -1) return</w:t>
+            </w:r>
+          </w:p>
+          <w:p>
+            <w:pPr>
+              <w:shd w:val="clear" w:color="auto" w:fill="FFFFFF"/>
+              <w:spacing w:line="300" w:lineRule="atLeast"/>
+            </w:pPr>
+            <w:r>
+              <w:t>    }</w:t>
+            </w:r>
+          </w:p>
+          <w:p/>
+        </w:tc>
+      </w:tr>
+    </w:tbl>
+    <w:p>
+      <w:pPr>
+        <w:pStyle w:val="Subtitle"/>
+      </w:pPr>
+      <w:r>
+        <w:t xml:space="preserve">Figur 6: </w:t>
+      </w:r>
+      <w:r>
+        <w:t>logiken som exekverar loopar inom execute()</w:t>
       </w:r>
     </w:p>
     <w:p>
       <w:pPr>
         <w:pStyle w:val="Heading2"/>
-        <w:rPr>
-          <w:rFonts w:asciiTheme="minorHAnsi" w:hAnsiTheme="minorHAnsi" w:cs="Times New Roman"/>
-        </w:rPr>
-      </w:pPr>
-      <w:r>
-        <w:rPr>
-          <w:rFonts w:asciiTheme="minorHAnsi" w:hAnsiTheme="minorHAnsi" w:cs="Times New Roman"/>
-        </w:rPr>
-        <w:t>3.3. Figuren</w:t>
-      </w:r>
-    </w:p>
-    <w:p>
-      <w:pPr>
-        <w:rPr>
-          <w:rFonts w:cs="Times New Roman"/>
-        </w:rPr>
-      </w:pPr>
-      <w:r>
-        <w:rPr>
-          <w:rFonts w:cs="Times New Roman"/>
-        </w:rPr>
-        <w:t xml:space="preserve">Figuren är en </w:t>
-      </w:r>
-      <w:r>
-        <w:rPr>
-          <w:rFonts w:cs="Times New Roman"/>
+        <w:numPr>
+          <w:ilvl w:val="1"/>
+          <w:numId w:val="7"/>
+        </w:numPr>
+      </w:pPr>
+      <w:r>
+        <w:t>Spelet i praktiken</w:t>
+      </w:r>
+    </w:p>
+    <w:p>
+      <w:r>
+        <w:t>Spele</w:t>
+      </w:r>
+      <w:r>
+        <w:t>t testades vid ett tillfälle under projektets gång på en</w:t>
+      </w:r>
+      <w:r>
+        <w:t xml:space="preserve"> anonym</w:t>
+      </w:r>
+      <w:r>
+        <w:t xml:space="preserve"> högstadieklass</w:t>
+      </w:r>
+      <w:r>
+        <w:t xml:space="preserve"> för att hitta styrkor och svagheter i spelets design, samt för att</w:t>
+      </w:r>
+      <w:r>
+        <w:t xml:space="preserve"> undersöka tesen om </w:t>
+      </w:r>
+      <w:r>
+        <w:t>den pedagogiska funktionen av spelet.</w:t>
+      </w:r>
+    </w:p>
+    <w:p>
+      <w:r>
+        <w:t xml:space="preserve">Vid </w:t>
+      </w:r>
+      <w:r>
+        <w:t>testning av spelet</w:t>
+      </w:r>
+      <w:r>
+        <w:t xml:space="preserve"> med högstadieklassen upptäcktes flera problem som inte innan hittats:</w:t>
+      </w:r>
+    </w:p>
+    <w:p>
+      <w:pPr>
+        <w:pStyle w:val="ListParagraph"/>
+        <w:numPr>
+          <w:ilvl w:val="0"/>
+          <w:numId w:val="6"/>
+        </w:numPr>
+      </w:pPr>
+      <w:r>
+        <w:t>Bristen på kodexempel i programmet gjorde att eleverna ofta glömde syntaxen</w:t>
+      </w:r>
+    </w:p>
+    <w:p>
+      <w:pPr>
+        <w:pStyle w:val="ListParagraph"/>
+        <w:numPr>
+          <w:ilvl w:val="0"/>
+          <w:numId w:val="6"/>
+        </w:numPr>
+      </w:pPr>
+      <w:r>
+        <w:t>Det var förvirrande att användarens kod kunde få figuren att gå förbi målet, men fortfarande bli godkänd så länge figuren passerade målet</w:t>
+      </w:r>
+    </w:p>
+    <w:p>
+      <w:pPr>
+        <w:pStyle w:val="ListParagraph"/>
+        <w:numPr>
+          <w:ilvl w:val="0"/>
+          <w:numId w:val="6"/>
+        </w:numPr>
+      </w:pPr>
+      <w:r>
+        <w:t>På grund av att syntax highlighting saknas gjorde felsökning svårt</w:t>
+      </w:r>
+    </w:p>
+    <w:p>
+      <w:r>
+        <w:t xml:space="preserve">Problemen antecknades innan </w:t>
+      </w:r>
+      <w:r>
+        <w:t>utvecklingen av spelet var klart, vilken innebar att de</w:t>
+      </w:r>
+      <w:r>
+        <w:t xml:space="preserve">t fanns tid för lösningar att </w:t>
+      </w:r>
+      <w:r>
+        <w:t>implementeras.</w:t>
+      </w:r>
+      <w:r>
+        <w:t xml:space="preserve"> Det första problemet löstes genom att kodexempel som redovisar syntaxen introducerades</w:t>
+      </w:r>
+      <w:r>
+        <w:t>. Det andra</w:t>
+      </w:r>
+      <w:r>
+        <w:t xml:space="preserve"> problemet åtgärdades också, genom att anropa metoden för kollission när användarens kod kört klart, istället för vid varje steg</w:t>
+      </w:r>
+      <w:r>
+        <w:t xml:space="preserve">. </w:t>
+      </w:r>
+      <w:r>
+        <w:t>Det sista problemet, bristen på syntax highlighting, löstes aldrig på grund av tids</w:t>
+      </w:r>
+      <w:r>
+        <w:t xml:space="preserve">brist. Däremot kan kodexempel ha gjort det mindre troligt att användaren skriver felaktig kod, alltså </w:t>
+      </w:r>
+      <w:r>
+        <w:t>löstes problemet indirekt.</w:t>
+      </w:r>
+    </w:p>
+    <w:p>
+      <w:r>
+        <w:t xml:space="preserve">Testet med </w:t>
+      </w:r>
+      <w:r>
+        <w:t>högstadie</w:t>
+      </w:r>
+      <w:r>
+        <w:t xml:space="preserve">klassen hade också </w:t>
+      </w:r>
+      <w:r>
+        <w:t xml:space="preserve">målet att </w:t>
+      </w:r>
+      <w:r>
+        <w:t>justera svårhetsgraden på spelet utifrån hur lätt eller svårt det ansågs vara</w:t>
+      </w:r>
+      <w:r>
+        <w:t xml:space="preserve">. Resultatet av </w:t>
+      </w:r>
+      <w:r>
+        <w:t xml:space="preserve">testtillfället visade att alla elever kunde klara några banor, och en </w:t>
+      </w:r>
+      <w:r>
+        <w:t xml:space="preserve">stor andel klarade alla banor. Många elever behövde hjälp, men eftersom de också kunde hjälpa varandra </w:t>
+      </w:r>
+      <w:r>
+        <w:t>krävdes det inte mycket ingrepp.</w:t>
+      </w:r>
+    </w:p>
+    <w:p>
+      <w:r>
+        <w:t xml:space="preserve">Flera elever tyckte att </w:t>
+      </w:r>
+      <w:r>
+        <w:t>den textbaserade metoden man programmerar med i spelet var svårare än blockprogrammering som de hade tidigare erfar</w:t>
+      </w:r>
+      <w:r>
+        <w:t>enhet</w:t>
+      </w:r>
+      <w:r>
+        <w:t xml:space="preserve"> med.</w:t>
+      </w:r>
+      <w:r>
+        <w:t xml:space="preserve"> Ett flertal elever tyckte också </w:t>
+      </w:r>
+      <w:r>
+        <w:t xml:space="preserve">att det skulle vara lättare </w:t>
+      </w:r>
+      <w:r>
+        <w:t>om det fanns kodexempel</w:t>
+      </w:r>
+      <w:r>
+        <w:t xml:space="preserve"> och en introduktion i början</w:t>
+      </w:r>
+      <w:r>
+        <w:t>, vilket skulle göra syntaxen enklare att förstå.</w:t>
+      </w:r>
+      <w:r>
+        <w:br w:type="page"/>
+      </w:r>
+    </w:p>
+    <w:p>
+      <w:pPr>
+        <w:pStyle w:val="Heading1"/>
+        <w:numPr>
+          <w:ilvl w:val="0"/>
+          <w:numId w:val="7"/>
+        </w:numPr>
+      </w:pPr>
+      <w:r>
+        <w:t>Diskussion</w:t>
+      </w:r>
+    </w:p>
+    <w:p>
+      <w:r>
+        <w:rPr>
+          <w:lang w:val="sv-SE"/>
+        </w:rPr>
+        <w:t>Övergången från blockprogrammering till t</w:t>
+      </w:r>
+      <w:r>
+        <w:t xml:space="preserve">extprogrammering kan </w:t>
+      </w:r>
+      <w:r>
+        <w:t>undersökas och lösas på många olika sätt, och det här projektet utgör ett möjligt alternativ. Jag valde</w:t>
+      </w:r>
+      <w:r>
+        <w:t xml:space="preserve"> att </w:t>
+      </w:r>
+      <w:r>
+        <w:t>försöka skapa ett mellansteg mellan blockprogrammering och ”</w:t>
+      </w:r>
+      <w:r>
+        <w:t xml:space="preserve">riktig” programmering. </w:t>
+      </w:r>
+      <w:r>
+        <w:t>Det gjorde jag genom att ta fram ett programmeringsspråk som har mycket enkla kommandon, och en enkel syntax, men som fortfarande skrivs med text.</w:t>
+      </w:r>
+      <w:r>
+        <w:t xml:space="preserve"> Programmeringsspråket presenterades i form av ett spel, </w:t>
+      </w:r>
+      <w:r>
+        <w:t>där användaren ska styra en figur genom att skriva kommandon.</w:t>
+      </w:r>
+    </w:p>
+    <w:p>
+      <w:pPr>
+        <w:pStyle w:val="Heading2"/>
+        <w:numPr>
+          <w:ilvl w:val="1"/>
+          <w:numId w:val="7"/>
+        </w:numPr>
+      </w:pPr>
+      <w:r>
+        <w:t>Spelet</w:t>
+      </w:r>
+    </w:p>
+    <w:p>
+      <w:pPr>
+        <w:rPr>
+          <w:lang w:val="sv-SE"/>
+        </w:rPr>
+      </w:pPr>
+      <w:r>
+        <w:t>Spelet</w:t>
+      </w:r>
+      <w:r>
+        <w:t xml:space="preserve"> fungerar väl, och </w:t>
+      </w:r>
+      <w:r>
+        <w:t>utvecklingsprocessen gick bra.</w:t>
+      </w:r>
+      <w:r>
+        <w:t xml:space="preserve"> </w:t>
+      </w:r>
+      <w:r>
+        <w:rPr>
+          <w:lang w:val="sv-SE"/>
+        </w:rPr>
+        <w:t xml:space="preserve">En stor del av </w:t>
+      </w:r>
+      <w:r>
+        <w:rPr>
+          <w:lang w:val="sv-SE"/>
+        </w:rPr>
+        <w:t xml:space="preserve">både programmeringen och designen skedde under kort tid på grund av dåligt </w:t>
+      </w:r>
+      <w:r>
+        <w:rPr>
+          <w:lang w:val="sv-SE"/>
+        </w:rPr>
+        <w:t>använd tid, men det påverkade inte kvalite</w:t>
+      </w:r>
+      <w:r>
+        <w:rPr>
+          <w:lang w:val="sv-SE"/>
+        </w:rPr>
+        <w:t xml:space="preserve">ten </w:t>
+      </w:r>
+      <w:r>
+        <w:rPr>
+          <w:lang w:val="sv-SE"/>
+        </w:rPr>
+        <w:t>av slutprodukten på ett signifikant sätt.</w:t>
+      </w:r>
+    </w:p>
+    <w:p>
+      <w:pPr>
+        <w:rPr>
+          <w:lang w:val="sv-SE"/>
+        </w:rPr>
+      </w:pPr>
+      <w:r>
+        <w:rPr>
+          <w:lang w:val="sv-SE"/>
+        </w:rPr>
+        <w:t>Det finns totalt åtta banor</w:t>
+      </w:r>
+      <w:r>
+        <w:rPr>
+          <w:lang w:val="sv-SE"/>
+        </w:rPr>
+        <w:t xml:space="preserve">, och de är utformade på ett sätt som är tänkt att introducera koncept gradvis, vilket </w:t>
+      </w:r>
+      <w:r>
+        <w:rPr>
+          <w:lang w:val="sv-SE"/>
+        </w:rPr>
+        <w:t>gör spelet</w:t>
+      </w:r>
+      <w:r>
+        <w:rPr>
+          <w:lang w:val="sv-SE"/>
+        </w:rPr>
+        <w:t xml:space="preserve"> </w:t>
+      </w:r>
+      <w:r>
+        <w:rPr>
+          <w:lang w:val="sv-SE"/>
+        </w:rPr>
+        <w:t xml:space="preserve">både mer </w:t>
+      </w:r>
+      <w:r>
+        <w:rPr>
+          <w:lang w:val="sv-SE"/>
+        </w:rPr>
+        <w:t xml:space="preserve">pedagogisk </w:t>
+      </w:r>
+      <w:r>
+        <w:rPr>
+          <w:lang w:val="sv-SE"/>
+        </w:rPr>
+        <w:t xml:space="preserve">och mer underhållande </w:t>
+      </w:r>
+      <w:sdt>
+        <w:sdtPr>
+          <w:rPr>
+            <w:lang w:val="sv-SE"/>
+          </w:rPr>
+          <w:id w:val="-1532955459"/>
+          <w:citation/>
+        </w:sdtPr>
+        <w:sdtContent>
+          <w:r>
+            <w:rPr>
+              <w:lang w:val="sv-SE"/>
+            </w:rPr>
+            <w:fldChar w:fldCharType="begin"/>
+          </w:r>
+          <w:r>
+            <w:rPr>
+              <w:lang w:val="en-SE"/>
+            </w:rPr>
+            <w:instrText xml:space="preserve"> CITATION Bra26 \l 8192 </w:instrText>
+          </w:r>
+          <w:r>
+            <w:rPr>
+              <w:lang w:val="sv-SE"/>
+            </w:rPr>
+            <w:fldChar w:fldCharType="separate"/>
+          </w:r>
+          <w:r>
+            <w:rPr>
+              <w:lang w:val="en-SE"/>
+            </w:rPr>
+            <w:t>(Brazie, 2026)</w:t>
+          </w:r>
+          <w:r>
+            <w:rPr>
+              <w:lang w:val="sv-SE"/>
+            </w:rPr>
+            <w:fldChar w:fldCharType="end"/>
+          </w:r>
+        </w:sdtContent>
+      </w:sdt>
+      <w:r>
+        <w:rPr>
+          <w:lang w:val="sv-SE"/>
+        </w:rPr>
+        <w:t xml:space="preserve">. </w:t>
+      </w:r>
+      <w:r>
+        <w:rPr>
+          <w:lang w:val="sv-SE"/>
+        </w:rPr>
+        <w:t>Designen av banorna är godtyckliga och inte så genom</w:t>
+      </w:r>
+      <w:r>
+        <w:rPr>
+          <w:lang w:val="sv-SE"/>
+        </w:rPr>
+        <w:t xml:space="preserve">tänkta som de skulle kunna vara. </w:t>
+      </w:r>
+      <w:r>
+        <w:rPr>
+          <w:lang w:val="sv-SE"/>
+        </w:rPr>
+        <w:t xml:space="preserve">Efter systemet för att lagra banor var klart skapades tio banor enligt enkla principer, som </w:t>
+      </w:r>
+      <w:r>
+        <w:rPr>
+          <w:lang w:val="sv-SE"/>
+        </w:rPr>
+        <w:t>att banorna ska öka i svårhetsgrad, att koncept ska introduceras pedagogiskt</w:t>
+      </w:r>
+      <w:r>
+        <w:rPr>
+          <w:lang w:val="sv-SE"/>
+        </w:rPr>
+        <w:t xml:space="preserve"> </w:t>
+      </w:r>
+      <w:r>
+        <w:rPr>
+          <w:lang w:val="sv-SE"/>
+        </w:rPr>
+        <w:t xml:space="preserve">och att </w:t>
+      </w:r>
+      <w:r>
+        <w:rPr>
+          <w:lang w:val="sv-SE"/>
+        </w:rPr>
+        <w:t>alla spelets system ska behöva nyttjas av användaren för att klara banorna</w:t>
+      </w:r>
+      <w:r>
+        <w:rPr>
+          <w:lang w:val="sv-SE"/>
+        </w:rPr>
+        <w:t>. Under projektets utveckling ändrades några banor på grund av bristfällig design</w:t>
+      </w:r>
+      <w:r>
+        <w:rPr>
+          <w:lang w:val="sv-SE"/>
+        </w:rPr>
+        <w:t xml:space="preserve">, och ordningen </w:t>
+      </w:r>
+      <w:r>
+        <w:rPr>
+          <w:lang w:val="sv-SE"/>
+        </w:rPr>
+        <w:t>ändrades flera gånger utifrån banornas svårhetsgrad.</w:t>
+      </w:r>
+    </w:p>
+    <w:p>
+      <w:pPr>
+        <w:rPr>
+          <w:lang w:val="sv-SE"/>
+        </w:rPr>
+      </w:pPr>
+      <w:r>
+        <w:rPr>
+          <w:lang w:val="sv-SE"/>
+        </w:rPr>
+        <w:br w:type="page"/>
+      </w:r>
+    </w:p>
+    <w:p>
+      <w:pPr>
+        <w:pStyle w:val="Heading1"/>
+        <w:numPr>
+          <w:ilvl w:val="0"/>
+          <w:numId w:val="7"/>
+        </w:numPr>
+      </w:pPr>
+      <w:r>
+        <w:t>Slutsats</w:t>
+      </w:r>
+    </w:p>
+    <w:p>
+      <w:pPr>
+        <w:rPr>
+          <w:lang w:val="sv-SE"/>
+        </w:rPr>
+      </w:pPr>
+      <w:r>
+        <w:rPr>
           <w:highlight w:val="yellow"/>
-        </w:rPr>
-        <w:t>instans</w:t>
-      </w:r>
-      <w:r>
-        <w:rPr>
-          <w:rFonts w:cs="Times New Roman"/>
-        </w:rPr>
-        <w:t xml:space="preserve"> av </w:t>
-      </w:r>
-      <w:r>
-        <w:rPr>
-          <w:rFonts w:cs="Times New Roman"/>
-          <w:highlight w:val="yellow"/>
-        </w:rPr>
-        <w:t>klassen</w:t>
-      </w:r>
-      <w:r>
-        <w:rPr>
-          <w:rFonts w:cs="Times New Roman"/>
-        </w:rPr>
-        <w:t xml:space="preserve"> </w:t>
-      </w:r>
-      <w:r>
-        <w:rPr>
-          <w:rFonts w:cs="Times New Roman"/>
-        </w:rPr>
-        <w:t xml:space="preserve">Player, som genom </w:t>
-      </w:r>
-      <w:r>
-        <w:rPr>
-          <w:rFonts w:cs="Times New Roman"/>
-          <w:highlight w:val="yellow"/>
-        </w:rPr>
-        <w:t>arv</w:t>
-      </w:r>
-      <w:r>
-        <w:rPr>
-          <w:rFonts w:cs="Times New Roman"/>
-        </w:rPr>
-        <w:t xml:space="preserve"> underordnas klassen GridObject, som i sin tur genom arv underordnas </w:t>
-      </w:r>
-      <w:r>
-        <w:rPr>
-          <w:rFonts w:cs="Times New Roman"/>
-        </w:rPr>
-        <w:t xml:space="preserve">Phasers klass </w:t>
-      </w:r>
-      <w:r>
-        <w:rPr>
-          <w:rFonts w:cs="Times New Roman"/>
-          <w:highlight w:val="yellow"/>
-        </w:rPr>
-        <w:t>Sprite</w:t>
-      </w:r>
-      <w:r>
-        <w:rPr>
-          <w:rFonts w:cs="Times New Roman"/>
-        </w:rPr>
-        <w:t>. Det innebär att…</w:t>
-      </w:r>
-    </w:p>
-    <w:p>
-      <w:pPr>
-        <w:pStyle w:val="Heading2"/>
-        <w:rPr>
-          <w:rFonts w:asciiTheme="minorHAnsi" w:hAnsiTheme="minorHAnsi" w:cs="Times New Roman"/>
-        </w:rPr>
-      </w:pPr>
-      <w:r>
-        <w:rPr>
-          <w:rFonts w:asciiTheme="minorHAnsi" w:hAnsiTheme="minorHAnsi" w:cs="Times New Roman"/>
-        </w:rPr>
-        <w:t>3.4. Representation av nivåerna</w:t>
-      </w:r>
-    </w:p>
-    <w:p>
-      <w:pPr>
-        <w:rPr>
-          <w:rFonts w:cs="Times New Roman"/>
-        </w:rPr>
-      </w:pPr>
-      <w:r>
-        <w:rPr>
-          <w:rFonts w:cs="Times New Roman"/>
-        </w:rPr>
-        <w:t xml:space="preserve">Varje nivå i spelet lagras i filen </w:t>
-      </w:r>
-      <w:r>
-        <w:rPr>
-          <w:rFonts w:cs="Times New Roman"/>
-        </w:rPr>
-        <w:t>”levels.txt”</w:t>
-      </w:r>
-      <w:r>
-        <w:rPr>
-          <w:rFonts w:cs="Times New Roman"/>
-        </w:rPr>
-        <w:t xml:space="preserve"> i </w:t>
-      </w:r>
-      <w:r>
-        <w:rPr>
-          <w:rFonts w:cs="Times New Roman"/>
-          <w:highlight w:val="yellow"/>
-        </w:rPr>
-        <w:t>klartext</w:t>
-      </w:r>
-      <w:r>
-        <w:rPr>
-          <w:rFonts w:cs="Times New Roman"/>
-        </w:rPr>
-        <w:t>.</w:t>
-      </w:r>
-      <w:r>
-        <w:rPr>
-          <w:rFonts w:cs="Times New Roman"/>
-        </w:rPr>
-        <w:t xml:space="preserve"> Där lagras även…</w:t>
-      </w:r>
-    </w:p>
-    <w:p>
-      <w:pPr>
-        <w:pStyle w:val="Heading2"/>
-        <w:rPr>
-          <w:rFonts w:asciiTheme="minorHAnsi" w:hAnsiTheme="minorHAnsi" w:cs="Times New Roman"/>
-        </w:rPr>
-      </w:pPr>
-      <w:r>
-        <w:rPr>
-          <w:rFonts w:asciiTheme="minorHAnsi" w:hAnsiTheme="minorHAnsi" w:cs="Times New Roman"/>
-        </w:rPr>
-        <w:t xml:space="preserve">3.5. </w:t>
-      </w:r>
-      <w:r>
-        <w:rPr>
-          <w:rFonts w:asciiTheme="minorHAnsi" w:hAnsiTheme="minorHAnsi" w:cs="Times New Roman"/>
-        </w:rPr>
-        <w:t>Kol</w:t>
-      </w:r>
-      <w:r>
-        <w:rPr>
-          <w:rFonts w:asciiTheme="minorHAnsi" w:hAnsiTheme="minorHAnsi" w:cs="Times New Roman"/>
-        </w:rPr>
-        <w:t>lision</w:t>
-      </w:r>
-    </w:p>
-    <w:p>
-      <w:pPr>
-        <w:rPr>
-          <w:rFonts w:cs="Times New Roman"/>
-        </w:rPr>
-      </w:pPr>
-      <w:r>
-        <w:rPr>
-          <w:rFonts w:cs="Times New Roman"/>
-        </w:rPr>
-        <w:t>I funktionen execute()…</w:t>
-      </w:r>
-    </w:p>
-    <w:p>
-      <w:pPr>
-        <w:rPr>
-          <w:rFonts w:eastAsiaTheme="majorEastAsia" w:cs="Times New Roman"/>
-          <w:color w:val="0F4761" w:themeColor="accent1" w:themeShade="BF"/>
-          <w:sz w:val="40"/>
-          <w:szCs w:val="40"/>
-        </w:rPr>
-      </w:pPr>
-      <w:r>
-        <w:rPr>
-          <w:rFonts w:cs="Times New Roman"/>
-        </w:rPr>
-        <w:br w:type="page"/>
-      </w:r>
-    </w:p>
-    <w:p>
-      <w:pPr>
-        <w:pStyle w:val="Heading1"/>
-        <w:rPr>
-          <w:rFonts w:asciiTheme="minorHAnsi" w:hAnsiTheme="minorHAnsi" w:cs="Times New Roman"/>
-        </w:rPr>
-      </w:pPr>
-      <w:r>
-        <w:rPr>
-          <w:rFonts w:asciiTheme="minorHAnsi" w:hAnsiTheme="minorHAnsi" w:cs="Times New Roman"/>
-        </w:rPr>
-        <w:lastRenderedPageBreak/>
-        <w:t>4</w:t>
-      </w:r>
-      <w:r>
-        <w:rPr>
-          <w:rFonts w:asciiTheme="minorHAnsi" w:hAnsiTheme="minorHAnsi" w:cs="Times New Roman"/>
-        </w:rPr>
-        <w:t xml:space="preserve">. </w:t>
-      </w:r>
-      <w:r>
-        <w:rPr>
-          <w:rFonts w:asciiTheme="minorHAnsi" w:hAnsiTheme="minorHAnsi" w:cs="Times New Roman"/>
-        </w:rPr>
-        <w:t>Diskussion</w:t>
-      </w:r>
-    </w:p>
-    <w:p>
-      <w:pPr>
-        <w:rPr>
-          <w:rFonts w:cs="Times New Roman"/>
-        </w:rPr>
-      </w:pPr>
-      <w:r>
-        <w:rPr>
-          <w:rFonts w:cs="Times New Roman"/>
-          <w:highlight w:val="yellow"/>
-        </w:rPr>
-        <w:t xml:space="preserve">Här ska jag diskutera delar av koden som nämns i </w:t>
-      </w:r>
-      <w:r>
-        <w:rPr>
-          <w:rFonts w:cs="Times New Roman"/>
-          <w:highlight w:val="yellow"/>
-        </w:rPr>
-        <w:t>3. Resultat.</w:t>
-      </w:r>
-    </w:p>
-    <w:p>
-      <w:pPr>
-        <w:rPr>
-          <w:rFonts w:eastAsiaTheme="majorEastAsia" w:cs="Times New Roman"/>
-          <w:color w:val="0F4761" w:themeColor="accent1" w:themeShade="BF"/>
-          <w:sz w:val="40"/>
-          <w:szCs w:val="40"/>
-        </w:rPr>
-      </w:pPr>
-      <w:r>
-        <w:rPr>
-          <w:rFonts w:cs="Times New Roman"/>
-        </w:rPr>
-        <w:br w:type="page"/>
-      </w:r>
-    </w:p>
-    <w:p>
-      <w:pPr>
-        <w:pStyle w:val="Heading1"/>
-        <w:rPr>
-          <w:rFonts w:asciiTheme="minorHAnsi" w:hAnsiTheme="minorHAnsi" w:cs="Times New Roman"/>
-        </w:rPr>
-      </w:pPr>
-      <w:r>
-        <w:rPr>
-          <w:rFonts w:asciiTheme="minorHAnsi" w:hAnsiTheme="minorHAnsi" w:cs="Times New Roman"/>
-        </w:rPr>
-        <w:lastRenderedPageBreak/>
-        <w:t>5</w:t>
-      </w:r>
-      <w:r>
-        <w:rPr>
-          <w:rFonts w:asciiTheme="minorHAnsi" w:hAnsiTheme="minorHAnsi" w:cs="Times New Roman"/>
-        </w:rPr>
-        <w:t xml:space="preserve">. </w:t>
-      </w:r>
-      <w:r>
-        <w:rPr>
-          <w:rFonts w:asciiTheme="minorHAnsi" w:hAnsiTheme="minorHAnsi" w:cs="Times New Roman"/>
-        </w:rPr>
-        <w:t>Slutsats</w:t>
-      </w:r>
-    </w:p>
-    <w:p>
-      <w:pPr>
-        <w:rPr>
-          <w:rFonts w:cs="Times New Roman"/>
-        </w:rPr>
-      </w:pPr>
-      <w:r>
-        <w:rPr>
-          <w:rFonts w:cs="Times New Roman"/>
-          <w:highlight w:val="yellow"/>
+          <w:lang w:val="sv-SE"/>
         </w:rPr>
         <w:t>Här kommer jag resonera kring mina frågeställningar.</w:t>
       </w:r>
     </w:p>
     <w:sdt>
       <w:sdtPr>
-        <w:rPr>
-          <w:rFonts w:cs="Times New Roman"/>
-        </w:rPr>
         <w:id w:val="113645574"/>
         <w:docPartObj>
           <w:docPartGallery w:val="Bibliographies"/>
           <w:docPartUnique/>
         </w:docPartObj>
       </w:sdtPr>
+      <w:sdtEndPr/>
       <w:sdtContent>
+        <w:p/>
         <w:p>
-          <w:pPr>
-            <w:rPr>
-              <w:rFonts w:cs="Times New Roman"/>
-            </w:rPr>
-          </w:pPr>
-        </w:p>
-        <w:p>
-          <w:pPr>
-            <w:rPr>
-              <w:rFonts w:cs="Times New Roman"/>
-            </w:rPr>
-          </w:pPr>
-          <w:r>
-            <w:rPr>
-              <w:rFonts w:cs="Times New Roman"/>
-            </w:rPr>
+          <w:r>
             <w:br w:type="page"/>
           </w:r>
         </w:p>
         <w:p>
           <w:pPr>
             <w:pStyle w:val="Heading1"/>
-            <w:rPr>
-              <w:rFonts w:asciiTheme="minorHAnsi" w:hAnsiTheme="minorHAnsi" w:cs="Times New Roman"/>
-              <w:lang w:val="en-US"/>
-            </w:rPr>
+            <w:numPr>
+              <w:ilvl w:val="0"/>
+              <w:numId w:val="7"/>
+            </w:numPr>
           </w:pPr>
           <w:r>
-            <w:rPr>
-              <w:rFonts w:asciiTheme="minorHAnsi" w:hAnsiTheme="minorHAnsi" w:cs="Times New Roman"/>
-              <w:lang w:val="en-US"/>
-            </w:rPr>
-            <w:lastRenderedPageBreak/>
-            <w:t>6. Referenser</w:t>
+            <w:t>Referenser</w:t>
           </w:r>
         </w:p>
         <w:sdt>
           <w:sdtPr>
-            <w:rPr>
-              <w:rFonts w:cs="Times New Roman"/>
-            </w:rPr>
             <w:id w:val="-573587230"/>
             <w:bibliography/>
           </w:sdtPr>
+          <w:sdtEndPr/>
           <w:sdtContent>
             <w:p>
               <w:pPr>
                 <w:pStyle w:val="Bibliography"/>
-                <w:rPr>
-                  <w:rFonts w:cs="Times New Roman"/>
-                  <w:lang w:val="en-US"/>
-                </w:rPr>
               </w:pPr>
               <w:r>
-                <w:rPr>
-                  <w:rFonts w:cs="Times New Roman"/>
-                </w:rPr>
                 <w:fldChar w:fldCharType="begin"/>
               </w:r>
               <w:r>
-                <w:rPr>
-                  <w:rFonts w:cs="Times New Roman"/>
-                  <w:lang w:val="en-US"/>
-                </w:rPr>
                 <w:instrText xml:space="preserve"> BIBLIOGRAPHY </w:instrText>
               </w:r>
               <w:r>
-                <w:rPr>
-                  <w:rFonts w:cs="Times New Roman"/>
-                </w:rPr>
                 <w:fldChar w:fldCharType="separate"/>
               </w:r>
               <w:r>
-                <w:rPr>
-                  <w:rFonts w:cs="Times New Roman"/>
-                  <w:lang w:val="en-US"/>
-                </w:rPr>
-                <w:t xml:space="preserve">Apple, 2025. </w:t>
+                <w:t xml:space="preserve">Apple, 2025. Choosing a Membership. [Online] </w:t>
               </w:r>
               <w:r>
-                <w:rPr>
-                  <w:rFonts w:cs="Times New Roman"/>
-                  <w:i/>
-                  <w:iCs/>
-                  <w:lang w:val="en-US"/>
-                </w:rPr>
-                <w:t xml:space="preserve">Choosing a Membership. </w:t>
+                <w:br/>
+                <w:t>Available at: https://developer.apple.com/support/compare-memberships/</w:t>
               </w:r>
               <w:r>
-                <w:rPr>
-                  <w:rFonts w:cs="Times New Roman"/>
-                  <w:lang w:val="en-US"/>
-                </w:rPr>
-                <w:t xml:space="preserve">[Online] </w:t>
-              </w:r>
-              <w:r>
-                <w:rPr>
-                  <w:rFonts w:cs="Times New Roman"/>
-                  <w:lang w:val="en-US"/>
-                </w:rPr>
-                <w:br/>
-                <w:t xml:space="preserve">Available at: </w:t>
-              </w:r>
-              <w:r>
-                <w:rPr>
-                  <w:rFonts w:cs="Times New Roman"/>
-                  <w:u w:val="single"/>
-                  <w:lang w:val="en-US"/>
-                </w:rPr>
-                <w:t>https://developer.apple.com/support/compare-memberships/</w:t>
-              </w:r>
-              <w:r>
-                <w:rPr>
-                  <w:rFonts w:cs="Times New Roman"/>
-                  <w:lang w:val="en-US"/>
-                </w:rPr>
                 <w:br/>
                 <w:t>[Använd 18 September 2025].</w:t>
               </w:r>
@@ -3587,55 +4849,15 @@
             <w:p>
               <w:pPr>
                 <w:pStyle w:val="Bibliography"/>
-                <w:rPr>
-                  <w:rFonts w:cs="Times New Roman"/>
-                  <w:lang w:val="en-US"/>
-                </w:rPr>
               </w:pPr>
               <w:r>
-                <w:rPr>
-                  <w:rFonts w:cs="Times New Roman"/>
-                  <w:lang w:val="en-US"/>
-                </w:rPr>
-                <w:t xml:space="preserve">Cub Nooble, 2026. </w:t>
+                <w:t xml:space="preserve">Cub Nooble, 2026. Sprout Lands Asset Pack. [Online] </w:t>
               </w:r>
               <w:r>
-                <w:rPr>
-                  <w:rFonts w:cs="Times New Roman"/>
-                  <w:i/>
-                  <w:iCs/>
-                  <w:lang w:val="en-US"/>
-                </w:rPr>
-                <w:t xml:space="preserve">Sprout Lands Asset Pack. </w:t>
+                <w:br/>
+                <w:t>Available at: https://cupnooble.itch.io/sprout-lands-asset-pack</w:t>
               </w:r>
               <w:r>
-                <w:rPr>
-                  <w:rFonts w:cs="Times New Roman"/>
-                  <w:lang w:val="en-US"/>
-                </w:rPr>
-                <w:t xml:space="preserve">[Online] </w:t>
-              </w:r>
-              <w:r>
-                <w:rPr>
-                  <w:rFonts w:cs="Times New Roman"/>
-                  <w:lang w:val="en-US"/>
-                </w:rPr>
-                <w:br/>
-                <w:t xml:space="preserve">Available at: </w:t>
-              </w:r>
-              <w:r>
-                <w:rPr>
-                  <w:rFonts w:cs="Times New Roman"/>
-                  <w:u w:val="single"/>
-                  <w:lang w:val="en-US"/>
-                </w:rPr>
-                <w:t>https://cupnooble.itch.io/sprout-lands-asset-pack</w:t>
-              </w:r>
-              <w:r>
-                <w:rPr>
-                  <w:rFonts w:cs="Times New Roman"/>
-                  <w:lang w:val="en-US"/>
-                </w:rPr>
                 <w:br/>
                 <w:t>[Använd 20 February 2026].</w:t>
               </w:r>
@@ -3643,55 +4865,15 @@
             <w:p>
               <w:pPr>
                 <w:pStyle w:val="Bibliography"/>
-                <w:rPr>
-                  <w:rFonts w:cs="Times New Roman"/>
-                  <w:lang w:val="en-US"/>
-                </w:rPr>
               </w:pPr>
               <w:r>
-                <w:rPr>
-                  <w:rFonts w:cs="Times New Roman"/>
-                  <w:lang w:val="en-US"/>
-                </w:rPr>
-                <w:t xml:space="preserve">Envato, u.d. </w:t>
+                <w:t xml:space="preserve">Envato, u.d. How to Learn the Phaser HTML5 Game Engine. [Online] </w:t>
               </w:r>
               <w:r>
-                <w:rPr>
-                  <w:rFonts w:cs="Times New Roman"/>
-                  <w:i/>
-                  <w:iCs/>
-                  <w:lang w:val="en-US"/>
-                </w:rPr>
-                <w:t xml:space="preserve">How to Learn the Phaser HTML5 Game Engine. </w:t>
+                <w:br/>
+                <w:t>Available at: https://webdesign.tutsplus.com/how-to-learn-the-phaser-html5-game-engine--gamedev-13643a</w:t>
               </w:r>
               <w:r>
-                <w:rPr>
-                  <w:rFonts w:cs="Times New Roman"/>
-                  <w:lang w:val="en-US"/>
-                </w:rPr>
-                <w:t xml:space="preserve">[Online] </w:t>
-              </w:r>
-              <w:r>
-                <w:rPr>
-                  <w:rFonts w:cs="Times New Roman"/>
-                  <w:lang w:val="en-US"/>
-                </w:rPr>
-                <w:br/>
-                <w:t xml:space="preserve">Available at: </w:t>
-              </w:r>
-              <w:r>
-                <w:rPr>
-                  <w:rFonts w:cs="Times New Roman"/>
-                  <w:u w:val="single"/>
-                  <w:lang w:val="en-US"/>
-                </w:rPr>
-                <w:t>https://webdesign.tutsplus.com/how-to-learn-the-phaser-html5-game-engine--gamedev-13643a</w:t>
-              </w:r>
-              <w:r>
-                <w:rPr>
-                  <w:rFonts w:cs="Times New Roman"/>
-                  <w:lang w:val="en-US"/>
-                </w:rPr>
                 <w:br/>
                 <w:t>[Använd 2025].</w:t>
               </w:r>
@@ -3699,55 +4881,15 @@
             <w:p>
               <w:pPr>
                 <w:pStyle w:val="Bibliography"/>
-                <w:rPr>
-                  <w:rFonts w:cs="Times New Roman"/>
-                  <w:lang w:val="en-US"/>
-                </w:rPr>
               </w:pPr>
               <w:r>
-                <w:rPr>
-                  <w:rFonts w:cs="Times New Roman"/>
-                  <w:lang w:val="en-US"/>
-                </w:rPr>
-                <w:t xml:space="preserve">Felder, D., 2015. </w:t>
+                <w:t xml:space="preserve">Felder, D., 2015. Design 101: Playtesting. [Online] </w:t>
               </w:r>
               <w:r>
-                <w:rPr>
-                  <w:rFonts w:cs="Times New Roman"/>
-                  <w:i/>
-                  <w:iCs/>
-                  <w:lang w:val="en-US"/>
-                </w:rPr>
-                <w:t xml:space="preserve">Design 101: Playtesting. </w:t>
+                <w:br/>
+                <w:t>Available at: https://www.gamedeveloper.com/design/design-101-playtesting</w:t>
               </w:r>
               <w:r>
-                <w:rPr>
-                  <w:rFonts w:cs="Times New Roman"/>
-                  <w:lang w:val="en-US"/>
-                </w:rPr>
-                <w:t xml:space="preserve">[Online] </w:t>
-              </w:r>
-              <w:r>
-                <w:rPr>
-                  <w:rFonts w:cs="Times New Roman"/>
-                  <w:lang w:val="en-US"/>
-                </w:rPr>
-                <w:br/>
-                <w:t xml:space="preserve">Available at: </w:t>
-              </w:r>
-              <w:r>
-                <w:rPr>
-                  <w:rFonts w:cs="Times New Roman"/>
-                  <w:u w:val="single"/>
-                  <w:lang w:val="en-US"/>
-                </w:rPr>
-                <w:t>https://www.gamedeveloper.com/design/design-101-playtesting</w:t>
-              </w:r>
-              <w:r>
-                <w:rPr>
-                  <w:rFonts w:cs="Times New Roman"/>
-                  <w:lang w:val="en-US"/>
-                </w:rPr>
                 <w:br/>
                 <w:t>[Använd 19 September 2025].</w:t>
               </w:r>
@@ -3755,55 +4897,15 @@
             <w:p>
               <w:pPr>
                 <w:pStyle w:val="Bibliography"/>
-                <w:rPr>
-                  <w:rFonts w:cs="Times New Roman"/>
-                  <w:lang w:val="en-US"/>
-                </w:rPr>
               </w:pPr>
               <w:r>
-                <w:rPr>
-                  <w:rFonts w:cs="Times New Roman"/>
-                  <w:lang w:val="en-US"/>
-                </w:rPr>
-                <w:t xml:space="preserve">Fowler, M., 2023. </w:t>
+                <w:t xml:space="preserve">Fowler, M., 2023. Test Driven Development. [Online] </w:t>
               </w:r>
               <w:r>
-                <w:rPr>
-                  <w:rFonts w:cs="Times New Roman"/>
-                  <w:i/>
-                  <w:iCs/>
-                  <w:lang w:val="en-US"/>
-                </w:rPr>
-                <w:t xml:space="preserve">Test Driven Development. </w:t>
+                <w:br/>
+                <w:t>Available at: https://martinfowler.com/bliki/TestDrivenDevelopment.html</w:t>
               </w:r>
               <w:r>
-                <w:rPr>
-                  <w:rFonts w:cs="Times New Roman"/>
-                  <w:lang w:val="en-US"/>
-                </w:rPr>
-                <w:t xml:space="preserve">[Online] </w:t>
-              </w:r>
-              <w:r>
-                <w:rPr>
-                  <w:rFonts w:cs="Times New Roman"/>
-                  <w:lang w:val="en-US"/>
-                </w:rPr>
-                <w:br/>
-                <w:t xml:space="preserve">Available at: </w:t>
-              </w:r>
-              <w:r>
-                <w:rPr>
-                  <w:rFonts w:cs="Times New Roman"/>
-                  <w:u w:val="single"/>
-                  <w:lang w:val="en-US"/>
-                </w:rPr>
-                <w:t>https://martinfowler.com/bliki/TestDrivenDevelopment.html</w:t>
-              </w:r>
-              <w:r>
-                <w:rPr>
-                  <w:rFonts w:cs="Times New Roman"/>
-                  <w:lang w:val="en-US"/>
-                </w:rPr>
                 <w:br/>
                 <w:t>[Använd 15 September 2025].</w:t>
               </w:r>
@@ -3811,55 +4913,15 @@
             <w:p>
               <w:pPr>
                 <w:pStyle w:val="Bibliography"/>
-                <w:rPr>
-                  <w:rFonts w:cs="Times New Roman"/>
-                  <w:lang w:val="en-US"/>
-                </w:rPr>
               </w:pPr>
               <w:r>
-                <w:rPr>
-                  <w:rFonts w:cs="Times New Roman"/>
-                  <w:lang w:val="en-US"/>
-                </w:rPr>
-                <w:t xml:space="preserve">GeeksforGeeks, 2025. </w:t>
+                <w:t xml:space="preserve">GeeksforGeeks, 2025. Host a Website on Github For Free. [Online] </w:t>
               </w:r>
               <w:r>
-                <w:rPr>
-                  <w:rFonts w:cs="Times New Roman"/>
-                  <w:i/>
-                  <w:iCs/>
-                  <w:lang w:val="en-US"/>
-                </w:rPr>
-                <w:t xml:space="preserve">Host a Website on Github For Free. </w:t>
+                <w:br/>
+                <w:t>Available at: https://www.geeksforgeeks.org/git/how-to-host-a-website-on-github-for-free/</w:t>
               </w:r>
               <w:r>
-                <w:rPr>
-                  <w:rFonts w:cs="Times New Roman"/>
-                  <w:lang w:val="en-US"/>
-                </w:rPr>
-                <w:t xml:space="preserve">[Online] </w:t>
-              </w:r>
-              <w:r>
-                <w:rPr>
-                  <w:rFonts w:cs="Times New Roman"/>
-                  <w:lang w:val="en-US"/>
-                </w:rPr>
-                <w:br/>
-                <w:t xml:space="preserve">Available at: </w:t>
-              </w:r>
-              <w:r>
-                <w:rPr>
-                  <w:rFonts w:cs="Times New Roman"/>
-                  <w:u w:val="single"/>
-                  <w:lang w:val="en-US"/>
-                </w:rPr>
-                <w:t>https://www.geeksforgeeks.org/git/how-to-host-a-website-on-github-for-free/</w:t>
-              </w:r>
-              <w:r>
-                <w:rPr>
-                  <w:rFonts w:cs="Times New Roman"/>
-                  <w:lang w:val="en-US"/>
-                </w:rPr>
                 <w:br/>
                 <w:t>[Använd 23 October 2025].</w:t>
               </w:r>
@@ -3867,73 +4929,15 @@
             <w:p>
               <w:pPr>
                 <w:pStyle w:val="Bibliography"/>
-                <w:rPr>
-                  <w:rFonts w:cs="Times New Roman"/>
-                  <w:lang w:val="en-US"/>
-                </w:rPr>
               </w:pPr>
               <w:r>
-                <w:rPr>
-                  <w:rFonts w:cs="Times New Roman"/>
-                  <w:lang w:val="en-US"/>
-                </w:rPr>
-                <w:t xml:space="preserve">Godot, 2023. </w:t>
+                <w:t xml:space="preserve">Godot, 2023. Exporting for the WebÁ. [Online] </w:t>
               </w:r>
               <w:r>
-                <w:rPr>
-                  <w:rFonts w:cs="Times New Roman"/>
-                  <w:i/>
-                  <w:iCs/>
-                  <w:lang w:val="en-US"/>
-                </w:rPr>
-                <w:t>Exporting for the Web</w:t>
+                <w:br/>
+                <w:t>Available at: https://docs.godotengine.org/en/latest/tutorials/export/exporting_for_web.html</w:t>
               </w:r>
               <w:r>
-                <w:rPr>
-                  <w:rFonts w:eastAsia="Symbol" w:cs="Symbol"/>
-                  <w:i/>
-                  <w:iCs/>
-                  <w:lang w:val="en-US"/>
-                </w:rPr>
-                <w:t>Á</w:t>
-              </w:r>
-              <w:r>
-                <w:rPr>
-                  <w:rFonts w:cs="Times New Roman"/>
-                  <w:i/>
-                  <w:iCs/>
-                  <w:lang w:val="en-US"/>
-                </w:rPr>
-                <w:t xml:space="preserve">. </w:t>
-              </w:r>
-              <w:r>
-                <w:rPr>
-                  <w:rFonts w:cs="Times New Roman"/>
-                  <w:lang w:val="en-US"/>
-                </w:rPr>
-                <w:t xml:space="preserve">[Online] </w:t>
-              </w:r>
-              <w:r>
-                <w:rPr>
-                  <w:rFonts w:cs="Times New Roman"/>
-                  <w:lang w:val="en-US"/>
-                </w:rPr>
-                <w:br/>
-                <w:t xml:space="preserve">Available at: </w:t>
-              </w:r>
-              <w:r>
-                <w:rPr>
-                  <w:rFonts w:cs="Times New Roman"/>
-                  <w:u w:val="single"/>
-                  <w:lang w:val="en-US"/>
-                </w:rPr>
-                <w:t>https://docs.godotengine.org/en/latest/tutorials/export/exporting_for_web.html</w:t>
-              </w:r>
-              <w:r>
-                <w:rPr>
-                  <w:rFonts w:cs="Times New Roman"/>
-                  <w:lang w:val="en-US"/>
-                </w:rPr>
                 <w:br/>
                 <w:t>[Använd 18 September 2025].</w:t>
               </w:r>
@@ -3941,55 +4945,15 @@
             <w:p>
               <w:pPr>
                 <w:pStyle w:val="Bibliography"/>
-                <w:rPr>
-                  <w:rFonts w:cs="Times New Roman"/>
-                  <w:lang w:val="en-US"/>
-                </w:rPr>
               </w:pPr>
               <w:r>
-                <w:rPr>
-                  <w:rFonts w:cs="Times New Roman"/>
-                  <w:lang w:val="en-US"/>
-                </w:rPr>
-                <w:t xml:space="preserve">Mozilla, 2025. </w:t>
+                <w:t xml:space="preserve">Mozilla, 2025. Game development. [Online] </w:t>
               </w:r>
               <w:r>
-                <w:rPr>
-                  <w:rFonts w:cs="Times New Roman"/>
-                  <w:i/>
-                  <w:iCs/>
-                  <w:lang w:val="en-US"/>
-                </w:rPr>
-                <w:t xml:space="preserve">Game development. </w:t>
+                <w:br/>
+                <w:t>Available at: https://developer.mozilla.org/en-US/docs/Games</w:t>
               </w:r>
               <w:r>
-                <w:rPr>
-                  <w:rFonts w:cs="Times New Roman"/>
-                  <w:lang w:val="en-US"/>
-                </w:rPr>
-                <w:t xml:space="preserve">[Online] </w:t>
-              </w:r>
-              <w:r>
-                <w:rPr>
-                  <w:rFonts w:cs="Times New Roman"/>
-                  <w:lang w:val="en-US"/>
-                </w:rPr>
-                <w:br/>
-                <w:t xml:space="preserve">Available at: </w:t>
-              </w:r>
-              <w:r>
-                <w:rPr>
-                  <w:rFonts w:cs="Times New Roman"/>
-                  <w:u w:val="single"/>
-                  <w:lang w:val="en-US"/>
-                </w:rPr>
-                <w:t>https://developer.mozilla.org/en-US/docs/Games</w:t>
-              </w:r>
-              <w:r>
-                <w:rPr>
-                  <w:rFonts w:cs="Times New Roman"/>
-                  <w:lang w:val="en-US"/>
-                </w:rPr>
                 <w:br/>
                 <w:t>[Använd 18 September 2025].</w:t>
               </w:r>
@@ -3997,55 +4961,15 @@
             <w:p>
               <w:pPr>
                 <w:pStyle w:val="Bibliography"/>
-                <w:rPr>
-                  <w:rFonts w:cs="Times New Roman"/>
-                  <w:lang w:val="en-US"/>
-                </w:rPr>
               </w:pPr>
               <w:r>
-                <w:rPr>
-                  <w:rFonts w:cs="Times New Roman"/>
-                  <w:lang w:val="en-US"/>
-                </w:rPr>
-                <w:t xml:space="preserve">Mozilla, u.d. </w:t>
+                <w:t xml:space="preserve">Mozilla, u.d. How do I use GitHub Pages?. [Online] </w:t>
               </w:r>
               <w:r>
-                <w:rPr>
-                  <w:rFonts w:cs="Times New Roman"/>
-                  <w:i/>
-                  <w:iCs/>
-                  <w:lang w:val="en-US"/>
-                </w:rPr>
-                <w:t xml:space="preserve">How do I use GitHub Pages?. </w:t>
+                <w:br/>
+                <w:t>Available at: https://developer.mozilla.org/en-US/docs/Learn_web_development/Howto/Tools_and_setup/Using_GitHub_pages</w:t>
               </w:r>
               <w:r>
-                <w:rPr>
-                  <w:rFonts w:cs="Times New Roman"/>
-                  <w:lang w:val="en-US"/>
-                </w:rPr>
-                <w:t xml:space="preserve">[Online] </w:t>
-              </w:r>
-              <w:r>
-                <w:rPr>
-                  <w:rFonts w:cs="Times New Roman"/>
-                  <w:lang w:val="en-US"/>
-                </w:rPr>
-                <w:br/>
-                <w:t xml:space="preserve">Available at: </w:t>
-              </w:r>
-              <w:r>
-                <w:rPr>
-                  <w:rFonts w:cs="Times New Roman"/>
-                  <w:u w:val="single"/>
-                  <w:lang w:val="en-US"/>
-                </w:rPr>
-                <w:t>https://developer.mozilla.org/en-US/docs/Learn_web_development/Howto/Tools_and_setup/Using_GitHub_pages</w:t>
-              </w:r>
-              <w:r>
-                <w:rPr>
-                  <w:rFonts w:cs="Times New Roman"/>
-                  <w:lang w:val="en-US"/>
-                </w:rPr>
                 <w:br/>
                 <w:t>[Använd 19 February 2026].</w:t>
               </w:r>
@@ -4053,56 +4977,15 @@
             <w:p>
               <w:pPr>
                 <w:pStyle w:val="Bibliography"/>
-                <w:rPr>
-                  <w:rFonts w:cs="Times New Roman"/>
-                  <w:lang w:val="en-US"/>
-                </w:rPr>
               </w:pPr>
               <w:r>
-                <w:rPr>
-                  <w:rFonts w:cs="Times New Roman"/>
-                  <w:lang w:val="en-US"/>
-                </w:rPr>
-                <w:lastRenderedPageBreak/>
-                <w:t xml:space="preserve">Muscara, A., 2025. </w:t>
+                <w:t xml:space="preserve">Muscara, A., 2025. How to Submit Your App to the App Store in 2025. [Online] </w:t>
               </w:r>
               <w:r>
-                <w:rPr>
-                  <w:rFonts w:cs="Times New Roman"/>
-                  <w:i/>
-                  <w:iCs/>
-                  <w:lang w:val="en-US"/>
-                </w:rPr>
-                <w:t xml:space="preserve">How to Submit Your App to the App Store in 2025. </w:t>
+                <w:br/>
+                <w:t>Available at: https://www.instabug.com/blog/how-to-submit-app-to-app-store</w:t>
               </w:r>
               <w:r>
-                <w:rPr>
-                  <w:rFonts w:cs="Times New Roman"/>
-                  <w:lang w:val="en-US"/>
-                </w:rPr>
-                <w:t xml:space="preserve">[Online] </w:t>
-              </w:r>
-              <w:r>
-                <w:rPr>
-                  <w:rFonts w:cs="Times New Roman"/>
-                  <w:lang w:val="en-US"/>
-                </w:rPr>
-                <w:br/>
-                <w:t xml:space="preserve">Available at: </w:t>
-              </w:r>
-              <w:r>
-                <w:rPr>
-                  <w:rFonts w:cs="Times New Roman"/>
-                  <w:u w:val="single"/>
-                  <w:lang w:val="en-US"/>
-                </w:rPr>
-                <w:t>https://www.instabug.com/blog/how-to-submit-app-to-app-store</w:t>
-              </w:r>
-              <w:r>
-                <w:rPr>
-                  <w:rFonts w:cs="Times New Roman"/>
-                  <w:lang w:val="en-US"/>
-                </w:rPr>
                 <w:br/>
                 <w:t>[Använd 18 September 2025].</w:t>
               </w:r>
@@ -4110,53 +4993,15 @@
             <w:p>
               <w:pPr>
                 <w:pStyle w:val="Bibliography"/>
-                <w:rPr>
-                  <w:rFonts w:cs="Times New Roman"/>
-                  <w:lang w:val="en-US"/>
-                </w:rPr>
               </w:pPr>
               <w:r>
-                <w:rPr>
-                  <w:rFonts w:cs="Times New Roman"/>
-                </w:rPr>
-                <w:t xml:space="preserve">Norstat, 2023. </w:t>
+                <w:t xml:space="preserve">Norstat, 2023. Skillnad mellan kvalitativ och kvantitativ marknadsundersökning. [Online] </w:t>
               </w:r>
               <w:r>
-                <w:rPr>
-                  <w:rFonts w:cs="Times New Roman"/>
-                  <w:i/>
-                  <w:iCs/>
-                </w:rPr>
-                <w:t xml:space="preserve">Skillnad mellan kvalitativ och kvantitativ marknadsundersökning. </w:t>
+                <w:br/>
+                <w:t>Available at: https://norstat.co/sv/marknadsundersokning/kvalitativ-kvantitativ/</w:t>
               </w:r>
               <w:r>
-                <w:rPr>
-                  <w:rFonts w:cs="Times New Roman"/>
-                  <w:lang w:val="en-US"/>
-                </w:rPr>
-                <w:t xml:space="preserve">[Online] </w:t>
-              </w:r>
-              <w:r>
-                <w:rPr>
-                  <w:rFonts w:cs="Times New Roman"/>
-                  <w:lang w:val="en-US"/>
-                </w:rPr>
-                <w:br/>
-                <w:t xml:space="preserve">Available at: </w:t>
-              </w:r>
-              <w:r>
-                <w:rPr>
-                  <w:rFonts w:cs="Times New Roman"/>
-                  <w:u w:val="single"/>
-                  <w:lang w:val="en-US"/>
-                </w:rPr>
-                <w:t>https://norstat.co/sv/marknadsundersokning/kvalitativ-kvantitativ/</w:t>
-              </w:r>
-              <w:r>
-                <w:rPr>
-                  <w:rFonts w:cs="Times New Roman"/>
-                  <w:lang w:val="en-US"/>
-                </w:rPr>
                 <w:br/>
                 <w:t>[Använd 18 September 2025].</w:t>
               </w:r>
@@ -4164,55 +5009,15 @@
             <w:p>
               <w:pPr>
                 <w:pStyle w:val="Bibliography"/>
-                <w:rPr>
-                  <w:rFonts w:cs="Times New Roman"/>
-                  <w:lang w:val="en-US"/>
-                </w:rPr>
               </w:pPr>
               <w:r>
-                <w:rPr>
-                  <w:rFonts w:cs="Times New Roman"/>
-                  <w:lang w:val="en-US"/>
-                </w:rPr>
-                <w:t xml:space="preserve">planview, 2021. </w:t>
+                <w:t xml:space="preserve">planview, 2021. What is FDD in Agile?. [Online] </w:t>
               </w:r>
               <w:r>
-                <w:rPr>
-                  <w:rFonts w:cs="Times New Roman"/>
-                  <w:i/>
-                  <w:iCs/>
-                  <w:lang w:val="en-US"/>
-                </w:rPr>
-                <w:t xml:space="preserve">What is FDD in Agile?. </w:t>
+                <w:br/>
+                <w:t>Available at: https://www.planview.com/resources/articles/fdd-agile/</w:t>
               </w:r>
               <w:r>
-                <w:rPr>
-                  <w:rFonts w:cs="Times New Roman"/>
-                  <w:lang w:val="en-US"/>
-                </w:rPr>
-                <w:t xml:space="preserve">[Online] </w:t>
-              </w:r>
-              <w:r>
-                <w:rPr>
-                  <w:rFonts w:cs="Times New Roman"/>
-                  <w:lang w:val="en-US"/>
-                </w:rPr>
-                <w:br/>
-                <w:t xml:space="preserve">Available at: </w:t>
-              </w:r>
-              <w:r>
-                <w:rPr>
-                  <w:rFonts w:cs="Times New Roman"/>
-                  <w:u w:val="single"/>
-                  <w:lang w:val="en-US"/>
-                </w:rPr>
-                <w:t>https://www.planview.com/resources/articles/fdd-agile/</w:t>
-              </w:r>
-              <w:r>
-                <w:rPr>
-                  <w:rFonts w:cs="Times New Roman"/>
-                  <w:lang w:val="en-US"/>
-                </w:rPr>
                 <w:br/>
                 <w:t>[Använd 18 9 2025].</w:t>
               </w:r>
@@ -4220,55 +5025,15 @@
             <w:p>
               <w:pPr>
                 <w:pStyle w:val="Bibliography"/>
-                <w:rPr>
-                  <w:rFonts w:cs="Times New Roman"/>
-                  <w:lang w:val="en-US"/>
-                </w:rPr>
               </w:pPr>
               <w:r>
-                <w:rPr>
-                  <w:rFonts w:cs="Times New Roman"/>
-                  <w:lang w:val="en-US"/>
-                </w:rPr>
-                <w:t xml:space="preserve">Rouse, M., 2024. </w:t>
+                <w:t xml:space="preserve">Rouse, M., 2024. Minimum Viable Product (MVP). [Online] </w:t>
               </w:r>
               <w:r>
-                <w:rPr>
-                  <w:rFonts w:cs="Times New Roman"/>
-                  <w:i/>
-                  <w:iCs/>
-                  <w:lang w:val="en-US"/>
-                </w:rPr>
-                <w:t xml:space="preserve">Minimum Viable Product (MVP). </w:t>
+                <w:br/>
+                <w:t>Available at: https://www.techopedia.com/definition/27809/minimum-viable-product-mvp</w:t>
               </w:r>
               <w:r>
-                <w:rPr>
-                  <w:rFonts w:cs="Times New Roman"/>
-                  <w:lang w:val="en-US"/>
-                </w:rPr>
-                <w:t xml:space="preserve">[Online] </w:t>
-              </w:r>
-              <w:r>
-                <w:rPr>
-                  <w:rFonts w:cs="Times New Roman"/>
-                  <w:lang w:val="en-US"/>
-                </w:rPr>
-                <w:br/>
-                <w:t xml:space="preserve">Available at: </w:t>
-              </w:r>
-              <w:r>
-                <w:rPr>
-                  <w:rFonts w:cs="Times New Roman"/>
-                  <w:u w:val="single"/>
-                  <w:lang w:val="en-US"/>
-                </w:rPr>
-                <w:t>https://www.techopedia.com/definition/27809/minimum-viable-product-mvp</w:t>
-              </w:r>
-              <w:r>
-                <w:rPr>
-                  <w:rFonts w:cs="Times New Roman"/>
-                  <w:lang w:val="en-US"/>
-                </w:rPr>
                 <w:br/>
                 <w:t>[Använd 18 September 2025].</w:t>
               </w:r>
@@ -4276,55 +5041,15 @@
             <w:p>
               <w:pPr>
                 <w:pStyle w:val="Bibliography"/>
-                <w:rPr>
-                  <w:rFonts w:cs="Times New Roman"/>
-                  <w:lang w:val="en-US"/>
-                </w:rPr>
               </w:pPr>
               <w:r>
-                <w:rPr>
-                  <w:rFonts w:cs="Times New Roman"/>
-                  <w:lang w:val="en-US"/>
-                </w:rPr>
-                <w:t xml:space="preserve">Sassi, R. B., 2024. </w:t>
+                <w:t xml:space="preserve">Sassi, R. B., 2024. Compiler vs. Interpreter in Programming. [Online] </w:t>
               </w:r>
               <w:r>
-                <w:rPr>
-                  <w:rFonts w:cs="Times New Roman"/>
-                  <w:i/>
-                  <w:iCs/>
-                  <w:lang w:val="en-US"/>
-                </w:rPr>
-                <w:t xml:space="preserve">Compiler vs. Interpreter in Programming. </w:t>
+                <w:br/>
+                <w:t>Available at: https://builtin.com/software-engineering-perspectives/compiler-vs-interpreter</w:t>
               </w:r>
               <w:r>
-                <w:rPr>
-                  <w:rFonts w:cs="Times New Roman"/>
-                  <w:lang w:val="en-US"/>
-                </w:rPr>
-                <w:t xml:space="preserve">[Online] </w:t>
-              </w:r>
-              <w:r>
-                <w:rPr>
-                  <w:rFonts w:cs="Times New Roman"/>
-                  <w:lang w:val="en-US"/>
-                </w:rPr>
-                <w:br/>
-                <w:t xml:space="preserve">Available at: </w:t>
-              </w:r>
-              <w:r>
-                <w:rPr>
-                  <w:rFonts w:cs="Times New Roman"/>
-                  <w:u w:val="single"/>
-                  <w:lang w:val="en-US"/>
-                </w:rPr>
-                <w:t>https://builtin.com/software-engineering-perspectives/compiler-vs-interpreter</w:t>
-              </w:r>
-              <w:r>
-                <w:rPr>
-                  <w:rFonts w:cs="Times New Roman"/>
-                  <w:lang w:val="en-US"/>
-                </w:rPr>
                 <w:br/>
                 <w:t>[Använd 19 September 2025].</w:t>
               </w:r>
@@ -4332,55 +5057,15 @@
             <w:p>
               <w:pPr>
                 <w:pStyle w:val="Bibliography"/>
-                <w:rPr>
-                  <w:rFonts w:cs="Times New Roman"/>
-                  <w:lang w:val="da-DK"/>
-                </w:rPr>
               </w:pPr>
               <w:r>
-                <w:rPr>
-                  <w:rFonts w:cs="Times New Roman"/>
-                  <w:lang w:val="da-DK"/>
-                </w:rPr>
-                <w:t xml:space="preserve">Skolverket, 2022. </w:t>
+                <w:t xml:space="preserve">Skolverket, 2022. Teknik. [Online] </w:t>
               </w:r>
               <w:r>
-                <w:rPr>
-                  <w:rFonts w:cs="Times New Roman"/>
-                  <w:i/>
-                  <w:iCs/>
-                  <w:lang w:val="da-DK"/>
-                </w:rPr>
-                <w:t xml:space="preserve">Teknik. </w:t>
+                <w:br/>
+                <w:t>Available at: https://www.skolverket.se/undervisning/grundskolan/kursplaner-for-grundskolan/kursplan?url=907561864%2Fcompulsorycw%2Fjsp%2Fsubject.htm%3FsubjectCode%3DGRGRTEK01%26tos%3Dgr&amp;sv.url=12.6a3421f41969f369f2c9bd1#anchor3</w:t>
               </w:r>
               <w:r>
-                <w:rPr>
-                  <w:rFonts w:cs="Times New Roman"/>
-                  <w:lang w:val="da-DK"/>
-                </w:rPr>
-                <w:t xml:space="preserve">[Online] </w:t>
-              </w:r>
-              <w:r>
-                <w:rPr>
-                  <w:rFonts w:cs="Times New Roman"/>
-                  <w:lang w:val="da-DK"/>
-                </w:rPr>
-                <w:br/>
-                <w:t xml:space="preserve">Available at: </w:t>
-              </w:r>
-              <w:r>
-                <w:rPr>
-                  <w:rFonts w:cs="Times New Roman"/>
-                  <w:u w:val="single"/>
-                  <w:lang w:val="da-DK"/>
-                </w:rPr>
-                <w:t>https://www.skolverket.se/undervisning/grundskolan/kursplaner-for-grundskolan/kursplan?url=907561864%2Fcompulsorycw%2Fjsp%2Fsubject.htm%3FsubjectCode%3DGRGRTEK01%26tos%3Dgr&amp;sv.url=12.6a3421f41969f369f2c9bd1#anchor3</w:t>
-              </w:r>
-              <w:r>
-                <w:rPr>
-                  <w:rFonts w:cs="Times New Roman"/>
-                  <w:lang w:val="da-DK"/>
-                </w:rPr>
                 <w:br/>
                 <w:t>[Använd 2 October 2025].</w:t>
               </w:r>
@@ -4388,71 +5073,21 @@
             <w:p>
               <w:pPr>
                 <w:pStyle w:val="Bibliography"/>
-                <w:rPr>
-                  <w:rFonts w:cs="Times New Roman"/>
-                  <w:lang w:val="en-US"/>
-                </w:rPr>
               </w:pPr>
               <w:r>
-                <w:rPr>
-                  <w:rFonts w:cs="Times New Roman"/>
-                  <w:lang w:val="en-US"/>
-                </w:rPr>
-                <w:t xml:space="preserve">Unity, 2017. </w:t>
+                <w:t xml:space="preserve">Unity, 2017. Getting started with WebGL development. [Online] </w:t>
               </w:r>
               <w:r>
-                <w:rPr>
-                  <w:rFonts w:cs="Times New Roman"/>
-                  <w:i/>
-                  <w:iCs/>
-                  <w:lang w:val="en-US"/>
-                </w:rPr>
-                <w:t xml:space="preserve">Getting started with WebGL development. </w:t>
+                <w:br/>
+                <w:t>Available at: https://docs.unity3d.com/560/Documentation/Manual/webgl-gettingstarted.html</w:t>
               </w:r>
               <w:r>
-                <w:rPr>
-                  <w:rFonts w:cs="Times New Roman"/>
-                  <w:lang w:val="en-US"/>
-                </w:rPr>
-                <w:t xml:space="preserve">[Online] </w:t>
-              </w:r>
-              <w:r>
-                <w:rPr>
-                  <w:rFonts w:cs="Times New Roman"/>
-                  <w:lang w:val="en-US"/>
-                </w:rPr>
-                <w:br/>
-                <w:t xml:space="preserve">Available at: </w:t>
-              </w:r>
-              <w:r>
-                <w:rPr>
-                  <w:rFonts w:cs="Times New Roman"/>
-                  <w:u w:val="single"/>
-                  <w:lang w:val="en-US"/>
-                </w:rPr>
-                <w:t>https://docs.unity3d.com/560/Documentation/Manual/webgl-gettingstarted.html</w:t>
-              </w:r>
-              <w:r>
-                <w:rPr>
-                  <w:rFonts w:cs="Times New Roman"/>
-                  <w:lang w:val="en-US"/>
-                </w:rPr>
                 <w:br/>
                 <w:t>[Använd 18 September 2025].</w:t>
               </w:r>
             </w:p>
             <w:p>
-              <w:pPr>
-                <w:rPr>
-                  <w:rFonts w:cs="Times New Roman"/>
-                </w:rPr>
-              </w:pPr>
               <w:r>
-                <w:rPr>
-                  <w:rFonts w:cs="Times New Roman"/>
-                  <w:b/>
-                  <w:bCs/>
-                </w:rPr>
                 <w:fldChar w:fldCharType="end"/>
               </w:r>
             </w:p>
@@ -4461,139 +5096,68 @@
       </w:sdtContent>
     </w:sdt>
     <w:p>
-      <w:pPr>
-        <w:rPr>
-          <w:rFonts w:eastAsiaTheme="majorEastAsia" w:cs="Times New Roman"/>
-          <w:color w:val="0F4761" w:themeColor="accent1" w:themeShade="BF"/>
-          <w:sz w:val="40"/>
-          <w:szCs w:val="40"/>
-        </w:rPr>
-      </w:pPr>
-      <w:r>
-        <w:rPr>
-          <w:rFonts w:cs="Times New Roman"/>
-        </w:rPr>
+      <w:r>
         <w:br w:type="page"/>
       </w:r>
     </w:p>
     <w:p>
       <w:pPr>
         <w:pStyle w:val="Heading1"/>
-        <w:rPr>
-          <w:rFonts w:asciiTheme="minorHAnsi" w:hAnsiTheme="minorHAnsi" w:cs="Times New Roman"/>
-        </w:rPr>
-      </w:pPr>
-      <w:r>
-        <w:rPr>
-          <w:rFonts w:asciiTheme="minorHAnsi" w:hAnsiTheme="minorHAnsi" w:cs="Times New Roman"/>
-        </w:rPr>
-        <w:lastRenderedPageBreak/>
-        <w:t xml:space="preserve">7. </w:t>
-      </w:r>
-      <w:r>
-        <w:rPr>
-          <w:rFonts w:asciiTheme="minorHAnsi" w:hAnsiTheme="minorHAnsi" w:cs="Times New Roman"/>
-        </w:rPr>
+        <w:numPr>
+          <w:ilvl w:val="0"/>
+          <w:numId w:val="7"/>
+        </w:numPr>
+      </w:pPr>
+      <w:r>
         <w:t>Bilagor</w:t>
       </w:r>
     </w:p>
     <w:p>
       <w:pPr>
-        <w:rPr>
-          <w:rFonts w:cs="Times New Roman"/>
-        </w:rPr>
-      </w:pPr>
-      <w:r>
-        <w:rPr>
-          <w:rFonts w:cs="Times New Roman"/>
-          <w:highlight w:val="yellow"/>
-        </w:rPr>
-        <w:t>Jag har inte lagt in bilagorna än, men det kommer ske. Alla underrubriker för olika bilagor finns med.</w:t>
-      </w:r>
-    </w:p>
-    <w:p>
-      <w:pPr>
         <w:pStyle w:val="Heading2"/>
-        <w:rPr>
-          <w:rFonts w:asciiTheme="minorHAnsi" w:hAnsiTheme="minorHAnsi" w:cs="Times New Roman"/>
-          <w:lang w:val="en-US"/>
-        </w:rPr>
-      </w:pPr>
-      <w:r>
-        <w:rPr>
-          <w:rFonts w:asciiTheme="minorHAnsi" w:hAnsiTheme="minorHAnsi" w:cs="Times New Roman"/>
-          <w:lang w:val="en-US"/>
-        </w:rPr>
-        <w:t xml:space="preserve">7.1. </w:t>
-      </w:r>
-      <w:r>
-        <w:rPr>
-          <w:rFonts w:asciiTheme="minorHAnsi" w:hAnsiTheme="minorHAnsi" w:cs="Times New Roman"/>
-          <w:lang w:val="en-US"/>
-        </w:rPr>
+        <w:numPr>
+          <w:ilvl w:val="1"/>
+          <w:numId w:val="7"/>
+        </w:numPr>
+      </w:pPr>
+      <w:r>
         <w:t>index.html</w:t>
       </w:r>
     </w:p>
     <w:p>
       <w:pPr>
         <w:pStyle w:val="Heading2"/>
-        <w:rPr>
-          <w:rFonts w:asciiTheme="minorHAnsi" w:hAnsiTheme="minorHAnsi" w:cs="Times New Roman"/>
-          <w:lang w:val="en-US"/>
-        </w:rPr>
-      </w:pPr>
-      <w:r>
-        <w:rPr>
-          <w:rFonts w:asciiTheme="minorHAnsi" w:hAnsiTheme="minorHAnsi" w:cs="Times New Roman"/>
-          <w:lang w:val="en-US"/>
-        </w:rPr>
-        <w:t xml:space="preserve">7.2. </w:t>
-      </w:r>
-      <w:r>
-        <w:rPr>
-          <w:rFonts w:asciiTheme="minorHAnsi" w:hAnsiTheme="minorHAnsi" w:cs="Times New Roman"/>
-          <w:lang w:val="en-US"/>
-        </w:rPr>
+        <w:numPr>
+          <w:ilvl w:val="1"/>
+          <w:numId w:val="7"/>
+        </w:numPr>
+      </w:pPr>
+      <w:r>
         <w:t>style.css</w:t>
       </w:r>
     </w:p>
     <w:p>
       <w:pPr>
         <w:pStyle w:val="Heading2"/>
-        <w:rPr>
-          <w:rFonts w:asciiTheme="minorHAnsi" w:hAnsiTheme="minorHAnsi" w:cs="Times New Roman"/>
-          <w:lang w:val="en-US"/>
-        </w:rPr>
-      </w:pPr>
-      <w:r>
-        <w:rPr>
-          <w:rFonts w:asciiTheme="minorHAnsi" w:hAnsiTheme="minorHAnsi" w:cs="Times New Roman"/>
-          <w:lang w:val="en-US"/>
-        </w:rPr>
-        <w:t xml:space="preserve">7.3. </w:t>
-      </w:r>
-      <w:r>
-        <w:rPr>
-          <w:rFonts w:asciiTheme="minorHAnsi" w:hAnsiTheme="minorHAnsi" w:cs="Times New Roman"/>
-          <w:lang w:val="en-US"/>
-        </w:rPr>
+        <w:numPr>
+          <w:ilvl w:val="1"/>
+          <w:numId w:val="7"/>
+        </w:numPr>
+      </w:pPr>
+      <w:r>
         <w:t>game.js</w:t>
       </w:r>
     </w:p>
     <w:p>
       <w:pPr>
         <w:pStyle w:val="Heading2"/>
-        <w:rPr>
-          <w:rFonts w:asciiTheme="minorHAnsi" w:hAnsiTheme="minorHAnsi" w:cs="Times New Roman"/>
-          <w:lang w:val="da-DK"/>
-        </w:rPr>
-      </w:pPr>
-      <w:r>
-        <w:rPr>
-          <w:rFonts w:asciiTheme="minorHAnsi" w:hAnsiTheme="minorHAnsi" w:cs="Times New Roman"/>
-          <w:lang w:val="da-DK"/>
-        </w:rPr>
-        <w:t>7.4. levels.txt</w:t>
+        <w:numPr>
+          <w:ilvl w:val="1"/>
+          <w:numId w:val="7"/>
+        </w:numPr>
+      </w:pPr>
+      <w:r>
+        <w:t>levels.txt</w:t>
       </w:r>
     </w:p>
     <w:sectPr>
@@ -4811,6 +5375,92 @@
     </w:lvl>
   </w:abstractNum>
   <w:abstractNum w:abstractNumId="1" w15:restartNumberingAfterBreak="0">
+    <w:nsid w:val="09ED7339"/>
+    <w:multiLevelType w:val="multilevel"/>
+    <w:tmpl w:val="0409001F"/>
+    <w:lvl w:ilvl="0">
+      <w:start w:val="1"/>
+      <w:numFmt w:val="decimal"/>
+      <w:lvlText w:val="%1."/>
+      <w:lvlJc w:val="left"/>
+      <w:pPr>
+        <w:ind w:left="360" w:hanging="360"/>
+      </w:pPr>
+    </w:lvl>
+    <w:lvl w:ilvl="1">
+      <w:start w:val="1"/>
+      <w:numFmt w:val="decimal"/>
+      <w:lvlText w:val="%1.%2."/>
+      <w:lvlJc w:val="left"/>
+      <w:pPr>
+        <w:ind w:left="792" w:hanging="432"/>
+      </w:pPr>
+    </w:lvl>
+    <w:lvl w:ilvl="2">
+      <w:start w:val="1"/>
+      <w:numFmt w:val="decimal"/>
+      <w:lvlText w:val="%1.%2.%3."/>
+      <w:lvlJc w:val="left"/>
+      <w:pPr>
+        <w:ind w:left="1224" w:hanging="504"/>
+      </w:pPr>
+    </w:lvl>
+    <w:lvl w:ilvl="3">
+      <w:start w:val="1"/>
+      <w:numFmt w:val="decimal"/>
+      <w:lvlText w:val="%1.%2.%3.%4."/>
+      <w:lvlJc w:val="left"/>
+      <w:pPr>
+        <w:ind w:left="1728" w:hanging="648"/>
+      </w:pPr>
+    </w:lvl>
+    <w:lvl w:ilvl="4">
+      <w:start w:val="1"/>
+      <w:numFmt w:val="decimal"/>
+      <w:lvlText w:val="%1.%2.%3.%4.%5."/>
+      <w:lvlJc w:val="left"/>
+      <w:pPr>
+        <w:ind w:left="2232" w:hanging="792"/>
+      </w:pPr>
+    </w:lvl>
+    <w:lvl w:ilvl="5">
+      <w:start w:val="1"/>
+      <w:numFmt w:val="decimal"/>
+      <w:lvlText w:val="%1.%2.%3.%4.%5.%6."/>
+      <w:lvlJc w:val="left"/>
+      <w:pPr>
+        <w:ind w:left="2736" w:hanging="936"/>
+      </w:pPr>
+    </w:lvl>
+    <w:lvl w:ilvl="6">
+      <w:start w:val="1"/>
+      <w:numFmt w:val="decimal"/>
+      <w:lvlText w:val="%1.%2.%3.%4.%5.%6.%7."/>
+      <w:lvlJc w:val="left"/>
+      <w:pPr>
+        <w:ind w:left="3240" w:hanging="1080"/>
+      </w:pPr>
+    </w:lvl>
+    <w:lvl w:ilvl="7">
+      <w:start w:val="1"/>
+      <w:numFmt w:val="decimal"/>
+      <w:lvlText w:val="%1.%2.%3.%4.%5.%6.%7.%8."/>
+      <w:lvlJc w:val="left"/>
+      <w:pPr>
+        <w:ind w:left="3744" w:hanging="1224"/>
+      </w:pPr>
+    </w:lvl>
+    <w:lvl w:ilvl="8">
+      <w:start w:val="1"/>
+      <w:numFmt w:val="decimal"/>
+      <w:lvlText w:val="%1.%2.%3.%4.%5.%6.%7.%8.%9."/>
+      <w:lvlJc w:val="left"/>
+      <w:pPr>
+        <w:ind w:left="4320" w:hanging="1440"/>
+      </w:pPr>
+    </w:lvl>
+  </w:abstractNum>
+  <w:abstractNum w:abstractNumId="2" w15:restartNumberingAfterBreak="0">
     <w:nsid w:val="170DD9F0"/>
     <w:multiLevelType w:val="hybridMultilevel"/>
     <w:tmpl w:val="1722B1D4"/>
@@ -4923,7 +5573,7 @@
       </w:rPr>
     </w:lvl>
   </w:abstractNum>
-  <w:abstractNum w:abstractNumId="2" w15:restartNumberingAfterBreak="0">
+  <w:abstractNum w:abstractNumId="3" w15:restartNumberingAfterBreak="0">
     <w:nsid w:val="1CF0A06C"/>
     <w:multiLevelType w:val="hybridMultilevel"/>
     <w:tmpl w:val="5D6C6C0A"/>
@@ -5009,7 +5659,209 @@
       </w:pPr>
     </w:lvl>
   </w:abstractNum>
-  <w:abstractNum w:abstractNumId="3" w15:restartNumberingAfterBreak="0">
+  <w:abstractNum w:abstractNumId="4" w15:restartNumberingAfterBreak="0">
+    <w:nsid w:val="27483851"/>
+    <w:multiLevelType w:val="hybridMultilevel"/>
+    <w:tmpl w:val="CCEAAB06"/>
+    <w:lvl w:ilvl="0" w:tplc="9C40B9DC">
+      <w:start w:val="3"/>
+      <w:numFmt w:val="bullet"/>
+      <w:lvlText w:val="-"/>
+      <w:lvlJc w:val="left"/>
+      <w:pPr>
+        <w:ind w:left="720" w:hanging="360"/>
+      </w:pPr>
+      <w:rPr>
+        <w:rFonts w:ascii="Aptos" w:eastAsiaTheme="minorEastAsia" w:hAnsi="Aptos" w:cstheme="minorBidi" w:hint="default"/>
+      </w:rPr>
+    </w:lvl>
+    <w:lvl w:ilvl="1" w:tplc="041D0003" w:tentative="1">
+      <w:start w:val="1"/>
+      <w:numFmt w:val="bullet"/>
+      <w:lvlText w:val="o"/>
+      <w:lvlJc w:val="left"/>
+      <w:pPr>
+        <w:ind w:left="1440" w:hanging="360"/>
+      </w:pPr>
+      <w:rPr>
+        <w:rFonts w:ascii="Courier New" w:hAnsi="Courier New" w:cs="Courier New" w:hint="default"/>
+      </w:rPr>
+    </w:lvl>
+    <w:lvl w:ilvl="2" w:tplc="041D0005" w:tentative="1">
+      <w:start w:val="1"/>
+      <w:numFmt w:val="bullet"/>
+      <w:lvlText w:val=""/>
+      <w:lvlJc w:val="left"/>
+      <w:pPr>
+        <w:ind w:left="2160" w:hanging="360"/>
+      </w:pPr>
+      <w:rPr>
+        <w:rFonts w:ascii="Wingdings" w:hAnsi="Wingdings" w:hint="default"/>
+      </w:rPr>
+    </w:lvl>
+    <w:lvl w:ilvl="3" w:tplc="041D0001" w:tentative="1">
+      <w:start w:val="1"/>
+      <w:numFmt w:val="bullet"/>
+      <w:lvlText w:val=""/>
+      <w:lvlJc w:val="left"/>
+      <w:pPr>
+        <w:ind w:left="2880" w:hanging="360"/>
+      </w:pPr>
+      <w:rPr>
+        <w:rFonts w:ascii="Symbol" w:hAnsi="Symbol" w:hint="default"/>
+      </w:rPr>
+    </w:lvl>
+    <w:lvl w:ilvl="4" w:tplc="041D0003" w:tentative="1">
+      <w:start w:val="1"/>
+      <w:numFmt w:val="bullet"/>
+      <w:lvlText w:val="o"/>
+      <w:lvlJc w:val="left"/>
+      <w:pPr>
+        <w:ind w:left="3600" w:hanging="360"/>
+      </w:pPr>
+      <w:rPr>
+        <w:rFonts w:ascii="Courier New" w:hAnsi="Courier New" w:cs="Courier New" w:hint="default"/>
+      </w:rPr>
+    </w:lvl>
+    <w:lvl w:ilvl="5" w:tplc="041D0005" w:tentative="1">
+      <w:start w:val="1"/>
+      <w:numFmt w:val="bullet"/>
+      <w:lvlText w:val=""/>
+      <w:lvlJc w:val="left"/>
+      <w:pPr>
+        <w:ind w:left="4320" w:hanging="360"/>
+      </w:pPr>
+      <w:rPr>
+        <w:rFonts w:ascii="Wingdings" w:hAnsi="Wingdings" w:hint="default"/>
+      </w:rPr>
+    </w:lvl>
+    <w:lvl w:ilvl="6" w:tplc="041D0001" w:tentative="1">
+      <w:start w:val="1"/>
+      <w:numFmt w:val="bullet"/>
+      <w:lvlText w:val=""/>
+      <w:lvlJc w:val="left"/>
+      <w:pPr>
+        <w:ind w:left="5040" w:hanging="360"/>
+      </w:pPr>
+      <w:rPr>
+        <w:rFonts w:ascii="Symbol" w:hAnsi="Symbol" w:hint="default"/>
+      </w:rPr>
+    </w:lvl>
+    <w:lvl w:ilvl="7" w:tplc="041D0003" w:tentative="1">
+      <w:start w:val="1"/>
+      <w:numFmt w:val="bullet"/>
+      <w:lvlText w:val="o"/>
+      <w:lvlJc w:val="left"/>
+      <w:pPr>
+        <w:ind w:left="5760" w:hanging="360"/>
+      </w:pPr>
+      <w:rPr>
+        <w:rFonts w:ascii="Courier New" w:hAnsi="Courier New" w:cs="Courier New" w:hint="default"/>
+      </w:rPr>
+    </w:lvl>
+    <w:lvl w:ilvl="8" w:tplc="041D0005" w:tentative="1">
+      <w:start w:val="1"/>
+      <w:numFmt w:val="bullet"/>
+      <w:lvlText w:val=""/>
+      <w:lvlJc w:val="left"/>
+      <w:pPr>
+        <w:ind w:left="6480" w:hanging="360"/>
+      </w:pPr>
+      <w:rPr>
+        <w:rFonts w:ascii="Wingdings" w:hAnsi="Wingdings" w:hint="default"/>
+      </w:rPr>
+    </w:lvl>
+  </w:abstractNum>
+  <w:abstractNum w:abstractNumId="5" w15:restartNumberingAfterBreak="0">
+    <w:nsid w:val="3EB731C7"/>
+    <w:multiLevelType w:val="hybridMultilevel"/>
+    <w:tmpl w:val="F58C9D42"/>
+    <w:lvl w:ilvl="0" w:tplc="CFD00CD0">
+      <w:start w:val="1"/>
+      <w:numFmt w:val="decimal"/>
+      <w:lvlText w:val="%1."/>
+      <w:lvlJc w:val="left"/>
+      <w:pPr>
+        <w:ind w:left="768" w:hanging="408"/>
+      </w:pPr>
+      <w:rPr>
+        <w:rFonts w:hint="default"/>
+      </w:rPr>
+    </w:lvl>
+    <w:lvl w:ilvl="1" w:tplc="041D0019" w:tentative="1">
+      <w:start w:val="1"/>
+      <w:numFmt w:val="lowerLetter"/>
+      <w:lvlText w:val="%2."/>
+      <w:lvlJc w:val="left"/>
+      <w:pPr>
+        <w:ind w:left="1440" w:hanging="360"/>
+      </w:pPr>
+    </w:lvl>
+    <w:lvl w:ilvl="2" w:tplc="041D001B" w:tentative="1">
+      <w:start w:val="1"/>
+      <w:numFmt w:val="lowerRoman"/>
+      <w:lvlText w:val="%3."/>
+      <w:lvlJc w:val="right"/>
+      <w:pPr>
+        <w:ind w:left="2160" w:hanging="180"/>
+      </w:pPr>
+    </w:lvl>
+    <w:lvl w:ilvl="3" w:tplc="041D000F" w:tentative="1">
+      <w:start w:val="1"/>
+      <w:numFmt w:val="decimal"/>
+      <w:lvlText w:val="%4."/>
+      <w:lvlJc w:val="left"/>
+      <w:pPr>
+        <w:ind w:left="2880" w:hanging="360"/>
+      </w:pPr>
+    </w:lvl>
+    <w:lvl w:ilvl="4" w:tplc="041D0019" w:tentative="1">
+      <w:start w:val="1"/>
+      <w:numFmt w:val="lowerLetter"/>
+      <w:lvlText w:val="%5."/>
+      <w:lvlJc w:val="left"/>
+      <w:pPr>
+        <w:ind w:left="3600" w:hanging="360"/>
+      </w:pPr>
+    </w:lvl>
+    <w:lvl w:ilvl="5" w:tplc="041D001B" w:tentative="1">
+      <w:start w:val="1"/>
+      <w:numFmt w:val="lowerRoman"/>
+      <w:lvlText w:val="%6."/>
+      <w:lvlJc w:val="right"/>
+      <w:pPr>
+        <w:ind w:left="4320" w:hanging="180"/>
+      </w:pPr>
+    </w:lvl>
+    <w:lvl w:ilvl="6" w:tplc="041D000F" w:tentative="1">
+      <w:start w:val="1"/>
+      <w:numFmt w:val="decimal"/>
+      <w:lvlText w:val="%7."/>
+      <w:lvlJc w:val="left"/>
+      <w:pPr>
+        <w:ind w:left="5040" w:hanging="360"/>
+      </w:pPr>
+    </w:lvl>
+    <w:lvl w:ilvl="7" w:tplc="041D0019" w:tentative="1">
+      <w:start w:val="1"/>
+      <w:numFmt w:val="lowerLetter"/>
+      <w:lvlText w:val="%8."/>
+      <w:lvlJc w:val="left"/>
+      <w:pPr>
+        <w:ind w:left="5760" w:hanging="360"/>
+      </w:pPr>
+    </w:lvl>
+    <w:lvl w:ilvl="8" w:tplc="041D001B" w:tentative="1">
+      <w:start w:val="1"/>
+      <w:numFmt w:val="lowerRoman"/>
+      <w:lvlText w:val="%9."/>
+      <w:lvlJc w:val="right"/>
+      <w:pPr>
+        <w:ind w:left="6480" w:hanging="180"/>
+      </w:pPr>
+    </w:lvl>
+  </w:abstractNum>
+  <w:abstractNum w:abstractNumId="6" w15:restartNumberingAfterBreak="0">
     <w:nsid w:val="44AABF6E"/>
     <w:multiLevelType w:val="hybridMultilevel"/>
     <w:tmpl w:val="AD984774"/>
@@ -5122,7 +5974,7 @@
       </w:rPr>
     </w:lvl>
   </w:abstractNum>
-  <w:abstractNum w:abstractNumId="4" w15:restartNumberingAfterBreak="0">
+  <w:abstractNum w:abstractNumId="7" w15:restartNumberingAfterBreak="0">
     <w:nsid w:val="458258B5"/>
     <w:multiLevelType w:val="hybridMultilevel"/>
     <w:tmpl w:val="CC6838DE"/>
@@ -5208,20 +6060,207 @@
       </w:pPr>
     </w:lvl>
   </w:abstractNum>
+  <w:abstractNum w:abstractNumId="8" w15:restartNumberingAfterBreak="0">
+    <w:nsid w:val="5AB47760"/>
+    <w:multiLevelType w:val="multilevel"/>
+    <w:tmpl w:val="0409001F"/>
+    <w:lvl w:ilvl="0">
+      <w:start w:val="1"/>
+      <w:numFmt w:val="decimal"/>
+      <w:lvlText w:val="%1."/>
+      <w:lvlJc w:val="left"/>
+      <w:pPr>
+        <w:ind w:left="360" w:hanging="360"/>
+      </w:pPr>
+    </w:lvl>
+    <w:lvl w:ilvl="1">
+      <w:start w:val="1"/>
+      <w:numFmt w:val="decimal"/>
+      <w:lvlText w:val="%1.%2."/>
+      <w:lvlJc w:val="left"/>
+      <w:pPr>
+        <w:ind w:left="792" w:hanging="432"/>
+      </w:pPr>
+    </w:lvl>
+    <w:lvl w:ilvl="2">
+      <w:start w:val="1"/>
+      <w:numFmt w:val="decimal"/>
+      <w:lvlText w:val="%1.%2.%3."/>
+      <w:lvlJc w:val="left"/>
+      <w:pPr>
+        <w:ind w:left="1224" w:hanging="504"/>
+      </w:pPr>
+    </w:lvl>
+    <w:lvl w:ilvl="3">
+      <w:start w:val="1"/>
+      <w:numFmt w:val="decimal"/>
+      <w:lvlText w:val="%1.%2.%3.%4."/>
+      <w:lvlJc w:val="left"/>
+      <w:pPr>
+        <w:ind w:left="1728" w:hanging="648"/>
+      </w:pPr>
+    </w:lvl>
+    <w:lvl w:ilvl="4">
+      <w:start w:val="1"/>
+      <w:numFmt w:val="decimal"/>
+      <w:lvlText w:val="%1.%2.%3.%4.%5."/>
+      <w:lvlJc w:val="left"/>
+      <w:pPr>
+        <w:ind w:left="2232" w:hanging="792"/>
+      </w:pPr>
+    </w:lvl>
+    <w:lvl w:ilvl="5">
+      <w:start w:val="1"/>
+      <w:numFmt w:val="decimal"/>
+      <w:lvlText w:val="%1.%2.%3.%4.%5.%6."/>
+      <w:lvlJc w:val="left"/>
+      <w:pPr>
+        <w:ind w:left="2736" w:hanging="936"/>
+      </w:pPr>
+    </w:lvl>
+    <w:lvl w:ilvl="6">
+      <w:start w:val="1"/>
+      <w:numFmt w:val="decimal"/>
+      <w:lvlText w:val="%1.%2.%3.%4.%5.%6.%7."/>
+      <w:lvlJc w:val="left"/>
+      <w:pPr>
+        <w:ind w:left="3240" w:hanging="1080"/>
+      </w:pPr>
+    </w:lvl>
+    <w:lvl w:ilvl="7">
+      <w:start w:val="1"/>
+      <w:numFmt w:val="decimal"/>
+      <w:lvlText w:val="%1.%2.%3.%4.%5.%6.%7.%8."/>
+      <w:lvlJc w:val="left"/>
+      <w:pPr>
+        <w:ind w:left="3744" w:hanging="1224"/>
+      </w:pPr>
+    </w:lvl>
+    <w:lvl w:ilvl="8">
+      <w:start w:val="1"/>
+      <w:numFmt w:val="decimal"/>
+      <w:lvlText w:val="%1.%2.%3.%4.%5.%6.%7.%8.%9."/>
+      <w:lvlJc w:val="left"/>
+      <w:pPr>
+        <w:ind w:left="4320" w:hanging="1440"/>
+      </w:pPr>
+    </w:lvl>
+  </w:abstractNum>
+  <w:abstractNum w:abstractNumId="9" w15:restartNumberingAfterBreak="0">
+    <w:nsid w:val="5F337C27"/>
+    <w:multiLevelType w:val="multilevel"/>
+    <w:tmpl w:val="0409001F"/>
+    <w:lvl w:ilvl="0">
+      <w:start w:val="1"/>
+      <w:numFmt w:val="decimal"/>
+      <w:lvlText w:val="%1."/>
+      <w:lvlJc w:val="left"/>
+      <w:pPr>
+        <w:ind w:left="360" w:hanging="360"/>
+      </w:pPr>
+    </w:lvl>
+    <w:lvl w:ilvl="1">
+      <w:start w:val="1"/>
+      <w:numFmt w:val="decimal"/>
+      <w:lvlText w:val="%1.%2."/>
+      <w:lvlJc w:val="left"/>
+      <w:pPr>
+        <w:ind w:left="792" w:hanging="432"/>
+      </w:pPr>
+    </w:lvl>
+    <w:lvl w:ilvl="2">
+      <w:start w:val="1"/>
+      <w:numFmt w:val="decimal"/>
+      <w:lvlText w:val="%1.%2.%3."/>
+      <w:lvlJc w:val="left"/>
+      <w:pPr>
+        <w:ind w:left="1224" w:hanging="504"/>
+      </w:pPr>
+    </w:lvl>
+    <w:lvl w:ilvl="3">
+      <w:start w:val="1"/>
+      <w:numFmt w:val="decimal"/>
+      <w:lvlText w:val="%1.%2.%3.%4."/>
+      <w:lvlJc w:val="left"/>
+      <w:pPr>
+        <w:ind w:left="1728" w:hanging="648"/>
+      </w:pPr>
+    </w:lvl>
+    <w:lvl w:ilvl="4">
+      <w:start w:val="1"/>
+      <w:numFmt w:val="decimal"/>
+      <w:lvlText w:val="%1.%2.%3.%4.%5."/>
+      <w:lvlJc w:val="left"/>
+      <w:pPr>
+        <w:ind w:left="2232" w:hanging="792"/>
+      </w:pPr>
+    </w:lvl>
+    <w:lvl w:ilvl="5">
+      <w:start w:val="1"/>
+      <w:numFmt w:val="decimal"/>
+      <w:lvlText w:val="%1.%2.%3.%4.%5.%6."/>
+      <w:lvlJc w:val="left"/>
+      <w:pPr>
+        <w:ind w:left="2736" w:hanging="936"/>
+      </w:pPr>
+    </w:lvl>
+    <w:lvl w:ilvl="6">
+      <w:start w:val="1"/>
+      <w:numFmt w:val="decimal"/>
+      <w:lvlText w:val="%1.%2.%3.%4.%5.%6.%7."/>
+      <w:lvlJc w:val="left"/>
+      <w:pPr>
+        <w:ind w:left="3240" w:hanging="1080"/>
+      </w:pPr>
+    </w:lvl>
+    <w:lvl w:ilvl="7">
+      <w:start w:val="1"/>
+      <w:numFmt w:val="decimal"/>
+      <w:lvlText w:val="%1.%2.%3.%4.%5.%6.%7.%8."/>
+      <w:lvlJc w:val="left"/>
+      <w:pPr>
+        <w:ind w:left="3744" w:hanging="1224"/>
+      </w:pPr>
+    </w:lvl>
+    <w:lvl w:ilvl="8">
+      <w:start w:val="1"/>
+      <w:numFmt w:val="decimal"/>
+      <w:lvlText w:val="%1.%2.%3.%4.%5.%6.%7.%8.%9."/>
+      <w:lvlJc w:val="left"/>
+      <w:pPr>
+        <w:ind w:left="4320" w:hanging="1440"/>
+      </w:pPr>
+    </w:lvl>
+  </w:abstractNum>
   <w:num w:numId="1" w16cid:durableId="837497780">
-    <w:abstractNumId w:val="3"/>
+    <w:abstractNumId w:val="6"/>
   </w:num>
   <w:num w:numId="2" w16cid:durableId="625359597">
-    <w:abstractNumId w:val="1"/>
+    <w:abstractNumId w:val="2"/>
   </w:num>
   <w:num w:numId="3" w16cid:durableId="1806462321">
-    <w:abstractNumId w:val="2"/>
+    <w:abstractNumId w:val="3"/>
   </w:num>
   <w:num w:numId="4" w16cid:durableId="1010716062">
     <w:abstractNumId w:val="0"/>
   </w:num>
   <w:num w:numId="5" w16cid:durableId="1524395080">
+    <w:abstractNumId w:val="7"/>
+  </w:num>
+  <w:num w:numId="6" w16cid:durableId="1164201293">
     <w:abstractNumId w:val="4"/>
+  </w:num>
+  <w:num w:numId="7" w16cid:durableId="1581062607">
+    <w:abstractNumId w:val="8"/>
+  </w:num>
+  <w:num w:numId="8" w16cid:durableId="751589167">
+    <w:abstractNumId w:val="5"/>
+  </w:num>
+  <w:num w:numId="9" w16cid:durableId="1450776425">
+    <w:abstractNumId w:val="9"/>
+  </w:num>
+  <w:num w:numId="10" w16cid:durableId="1109086309">
+    <w:abstractNumId w:val="1"/>
   </w:num>
 </w:numbering>
 </file>
@@ -5624,10 +6663,9 @@
   <w:style w:type="paragraph" w:default="1" w:styleId="Normal">
     <w:name w:val="Normal"/>
     <w:qFormat/>
-    <w:rsid w:val="6159DA45"/>
+    <w:rsid w:val="0090052A"/>
     <w:rPr>
       <w:noProof/>
-      <w:lang w:val="sv-SE"/>
     </w:rPr>
   </w:style>
   <w:style w:type="paragraph" w:styleId="Heading1">
@@ -5697,7 +6735,6 @@
   <w:style w:type="character" w:default="1" w:styleId="DefaultParagraphFont">
     <w:name w:val="Default Paragraph Font"/>
     <w:uiPriority w:val="1"/>
-    <w:semiHidden/>
     <w:unhideWhenUsed/>
   </w:style>
   <w:style w:type="table" w:default="1" w:styleId="TableNormal">
@@ -5881,6 +6918,25 @@
       <w:szCs w:val="22"/>
       <w:lang w:val="sv-SE"/>
     </w:rPr>
+  </w:style>
+  <w:style w:type="table" w:styleId="TableGrid">
+    <w:name w:val="Table Grid"/>
+    <w:basedOn w:val="TableNormal"/>
+    <w:uiPriority w:val="39"/>
+    <w:rsid w:val="00700E0E"/>
+    <w:pPr>
+      <w:spacing w:after="0" w:line="240" w:lineRule="auto"/>
+    </w:pPr>
+    <w:tblPr>
+      <w:tblBorders>
+        <w:top w:val="single" w:sz="4" w:space="0" w:color="auto"/>
+        <w:left w:val="single" w:sz="4" w:space="0" w:color="auto"/>
+        <w:bottom w:val="single" w:sz="4" w:space="0" w:color="auto"/>
+        <w:right w:val="single" w:sz="4" w:space="0" w:color="auto"/>
+        <w:insideH w:val="single" w:sz="4" w:space="0" w:color="auto"/>
+        <w:insideV w:val="single" w:sz="4" w:space="0" w:color="auto"/>
+      </w:tblBorders>
+    </w:tblPr>
   </w:style>
 </w:styles>
 </file>
@@ -6342,7 +7398,7 @@
         <b:Corporate>Godot</b:Corporate>
       </b:Author>
     </b:Author>
-    <b:RefOrder>15</b:RefOrder>
+    <b:RefOrder>16</b:RefOrder>
   </b:Source>
   <b:Source>
     <b:Tag>Uni17</b:Tag>
@@ -6359,7 +7415,7 @@
     <b:MonthAccessed>September</b:MonthAccessed>
     <b:DayAccessed>18</b:DayAccessed>
     <b:URL>https://docs.unity3d.com/560/Documentation/Manual/webgl-gettingstarted.html</b:URL>
-    <b:RefOrder>16</b:RefOrder>
+    <b:RefOrder>17</b:RefOrder>
   </b:Source>
   <b:Source>
     <b:Tag>Moz25</b:Tag>
@@ -6446,11 +7502,33 @@
     </b:Author>
     <b:RefOrder>14</b:RefOrder>
   </b:Source>
+  <b:Source>
+    <b:Tag>Bra26</b:Tag>
+    <b:SourceType>InternetSite</b:SourceType>
+    <b:Guid>{1A1E2868-43CA-4FF6-8AFB-4A739D1C85A3}</b:Guid>
+    <b:Author>
+      <b:Author>
+        <b:NameList>
+          <b:Person>
+            <b:Last>Brazie</b:Last>
+            <b:First>Alexander</b:First>
+          </b:Person>
+        </b:NameList>
+      </b:Author>
+    </b:Author>
+    <b:Title>15 Game Design Principles, Tips, Basics</b:Title>
+    <b:Year>2026</b:Year>
+    <b:YearAccessed>2026</b:YearAccessed>
+    <b:MonthAccessed>March</b:MonthAccessed>
+    <b:DayAccessed>23</b:DayAccessed>
+    <b:URL>https://gamedesignskills.com/game-design/concepts/</b:URL>
+    <b:RefOrder>15</b:RefOrder>
+  </b:Source>
 </b:Sources>
 </file>
 
 <file path=customXml/itemProps1.xml><?xml version="1.0" encoding="utf-8"?>
-<ds:datastoreItem xmlns:ds="http://schemas.openxmlformats.org/officeDocument/2006/customXml" ds:itemID="{AFCC5BCF-8EF6-4635-980C-F3CA42A06562}">
+<ds:datastoreItem xmlns:ds="http://schemas.openxmlformats.org/officeDocument/2006/customXml" ds:itemID="{A9F3473C-3393-4664-B92F-2562CCD3D3E6}">
   <ds:schemaRefs>
     <ds:schemaRef ds:uri="http://schemas.openxmlformats.org/officeDocument/2006/bibliography"/>
   </ds:schemaRefs>

--- a/rapport/Alvar de Paulis GYA första utkast.docx
+++ b/rapport/Alvar de Paulis GYA första utkast.docx
@@ -99,6 +99,7 @@
         <w:jc w:val="center"/>
       </w:pPr>
       <w:r>
+        <w:lastRenderedPageBreak/>
         <w:t>Abstract</w:t>
       </w:r>
     </w:p>
@@ -116,6 +117,7 @@
         </w:numPr>
       </w:pPr>
       <w:r>
+        <w:lastRenderedPageBreak/>
         <w:t>Inledning</w:t>
       </w:r>
     </w:p>
@@ -126,12 +128,21 @@
         </w:rPr>
       </w:pPr>
       <w:r>
+        <w:rPr>
+          <w:lang w:val="sv-SE"/>
+        </w:rPr>
         <w:t xml:space="preserve">Det finns många </w:t>
       </w:r>
       <w:r>
+        <w:rPr>
+          <w:lang w:val="sv-SE"/>
+        </w:rPr>
         <w:t xml:space="preserve">pedagogiska verktyg </w:t>
       </w:r>
       <w:r>
+        <w:rPr>
+          <w:lang w:val="sv-SE"/>
+        </w:rPr>
         <w:t xml:space="preserve">som är skapade för att lära ut programmering till barn. </w:t>
       </w:r>
       <w:r>
@@ -532,7 +543,14 @@
         <w:rPr>
           <w:lang w:val="sv-SE"/>
         </w:rPr>
-        <w:t>spel för att göra inlärningen mer engagerande, så kallad gamification</w:t>
+        <w:t xml:space="preserve">spel för att göra inlärningen mer </w:t>
+      </w:r>
+      <w:r>
+        <w:rPr>
+          <w:lang w:val="sv-SE"/>
+        </w:rPr>
+        <w:lastRenderedPageBreak/>
+        <w:t>engagerande, så kallad gamification</w:t>
       </w:r>
       <w:r>
         <w:rPr>
@@ -727,6 +745,7 @@
         <w:rPr>
           <w:lang w:val="sv-SE"/>
         </w:rPr>
+        <w:lastRenderedPageBreak/>
         <w:t>Kodredigeraren ska synas på skärmen och texten inom den ska kunna redigeras som text utan hinder.</w:t>
       </w:r>
     </w:p>
@@ -1022,6 +1041,7 @@
         </w:numPr>
       </w:pPr>
       <w:r>
+        <w:lastRenderedPageBreak/>
         <w:t>Metod</w:t>
       </w:r>
     </w:p>
@@ -1634,7 +1654,14 @@
         <w:rPr>
           <w:lang w:val="sv-SE"/>
         </w:rPr>
-        <w:t>en lektionsstruktur. Baserat på de kvantitativa undersökningar</w:t>
+        <w:t xml:space="preserve">en lektionsstruktur. </w:t>
+      </w:r>
+      <w:r>
+        <w:rPr>
+          <w:lang w:val="sv-SE"/>
+        </w:rPr>
+        <w:lastRenderedPageBreak/>
+        <w:t>Baserat på de kvantitativa undersökningar</w:t>
       </w:r>
       <w:r>
         <w:rPr>
@@ -2130,6 +2157,7 @@
         </w:numPr>
       </w:pPr>
       <w:r>
+        <w:lastRenderedPageBreak/>
         <w:t>Resultat</w:t>
       </w:r>
     </w:p>
@@ -2537,6 +2565,7 @@
         <w:rPr>
           <w:lang w:val="sv-SE"/>
         </w:rPr>
+        <w:lastRenderedPageBreak/>
         <w:t>När användaren trycker på en kör-knapp ska figuren röra sig i enlighet med kommandon som skrivits i kodrutan</w:t>
       </w:r>
     </w:p>
@@ -2753,60 +2782,124 @@
       </w:r>
     </w:p>
     <w:p>
-      <w:r>
+      <w:pPr>
+        <w:rPr>
+          <w:lang w:val="sv-SE"/>
+        </w:rPr>
+      </w:pPr>
+      <w:r>
+        <w:rPr>
+          <w:lang w:val="sv-SE"/>
+        </w:rPr>
         <w:t xml:space="preserve">Spelets </w:t>
       </w:r>
       <w:r>
+        <w:rPr>
+          <w:lang w:val="sv-SE"/>
+        </w:rPr>
         <w:t>HTML-fil</w:t>
       </w:r>
       <w:r>
+        <w:rPr>
+          <w:lang w:val="sv-SE"/>
+        </w:rPr>
         <w:t xml:space="preserve"> i</w:t>
       </w:r>
       <w:r>
+        <w:rPr>
+          <w:lang w:val="sv-SE"/>
+        </w:rPr>
         <w:t xml:space="preserve">ndex.html är </w:t>
       </w:r>
       <w:r>
+        <w:rPr>
+          <w:lang w:val="sv-SE"/>
+        </w:rPr>
         <w:t xml:space="preserve">27 rader lång, och innehåller </w:t>
       </w:r>
       <w:r>
+        <w:rPr>
+          <w:lang w:val="sv-SE"/>
+        </w:rPr>
         <w:t>metadatan i &lt;head&gt;</w:t>
       </w:r>
       <w:r>
+        <w:rPr>
+          <w:lang w:val="sv-SE"/>
+        </w:rPr>
         <w:t xml:space="preserve"> och sidans struktur i </w:t>
       </w:r>
       <w:r>
+        <w:rPr>
+          <w:lang w:val="sv-SE"/>
+        </w:rPr>
         <w:t xml:space="preserve">&lt;body&gt;. I &lt;head&gt; finns även </w:t>
       </w:r>
       <w:r>
+        <w:rPr>
+          <w:lang w:val="sv-SE"/>
+        </w:rPr>
         <w:t xml:space="preserve">en </w:t>
       </w:r>
       <w:r>
+        <w:rPr>
+          <w:lang w:val="sv-SE"/>
+        </w:rPr>
         <w:t>länk till</w:t>
       </w:r>
       <w:r>
+        <w:rPr>
+          <w:lang w:val="sv-SE"/>
+        </w:rPr>
         <w:t xml:space="preserve"> JavaScript-filen som inehåller spelet, samt</w:t>
       </w:r>
       <w:r>
+        <w:rPr>
+          <w:lang w:val="sv-SE"/>
+        </w:rPr>
         <w:t xml:space="preserve"> Phasers kod, som gör att Phaser kan användas i JavaScript-filen.</w:t>
       </w:r>
     </w:p>
     <w:p>
-      <w:r>
+      <w:pPr>
+        <w:rPr>
+          <w:lang w:val="sv-SE"/>
+        </w:rPr>
+      </w:pPr>
+      <w:r>
+        <w:rPr>
+          <w:lang w:val="sv-SE"/>
+        </w:rPr>
         <w:t xml:space="preserve">I &lt;body&gt; finns </w:t>
       </w:r>
       <w:r>
+        <w:rPr>
+          <w:lang w:val="sv-SE"/>
+        </w:rPr>
         <w:t xml:space="preserve">en div med ID </w:t>
       </w:r>
       <w:r>
+        <w:rPr>
+          <w:lang w:val="sv-SE"/>
+        </w:rPr>
         <w:t xml:space="preserve">”left” inuti en div med ID ”wrapper”. I ”left” finns </w:t>
       </w:r>
       <w:r>
+        <w:rPr>
+          <w:lang w:val="sv-SE"/>
+        </w:rPr>
         <w:t xml:space="preserve">rutan som inehåller banans beskrivning, samt </w:t>
       </w:r>
       <w:r>
+        <w:rPr>
+          <w:lang w:val="sv-SE"/>
+        </w:rPr>
         <w:t xml:space="preserve">kodrutan. Utanför ”left” ligger kör-knappen, men efter att spelet initialiseras hamnar också </w:t>
       </w:r>
       <w:r>
+        <w:rPr>
+          <w:lang w:val="sv-SE"/>
+        </w:rPr>
         <w:t>spel-canvasen (HTML-elementet där spelet renderas) där.</w:t>
       </w:r>
     </w:p>
@@ -2824,25 +2917,49 @@
     </w:p>
     <w:p>
       <w:r>
+        <w:rPr>
+          <w:lang w:val="sv-SE"/>
+        </w:rPr>
         <w:t xml:space="preserve">CSS-filen style.css </w:t>
       </w:r>
       <w:r>
+        <w:rPr>
+          <w:lang w:val="sv-SE"/>
+        </w:rPr>
         <w:t xml:space="preserve">är </w:t>
       </w:r>
       <w:r>
+        <w:rPr>
+          <w:lang w:val="sv-SE"/>
+        </w:rPr>
         <w:t xml:space="preserve">83 </w:t>
       </w:r>
       <w:r>
+        <w:rPr>
+          <w:lang w:val="sv-SE"/>
+        </w:rPr>
         <w:t xml:space="preserve">rader lång, och där </w:t>
       </w:r>
       <w:r>
+        <w:rPr>
+          <w:lang w:val="sv-SE"/>
+        </w:rPr>
         <w:t xml:space="preserve">importeras typsnitten som används från Google Fonts, </w:t>
       </w:r>
       <w:r>
+        <w:rPr>
+          <w:lang w:val="sv-SE"/>
+        </w:rPr>
         <w:t xml:space="preserve">och alla </w:t>
       </w:r>
       <w:r>
-        <w:t xml:space="preserve">sidans elements stil bestäms. Bland annat bestäms färger och textstorlekar, men även </w:t>
+        <w:rPr>
+          <w:lang w:val="sv-SE"/>
+        </w:rPr>
+        <w:t xml:space="preserve">sidans elements stil bestäms. </w:t>
+      </w:r>
+      <w:r>
+        <w:t xml:space="preserve">Bland annat bestäms färger och textstorlekar, men även </w:t>
       </w:r>
       <w:r>
         <w:t xml:space="preserve">positionerna av </w:t>
@@ -2857,6 +2974,7 @@
         </w:numPr>
       </w:pPr>
       <w:r>
+        <w:lastRenderedPageBreak/>
         <w:t>Exekvering av användarens kod</w:t>
       </w:r>
     </w:p>
@@ -2880,33 +2998,63 @@
         <w:t xml:space="preserve">fungerar i det färdiga programmet. </w:t>
       </w:r>
       <w:r>
+        <w:rPr>
+          <w:lang w:val="sv-SE"/>
+        </w:rPr>
         <w:t xml:space="preserve">När den gröna knappen trycks (figur 1) </w:t>
       </w:r>
       <w:r>
+        <w:rPr>
+          <w:lang w:val="sv-SE"/>
+        </w:rPr>
         <w:t xml:space="preserve">körs </w:t>
       </w:r>
       <w:r>
+        <w:rPr>
+          <w:lang w:val="sv-SE"/>
+        </w:rPr>
         <w:t>metoden</w:t>
       </w:r>
       <w:r>
+        <w:rPr>
+          <w:lang w:val="sv-SE"/>
+        </w:rPr>
         <w:t xml:space="preserve"> </w:t>
       </w:r>
       <w:r>
+        <w:rPr>
+          <w:lang w:val="sv-SE"/>
+        </w:rPr>
         <w:t>runProgram()</w:t>
       </w:r>
       <w:r>
+        <w:rPr>
+          <w:lang w:val="sv-SE"/>
+        </w:rPr>
         <w:t xml:space="preserve"> i game.js</w:t>
       </w:r>
       <w:r>
+        <w:rPr>
+          <w:lang w:val="sv-SE"/>
+        </w:rPr>
         <w:t xml:space="preserve">, som </w:t>
       </w:r>
       <w:r>
+        <w:rPr>
+          <w:lang w:val="sv-SE"/>
+        </w:rPr>
         <w:t xml:space="preserve">läser textinehållet i kodrutan, och i sin tur </w:t>
       </w:r>
       <w:r>
+        <w:rPr>
+          <w:lang w:val="sv-SE"/>
+        </w:rPr>
         <w:t>anropar execute() på de lästa raderna.</w:t>
       </w:r>
       <w:r>
+        <w:rPr>
+          <w:lang w:val="sv-SE"/>
+        </w:rPr>
         <w:t xml:space="preserve"> </w:t>
       </w:r>
       <w:r>
@@ -3163,18 +3311,33 @@
         </w:rPr>
       </w:pPr>
       <w:r>
+        <w:rPr>
+          <w:lang w:val="sv-SE"/>
+        </w:rPr>
         <w:t xml:space="preserve">Figuren är </w:t>
       </w:r>
       <w:r>
+        <w:rPr>
+          <w:lang w:val="sv-SE"/>
+        </w:rPr>
         <w:t xml:space="preserve">implementerad som </w:t>
       </w:r>
       <w:r>
+        <w:rPr>
+          <w:lang w:val="sv-SE"/>
+        </w:rPr>
         <w:t xml:space="preserve">en instans av klassen </w:t>
       </w:r>
       <w:r>
+        <w:rPr>
+          <w:lang w:val="sv-SE"/>
+        </w:rPr>
         <w:t xml:space="preserve">Player, som genom arv underordnas klassen GridObject, som i sin tur genom arv underordnas </w:t>
       </w:r>
       <w:r>
+        <w:rPr>
+          <w:lang w:val="sv-SE"/>
+        </w:rPr>
         <w:t xml:space="preserve">Phasers klass Sprite. </w:t>
       </w:r>
       <w:r>
@@ -3447,6 +3610,7 @@
         <w:rPr>
           <w:lang w:val="sv-SE"/>
         </w:rPr>
+        <w:lastRenderedPageBreak/>
         <w:t>Figur 4: klassen GridObject och dess konstruktor</w:t>
       </w:r>
     </w:p>
@@ -3499,7 +3663,13 @@
         <w:rPr>
           <w:lang w:val="sv-SE"/>
         </w:rPr>
-        <w:t xml:space="preserve"> åtta</w:t>
+        <w:t xml:space="preserve"> </w:t>
+      </w:r>
+      <w:r>
+        <w:rPr>
+          <w:lang w:val="sv-SE"/>
+        </w:rPr>
+        <w:t>nio</w:t>
       </w:r>
       <w:r>
         <w:rPr>
@@ -3523,25 +3693,13 @@
         <w:rPr>
           <w:lang w:val="sv-SE"/>
         </w:rPr>
+        <w:t xml:space="preserve"> (se det gröna fältet i figur 1)</w:t>
+      </w:r>
+      <w:r>
+        <w:rPr>
+          <w:lang w:val="sv-SE"/>
+        </w:rPr>
         <w:t>. Beskrivningen lagras i attributen ”description”</w:t>
-      </w:r>
-      <w:r>
-        <w:rPr>
-          <w:lang w:val="sv-SE"/>
-        </w:rPr>
-        <w:t xml:space="preserve"> (se </w:t>
-      </w:r>
-      <w:r>
-        <w:rPr>
-          <w:lang w:val="sv-SE"/>
-        </w:rPr>
-        <w:t xml:space="preserve">det gröna fältet i </w:t>
-      </w:r>
-      <w:r>
-        <w:rPr>
-          <w:lang w:val="sv-SE"/>
-        </w:rPr>
-        <w:t>figur 1)</w:t>
       </w:r>
       <w:r>
         <w:rPr>
@@ -3957,6 +4115,7 @@
               <w:spacing w:line="300" w:lineRule="atLeast"/>
             </w:pPr>
             <w:r>
+              <w:lastRenderedPageBreak/>
               <w:t>        ]</w:t>
             </w:r>
           </w:p>
@@ -3985,6 +4144,7 @@
         <w:rPr>
           <w:lang w:val="sv-SE"/>
         </w:rPr>
+        <w:lastRenderedPageBreak/>
         <w:t xml:space="preserve">Figur 5: </w:t>
       </w:r>
       <w:r>
@@ -4086,43 +4246,87 @@
       </w:r>
     </w:p>
     <w:p>
-      <w:r>
+      <w:pPr>
+        <w:rPr>
+          <w:lang w:val="sv-SE"/>
+        </w:rPr>
+      </w:pPr>
+      <w:r>
+        <w:rPr>
+          <w:lang w:val="sv-SE"/>
+        </w:rPr>
         <w:t xml:space="preserve">Om en rad slutar på order ”gånger” ska </w:t>
       </w:r>
       <w:r>
+        <w:rPr>
+          <w:lang w:val="sv-SE"/>
+        </w:rPr>
         <w:t xml:space="preserve">interpreteraren initiera en loop. Det </w:t>
       </w:r>
       <w:r>
+        <w:rPr>
+          <w:lang w:val="sv-SE"/>
+        </w:rPr>
         <w:t>gör den genom att</w:t>
       </w:r>
       <w:r>
+        <w:rPr>
+          <w:lang w:val="sv-SE"/>
+        </w:rPr>
         <w:t xml:space="preserve"> först </w:t>
       </w:r>
       <w:r>
+        <w:rPr>
+          <w:lang w:val="sv-SE"/>
+        </w:rPr>
         <w:t xml:space="preserve">hitta alla </w:t>
       </w:r>
       <w:r>
+        <w:rPr>
+          <w:lang w:val="sv-SE"/>
+        </w:rPr>
         <w:t xml:space="preserve">sammanhängande rader </w:t>
       </w:r>
       <w:r>
+        <w:rPr>
+          <w:lang w:val="sv-SE"/>
+        </w:rPr>
         <w:t>som börjar med ett bindestreck, som följer raden som initierar loopen. Alla de raderna läggs in i en lista, men utan bindestrecket.</w:t>
       </w:r>
       <w:r>
+        <w:rPr>
+          <w:lang w:val="sv-SE"/>
+        </w:rPr>
         <w:t xml:space="preserve"> Sedan skapas en lista som </w:t>
       </w:r>
       <w:r>
+        <w:rPr>
+          <w:lang w:val="sv-SE"/>
+        </w:rPr>
         <w:t xml:space="preserve">innehåller ett antal repetitioner av den listan, som motsvarar siffran i den första raden. Då </w:t>
       </w:r>
       <w:r>
+        <w:rPr>
+          <w:lang w:val="sv-SE"/>
+        </w:rPr>
         <w:t xml:space="preserve">anropas </w:t>
       </w:r>
       <w:r>
+        <w:rPr>
+          <w:lang w:val="sv-SE"/>
+        </w:rPr>
         <w:t>execute() igen</w:t>
       </w:r>
       <w:r>
+        <w:rPr>
+          <w:lang w:val="sv-SE"/>
+        </w:rPr>
         <w:t xml:space="preserve"> på den repeterade listan, alltså nyttjas </w:t>
       </w:r>
       <w:r>
+        <w:rPr>
+          <w:lang w:val="sv-SE"/>
+        </w:rPr>
         <w:t>rekursion.</w:t>
       </w:r>
     </w:p>
@@ -4144,6 +4348,9 @@
             <w:pPr>
               <w:shd w:val="clear" w:color="auto" w:fill="FFFFFF"/>
               <w:spacing w:line="300" w:lineRule="atLeast"/>
+              <w:rPr>
+                <w:lang w:val="sv-SE"/>
+              </w:rPr>
             </w:pPr>
           </w:p>
           <w:p>
@@ -4152,7 +4359,13 @@
               <w:spacing w:line="300" w:lineRule="atLeast"/>
             </w:pPr>
             <w:r>
-              <w:t>    if (line.split(' ')[1] == 'gånger') {</w:t>
+              <w:rPr>
+                <w:lang w:val="sv-SE"/>
+              </w:rPr>
+              <w:t xml:space="preserve">    </w:t>
+            </w:r>
+            <w:r>
+              <w:t>if (line.split(' ')[1] == 'gånger') {</w:t>
             </w:r>
           </w:p>
           <w:p>
@@ -4300,11 +4513,20 @@
     <w:p>
       <w:pPr>
         <w:pStyle w:val="Subtitle"/>
-      </w:pPr>
-      <w:r>
+        <w:rPr>
+          <w:lang w:val="sv-SE"/>
+        </w:rPr>
+      </w:pPr>
+      <w:r>
+        <w:rPr>
+          <w:lang w:val="sv-SE"/>
+        </w:rPr>
         <w:t xml:space="preserve">Figur 6: </w:t>
       </w:r>
       <w:r>
+        <w:rPr>
+          <w:lang w:val="sv-SE"/>
+        </w:rPr>
         <w:t>logiken som exekverar loopar inom execute()</w:t>
       </w:r>
     </w:p>
@@ -4317,40 +4539,81 @@
         </w:numPr>
       </w:pPr>
       <w:r>
+        <w:lastRenderedPageBreak/>
         <w:t>Spelet i praktiken</w:t>
       </w:r>
     </w:p>
     <w:p>
-      <w:r>
+      <w:pPr>
+        <w:rPr>
+          <w:lang w:val="sv-SE"/>
+        </w:rPr>
+      </w:pPr>
+      <w:r>
+        <w:rPr>
+          <w:lang w:val="sv-SE"/>
+        </w:rPr>
         <w:t>Spele</w:t>
       </w:r>
       <w:r>
+        <w:rPr>
+          <w:lang w:val="sv-SE"/>
+        </w:rPr>
         <w:t>t testades vid ett tillfälle under projektets gång på en</w:t>
       </w:r>
       <w:r>
+        <w:rPr>
+          <w:lang w:val="sv-SE"/>
+        </w:rPr>
         <w:t xml:space="preserve"> anonym</w:t>
       </w:r>
       <w:r>
+        <w:rPr>
+          <w:lang w:val="sv-SE"/>
+        </w:rPr>
         <w:t xml:space="preserve"> högstadieklass</w:t>
       </w:r>
       <w:r>
+        <w:rPr>
+          <w:lang w:val="sv-SE"/>
+        </w:rPr>
         <w:t xml:space="preserve"> för att hitta styrkor och svagheter i spelets design, samt för att</w:t>
       </w:r>
       <w:r>
+        <w:rPr>
+          <w:lang w:val="sv-SE"/>
+        </w:rPr>
         <w:t xml:space="preserve"> undersöka tesen om </w:t>
       </w:r>
       <w:r>
+        <w:rPr>
+          <w:lang w:val="sv-SE"/>
+        </w:rPr>
         <w:t>den pedagogiska funktionen av spelet.</w:t>
       </w:r>
     </w:p>
     <w:p>
-      <w:r>
+      <w:pPr>
+        <w:rPr>
+          <w:lang w:val="sv-SE"/>
+        </w:rPr>
+      </w:pPr>
+      <w:r>
+        <w:rPr>
+          <w:lang w:val="sv-SE"/>
+        </w:rPr>
         <w:t xml:space="preserve">Vid </w:t>
       </w:r>
       <w:r>
+        <w:rPr>
+          <w:lang w:val="sv-SE"/>
+        </w:rPr>
         <w:t>testning av spelet</w:t>
       </w:r>
       <w:r>
+        <w:rPr>
+          <w:lang w:val="sv-SE"/>
+        </w:rPr>
         <w:t xml:space="preserve"> med högstadieklassen upptäcktes flera problem som inte innan hittats:</w:t>
       </w:r>
     </w:p>
@@ -4361,8 +4624,14 @@
           <w:ilvl w:val="0"/>
           <w:numId w:val="6"/>
         </w:numPr>
-      </w:pPr>
-      <w:r>
+        <w:rPr>
+          <w:lang w:val="sv-SE"/>
+        </w:rPr>
+      </w:pPr>
+      <w:r>
+        <w:rPr>
+          <w:lang w:val="sv-SE"/>
+        </w:rPr>
         <w:t>Bristen på kodexempel i programmet gjorde att eleverna ofta glömde syntaxen</w:t>
       </w:r>
     </w:p>
@@ -4373,8 +4642,14 @@
           <w:ilvl w:val="0"/>
           <w:numId w:val="6"/>
         </w:numPr>
-      </w:pPr>
-      <w:r>
+        <w:rPr>
+          <w:lang w:val="sv-SE"/>
+        </w:rPr>
+      </w:pPr>
+      <w:r>
+        <w:rPr>
+          <w:lang w:val="sv-SE"/>
+        </w:rPr>
         <w:t>Det var förvirrande att användarens kod kunde få figuren att gå förbi målet, men fortfarande bli godkänd så länge figuren passerade målet</w:t>
       </w:r>
     </w:p>
@@ -4385,104 +4660,215 @@
           <w:ilvl w:val="0"/>
           <w:numId w:val="6"/>
         </w:numPr>
-      </w:pPr>
-      <w:r>
+        <w:rPr>
+          <w:lang w:val="sv-SE"/>
+        </w:rPr>
+      </w:pPr>
+      <w:r>
+        <w:rPr>
+          <w:lang w:val="sv-SE"/>
+        </w:rPr>
         <w:t>På grund av att syntax highlighting saknas gjorde felsökning svårt</w:t>
       </w:r>
     </w:p>
     <w:p>
-      <w:r>
+      <w:pPr>
+        <w:rPr>
+          <w:lang w:val="sv-SE"/>
+        </w:rPr>
+      </w:pPr>
+      <w:r>
+        <w:rPr>
+          <w:lang w:val="sv-SE"/>
+        </w:rPr>
         <w:t xml:space="preserve">Problemen antecknades innan </w:t>
       </w:r>
       <w:r>
+        <w:rPr>
+          <w:lang w:val="sv-SE"/>
+        </w:rPr>
         <w:t>utvecklingen av spelet var klart, vilken innebar att de</w:t>
       </w:r>
       <w:r>
+        <w:rPr>
+          <w:lang w:val="sv-SE"/>
+        </w:rPr>
         <w:t xml:space="preserve">t fanns tid för lösningar att </w:t>
       </w:r>
       <w:r>
+        <w:rPr>
+          <w:lang w:val="sv-SE"/>
+        </w:rPr>
         <w:t>implementeras.</w:t>
       </w:r>
       <w:r>
+        <w:rPr>
+          <w:lang w:val="sv-SE"/>
+        </w:rPr>
         <w:t xml:space="preserve"> Det första problemet löstes genom att kodexempel som redovisar syntaxen introducerades</w:t>
       </w:r>
       <w:r>
+        <w:rPr>
+          <w:lang w:val="sv-SE"/>
+        </w:rPr>
         <w:t>. Det andra</w:t>
       </w:r>
       <w:r>
+        <w:rPr>
+          <w:lang w:val="sv-SE"/>
+        </w:rPr>
         <w:t xml:space="preserve"> problemet åtgärdades också, genom att anropa metoden för kollission när användarens kod kört klart, istället för vid varje steg</w:t>
       </w:r>
       <w:r>
+        <w:rPr>
+          <w:lang w:val="sv-SE"/>
+        </w:rPr>
         <w:t xml:space="preserve">. </w:t>
       </w:r>
       <w:r>
+        <w:rPr>
+          <w:lang w:val="sv-SE"/>
+        </w:rPr>
         <w:t>Det sista problemet, bristen på syntax highlighting, löstes aldrig på grund av tids</w:t>
       </w:r>
       <w:r>
+        <w:rPr>
+          <w:lang w:val="sv-SE"/>
+        </w:rPr>
         <w:t xml:space="preserve">brist. Däremot kan kodexempel ha gjort det mindre troligt att användaren skriver felaktig kod, alltså </w:t>
       </w:r>
       <w:r>
+        <w:rPr>
+          <w:lang w:val="sv-SE"/>
+        </w:rPr>
         <w:t>löstes problemet indirekt.</w:t>
       </w:r>
     </w:p>
     <w:p>
-      <w:r>
+      <w:pPr>
+        <w:rPr>
+          <w:lang w:val="sv-SE"/>
+        </w:rPr>
+      </w:pPr>
+      <w:r>
+        <w:rPr>
+          <w:lang w:val="sv-SE"/>
+        </w:rPr>
         <w:t xml:space="preserve">Testet med </w:t>
       </w:r>
       <w:r>
+        <w:rPr>
+          <w:lang w:val="sv-SE"/>
+        </w:rPr>
         <w:t>högstadie</w:t>
       </w:r>
       <w:r>
+        <w:rPr>
+          <w:lang w:val="sv-SE"/>
+        </w:rPr>
         <w:t xml:space="preserve">klassen hade också </w:t>
       </w:r>
       <w:r>
+        <w:rPr>
+          <w:lang w:val="sv-SE"/>
+        </w:rPr>
         <w:t xml:space="preserve">målet att </w:t>
       </w:r>
       <w:r>
+        <w:rPr>
+          <w:lang w:val="sv-SE"/>
+        </w:rPr>
         <w:t>justera svårhetsgraden på spelet utifrån hur lätt eller svårt det ansågs vara</w:t>
       </w:r>
       <w:r>
+        <w:rPr>
+          <w:lang w:val="sv-SE"/>
+        </w:rPr>
         <w:t xml:space="preserve">. Resultatet av </w:t>
       </w:r>
       <w:r>
+        <w:rPr>
+          <w:lang w:val="sv-SE"/>
+        </w:rPr>
         <w:t xml:space="preserve">testtillfället visade att alla elever kunde klara några banor, och en </w:t>
       </w:r>
       <w:r>
+        <w:rPr>
+          <w:lang w:val="sv-SE"/>
+        </w:rPr>
         <w:t xml:space="preserve">stor andel klarade alla banor. Många elever behövde hjälp, men eftersom de också kunde hjälpa varandra </w:t>
       </w:r>
       <w:r>
+        <w:rPr>
+          <w:lang w:val="sv-SE"/>
+        </w:rPr>
         <w:t>krävdes det inte mycket ingrepp.</w:t>
       </w:r>
     </w:p>
     <w:p>
-      <w:r>
+      <w:pPr>
+        <w:rPr>
+          <w:lang w:val="sv-SE"/>
+        </w:rPr>
+      </w:pPr>
+      <w:r>
+        <w:rPr>
+          <w:lang w:val="sv-SE"/>
+        </w:rPr>
         <w:t xml:space="preserve">Flera elever tyckte att </w:t>
       </w:r>
       <w:r>
+        <w:rPr>
+          <w:lang w:val="sv-SE"/>
+        </w:rPr>
         <w:t>den textbaserade metoden man programmerar med i spelet var svårare än blockprogrammering som de hade tidigare erfar</w:t>
       </w:r>
       <w:r>
+        <w:rPr>
+          <w:lang w:val="sv-SE"/>
+        </w:rPr>
         <w:t>enhet</w:t>
       </w:r>
       <w:r>
+        <w:rPr>
+          <w:lang w:val="sv-SE"/>
+        </w:rPr>
         <w:t xml:space="preserve"> med.</w:t>
       </w:r>
       <w:r>
+        <w:rPr>
+          <w:lang w:val="sv-SE"/>
+        </w:rPr>
         <w:t xml:space="preserve"> Ett flertal elever tyckte också </w:t>
       </w:r>
       <w:r>
+        <w:rPr>
+          <w:lang w:val="sv-SE"/>
+        </w:rPr>
         <w:t xml:space="preserve">att det skulle vara lättare </w:t>
       </w:r>
       <w:r>
+        <w:rPr>
+          <w:lang w:val="sv-SE"/>
+        </w:rPr>
         <w:t>om det fanns kodexempel</w:t>
       </w:r>
       <w:r>
+        <w:rPr>
+          <w:lang w:val="sv-SE"/>
+        </w:rPr>
         <w:t xml:space="preserve"> och en introduktion i början</w:t>
       </w:r>
       <w:r>
+        <w:rPr>
+          <w:lang w:val="sv-SE"/>
+        </w:rPr>
         <w:t>, vilket skulle göra syntaxen enklare att förstå.</w:t>
       </w:r>
       <w:r>
+        <w:rPr>
+          <w:lang w:val="sv-SE"/>
+        </w:rPr>
         <w:br w:type="page"/>
       </w:r>
     </w:p>
@@ -4495,10 +4881,16 @@
         </w:numPr>
       </w:pPr>
       <w:r>
+        <w:lastRenderedPageBreak/>
         <w:t>Diskussion</w:t>
       </w:r>
     </w:p>
     <w:p>
+      <w:pPr>
+        <w:rPr>
+          <w:lang w:val="sv-SE"/>
+        </w:rPr>
+      </w:pPr>
       <w:r>
         <w:rPr>
           <w:lang w:val="sv-SE"/>
@@ -4506,27 +4898,51 @@
         <w:t>Övergången från blockprogrammering till t</w:t>
       </w:r>
       <w:r>
+        <w:rPr>
+          <w:lang w:val="sv-SE"/>
+        </w:rPr>
         <w:t xml:space="preserve">extprogrammering kan </w:t>
       </w:r>
       <w:r>
+        <w:rPr>
+          <w:lang w:val="sv-SE"/>
+        </w:rPr>
         <w:t>undersökas och lösas på många olika sätt, och det här projektet utgör ett möjligt alternativ. Jag valde</w:t>
       </w:r>
       <w:r>
+        <w:rPr>
+          <w:lang w:val="sv-SE"/>
+        </w:rPr>
         <w:t xml:space="preserve"> att </w:t>
       </w:r>
       <w:r>
+        <w:rPr>
+          <w:lang w:val="sv-SE"/>
+        </w:rPr>
         <w:t>försöka skapa ett mellansteg mellan blockprogrammering och ”</w:t>
       </w:r>
       <w:r>
+        <w:rPr>
+          <w:lang w:val="sv-SE"/>
+        </w:rPr>
         <w:t xml:space="preserve">riktig” programmering. </w:t>
       </w:r>
       <w:r>
+        <w:rPr>
+          <w:lang w:val="sv-SE"/>
+        </w:rPr>
         <w:t>Det gjorde jag genom att ta fram ett programmeringsspråk som har mycket enkla kommandon, och en enkel syntax, men som fortfarande skrivs med text.</w:t>
       </w:r>
       <w:r>
+        <w:rPr>
+          <w:lang w:val="sv-SE"/>
+        </w:rPr>
         <w:t xml:space="preserve"> Programmeringsspråket presenterades i form av ett spel, </w:t>
       </w:r>
       <w:r>
+        <w:rPr>
+          <w:lang w:val="sv-SE"/>
+        </w:rPr>
         <w:t>där användaren ska styra en figur genom att skriva kommandon.</w:t>
       </w:r>
     </w:p>
@@ -4549,15 +4965,27 @@
         </w:rPr>
       </w:pPr>
       <w:r>
+        <w:rPr>
+          <w:lang w:val="sv-SE"/>
+        </w:rPr>
         <w:t>Spelet</w:t>
       </w:r>
       <w:r>
+        <w:rPr>
+          <w:lang w:val="sv-SE"/>
+        </w:rPr>
         <w:t xml:space="preserve"> fungerar väl, och </w:t>
       </w:r>
       <w:r>
+        <w:rPr>
+          <w:lang w:val="sv-SE"/>
+        </w:rPr>
         <w:t>utvecklingsprocessen gick bra.</w:t>
       </w:r>
       <w:r>
+        <w:rPr>
+          <w:lang w:val="sv-SE"/>
+        </w:rPr>
         <w:t xml:space="preserve"> </w:t>
       </w:r>
       <w:r>
@@ -4576,7 +5004,19 @@
         <w:rPr>
           <w:lang w:val="sv-SE"/>
         </w:rPr>
-        <w:t>använd tid, men det påverkade inte kvalite</w:t>
+        <w:t>använd</w:t>
+      </w:r>
+      <w:r>
+        <w:rPr>
+          <w:lang w:val="sv-SE"/>
+        </w:rPr>
+        <w:t>a arbetstillfällen</w:t>
+      </w:r>
+      <w:r>
+        <w:rPr>
+          <w:lang w:val="sv-SE"/>
+        </w:rPr>
+        <w:t>, men det påverkade inte kvalite</w:t>
       </w:r>
       <w:r>
         <w:rPr>
@@ -4601,7 +5041,193 @@
         <w:rPr>
           <w:lang w:val="sv-SE"/>
         </w:rPr>
-        <w:t>Det finns totalt åtta banor</w:t>
+        <w:drawing>
+          <wp:inline distT="0" distB="0" distL="0" distR="0" wp14:anchorId="5E9BDB77" wp14:editId="5D0DCA5D">
+            <wp:extent cx="4229100" cy="1903095"/>
+            <wp:effectExtent l="0" t="0" r="0" b="1905"/>
+            <wp:docPr id="632775889" name="Picture 2"/>
+            <wp:cNvGraphicFramePr>
+              <a:graphicFrameLocks xmlns:a="http://schemas.openxmlformats.org/drawingml/2006/main" noChangeAspect="1"/>
+            </wp:cNvGraphicFramePr>
+            <a:graphic xmlns:a="http://schemas.openxmlformats.org/drawingml/2006/main">
+              <a:graphicData uri="http://schemas.openxmlformats.org/drawingml/2006/picture">
+                <pic:pic xmlns:pic="http://schemas.openxmlformats.org/drawingml/2006/picture">
+                  <pic:nvPicPr>
+                    <pic:cNvPr id="0" name="Picture 2"/>
+                    <pic:cNvPicPr>
+                      <a:picLocks noChangeAspect="1" noChangeArrowheads="1"/>
+                    </pic:cNvPicPr>
+                  </pic:nvPicPr>
+                  <pic:blipFill>
+                    <a:blip r:embed="rId11" cstate="print">
+                      <a:extLst>
+                        <a:ext uri="{28A0092B-C50C-407E-A947-70E740481C1C}">
+                          <a14:useLocalDpi xmlns:a14="http://schemas.microsoft.com/office/drawing/2010/main" val="0"/>
+                        </a:ext>
+                      </a:extLst>
+                    </a:blip>
+                    <a:srcRect/>
+                    <a:stretch>
+                      <a:fillRect/>
+                    </a:stretch>
+                  </pic:blipFill>
+                  <pic:spPr bwMode="auto">
+                    <a:xfrm>
+                      <a:off x="0" y="0"/>
+                      <a:ext cx="4229569" cy="1903306"/>
+                    </a:xfrm>
+                    <a:prstGeom prst="rect">
+                      <a:avLst/>
+                    </a:prstGeom>
+                    <a:noFill/>
+                  </pic:spPr>
+                </pic:pic>
+              </a:graphicData>
+            </a:graphic>
+          </wp:inline>
+        </w:drawing>
+      </w:r>
+    </w:p>
+    <w:p>
+      <w:pPr>
+        <w:pStyle w:val="Subtitle"/>
+        <w:rPr>
+          <w:lang w:val="sv-SE"/>
+        </w:rPr>
+      </w:pPr>
+      <w:r>
+        <w:rPr>
+          <w:lang w:val="sv-SE"/>
+        </w:rPr>
+        <w:t xml:space="preserve">Figur 7: </w:t>
+      </w:r>
+      <w:r>
+        <w:rPr>
+          <w:lang w:val="sv-SE"/>
+        </w:rPr>
+        <w:t>hur spelet renderas på en mobiltelefons webbläsare</w:t>
+      </w:r>
+    </w:p>
+    <w:p>
+      <w:pPr>
+        <w:rPr>
+          <w:lang w:val="sv-SE"/>
+        </w:rPr>
+      </w:pPr>
+      <w:r>
+        <w:rPr>
+          <w:lang w:val="sv-SE"/>
+        </w:rPr>
+        <w:t>Spelet renderas och fungerar väl i ett webbläsarfönster. Det är specifikt anpassat för iPad-skärmar, men</w:t>
+      </w:r>
+      <w:r>
+        <w:rPr>
+          <w:lang w:val="sv-SE"/>
+        </w:rPr>
+        <w:t xml:space="preserve"> det</w:t>
+      </w:r>
+      <w:r>
+        <w:rPr>
+          <w:lang w:val="sv-SE"/>
+        </w:rPr>
+        <w:t xml:space="preserve"> fungerar också på en dator. </w:t>
+      </w:r>
+      <w:r>
+        <w:rPr>
+          <w:lang w:val="sv-SE"/>
+        </w:rPr>
+        <w:t xml:space="preserve">Användargränssnittet är </w:t>
+      </w:r>
+      <w:r>
+        <w:rPr>
+          <w:lang w:val="sv-SE"/>
+        </w:rPr>
+        <w:t xml:space="preserve">enkelt att förstå och använda. Däremot fungerar </w:t>
+      </w:r>
+      <w:r>
+        <w:rPr>
+          <w:lang w:val="sv-SE"/>
+        </w:rPr>
+        <w:t>gränssnittet inte bra på en mobiltelefons webbläsare</w:t>
+      </w:r>
+      <w:r>
+        <w:rPr>
+          <w:lang w:val="sv-SE"/>
+        </w:rPr>
+        <w:t xml:space="preserve"> (</w:t>
+      </w:r>
+      <w:r>
+        <w:rPr>
+          <w:lang w:val="sv-SE"/>
+        </w:rPr>
+        <w:t>se figur 7</w:t>
+      </w:r>
+      <w:r>
+        <w:rPr>
+          <w:lang w:val="sv-SE"/>
+        </w:rPr>
+        <w:t>)</w:t>
+      </w:r>
+      <w:r>
+        <w:rPr>
+          <w:lang w:val="sv-SE"/>
+        </w:rPr>
+        <w:t>.</w:t>
+      </w:r>
+      <w:r>
+        <w:rPr>
+          <w:lang w:val="sv-SE"/>
+        </w:rPr>
+        <w:t xml:space="preserve"> Med mer CSS-kod </w:t>
+      </w:r>
+      <w:r>
+        <w:rPr>
+          <w:lang w:val="sv-SE"/>
+        </w:rPr>
+        <w:t>skulle sidan kunna göras mer responsiv, o</w:t>
+      </w:r>
+      <w:r>
+        <w:rPr>
+          <w:lang w:val="sv-SE"/>
+        </w:rPr>
+        <w:t xml:space="preserve">ch på så sätt anpassad för datorer, surfplattor och mobiltelefoner. </w:t>
+      </w:r>
+      <w:r>
+        <w:rPr>
+          <w:lang w:val="sv-SE"/>
+        </w:rPr>
+        <w:t xml:space="preserve">I det här projektet designades ett spel för iPads, men det skulle vara fördelaktigt </w:t>
+      </w:r>
+      <w:r>
+        <w:rPr>
+          <w:lang w:val="sv-SE"/>
+        </w:rPr>
+        <w:t>om det var mer responsivt med tanke på tillgänglighet.</w:t>
+      </w:r>
+    </w:p>
+    <w:p>
+      <w:pPr>
+        <w:rPr>
+          <w:lang w:val="sv-SE"/>
+        </w:rPr>
+      </w:pPr>
+      <w:r>
+        <w:rPr>
+          <w:lang w:val="sv-SE"/>
+        </w:rPr>
+        <w:t xml:space="preserve">Det finns totalt </w:t>
+      </w:r>
+      <w:r>
+        <w:rPr>
+          <w:lang w:val="sv-SE"/>
+        </w:rPr>
+        <w:t>nio</w:t>
+      </w:r>
+      <w:r>
+        <w:rPr>
+          <w:lang w:val="sv-SE"/>
+        </w:rPr>
+        <w:t xml:space="preserve"> banor</w:t>
       </w:r>
       <w:r>
         <w:rPr>
@@ -4647,6 +5273,7 @@
           <w:id w:val="-1532955459"/>
           <w:citation/>
         </w:sdtPr>
+        <w:sdtEndPr/>
         <w:sdtContent>
           <w:r>
             <w:rPr>
@@ -4744,7 +5371,162 @@
         <w:rPr>
           <w:lang w:val="sv-SE"/>
         </w:rPr>
+        <w:lastRenderedPageBreak/>
         <w:t>ändrades flera gånger utifrån banornas svårhetsgrad.</w:t>
+      </w:r>
+      <w:r>
+        <w:rPr>
+          <w:lang w:val="sv-SE"/>
+        </w:rPr>
+        <w:t xml:space="preserve"> </w:t>
+      </w:r>
+      <w:r>
+        <w:rPr>
+          <w:lang w:val="sv-SE"/>
+        </w:rPr>
+        <w:t xml:space="preserve">I slutändan tycker jag att banorna är lämpligt designade, och följer en </w:t>
+      </w:r>
+      <w:r>
+        <w:rPr>
+          <w:lang w:val="sv-SE"/>
+        </w:rPr>
+        <w:t xml:space="preserve">bra struktur där de blir lite svårare för varje ny nivå, men inte </w:t>
+      </w:r>
+      <w:r>
+        <w:rPr>
+          <w:lang w:val="sv-SE"/>
+        </w:rPr>
+        <w:t>med för mycket.</w:t>
+      </w:r>
+    </w:p>
+    <w:p>
+      <w:pPr>
+        <w:pStyle w:val="Heading2"/>
+        <w:numPr>
+          <w:ilvl w:val="1"/>
+          <w:numId w:val="7"/>
+        </w:numPr>
+        <w:rPr>
+          <w:lang w:val="sv-SE"/>
+        </w:rPr>
+      </w:pPr>
+      <w:r>
+        <w:rPr>
+          <w:lang w:val="sv-SE"/>
+        </w:rPr>
+        <w:t>Koden</w:t>
+      </w:r>
+    </w:p>
+    <w:p>
+      <w:pPr>
+        <w:rPr>
+          <w:lang w:val="sv-SE"/>
+        </w:rPr>
+      </w:pPr>
+      <w:r>
+        <w:rPr>
+          <w:lang w:val="sv-SE"/>
+        </w:rPr>
+        <w:drawing>
+          <wp:inline distT="0" distB="0" distL="0" distR="0" wp14:anchorId="078E877E" wp14:editId="0C6BF5BC">
+            <wp:extent cx="4904509" cy="2856248"/>
+            <wp:effectExtent l="19050" t="19050" r="10795" b="20320"/>
+            <wp:docPr id="137661141" name="Picture 1"/>
+            <wp:cNvGraphicFramePr>
+              <a:graphicFrameLocks xmlns:a="http://schemas.openxmlformats.org/drawingml/2006/main" noChangeAspect="1"/>
+            </wp:cNvGraphicFramePr>
+            <a:graphic xmlns:a="http://schemas.openxmlformats.org/drawingml/2006/main">
+              <a:graphicData uri="http://schemas.openxmlformats.org/drawingml/2006/picture">
+                <pic:pic xmlns:pic="http://schemas.openxmlformats.org/drawingml/2006/picture">
+                  <pic:nvPicPr>
+                    <pic:cNvPr id="137661141" name=""/>
+                    <pic:cNvPicPr/>
+                  </pic:nvPicPr>
+                  <pic:blipFill>
+                    <a:blip r:embed="rId12"/>
+                    <a:stretch>
+                      <a:fillRect/>
+                    </a:stretch>
+                  </pic:blipFill>
+                  <pic:spPr>
+                    <a:xfrm>
+                      <a:off x="0" y="0"/>
+                      <a:ext cx="4932391" cy="2872486"/>
+                    </a:xfrm>
+                    <a:prstGeom prst="rect">
+                      <a:avLst/>
+                    </a:prstGeom>
+                    <a:ln>
+                      <a:solidFill>
+                        <a:schemeClr val="tx1">
+                          <a:lumMod val="95000"/>
+                          <a:lumOff val="5000"/>
+                        </a:schemeClr>
+                      </a:solidFill>
+                    </a:ln>
+                  </pic:spPr>
+                </pic:pic>
+              </a:graphicData>
+            </a:graphic>
+          </wp:inline>
+        </w:drawing>
+      </w:r>
+    </w:p>
+    <w:p>
+      <w:pPr>
+        <w:pStyle w:val="Subtitle"/>
+        <w:rPr>
+          <w:lang w:val="sv-SE"/>
+        </w:rPr>
+      </w:pPr>
+      <w:r>
+        <w:rPr>
+          <w:lang w:val="sv-SE"/>
+        </w:rPr>
+        <w:t>Figur 8: klassdiagram över game.js, ifylld pil innebär relation och tom pil innebär arv</w:t>
+      </w:r>
+    </w:p>
+    <w:p>
+      <w:pPr>
+        <w:rPr>
+          <w:lang w:val="sv-SE"/>
+        </w:rPr>
+      </w:pPr>
+      <w:r>
+        <w:rPr>
+          <w:lang w:val="sv-SE"/>
+        </w:rPr>
+        <w:t>Majoriteten av spelets kod finns i JavaScript-filen game.js.</w:t>
+      </w:r>
+      <w:r>
+        <w:rPr>
+          <w:lang w:val="sv-SE"/>
+        </w:rPr>
+        <w:t xml:space="preserve"> </w:t>
+      </w:r>
+      <w:r>
+        <w:rPr>
+          <w:lang w:val="sv-SE"/>
+        </w:rPr>
+        <w:t>Filen innehåller fyra</w:t>
+      </w:r>
+      <w:r>
+        <w:rPr>
+          <w:lang w:val="sv-SE"/>
+        </w:rPr>
+        <w:t xml:space="preserve"> egna</w:t>
+      </w:r>
+      <w:r>
+        <w:rPr>
+          <w:lang w:val="sv-SE"/>
+        </w:rPr>
+        <w:t xml:space="preserve"> klasser, </w:t>
+      </w:r>
+      <w:r>
+        <w:rPr>
+          <w:lang w:val="sv-SE"/>
+        </w:rPr>
+        <w:t>och två klasser som är inbyggda i Phaser.</w:t>
       </w:r>
     </w:p>
     <w:p>
@@ -4769,6 +5551,7 @@
         </w:numPr>
       </w:pPr>
       <w:r>
+        <w:lastRenderedPageBreak/>
         <w:t>Slutsats</w:t>
       </w:r>
     </w:p>
@@ -4811,6 +5594,7 @@
             </w:numPr>
           </w:pPr>
           <w:r>
+            <w:lastRenderedPageBreak/>
             <w:t>Referenser</w:t>
           </w:r>
         </w:p>
@@ -4979,6 +5763,7 @@
                 <w:pStyle w:val="Bibliography"/>
               </w:pPr>
               <w:r>
+                <w:lastRenderedPageBreak/>
                 <w:t xml:space="preserve">Muscara, A., 2025. How to Submit Your App to the App Store in 2025. [Online] </w:t>
               </w:r>
               <w:r>
@@ -4995,7 +5780,13 @@
                 <w:pStyle w:val="Bibliography"/>
               </w:pPr>
               <w:r>
-                <w:t xml:space="preserve">Norstat, 2023. Skillnad mellan kvalitativ och kvantitativ marknadsundersökning. [Online] </w:t>
+                <w:rPr>
+                  <w:lang w:val="sv-SE"/>
+                </w:rPr>
+                <w:t xml:space="preserve">Norstat, 2023. Skillnad mellan kvalitativ och kvantitativ marknadsundersökning. </w:t>
+              </w:r>
+              <w:r>
+                <w:t xml:space="preserve">[Online] </w:t>
               </w:r>
               <w:r>
                 <w:br/>
@@ -5057,15 +5848,27 @@
             <w:p>
               <w:pPr>
                 <w:pStyle w:val="Bibliography"/>
+                <w:rPr>
+                  <w:lang w:val="da-DK"/>
+                </w:rPr>
               </w:pPr>
               <w:r>
+                <w:rPr>
+                  <w:lang w:val="da-DK"/>
+                </w:rPr>
                 <w:t xml:space="preserve">Skolverket, 2022. Teknik. [Online] </w:t>
               </w:r>
               <w:r>
+                <w:rPr>
+                  <w:lang w:val="da-DK"/>
+                </w:rPr>
                 <w:br/>
                 <w:t>Available at: https://www.skolverket.se/undervisning/grundskolan/kursplaner-for-grundskolan/kursplan?url=907561864%2Fcompulsorycw%2Fjsp%2Fsubject.htm%3FsubjectCode%3DGRGRTEK01%26tos%3Dgr&amp;sv.url=12.6a3421f41969f369f2c9bd1#anchor3</w:t>
               </w:r>
               <w:r>
+                <w:rPr>
+                  <w:lang w:val="da-DK"/>
+                </w:rPr>
                 <w:br/>
                 <w:t>[Använd 2 October 2025].</w:t>
               </w:r>
@@ -5109,6 +5912,7 @@
         </w:numPr>
       </w:pPr>
       <w:r>
+        <w:lastRenderedPageBreak/>
         <w:t>Bilagor</w:t>
       </w:r>
     </w:p>
@@ -5161,12 +5965,12 @@
       </w:r>
     </w:p>
     <w:sectPr>
-      <w:headerReference w:type="even" r:id="rId11"/>
-      <w:headerReference w:type="default" r:id="rId12"/>
-      <w:footerReference w:type="even" r:id="rId13"/>
-      <w:footerReference w:type="default" r:id="rId14"/>
-      <w:headerReference w:type="first" r:id="rId15"/>
-      <w:footerReference w:type="first" r:id="rId16"/>
+      <w:headerReference w:type="even" r:id="rId13"/>
+      <w:headerReference w:type="default" r:id="rId14"/>
+      <w:footerReference w:type="even" r:id="rId15"/>
+      <w:footerReference w:type="default" r:id="rId16"/>
+      <w:headerReference w:type="first" r:id="rId17"/>
+      <w:footerReference w:type="first" r:id="rId18"/>
       <w:pgSz w:w="12240" w:h="15840"/>
       <w:pgMar w:top="1440" w:right="1440" w:bottom="1440" w:left="1440" w:header="720" w:footer="720" w:gutter="0"/>
       <w:cols w:space="720"/>
